--- a/arches_her/docx/Blank Adviser Letter.docx
+++ b/arches_her/docx/Blank Adviser Letter.docx
@@ -1,6 +1,6 @@
 
 <file path=word/document.xml><?xml version="1.0" encoding="utf-8"?>
-<w:document xmlns:wpc="http://schemas.microsoft.com/office/word/2010/wordprocessingCanvas" xmlns:cx="http://schemas.microsoft.com/office/drawing/2014/chartex" xmlns:cx1="http://schemas.microsoft.com/office/drawing/2015/9/8/chartex" xmlns:cx2="http://schemas.microsoft.com/office/drawing/2015/10/21/chartex" xmlns:cx3="http://schemas.microsoft.com/office/drawing/2016/5/9/chartex" xmlns:cx4="http://schemas.microsoft.com/office/drawing/2016/5/10/chartex" xmlns:cx5="http://schemas.microsoft.com/office/drawing/2016/5/11/chartex" xmlns:cx6="http://schemas.microsoft.com/office/drawing/2016/5/12/chartex" xmlns:cx7="http://schemas.microsoft.com/office/drawing/2016/5/13/chartex" xmlns:cx8="http://schemas.microsoft.com/office/drawing/2016/5/14/chartex" xmlns:mc="http://schemas.openxmlformats.org/markup-compatibility/2006" xmlns:aink="http://schemas.microsoft.com/office/drawing/2016/ink" xmlns:am3d="http://schemas.microsoft.com/office/drawing/2017/model3d" xmlns:o="urn:schemas-microsoft-com:office:office" xmlns:oel="http://schemas.microsoft.com/office/2019/extlst" xmlns:r="http://schemas.openxmlformats.org/officeDocument/2006/relationships" xmlns:m="http://schemas.openxmlformats.org/officeDocument/2006/math" xmlns:v="urn:schemas-microsoft-com:vml" xmlns:wp14="http://schemas.microsoft.com/office/word/2010/wordprocessingDrawing" xmlns:wp="http://schemas.openxmlformats.org/drawingml/2006/wordprocessingDrawing" xmlns:w10="urn:schemas-microsoft-com:office:word" xmlns:w="http://schemas.openxmlformats.org/wordprocessingml/2006/main" xmlns:w14="http://schemas.microsoft.com/office/word/2010/wordml" xmlns:w15="http://schemas.microsoft.com/office/word/2012/wordml" xmlns:w16cex="http://schemas.microsoft.com/office/word/2018/wordml/cex" xmlns:w16cid="http://schemas.microsoft.com/office/word/2016/wordml/cid" xmlns:w16="http://schemas.microsoft.com/office/word/2018/wordml" xmlns:w16sdtdh="http://schemas.microsoft.com/office/word/2020/wordml/sdtdatahash" xmlns:w16se="http://schemas.microsoft.com/office/word/2015/wordml/symex" xmlns:wpg="http://schemas.microsoft.com/office/word/2010/wordprocessingGroup" xmlns:wpi="http://schemas.microsoft.com/office/word/2010/wordprocessingInk" xmlns:wne="http://schemas.microsoft.com/office/word/2006/wordml" xmlns:wps="http://schemas.microsoft.com/office/word/2010/wordprocessingShape" mc:Ignorable="w14 w15 w16se w16cid w16 w16cex w16sdtdh wp14">
+<w:document xmlns:wpc="http://schemas.microsoft.com/office/word/2010/wordprocessingCanvas" xmlns:cx="http://schemas.microsoft.com/office/drawing/2014/chartex" xmlns:cx1="http://schemas.microsoft.com/office/drawing/2015/9/8/chartex" xmlns:cx2="http://schemas.microsoft.com/office/drawing/2015/10/21/chartex" xmlns:cx3="http://schemas.microsoft.com/office/drawing/2016/5/9/chartex" xmlns:cx4="http://schemas.microsoft.com/office/drawing/2016/5/10/chartex" xmlns:cx5="http://schemas.microsoft.com/office/drawing/2016/5/11/chartex" xmlns:cx6="http://schemas.microsoft.com/office/drawing/2016/5/12/chartex" xmlns:cx7="http://schemas.microsoft.com/office/drawing/2016/5/13/chartex" xmlns:cx8="http://schemas.microsoft.com/office/drawing/2016/5/14/chartex" xmlns:mc="http://schemas.openxmlformats.org/markup-compatibility/2006" xmlns:aink="http://schemas.microsoft.com/office/drawing/2016/ink" xmlns:am3d="http://schemas.microsoft.com/office/drawing/2017/model3d" xmlns:o="urn:schemas-microsoft-com:office:office" xmlns:oel="http://schemas.microsoft.com/office/2019/extlst" xmlns:r="http://schemas.openxmlformats.org/officeDocument/2006/relationships" xmlns:m="http://schemas.openxmlformats.org/officeDocument/2006/math" xmlns:v="urn:schemas-microsoft-com:vml" xmlns:wp14="http://schemas.microsoft.com/office/word/2010/wordprocessingDrawing" xmlns:wp="http://schemas.openxmlformats.org/drawingml/2006/wordprocessingDrawing" xmlns:w10="urn:schemas-microsoft-com:office:word" xmlns:w="http://schemas.openxmlformats.org/wordprocessingml/2006/main" xmlns:w14="http://schemas.microsoft.com/office/word/2010/wordml" xmlns:w15="http://schemas.microsoft.com/office/word/2012/wordml" xmlns:w16cex="http://schemas.microsoft.com/office/word/2018/wordml/cex" xmlns:w16cid="http://schemas.microsoft.com/office/word/2016/wordml/cid" xmlns:w16="http://schemas.microsoft.com/office/word/2018/wordml" xmlns:w16du="http://schemas.microsoft.com/office/word/2023/wordml/word16du" xmlns:w16sdtdh="http://schemas.microsoft.com/office/word/2020/wordml/sdtdatahash" xmlns:w16se="http://schemas.microsoft.com/office/word/2015/wordml/symex" xmlns:wpg="http://schemas.microsoft.com/office/word/2010/wordprocessingGroup" xmlns:wpi="http://schemas.microsoft.com/office/word/2010/wordprocessingInk" xmlns:wne="http://schemas.microsoft.com/office/word/2006/wordml" xmlns:wps="http://schemas.microsoft.com/office/word/2010/wordprocessingShape" mc:Ignorable="w14 w15 w16se w16cid w16 w16cex w16sdtdh w16du wp14">
   <w:body>
     <w:tbl>
       <w:tblPr>
@@ -395,7 +395,7 @@
           <w:b/>
           <w:bCs/>
         </w:rPr>
-        <w:t>3</w:t>
+        <w:t>4</w:t>
       </w:r>
     </w:p>
     <w:p>
@@ -698,15 +698,7 @@
         <w:spacing w:after="0" w:line="240" w:lineRule="auto"/>
       </w:pPr>
       <w:r>
-        <w:t xml:space="preserve">London and </w:t>
-      </w:r>
-      <w:proofErr w:type="gramStart"/>
-      <w:r>
-        <w:t>South East</w:t>
-      </w:r>
-      <w:proofErr w:type="gramEnd"/>
-      <w:r>
-        <w:t xml:space="preserve"> Region</w:t>
+        <w:t>London and South East Region</w:t>
       </w:r>
     </w:p>
     <w:sectPr>
@@ -721,7 +713,7 @@
 </file>
 
 <file path=word/endnotes.xml><?xml version="1.0" encoding="utf-8"?>
-<w:endnotes xmlns:wpc="http://schemas.microsoft.com/office/word/2010/wordprocessingCanvas" xmlns:cx="http://schemas.microsoft.com/office/drawing/2014/chartex" xmlns:cx1="http://schemas.microsoft.com/office/drawing/2015/9/8/chartex" xmlns:cx2="http://schemas.microsoft.com/office/drawing/2015/10/21/chartex" xmlns:cx3="http://schemas.microsoft.com/office/drawing/2016/5/9/chartex" xmlns:cx4="http://schemas.microsoft.com/office/drawing/2016/5/10/chartex" xmlns:cx5="http://schemas.microsoft.com/office/drawing/2016/5/11/chartex" xmlns:cx6="http://schemas.microsoft.com/office/drawing/2016/5/12/chartex" xmlns:cx7="http://schemas.microsoft.com/office/drawing/2016/5/13/chartex" xmlns:cx8="http://schemas.microsoft.com/office/drawing/2016/5/14/chartex" xmlns:mc="http://schemas.openxmlformats.org/markup-compatibility/2006" xmlns:aink="http://schemas.microsoft.com/office/drawing/2016/ink" xmlns:am3d="http://schemas.microsoft.com/office/drawing/2017/model3d" xmlns:o="urn:schemas-microsoft-com:office:office" xmlns:oel="http://schemas.microsoft.com/office/2019/extlst" xmlns:r="http://schemas.openxmlformats.org/officeDocument/2006/relationships" xmlns:m="http://schemas.openxmlformats.org/officeDocument/2006/math" xmlns:v="urn:schemas-microsoft-com:vml" xmlns:wp14="http://schemas.microsoft.com/office/word/2010/wordprocessingDrawing" xmlns:wp="http://schemas.openxmlformats.org/drawingml/2006/wordprocessingDrawing" xmlns:w10="urn:schemas-microsoft-com:office:word" xmlns:w="http://schemas.openxmlformats.org/wordprocessingml/2006/main" xmlns:w14="http://schemas.microsoft.com/office/word/2010/wordml" xmlns:w15="http://schemas.microsoft.com/office/word/2012/wordml" xmlns:w16cex="http://schemas.microsoft.com/office/word/2018/wordml/cex" xmlns:w16cid="http://schemas.microsoft.com/office/word/2016/wordml/cid" xmlns:w16="http://schemas.microsoft.com/office/word/2018/wordml" xmlns:w16sdtdh="http://schemas.microsoft.com/office/word/2020/wordml/sdtdatahash" xmlns:w16se="http://schemas.microsoft.com/office/word/2015/wordml/symex" xmlns:wpg="http://schemas.microsoft.com/office/word/2010/wordprocessingGroup" xmlns:wpi="http://schemas.microsoft.com/office/word/2010/wordprocessingInk" xmlns:wne="http://schemas.microsoft.com/office/word/2006/wordml" xmlns:wps="http://schemas.microsoft.com/office/word/2010/wordprocessingShape" mc:Ignorable="w14 w15 w16se w16cid w16 w16cex w16sdtdh wp14">
+<w:endnotes xmlns:wpc="http://schemas.microsoft.com/office/word/2010/wordprocessingCanvas" xmlns:cx="http://schemas.microsoft.com/office/drawing/2014/chartex" xmlns:cx1="http://schemas.microsoft.com/office/drawing/2015/9/8/chartex" xmlns:cx2="http://schemas.microsoft.com/office/drawing/2015/10/21/chartex" xmlns:cx3="http://schemas.microsoft.com/office/drawing/2016/5/9/chartex" xmlns:cx4="http://schemas.microsoft.com/office/drawing/2016/5/10/chartex" xmlns:cx5="http://schemas.microsoft.com/office/drawing/2016/5/11/chartex" xmlns:cx6="http://schemas.microsoft.com/office/drawing/2016/5/12/chartex" xmlns:cx7="http://schemas.microsoft.com/office/drawing/2016/5/13/chartex" xmlns:cx8="http://schemas.microsoft.com/office/drawing/2016/5/14/chartex" xmlns:mc="http://schemas.openxmlformats.org/markup-compatibility/2006" xmlns:aink="http://schemas.microsoft.com/office/drawing/2016/ink" xmlns:am3d="http://schemas.microsoft.com/office/drawing/2017/model3d" xmlns:o="urn:schemas-microsoft-com:office:office" xmlns:oel="http://schemas.microsoft.com/office/2019/extlst" xmlns:r="http://schemas.openxmlformats.org/officeDocument/2006/relationships" xmlns:m="http://schemas.openxmlformats.org/officeDocument/2006/math" xmlns:v="urn:schemas-microsoft-com:vml" xmlns:wp14="http://schemas.microsoft.com/office/word/2010/wordprocessingDrawing" xmlns:wp="http://schemas.openxmlformats.org/drawingml/2006/wordprocessingDrawing" xmlns:w10="urn:schemas-microsoft-com:office:word" xmlns:w="http://schemas.openxmlformats.org/wordprocessingml/2006/main" xmlns:w14="http://schemas.microsoft.com/office/word/2010/wordml" xmlns:w15="http://schemas.microsoft.com/office/word/2012/wordml" xmlns:w16cex="http://schemas.microsoft.com/office/word/2018/wordml/cex" xmlns:w16cid="http://schemas.microsoft.com/office/word/2016/wordml/cid" xmlns:w16="http://schemas.microsoft.com/office/word/2018/wordml" xmlns:w16du="http://schemas.microsoft.com/office/word/2023/wordml/word16du" xmlns:w16sdtdh="http://schemas.microsoft.com/office/word/2020/wordml/sdtdatahash" xmlns:w16se="http://schemas.microsoft.com/office/word/2015/wordml/symex" xmlns:wpg="http://schemas.microsoft.com/office/word/2010/wordprocessingGroup" xmlns:wpi="http://schemas.microsoft.com/office/word/2010/wordprocessingInk" xmlns:wne="http://schemas.microsoft.com/office/word/2006/wordml" xmlns:wps="http://schemas.microsoft.com/office/word/2010/wordprocessingShape" mc:Ignorable="w14 w15 w16se w16cid w16 w16cex w16sdtdh w16du wp14">
   <w:endnote w:type="separator" w:id="-1">
     <w:p>
       <w:pPr>
@@ -746,7 +738,7 @@
 </file>
 
 <file path=word/footer1.xml><?xml version="1.0" encoding="utf-8"?>
-<w:ftr xmlns:wpc="http://schemas.microsoft.com/office/word/2010/wordprocessingCanvas" xmlns:cx="http://schemas.microsoft.com/office/drawing/2014/chartex" xmlns:cx1="http://schemas.microsoft.com/office/drawing/2015/9/8/chartex" xmlns:cx2="http://schemas.microsoft.com/office/drawing/2015/10/21/chartex" xmlns:cx3="http://schemas.microsoft.com/office/drawing/2016/5/9/chartex" xmlns:cx4="http://schemas.microsoft.com/office/drawing/2016/5/10/chartex" xmlns:cx5="http://schemas.microsoft.com/office/drawing/2016/5/11/chartex" xmlns:cx6="http://schemas.microsoft.com/office/drawing/2016/5/12/chartex" xmlns:cx7="http://schemas.microsoft.com/office/drawing/2016/5/13/chartex" xmlns:cx8="http://schemas.microsoft.com/office/drawing/2016/5/14/chartex" xmlns:mc="http://schemas.openxmlformats.org/markup-compatibility/2006" xmlns:aink="http://schemas.microsoft.com/office/drawing/2016/ink" xmlns:am3d="http://schemas.microsoft.com/office/drawing/2017/model3d" xmlns:o="urn:schemas-microsoft-com:office:office" xmlns:oel="http://schemas.microsoft.com/office/2019/extlst" xmlns:r="http://schemas.openxmlformats.org/officeDocument/2006/relationships" xmlns:m="http://schemas.openxmlformats.org/officeDocument/2006/math" xmlns:v="urn:schemas-microsoft-com:vml" xmlns:wp14="http://schemas.microsoft.com/office/word/2010/wordprocessingDrawing" xmlns:wp="http://schemas.openxmlformats.org/drawingml/2006/wordprocessingDrawing" xmlns:w10="urn:schemas-microsoft-com:office:word" xmlns:w="http://schemas.openxmlformats.org/wordprocessingml/2006/main" xmlns:w14="http://schemas.microsoft.com/office/word/2010/wordml" xmlns:w15="http://schemas.microsoft.com/office/word/2012/wordml" xmlns:w16cex="http://schemas.microsoft.com/office/word/2018/wordml/cex" xmlns:w16cid="http://schemas.microsoft.com/office/word/2016/wordml/cid" xmlns:w16="http://schemas.microsoft.com/office/word/2018/wordml" xmlns:w16sdtdh="http://schemas.microsoft.com/office/word/2020/wordml/sdtdatahash" xmlns:w16se="http://schemas.microsoft.com/office/word/2015/wordml/symex" xmlns:wpg="http://schemas.microsoft.com/office/word/2010/wordprocessingGroup" xmlns:wpi="http://schemas.microsoft.com/office/word/2010/wordprocessingInk" xmlns:wne="http://schemas.microsoft.com/office/word/2006/wordml" xmlns:wps="http://schemas.microsoft.com/office/word/2010/wordprocessingShape" mc:Ignorable="w14 w15 w16se w16cid w16 w16cex w16sdtdh wp14">
+<w:ftr xmlns:wpc="http://schemas.microsoft.com/office/word/2010/wordprocessingCanvas" xmlns:cx="http://schemas.microsoft.com/office/drawing/2014/chartex" xmlns:cx1="http://schemas.microsoft.com/office/drawing/2015/9/8/chartex" xmlns:cx2="http://schemas.microsoft.com/office/drawing/2015/10/21/chartex" xmlns:cx3="http://schemas.microsoft.com/office/drawing/2016/5/9/chartex" xmlns:cx4="http://schemas.microsoft.com/office/drawing/2016/5/10/chartex" xmlns:cx5="http://schemas.microsoft.com/office/drawing/2016/5/11/chartex" xmlns:cx6="http://schemas.microsoft.com/office/drawing/2016/5/12/chartex" xmlns:cx7="http://schemas.microsoft.com/office/drawing/2016/5/13/chartex" xmlns:cx8="http://schemas.microsoft.com/office/drawing/2016/5/14/chartex" xmlns:mc="http://schemas.openxmlformats.org/markup-compatibility/2006" xmlns:aink="http://schemas.microsoft.com/office/drawing/2016/ink" xmlns:am3d="http://schemas.microsoft.com/office/drawing/2017/model3d" xmlns:o="urn:schemas-microsoft-com:office:office" xmlns:oel="http://schemas.microsoft.com/office/2019/extlst" xmlns:r="http://schemas.openxmlformats.org/officeDocument/2006/relationships" xmlns:m="http://schemas.openxmlformats.org/officeDocument/2006/math" xmlns:v="urn:schemas-microsoft-com:vml" xmlns:wp14="http://schemas.microsoft.com/office/word/2010/wordprocessingDrawing" xmlns:wp="http://schemas.openxmlformats.org/drawingml/2006/wordprocessingDrawing" xmlns:w10="urn:schemas-microsoft-com:office:word" xmlns:w="http://schemas.openxmlformats.org/wordprocessingml/2006/main" xmlns:w14="http://schemas.microsoft.com/office/word/2010/wordml" xmlns:w15="http://schemas.microsoft.com/office/word/2012/wordml" xmlns:w16cex="http://schemas.microsoft.com/office/word/2018/wordml/cex" xmlns:w16cid="http://schemas.microsoft.com/office/word/2016/wordml/cid" xmlns:w16="http://schemas.microsoft.com/office/word/2018/wordml" xmlns:w16du="http://schemas.microsoft.com/office/word/2023/wordml/word16du" xmlns:w16sdtdh="http://schemas.microsoft.com/office/word/2020/wordml/sdtdatahash" xmlns:w16se="http://schemas.microsoft.com/office/word/2015/wordml/symex" xmlns:wpg="http://schemas.microsoft.com/office/word/2010/wordprocessingGroup" xmlns:wpi="http://schemas.microsoft.com/office/word/2010/wordprocessingInk" xmlns:wne="http://schemas.microsoft.com/office/word/2006/wordml" xmlns:wps="http://schemas.microsoft.com/office/word/2010/wordprocessingShape" mc:Ignorable="w14 w15 w16se w16cid w16 w16cex w16sdtdh w16du wp14">
   <w:tbl>
     <w:tblPr>
       <w:tblW w:w="10438" w:type="dxa"/>
@@ -898,25 +890,7 @@
               <w:spacing w:val="5"/>
               <w:sz w:val="16"/>
             </w:rPr>
-            <w:t xml:space="preserve">25 </w:t>
-          </w:r>
-          <w:proofErr w:type="spellStart"/>
-          <w:r>
-            <w:rPr>
-              <w:rFonts w:eastAsia="Calibri"/>
-              <w:spacing w:val="5"/>
-              <w:sz w:val="16"/>
-            </w:rPr>
-            <w:t>Dowgate</w:t>
-          </w:r>
-          <w:proofErr w:type="spellEnd"/>
-          <w:r>
-            <w:rPr>
-              <w:rFonts w:eastAsia="Calibri"/>
-              <w:spacing w:val="5"/>
-              <w:sz w:val="16"/>
-            </w:rPr>
-            <w:t xml:space="preserve"> Hill, </w:t>
+            <w:t xml:space="preserve">25 Dowgate Hill, </w:t>
           </w:r>
           <w:r>
             <w:rPr>
@@ -967,25 +941,7 @@
               <w:spacing w:val="5"/>
               <w:sz w:val="16"/>
             </w:rPr>
-            <w:t xml:space="preserve">Telephone 020 7973 </w:t>
-          </w:r>
-          <w:proofErr w:type="gramStart"/>
-          <w:r>
-            <w:rPr>
-              <w:rFonts w:eastAsia="Calibri"/>
-              <w:spacing w:val="5"/>
-              <w:sz w:val="16"/>
-            </w:rPr>
-            <w:t>3700  Facsimile</w:t>
-          </w:r>
-          <w:proofErr w:type="gramEnd"/>
-          <w:r>
-            <w:rPr>
-              <w:rFonts w:eastAsia="Calibri"/>
-              <w:spacing w:val="5"/>
-              <w:sz w:val="16"/>
-            </w:rPr>
-            <w:t xml:space="preserve"> 020 7973 3001</w:t>
+            <w:t>Telephone 020 7973 3700  Facsimile 020 7973 3001</w:t>
           </w:r>
         </w:p>
         <w:p>
@@ -1098,7 +1054,7 @@
 </file>
 
 <file path=word/footnotes.xml><?xml version="1.0" encoding="utf-8"?>
-<w:footnotes xmlns:wpc="http://schemas.microsoft.com/office/word/2010/wordprocessingCanvas" xmlns:cx="http://schemas.microsoft.com/office/drawing/2014/chartex" xmlns:cx1="http://schemas.microsoft.com/office/drawing/2015/9/8/chartex" xmlns:cx2="http://schemas.microsoft.com/office/drawing/2015/10/21/chartex" xmlns:cx3="http://schemas.microsoft.com/office/drawing/2016/5/9/chartex" xmlns:cx4="http://schemas.microsoft.com/office/drawing/2016/5/10/chartex" xmlns:cx5="http://schemas.microsoft.com/office/drawing/2016/5/11/chartex" xmlns:cx6="http://schemas.microsoft.com/office/drawing/2016/5/12/chartex" xmlns:cx7="http://schemas.microsoft.com/office/drawing/2016/5/13/chartex" xmlns:cx8="http://schemas.microsoft.com/office/drawing/2016/5/14/chartex" xmlns:mc="http://schemas.openxmlformats.org/markup-compatibility/2006" xmlns:aink="http://schemas.microsoft.com/office/drawing/2016/ink" xmlns:am3d="http://schemas.microsoft.com/office/drawing/2017/model3d" xmlns:o="urn:schemas-microsoft-com:office:office" xmlns:oel="http://schemas.microsoft.com/office/2019/extlst" xmlns:r="http://schemas.openxmlformats.org/officeDocument/2006/relationships" xmlns:m="http://schemas.openxmlformats.org/officeDocument/2006/math" xmlns:v="urn:schemas-microsoft-com:vml" xmlns:wp14="http://schemas.microsoft.com/office/word/2010/wordprocessingDrawing" xmlns:wp="http://schemas.openxmlformats.org/drawingml/2006/wordprocessingDrawing" xmlns:w10="urn:schemas-microsoft-com:office:word" xmlns:w="http://schemas.openxmlformats.org/wordprocessingml/2006/main" xmlns:w14="http://schemas.microsoft.com/office/word/2010/wordml" xmlns:w15="http://schemas.microsoft.com/office/word/2012/wordml" xmlns:w16cex="http://schemas.microsoft.com/office/word/2018/wordml/cex" xmlns:w16cid="http://schemas.microsoft.com/office/word/2016/wordml/cid" xmlns:w16="http://schemas.microsoft.com/office/word/2018/wordml" xmlns:w16sdtdh="http://schemas.microsoft.com/office/word/2020/wordml/sdtdatahash" xmlns:w16se="http://schemas.microsoft.com/office/word/2015/wordml/symex" xmlns:wpg="http://schemas.microsoft.com/office/word/2010/wordprocessingGroup" xmlns:wpi="http://schemas.microsoft.com/office/word/2010/wordprocessingInk" xmlns:wne="http://schemas.microsoft.com/office/word/2006/wordml" xmlns:wps="http://schemas.microsoft.com/office/word/2010/wordprocessingShape" mc:Ignorable="w14 w15 w16se w16cid w16 w16cex w16sdtdh wp14">
+<w:footnotes xmlns:wpc="http://schemas.microsoft.com/office/word/2010/wordprocessingCanvas" xmlns:cx="http://schemas.microsoft.com/office/drawing/2014/chartex" xmlns:cx1="http://schemas.microsoft.com/office/drawing/2015/9/8/chartex" xmlns:cx2="http://schemas.microsoft.com/office/drawing/2015/10/21/chartex" xmlns:cx3="http://schemas.microsoft.com/office/drawing/2016/5/9/chartex" xmlns:cx4="http://schemas.microsoft.com/office/drawing/2016/5/10/chartex" xmlns:cx5="http://schemas.microsoft.com/office/drawing/2016/5/11/chartex" xmlns:cx6="http://schemas.microsoft.com/office/drawing/2016/5/12/chartex" xmlns:cx7="http://schemas.microsoft.com/office/drawing/2016/5/13/chartex" xmlns:cx8="http://schemas.microsoft.com/office/drawing/2016/5/14/chartex" xmlns:mc="http://schemas.openxmlformats.org/markup-compatibility/2006" xmlns:aink="http://schemas.microsoft.com/office/drawing/2016/ink" xmlns:am3d="http://schemas.microsoft.com/office/drawing/2017/model3d" xmlns:o="urn:schemas-microsoft-com:office:office" xmlns:oel="http://schemas.microsoft.com/office/2019/extlst" xmlns:r="http://schemas.openxmlformats.org/officeDocument/2006/relationships" xmlns:m="http://schemas.openxmlformats.org/officeDocument/2006/math" xmlns:v="urn:schemas-microsoft-com:vml" xmlns:wp14="http://schemas.microsoft.com/office/word/2010/wordprocessingDrawing" xmlns:wp="http://schemas.openxmlformats.org/drawingml/2006/wordprocessingDrawing" xmlns:w10="urn:schemas-microsoft-com:office:word" xmlns:w="http://schemas.openxmlformats.org/wordprocessingml/2006/main" xmlns:w14="http://schemas.microsoft.com/office/word/2010/wordml" xmlns:w15="http://schemas.microsoft.com/office/word/2012/wordml" xmlns:w16cex="http://schemas.microsoft.com/office/word/2018/wordml/cex" xmlns:w16cid="http://schemas.microsoft.com/office/word/2016/wordml/cid" xmlns:w16="http://schemas.microsoft.com/office/word/2018/wordml" xmlns:w16du="http://schemas.microsoft.com/office/word/2023/wordml/word16du" xmlns:w16sdtdh="http://schemas.microsoft.com/office/word/2020/wordml/sdtdatahash" xmlns:w16se="http://schemas.microsoft.com/office/word/2015/wordml/symex" xmlns:wpg="http://schemas.microsoft.com/office/word/2010/wordprocessingGroup" xmlns:wpi="http://schemas.microsoft.com/office/word/2010/wordprocessingInk" xmlns:wne="http://schemas.microsoft.com/office/word/2006/wordml" xmlns:wps="http://schemas.microsoft.com/office/word/2010/wordprocessingShape" mc:Ignorable="w14 w15 w16se w16cid w16 w16cex w16sdtdh w16du wp14">
   <w:footnote w:type="separator" w:id="-1">
     <w:p>
       <w:pPr>
@@ -1123,7 +1079,7 @@
 </file>
 
 <file path=word/styles.xml><?xml version="1.0" encoding="utf-8"?>
-<w:styles xmlns:mc="http://schemas.openxmlformats.org/markup-compatibility/2006" xmlns:r="http://schemas.openxmlformats.org/officeDocument/2006/relationships" xmlns:w="http://schemas.openxmlformats.org/wordprocessingml/2006/main" xmlns:w14="http://schemas.microsoft.com/office/word/2010/wordml" xmlns:w15="http://schemas.microsoft.com/office/word/2012/wordml" xmlns:w16cex="http://schemas.microsoft.com/office/word/2018/wordml/cex" xmlns:w16cid="http://schemas.microsoft.com/office/word/2016/wordml/cid" xmlns:w16="http://schemas.microsoft.com/office/word/2018/wordml" xmlns:w16sdtdh="http://schemas.microsoft.com/office/word/2020/wordml/sdtdatahash" xmlns:w16se="http://schemas.microsoft.com/office/word/2015/wordml/symex" mc:Ignorable="w14 w15 w16se w16cid w16 w16cex w16sdtdh">
+<w:styles xmlns:mc="http://schemas.openxmlformats.org/markup-compatibility/2006" xmlns:r="http://schemas.openxmlformats.org/officeDocument/2006/relationships" xmlns:w="http://schemas.openxmlformats.org/wordprocessingml/2006/main" xmlns:w14="http://schemas.microsoft.com/office/word/2010/wordml" xmlns:w15="http://schemas.microsoft.com/office/word/2012/wordml" xmlns:w16cex="http://schemas.microsoft.com/office/word/2018/wordml/cex" xmlns:w16cid="http://schemas.microsoft.com/office/word/2016/wordml/cid" xmlns:w16="http://schemas.microsoft.com/office/word/2018/wordml" xmlns:w16du="http://schemas.microsoft.com/office/word/2023/wordml/word16du" xmlns:w16sdtdh="http://schemas.microsoft.com/office/word/2020/wordml/sdtdatahash" xmlns:w16se="http://schemas.microsoft.com/office/word/2015/wordml/symex" mc:Ignorable="w14 w15 w16se w16cid w16 w16cex w16sdtdh w16du">
   <w:docDefaults>
     <w:rPrDefault>
       <w:rPr>
@@ -1994,15 +1950,6 @@
 </file>
 
 <file path=customXml/item2.xml><?xml version="1.0" encoding="utf-8"?>
-<?mso-contentType ?>
-<FormTemplates xmlns="http://schemas.microsoft.com/sharepoint/v3/contenttype/forms">
-  <Display>DocumentLibraryForm</Display>
-  <Edit>DocumentLibraryForm</Edit>
-  <New>DocumentLibraryForm</New>
-</FormTemplates>
-</file>
-
-<file path=customXml/item3.xml><?xml version="1.0" encoding="utf-8"?>
 <ct:contentTypeSchema xmlns:ct="http://schemas.microsoft.com/office/2006/metadata/contentType" xmlns:ma="http://schemas.microsoft.com/office/2006/metadata/properties/metaAttributes" ct:_="" ma:_="" ma:contentTypeName="Document" ma:contentTypeID="0x010100B414C6717266E74190F05281F89E6026" ma:contentTypeVersion="17" ma:contentTypeDescription="Create a new document." ma:contentTypeScope="" ma:versionID="2343acd8ed4986af9035717c377e987b">
   <xsd:schema xmlns:xsd="http://www.w3.org/2001/XMLSchema" xmlns:xs="http://www.w3.org/2001/XMLSchema" xmlns:p="http://schemas.microsoft.com/office/2006/metadata/properties" xmlns:ns2="06cfe00f-839a-4df9-b5c7-4ebac7d0c360" xmlns:ns3="610ec4a7-94b8-4d25-ad4b-84626814a18d" xmlns:ns4="bb952b06-3268-4e55-b0fe-9eb49669fc08" targetNamespace="http://schemas.microsoft.com/office/2006/metadata/properties" ma:root="true" ma:fieldsID="80560962e75b60efe544312e13b264a5" ns2:_="" ns3:_="" ns4:_="">
     <xsd:import namespace="06cfe00f-839a-4df9-b5c7-4ebac7d0c360"/>
@@ -2258,6 +2205,15 @@
 </ct:contentTypeSchema>
 </file>
 
+<file path=customXml/item3.xml><?xml version="1.0" encoding="utf-8"?>
+<?mso-contentType ?>
+<FormTemplates xmlns="http://schemas.microsoft.com/sharepoint/v3/contenttype/forms">
+  <Display>DocumentLibraryForm</Display>
+  <Edit>DocumentLibraryForm</Edit>
+  <New>DocumentLibraryForm</New>
+</FormTemplates>
+</file>
+
 <file path=customXml/itemProps1.xml><?xml version="1.0" encoding="utf-8"?>
 <ds:datastoreItem xmlns:ds="http://schemas.openxmlformats.org/officeDocument/2006/customXml" ds:itemID="{5C7AE9E9-0CB8-4407-AF10-4E5D381709F6}">
   <ds:schemaRefs>
@@ -2270,14 +2226,6 @@
 </file>
 
 <file path=customXml/itemProps2.xml><?xml version="1.0" encoding="utf-8"?>
-<ds:datastoreItem xmlns:ds="http://schemas.openxmlformats.org/officeDocument/2006/customXml" ds:itemID="{A5F0A144-934D-4A66-917F-A2E57EEB6C14}">
-  <ds:schemaRefs>
-    <ds:schemaRef ds:uri="http://schemas.microsoft.com/sharepoint/v3/contenttype/forms"/>
-  </ds:schemaRefs>
-</ds:datastoreItem>
-</file>
-
-<file path=customXml/itemProps3.xml><?xml version="1.0" encoding="utf-8"?>
 <ds:datastoreItem xmlns:ds="http://schemas.openxmlformats.org/officeDocument/2006/customXml" ds:itemID="{5A6C0E50-7B7F-4115-9006-E88C6F1E8495}">
   <ds:schemaRefs>
     <ds:schemaRef ds:uri="http://schemas.microsoft.com/office/2006/metadata/contentType"/>
@@ -2295,4 +2243,12 @@
     <ds:schemaRef ds:uri="http://schemas.microsoft.com/internal/obd"/>
   </ds:schemaRefs>
 </ds:datastoreItem>
+</file>
+
+<file path=customXml/itemProps3.xml><?xml version="1.0" encoding="utf-8"?>
+<ds:datastoreItem xmlns:ds="http://schemas.openxmlformats.org/officeDocument/2006/customXml" ds:itemID="{A5F0A144-934D-4A66-917F-A2E57EEB6C14}">
+  <ds:schemaRefs>
+    <ds:schemaRef ds:uri="http://schemas.microsoft.com/sharepoint/v3/contenttype/forms"/>
+  </ds:schemaRefs>
+</ds:datastoreItem>
 </file>
--- a/arches_her/docx/Blank Adviser Letter.docx
+++ b/arches_her/docx/Blank Adviser Letter.docx
@@ -1,143 +1,358 @@
 
 <file path=word/document.xml><?xml version="1.0" encoding="utf-8"?>
-<w:document xmlns:wpc="http://schemas.microsoft.com/office/word/2010/wordprocessingCanvas" xmlns:cx="http://schemas.microsoft.com/office/drawing/2014/chartex" xmlns:cx1="http://schemas.microsoft.com/office/drawing/2015/9/8/chartex" xmlns:cx2="http://schemas.microsoft.com/office/drawing/2015/10/21/chartex" xmlns:cx3="http://schemas.microsoft.com/office/drawing/2016/5/9/chartex" xmlns:cx4="http://schemas.microsoft.com/office/drawing/2016/5/10/chartex" xmlns:cx5="http://schemas.microsoft.com/office/drawing/2016/5/11/chartex" xmlns:cx6="http://schemas.microsoft.com/office/drawing/2016/5/12/chartex" xmlns:cx7="http://schemas.microsoft.com/office/drawing/2016/5/13/chartex" xmlns:cx8="http://schemas.microsoft.com/office/drawing/2016/5/14/chartex" xmlns:mc="http://schemas.openxmlformats.org/markup-compatibility/2006" xmlns:aink="http://schemas.microsoft.com/office/drawing/2016/ink" xmlns:am3d="http://schemas.microsoft.com/office/drawing/2017/model3d" xmlns:o="urn:schemas-microsoft-com:office:office" xmlns:oel="http://schemas.microsoft.com/office/2019/extlst" xmlns:r="http://schemas.openxmlformats.org/officeDocument/2006/relationships" xmlns:m="http://schemas.openxmlformats.org/officeDocument/2006/math" xmlns:v="urn:schemas-microsoft-com:vml" xmlns:wp14="http://schemas.microsoft.com/office/word/2010/wordprocessingDrawing" xmlns:wp="http://schemas.openxmlformats.org/drawingml/2006/wordprocessingDrawing" xmlns:w10="urn:schemas-microsoft-com:office:word" xmlns:w="http://schemas.openxmlformats.org/wordprocessingml/2006/main" xmlns:w14="http://schemas.microsoft.com/office/word/2010/wordml" xmlns:w15="http://schemas.microsoft.com/office/word/2012/wordml" xmlns:w16cex="http://schemas.microsoft.com/office/word/2018/wordml/cex" xmlns:w16cid="http://schemas.microsoft.com/office/word/2016/wordml/cid" xmlns:w16="http://schemas.microsoft.com/office/word/2018/wordml" xmlns:w16du="http://schemas.microsoft.com/office/word/2023/wordml/word16du" xmlns:w16sdtdh="http://schemas.microsoft.com/office/word/2020/wordml/sdtdatahash" xmlns:w16se="http://schemas.microsoft.com/office/word/2015/wordml/symex" xmlns:wpg="http://schemas.microsoft.com/office/word/2010/wordprocessingGroup" xmlns:wpi="http://schemas.microsoft.com/office/word/2010/wordprocessingInk" xmlns:wne="http://schemas.microsoft.com/office/word/2006/wordml" xmlns:wps="http://schemas.microsoft.com/office/word/2010/wordprocessingShape" mc:Ignorable="w14 w15 w16se w16cid w16 w16cex w16sdtdh w16du wp14">
+<w:document xmlns:wpc="http://schemas.microsoft.com/office/word/2010/wordprocessingCanvas" xmlns:cx="http://schemas.microsoft.com/office/drawing/2014/chartex" xmlns:cx1="http://schemas.microsoft.com/office/drawing/2015/9/8/chartex" xmlns:cx2="http://schemas.microsoft.com/office/drawing/2015/10/21/chartex" xmlns:cx3="http://schemas.microsoft.com/office/drawing/2016/5/9/chartex" xmlns:cx4="http://schemas.microsoft.com/office/drawing/2016/5/10/chartex" xmlns:cx5="http://schemas.microsoft.com/office/drawing/2016/5/11/chartex" xmlns:cx6="http://schemas.microsoft.com/office/drawing/2016/5/12/chartex" xmlns:cx7="http://schemas.microsoft.com/office/drawing/2016/5/13/chartex" xmlns:cx8="http://schemas.microsoft.com/office/drawing/2016/5/14/chartex" xmlns:mc="http://schemas.openxmlformats.org/markup-compatibility/2006" xmlns:aink="http://schemas.microsoft.com/office/drawing/2016/ink" xmlns:am3d="http://schemas.microsoft.com/office/drawing/2017/model3d" xmlns:o="urn:schemas-microsoft-com:office:office" xmlns:oel="http://schemas.microsoft.com/office/2019/extlst" xmlns:r="http://schemas.openxmlformats.org/officeDocument/2006/relationships" xmlns:m="http://schemas.openxmlformats.org/officeDocument/2006/math" xmlns:v="urn:schemas-microsoft-com:vml" xmlns:wp14="http://schemas.microsoft.com/office/word/2010/wordprocessingDrawing" xmlns:wp="http://schemas.openxmlformats.org/drawingml/2006/wordprocessingDrawing" xmlns:w10="urn:schemas-microsoft-com:office:word" xmlns:w="http://schemas.openxmlformats.org/wordprocessingml/2006/main" xmlns:w14="http://schemas.microsoft.com/office/word/2010/wordml" xmlns:w15="http://schemas.microsoft.com/office/word/2012/wordml" xmlns:w16cex="http://schemas.microsoft.com/office/word/2018/wordml/cex" xmlns:w16cid="http://schemas.microsoft.com/office/word/2016/wordml/cid" xmlns:w16="http://schemas.microsoft.com/office/word/2018/wordml" xmlns:w16du="http://schemas.microsoft.com/office/word/2023/wordml/word16du" xmlns:w16sdtdh="http://schemas.microsoft.com/office/word/2020/wordml/sdtdatahash" xmlns:w16sdtfl="http://schemas.microsoft.com/office/word/2024/wordml/sdtformatlock" xmlns:w16se="http://schemas.microsoft.com/office/word/2015/wordml/symex" xmlns:wpg="http://schemas.microsoft.com/office/word/2010/wordprocessingGroup" xmlns:wpi="http://schemas.microsoft.com/office/word/2010/wordprocessingInk" xmlns:wne="http://schemas.microsoft.com/office/word/2006/wordml" xmlns:wps="http://schemas.microsoft.com/office/word/2010/wordprocessingShape" mc:Ignorable="w14 w15 w16se w16cid w16 w16cex w16sdtdh w16sdtfl w16du wp14">
   <w:body>
     <w:tbl>
       <w:tblPr>
-        <w:tblW w:w="8976" w:type="dxa"/>
-        <w:tblLook w:val="01E0" w:firstRow="1" w:lastRow="1" w:firstColumn="1" w:lastColumn="1" w:noHBand="0" w:noVBand="0"/>
+        <w:tblStyle w:val="TableGrid"/>
+        <w:tblW w:w="10065" w:type="dxa"/>
+        <w:tblInd w:w="-147" w:type="dxa"/>
+        <w:tblBorders>
+          <w:top w:val="none" w:sz="0" w:space="0" w:color="auto"/>
+          <w:left w:val="none" w:sz="0" w:space="0" w:color="auto"/>
+          <w:bottom w:val="none" w:sz="0" w:space="0" w:color="auto"/>
+          <w:right w:val="none" w:sz="0" w:space="0" w:color="auto"/>
+          <w:insideH w:val="none" w:sz="0" w:space="0" w:color="auto"/>
+          <w:insideV w:val="none" w:sz="0" w:space="0" w:color="auto"/>
+        </w:tblBorders>
+        <w:tblCellMar>
+          <w:top w:w="57" w:type="dxa"/>
+          <w:left w:w="153" w:type="dxa"/>
+          <w:right w:w="153" w:type="dxa"/>
+        </w:tblCellMar>
+        <w:tblLook w:val="04A0" w:firstRow="1" w:lastRow="0" w:firstColumn="1" w:lastColumn="0" w:noHBand="0" w:noVBand="1"/>
       </w:tblPr>
       <w:tblGrid>
-        <w:gridCol w:w="8976"/>
+        <w:gridCol w:w="6384"/>
+        <w:gridCol w:w="3681"/>
       </w:tblGrid>
       <w:tr>
-        <w:trPr>
-          <w:trHeight w:hRule="exact" w:val="1343"/>
-        </w:trPr>
         <w:tc>
           <w:tcPr>
-            <w:tcW w:w="8976" w:type="dxa"/>
+            <w:tcW w:w="6384" w:type="dxa"/>
           </w:tcPr>
           <w:p>
             <w:pPr>
               <w:tabs>
-                <w:tab w:val="left" w:pos="5245"/>
+                <w:tab w:val="left" w:pos="5812"/>
               </w:tabs>
-              <w:ind w:right="176"/>
-              <w:jc w:val="center"/>
+            </w:pPr>
+          </w:p>
+        </w:tc>
+        <w:tc>
+          <w:tcPr>
+            <w:tcW w:w="3681" w:type="dxa"/>
+          </w:tcPr>
+          <w:p>
+            <w:pPr>
+              <w:tabs>
+                <w:tab w:val="left" w:pos="5812"/>
+              </w:tabs>
+            </w:pPr>
+          </w:p>
+        </w:tc>
+      </w:tr>
+      <w:tr>
+        <w:tc>
+          <w:tcPr>
+            <w:tcW w:w="6384" w:type="dxa"/>
+          </w:tcPr>
+          <w:p>
+            <w:pPr>
+              <w:tabs>
+                <w:tab w:val="left" w:pos="5812"/>
+              </w:tabs>
+              <w:rPr>
+                <w:rFonts w:cstheme="minorHAnsi"/>
+              </w:rPr>
             </w:pPr>
             <w:r>
               <w:rPr>
-                <w:noProof/>
-                <w:lang w:eastAsia="en-GB"/>
+                <w:rFonts w:cstheme="minorHAnsi"/>
               </w:rPr>
-              <w:drawing>
-                <wp:inline distT="0" distB="0" distL="0" distR="0" wp14:anchorId="68D6AF8B" wp14:editId="0F194622">
-                  <wp:extent cx="2600325" cy="819150"/>
-                  <wp:effectExtent l="0" t="0" r="9525" b="0"/>
-                  <wp:docPr id="1" name="Picture 1"/>
-                  <wp:cNvGraphicFramePr>
-                    <a:graphicFrameLocks xmlns:a="http://schemas.openxmlformats.org/drawingml/2006/main" noChangeAspect="1"/>
-                  </wp:cNvGraphicFramePr>
-                  <a:graphic xmlns:a="http://schemas.openxmlformats.org/drawingml/2006/main">
-                    <a:graphicData uri="http://schemas.openxmlformats.org/drawingml/2006/picture">
-                      <pic:pic xmlns:pic="http://schemas.openxmlformats.org/drawingml/2006/picture">
-                        <pic:nvPicPr>
-                          <pic:cNvPr id="0" name="Picture 1"/>
-                          <pic:cNvPicPr>
-                            <a:picLocks noChangeAspect="1" noChangeArrowheads="1"/>
-                          </pic:cNvPicPr>
-                        </pic:nvPicPr>
-                        <pic:blipFill>
-                          <a:blip r:embed="rId9" cstate="print">
-                            <a:extLst>
-                              <a:ext uri="{28A0092B-C50C-407E-A947-70E740481C1C}">
-                                <a14:useLocalDpi xmlns:a14="http://schemas.microsoft.com/office/drawing/2010/main" val="0"/>
-                              </a:ext>
-                            </a:extLst>
-                          </a:blip>
-                          <a:srcRect/>
-                          <a:stretch>
-                            <a:fillRect/>
-                          </a:stretch>
-                        </pic:blipFill>
-                        <pic:spPr bwMode="auto">
-                          <a:xfrm>
-                            <a:off x="0" y="0"/>
-                            <a:ext cx="2600325" cy="819150"/>
-                          </a:xfrm>
-                          <a:prstGeom prst="rect">
-                            <a:avLst/>
-                          </a:prstGeom>
-                          <a:noFill/>
-                          <a:ln>
-                            <a:noFill/>
-                          </a:ln>
-                        </pic:spPr>
-                      </pic:pic>
-                    </a:graphicData>
-                  </a:graphic>
-                </wp:inline>
-              </w:drawing>
-            </w:r>
-            <w:r>
-              <w:br/>
+              <w:t>&lt;Name of person consulting&gt;</w:t>
             </w:r>
           </w:p>
+        </w:tc>
+        <w:tc>
+          <w:tcPr>
+            <w:tcW w:w="3681" w:type="dxa"/>
+          </w:tcPr>
           <w:p>
             <w:pPr>
               <w:tabs>
-                <w:tab w:val="left" w:pos="5245"/>
+                <w:tab w:val="left" w:pos="5812"/>
               </w:tabs>
-              <w:ind w:right="176"/>
-              <w:jc w:val="center"/>
+              <w:rPr>
+                <w:rFonts w:cstheme="minorHAnsi"/>
+              </w:rPr>
+            </w:pPr>
+            <w:r>
+              <w:rPr>
+                <w:rFonts w:cstheme="minorHAnsi"/>
+              </w:rPr>
+              <w:t>Your Ref: &lt;Reference&gt;</w:t>
+            </w:r>
+          </w:p>
+        </w:tc>
+      </w:tr>
+      <w:tr>
+        <w:tc>
+          <w:tcPr>
+            <w:tcW w:w="6384" w:type="dxa"/>
+          </w:tcPr>
+          <w:p>
+            <w:pPr>
+              <w:tabs>
+                <w:tab w:val="left" w:pos="5812"/>
+              </w:tabs>
+              <w:rPr>
+                <w:rFonts w:cstheme="minorHAnsi"/>
+              </w:rPr>
+            </w:pPr>
+            <w:r>
+              <w:rPr>
+                <w:rFonts w:cstheme="minorHAnsi"/>
+              </w:rPr>
+              <w:t xml:space="preserve">&lt;Address of consulting organisation&gt; </w:t>
+            </w:r>
+          </w:p>
+        </w:tc>
+        <w:tc>
+          <w:tcPr>
+            <w:tcW w:w="3681" w:type="dxa"/>
+          </w:tcPr>
+          <w:p>
+            <w:pPr>
+              <w:tabs>
+                <w:tab w:val="left" w:pos="5812"/>
+              </w:tabs>
+              <w:rPr>
+                <w:rFonts w:cstheme="minorHAnsi"/>
+              </w:rPr>
+            </w:pPr>
+            <w:r>
+              <w:rPr>
+                <w:rFonts w:cstheme="minorHAnsi"/>
+              </w:rPr>
+              <w:t>Our Ref: &lt;Primary Reference Number&gt;</w:t>
+            </w:r>
+          </w:p>
+        </w:tc>
+      </w:tr>
+      <w:tr>
+        <w:tc>
+          <w:tcPr>
+            <w:tcW w:w="6384" w:type="dxa"/>
+          </w:tcPr>
+          <w:p>
+            <w:pPr>
+              <w:tabs>
+                <w:tab w:val="left" w:pos="5812"/>
+              </w:tabs>
+              <w:rPr>
+                <w:rFonts w:cstheme="minorHAnsi"/>
+              </w:rPr>
+            </w:pPr>
+          </w:p>
+        </w:tc>
+        <w:tc>
+          <w:tcPr>
+            <w:tcW w:w="3681" w:type="dxa"/>
+          </w:tcPr>
+          <w:p>
+            <w:pPr>
+              <w:tabs>
+                <w:tab w:val="left" w:pos="5812"/>
+              </w:tabs>
+              <w:rPr>
+                <w:rFonts w:cstheme="minorHAnsi"/>
+              </w:rPr>
+            </w:pPr>
+          </w:p>
+        </w:tc>
+      </w:tr>
+      <w:tr>
+        <w:tc>
+          <w:tcPr>
+            <w:tcW w:w="6384" w:type="dxa"/>
+          </w:tcPr>
+          <w:p>
+            <w:pPr>
+              <w:tabs>
+                <w:tab w:val="left" w:pos="5812"/>
+              </w:tabs>
+              <w:rPr>
+                <w:rFonts w:cstheme="minorHAnsi"/>
+              </w:rPr>
+            </w:pPr>
+          </w:p>
+        </w:tc>
+        <w:tc>
+          <w:tcPr>
+            <w:tcW w:w="3681" w:type="dxa"/>
+          </w:tcPr>
+          <w:p>
+            <w:pPr>
+              <w:tabs>
+                <w:tab w:val="left" w:pos="5812"/>
+              </w:tabs>
+              <w:rPr>
+                <w:rFonts w:cstheme="minorHAnsi"/>
+              </w:rPr>
+            </w:pPr>
+            <w:r>
+              <w:rPr>
+                <w:rFonts w:cstheme="minorHAnsi"/>
+              </w:rPr>
+              <w:t>Contact: &lt;Casework Officer&gt;</w:t>
+            </w:r>
+          </w:p>
+        </w:tc>
+      </w:tr>
+      <w:tr>
+        <w:tc>
+          <w:tcPr>
+            <w:tcW w:w="6384" w:type="dxa"/>
+          </w:tcPr>
+          <w:p>
+            <w:pPr>
+              <w:tabs>
+                <w:tab w:val="left" w:pos="5812"/>
+              </w:tabs>
+              <w:rPr>
+                <w:rFonts w:cstheme="minorHAnsi"/>
+              </w:rPr>
+            </w:pPr>
+          </w:p>
+        </w:tc>
+        <w:tc>
+          <w:tcPr>
+            <w:tcW w:w="3681" w:type="dxa"/>
+          </w:tcPr>
+          <w:p>
+            <w:pPr>
+              <w:tabs>
+                <w:tab w:val="left" w:pos="5812"/>
+              </w:tabs>
+              <w:rPr>
+                <w:rFonts w:cstheme="minorHAnsi"/>
+              </w:rPr>
+            </w:pPr>
+            <w:r>
+              <w:rPr>
+                <w:rFonts w:cstheme="minorHAnsi"/>
+              </w:rPr>
+              <w:t xml:space="preserve">Direct Dial: &lt;Casework Officer Number&gt; </w:t>
+            </w:r>
+          </w:p>
+        </w:tc>
+      </w:tr>
+      <w:tr>
+        <w:tc>
+          <w:tcPr>
+            <w:tcW w:w="6384" w:type="dxa"/>
+          </w:tcPr>
+          <w:p>
+            <w:pPr>
+              <w:tabs>
+                <w:tab w:val="left" w:pos="5812"/>
+              </w:tabs>
+              <w:rPr>
+                <w:rFonts w:cstheme="minorHAnsi"/>
+              </w:rPr>
+            </w:pPr>
+          </w:p>
+        </w:tc>
+        <w:tc>
+          <w:tcPr>
+            <w:tcW w:w="3681" w:type="dxa"/>
+          </w:tcPr>
+          <w:p>
+            <w:pPr>
+              <w:tabs>
+                <w:tab w:val="left" w:pos="5812"/>
+              </w:tabs>
+              <w:rPr>
+                <w:rFonts w:cstheme="minorHAnsi"/>
+              </w:rPr>
             </w:pPr>
           </w:p>
           <w:p>
             <w:pPr>
               <w:tabs>
-                <w:tab w:val="left" w:pos="5245"/>
+                <w:tab w:val="left" w:pos="5812"/>
               </w:tabs>
-              <w:ind w:right="176"/>
-              <w:jc w:val="center"/>
+              <w:rPr>
+                <w:rFonts w:cstheme="minorHAnsi"/>
+              </w:rPr>
             </w:pPr>
-          </w:p>
-          <w:p>
-            <w:pPr>
-              <w:tabs>
-                <w:tab w:val="left" w:pos="5245"/>
-              </w:tabs>
-              <w:ind w:right="176"/>
-              <w:jc w:val="center"/>
-            </w:pPr>
-          </w:p>
-          <w:p>
-            <w:pPr>
-              <w:tabs>
-                <w:tab w:val="left" w:pos="5245"/>
-              </w:tabs>
-              <w:ind w:right="176"/>
-              <w:jc w:val="center"/>
-            </w:pPr>
-          </w:p>
-          <w:p>
-            <w:pPr>
-              <w:tabs>
-                <w:tab w:val="left" w:pos="5245"/>
-              </w:tabs>
-              <w:jc w:val="center"/>
-            </w:pPr>
+            <w:r>
+              <w:rPr>
+                <w:rFonts w:cstheme="minorHAnsi"/>
+              </w:rPr>
+              <w:t>&lt;Completion Date&gt;</w:t>
+            </w:r>
           </w:p>
         </w:tc>
       </w:tr>
     </w:tbl>
     <w:p>
       <w:pPr>
+        <w:rPr>
+          <w:rFonts w:cstheme="minorHAnsi"/>
+        </w:rPr>
+      </w:pPr>
+      <w:r>
+        <w:rPr>
+          <w:rFonts w:cstheme="minorHAnsi"/>
+        </w:rPr>
+        <w:tab/>
+      </w:r>
+    </w:p>
+    <w:p>
+      <w:pPr>
+        <w:rPr>
+          <w:rFonts w:cstheme="minorHAnsi"/>
+        </w:rPr>
+      </w:pPr>
+    </w:p>
+    <w:p>
+      <w:pPr>
+        <w:rPr>
+          <w:rFonts w:cstheme="minorHAnsi"/>
+        </w:rPr>
+      </w:pPr>
+    </w:p>
+    <w:p>
+      <w:pPr>
         <w:tabs>
           <w:tab w:val="left" w:pos="5245"/>
         </w:tabs>
         <w:spacing w:after="0" w:line="240" w:lineRule="auto"/>
-      </w:pPr>
+        <w:rPr>
+          <w:rFonts w:cstheme="minorHAnsi"/>
+        </w:rPr>
+      </w:pPr>
+      <w:r>
+        <w:rPr>
+          <w:rFonts w:cstheme="minorHAnsi"/>
+        </w:rPr>
+        <w:t xml:space="preserve">Dear </w:t>
+      </w:r>
+      <w:r>
+        <w:rPr>
+          <w:rFonts w:cstheme="minorHAnsi"/>
+          <w:noProof/>
+        </w:rPr>
+        <w:t>&lt;Contact Name&gt;</w:t>
+      </w:r>
+      <w:r>
+        <w:rPr>
+          <w:rFonts w:cstheme="minorHAnsi"/>
+        </w:rPr>
+        <w:t>,</w:t>
+      </w:r>
     </w:p>
     <w:p>
       <w:pPr>
@@ -145,13 +360,9 @@
           <w:tab w:val="left" w:pos="5245"/>
         </w:tabs>
         <w:spacing w:after="0" w:line="240" w:lineRule="auto"/>
-        <w:sectPr>
-          <w:footerReference w:type="default" r:id="rId10"/>
-          <w:pgSz w:w="11906" w:h="16838"/>
-          <w:pgMar w:top="1440" w:right="1440" w:bottom="2694" w:left="1440" w:header="708" w:footer="708" w:gutter="0"/>
-          <w:cols w:space="708"/>
-          <w:docGrid w:linePitch="360"/>
-        </w:sectPr>
+        <w:rPr>
+          <w:rFonts w:cstheme="minorHAnsi"/>
+        </w:rPr>
       </w:pPr>
     </w:p>
     <w:p>
@@ -160,149 +371,18 @@
           <w:tab w:val="left" w:pos="5245"/>
         </w:tabs>
         <w:spacing w:after="0" w:line="240" w:lineRule="auto"/>
-      </w:pPr>
-    </w:p>
-    <w:p>
-      <w:pPr>
-        <w:pStyle w:val="KeyHeadDetails"/>
-      </w:pPr>
-      <w:bookmarkStart w:id="0" w:name="_Hlk121316412"/>
+        <w:rPr>
+          <w:rFonts w:cstheme="minorHAnsi"/>
+          <w:b/>
+        </w:rPr>
+      </w:pPr>
       <w:r>
-        <w:t>&lt;Name of person consulting&gt;</w:t>
+        <w:rPr>
+          <w:rFonts w:cstheme="minorHAnsi"/>
+          <w:b/>
+        </w:rPr>
+        <w:t>TOWN &amp; COUNTRY PLANNING ACT 1990 (AS AMENDED)</w:t>
       </w:r>
-    </w:p>
-    <w:p>
-      <w:pPr>
-        <w:pStyle w:val="KeyHeadDetails"/>
-      </w:pPr>
-      <w:r>
-        <w:t>&lt;Address of consulting organisation&gt;</w:t>
-      </w:r>
-    </w:p>
-    <w:p>
-      <w:pPr>
-        <w:pStyle w:val="KeyHeadDetails"/>
-      </w:pPr>
-    </w:p>
-    <w:p>
-      <w:pPr>
-        <w:pStyle w:val="KeyHeadDetails"/>
-      </w:pPr>
-      <w:r>
-        <w:br w:type="column"/>
-      </w:r>
-    </w:p>
-    <w:p>
-      <w:pPr>
-        <w:pStyle w:val="KeyHeadDetails"/>
-      </w:pPr>
-      <w:r>
-        <w:t>Your Ref: &lt;Reference&gt;</w:t>
-      </w:r>
-    </w:p>
-    <w:p>
-      <w:pPr>
-        <w:pStyle w:val="KeyHeadDetails"/>
-      </w:pPr>
-      <w:r>
-        <w:t>Our Ref: &lt;Primary Reference Number&gt;</w:t>
-      </w:r>
-    </w:p>
-    <w:p>
-      <w:pPr>
-        <w:pStyle w:val="KeyHeadDetails"/>
-      </w:pPr>
-      <w:r>
-        <w:tab/>
-      </w:r>
-      <w:r>
-        <w:tab/>
-      </w:r>
-      <w:r>
-        <w:tab/>
-      </w:r>
-      <w:r>
-        <w:tab/>
-      </w:r>
-    </w:p>
-    <w:p>
-      <w:pPr>
-        <w:pStyle w:val="KeyHeadDetails"/>
-      </w:pPr>
-      <w:r>
-        <w:t>Contact:</w:t>
-      </w:r>
-      <w:r>
-        <w:t xml:space="preserve"> </w:t>
-      </w:r>
-      <w:r>
-        <w:t>&lt;Casework Officer&gt;</w:t>
-      </w:r>
-    </w:p>
-    <w:p>
-      <w:pPr>
-        <w:pStyle w:val="KeyHeadDetails"/>
-      </w:pPr>
-      <w:r>
-        <w:t>&lt;Casework Officer Number&gt;</w:t>
-      </w:r>
-    </w:p>
-    <w:p>
-      <w:pPr>
-        <w:pStyle w:val="KeyHeadDetails"/>
-      </w:pPr>
-      <w:r>
-        <w:t>&lt;Casework Officer Email&gt;</w:t>
-      </w:r>
-    </w:p>
-    <w:p>
-      <w:pPr>
-        <w:pStyle w:val="KeyHeadDetails"/>
-        <w:rPr>
-          <w:sz w:val="24"/>
-        </w:rPr>
-      </w:pPr>
-    </w:p>
-    <w:p>
-      <w:pPr>
-        <w:pStyle w:val="KeyHeadDetails"/>
-        <w:rPr>
-          <w:sz w:val="24"/>
-        </w:rPr>
-      </w:pPr>
-    </w:p>
-    <w:p>
-      <w:pPr>
-        <w:pStyle w:val="KeyHeadDetails"/>
-        <w:rPr>
-          <w:sz w:val="24"/>
-        </w:rPr>
-      </w:pPr>
-      <w:r>
-        <w:rPr>
-          <w:sz w:val="24"/>
-        </w:rPr>
-        <w:t>&lt;Completion Date||%Y-%m-%d||%d %B %Y&gt;</w:t>
-      </w:r>
-      <w:bookmarkEnd w:id="0"/>
-    </w:p>
-    <w:p>
-      <w:pPr>
-        <w:spacing w:after="0" w:line="240" w:lineRule="auto"/>
-        <w:rPr>
-          <w:rFonts w:eastAsiaTheme="minorHAnsi"/>
-          <w:szCs w:val="20"/>
-        </w:rPr>
-        <w:sectPr>
-          <w:type w:val="continuous"/>
-          <w:pgSz w:w="11906" w:h="16838"/>
-          <w:pgMar w:top="1440" w:right="1440" w:bottom="1440" w:left="1440" w:header="708" w:footer="708" w:gutter="0"/>
-          <w:cols w:num="2" w:space="720" w:equalWidth="0">
-            <w:col w:w="5004" w:space="720"/>
-            <w:col w:w="3300"/>
-          </w:cols>
-        </w:sectPr>
-      </w:pPr>
     </w:p>
     <w:p>
       <w:pPr>
@@ -310,7 +390,20 @@
           <w:tab w:val="left" w:pos="5245"/>
         </w:tabs>
         <w:spacing w:after="0" w:line="240" w:lineRule="auto"/>
-      </w:pPr>
+        <w:rPr>
+          <w:rFonts w:cstheme="minorHAnsi"/>
+          <w:b/>
+          <w:bCs/>
+        </w:rPr>
+      </w:pPr>
+      <w:r>
+        <w:rPr>
+          <w:rFonts w:cstheme="minorHAnsi"/>
+          <w:b/>
+          <w:bCs/>
+        </w:rPr>
+        <w:t>NATIONAL PLANNING POLICY FRAMEWORK 2021</w:t>
+      </w:r>
     </w:p>
     <w:p>
       <w:pPr>
@@ -318,92 +411,9 @@
           <w:tab w:val="left" w:pos="5245"/>
         </w:tabs>
         <w:spacing w:after="0" w:line="240" w:lineRule="auto"/>
-      </w:pPr>
-    </w:p>
-    <w:p>
-      <w:pPr>
-        <w:tabs>
-          <w:tab w:val="left" w:pos="5245"/>
-        </w:tabs>
-        <w:spacing w:after="0" w:line="240" w:lineRule="auto"/>
-      </w:pPr>
-      <w:r>
-        <w:t xml:space="preserve">Dear </w:t>
-      </w:r>
-      <w:r>
-        <w:t>&lt;Contact Name&gt;</w:t>
-      </w:r>
-      <w:r>
-        <w:rPr>
-          <w:rFonts w:cs="Arial"/>
-        </w:rPr>
-        <w:t>,</w:t>
-      </w:r>
-    </w:p>
-    <w:p>
-      <w:pPr>
-        <w:tabs>
-          <w:tab w:val="left" w:pos="5245"/>
-        </w:tabs>
-        <w:spacing w:after="0" w:line="240" w:lineRule="auto"/>
-      </w:pPr>
-    </w:p>
-    <w:p>
-      <w:pPr>
-        <w:tabs>
-          <w:tab w:val="left" w:pos="5245"/>
-        </w:tabs>
-        <w:spacing w:after="0" w:line="240" w:lineRule="auto"/>
-        <w:rPr>
-          <w:b/>
-        </w:rPr>
-      </w:pPr>
-      <w:r>
-        <w:rPr>
-          <w:b/>
-        </w:rPr>
-        <w:t>TOWN &amp; COUNTRY PLANNING ACT 1990 (AS AMENDED)</w:t>
-      </w:r>
-    </w:p>
-    <w:p>
-      <w:pPr>
-        <w:tabs>
-          <w:tab w:val="left" w:pos="5245"/>
-        </w:tabs>
-        <w:spacing w:after="0" w:line="240" w:lineRule="auto"/>
-        <w:rPr>
-          <w:b/>
-          <w:bCs/>
-        </w:rPr>
-      </w:pPr>
-      <w:r>
-        <w:rPr>
-          <w:b/>
-          <w:bCs/>
-        </w:rPr>
-        <w:t>NATIONAL PLANNING POLICY FRAMEWORK 20</w:t>
-      </w:r>
-      <w:r>
-        <w:rPr>
-          <w:b/>
-          <w:bCs/>
-        </w:rPr>
-        <w:t>2</w:t>
-      </w:r>
-      <w:r>
-        <w:rPr>
-          <w:b/>
-          <w:bCs/>
-        </w:rPr>
-        <w:t>4</w:t>
-      </w:r>
-    </w:p>
-    <w:p>
-      <w:pPr>
-        <w:tabs>
-          <w:tab w:val="left" w:pos="5245"/>
-        </w:tabs>
-        <w:spacing w:after="0" w:line="240" w:lineRule="auto"/>
+        <w:rPr>
+          <w:rFonts w:cstheme="minorHAnsi"/>
+        </w:rPr>
       </w:pPr>
     </w:p>
     <w:p>
@@ -425,13 +435,13 @@
         </w:tabs>
         <w:spacing w:after="0" w:line="240" w:lineRule="auto"/>
         <w:rPr>
-          <w:rFonts w:cs="Arial"/>
+          <w:rFonts w:cstheme="minorHAnsi"/>
           <w:b/>
         </w:rPr>
       </w:pPr>
       <w:r>
         <w:rPr>
-          <w:rFonts w:cs="Arial"/>
+          <w:rFonts w:cstheme="minorHAnsi"/>
           <w:b/>
         </w:rPr>
         <w:t>&lt;Consultation Name&gt;</w:t>
@@ -444,20 +454,25 @@
         </w:tabs>
         <w:spacing w:after="0" w:line="240" w:lineRule="auto"/>
         <w:rPr>
-          <w:rFonts w:cs="Arial"/>
-          <w:bCs/>
+          <w:rFonts w:cstheme="minorHAnsi"/>
+        </w:rPr>
+      </w:pPr>
+      <w:r>
+        <w:rPr>
+          <w:rFonts w:cstheme="minorHAnsi"/>
+        </w:rPr>
+        <w:t>&lt;Proposal Description&gt;</w:t>
+      </w:r>
+      <w:r>
+        <w:rPr>
+          <w:rFonts w:cstheme="minorHAnsi"/>
           <w:i/>
-          <w:iCs/>
-        </w:rPr>
-      </w:pPr>
+        </w:rPr>
+      </w:r>
       <w:r>
         <w:rPr>
-          <w:rFonts w:cs="Arial"/>
-          <w:bCs/>
-          <w:i/>
-          <w:iCs/>
-        </w:rPr>
-        <w:t>&lt;Proposal Description||HTML||PLAIN&gt;</w:t>
+          <w:rFonts w:cstheme="minorHAnsi"/>
+        </w:rPr>
       </w:r>
     </w:p>
     <w:p>
@@ -467,6 +482,7 @@
         </w:tabs>
         <w:spacing w:after="0" w:line="240" w:lineRule="auto"/>
         <w:rPr>
+          <w:rFonts w:cstheme="minorHAnsi"/>
           <w:b/>
           <w:u w:val="single"/>
         </w:rPr>
@@ -479,51 +495,18 @@
         </w:tabs>
         <w:spacing w:after="0" w:line="240" w:lineRule="auto"/>
         <w:rPr>
+          <w:rFonts w:cstheme="minorHAnsi"/>
           <w:b/>
           <w:u w:val="single"/>
         </w:rPr>
       </w:pPr>
       <w:r>
         <w:rPr>
+          <w:rFonts w:cstheme="minorHAnsi"/>
           <w:b/>
           <w:u w:val="single"/>
         </w:rPr>
-        <w:t xml:space="preserve">GLAAS Archaeological Advice: </w:t>
-      </w:r>
-      <w:r>
-        <w:rPr>
-          <w:b/>
-          <w:u w:val="single"/>
-        </w:rPr>
-        <w:t xml:space="preserve">See </w:t>
-      </w:r>
-      <w:r>
-        <w:rPr>
-          <w:b/>
-          <w:u w:val="single"/>
-        </w:rPr>
-        <w:t>R</w:t>
-      </w:r>
-      <w:r>
-        <w:rPr>
-          <w:b/>
-          <w:u w:val="single"/>
-        </w:rPr>
-        <w:t xml:space="preserve">ecommendations </w:t>
-      </w:r>
-      <w:r>
-        <w:rPr>
-          <w:b/>
-          <w:u w:val="single"/>
-        </w:rPr>
-        <w:t>B</w:t>
-      </w:r>
-      <w:r>
-        <w:rPr>
-          <w:b/>
-          <w:u w:val="single"/>
-        </w:rPr>
-        <w:t>elow</w:t>
+        <w:t>Recommend Approval of Post-Excavation Assessment and its programme to complete analysis, publication, dissemination and archiving of the archaeological investigation</w:t>
       </w:r>
     </w:p>
     <w:p>
@@ -532,6 +515,9 @@
           <w:tab w:val="left" w:pos="5245"/>
         </w:tabs>
         <w:spacing w:after="0" w:line="240" w:lineRule="auto"/>
+        <w:rPr>
+          <w:rFonts w:cstheme="minorHAnsi"/>
+        </w:rPr>
       </w:pPr>
     </w:p>
     <w:p>
@@ -540,9 +526,15 @@
           <w:tab w:val="left" w:pos="5245"/>
         </w:tabs>
         <w:spacing w:after="0" w:line="240" w:lineRule="auto"/>
+        <w:rPr>
+          <w:rFonts w:cstheme="minorHAnsi"/>
+        </w:rPr>
       </w:pPr>
       <w:r>
-        <w:t>Thank you for your consultation received on &lt;Log Date||%Y-%m-%d||%d %B %Y&gt;.</w:t>
+        <w:rPr>
+          <w:rFonts w:cstheme="minorHAnsi"/>
+        </w:rPr>
+        <w:t>Thank you for your consultation received on &lt;Log Date&gt;.</w:t>
       </w:r>
     </w:p>
     <w:p>
@@ -551,6 +543,9 @@
           <w:tab w:val="left" w:pos="5245"/>
         </w:tabs>
         <w:spacing w:after="0" w:line="240" w:lineRule="auto"/>
+        <w:rPr>
+          <w:rFonts w:cstheme="minorHAnsi"/>
+        </w:rPr>
       </w:pPr>
     </w:p>
     <w:p>
@@ -559,8 +554,14 @@
           <w:tab w:val="left" w:pos="5245"/>
         </w:tabs>
         <w:spacing w:after="0" w:line="240" w:lineRule="auto"/>
+        <w:rPr>
+          <w:rFonts w:cstheme="minorHAnsi"/>
+        </w:rPr>
       </w:pPr>
       <w:r>
+        <w:rPr>
+          <w:rFonts w:cstheme="minorHAnsi"/>
+        </w:rPr>
         <w:t>The Greater London Archaeological Advisory Service (GLAAS) provides archaeological advice in accordance with the National Planning Policy Framework and GLAAS Charter.</w:t>
       </w:r>
     </w:p>
@@ -570,8 +571,10 @@
           <w:tab w:val="left" w:pos="5245"/>
         </w:tabs>
         <w:spacing w:after="0" w:line="240" w:lineRule="auto"/>
-      </w:pPr>
-      <w:bookmarkStart w:id="1" w:name="_Hlk118981492"/>
+        <w:rPr>
+          <w:rFonts w:cstheme="minorHAnsi"/>
+        </w:rPr>
+      </w:pPr>
     </w:p>
     <w:p>
       <w:pPr>
@@ -579,11 +582,16 @@
           <w:tab w:val="left" w:pos="5245"/>
         </w:tabs>
         <w:spacing w:after="0" w:line="240" w:lineRule="auto"/>
+        <w:rPr>
+          <w:rFonts w:cstheme="minorHAnsi"/>
+        </w:rPr>
       </w:pPr>
       <w:r>
-        <w:t>&lt;Assessment of Significance&gt;</w:t>
+        <w:rPr>
+          <w:rFonts w:cstheme="minorHAnsi"/>
+        </w:rPr>
+        <w:t>&lt;Condition Type&gt;</w:t>
       </w:r>
-      <w:bookmarkEnd w:id="1"/>
     </w:p>
     <w:p>
       <w:pPr>
@@ -591,7 +599,16 @@
           <w:tab w:val="left" w:pos="5245"/>
         </w:tabs>
         <w:spacing w:after="0" w:line="240" w:lineRule="auto"/>
-      </w:pPr>
+        <w:rPr>
+          <w:rFonts w:cstheme="minorHAnsi"/>
+        </w:rPr>
+      </w:pPr>
+      <w:r>
+        <w:rPr>
+          <w:rFonts w:cstheme="minorHAnsi"/>
+        </w:rPr>
+        <w:t>&lt;Condition&gt;</w:t>
+      </w:r>
     </w:p>
     <w:p>
       <w:pPr>
@@ -599,10 +616,10 @@
           <w:tab w:val="left" w:pos="5245"/>
         </w:tabs>
         <w:spacing w:after="0" w:line="240" w:lineRule="auto"/>
-      </w:pPr>
-      <w:r>
-        <w:t>This response relates solely to archaeological issues.</w:t>
-      </w:r>
+        <w:rPr>
+          <w:rFonts w:cstheme="minorHAnsi"/>
+        </w:rPr>
+      </w:pPr>
     </w:p>
     <w:p>
       <w:pPr>
@@ -611,10 +628,29 @@
         </w:tabs>
         <w:spacing w:after="0" w:line="240" w:lineRule="auto"/>
         <w:rPr>
-          <w:b/>
-          <w:u w:val="single"/>
-        </w:rPr>
-      </w:pPr>
+          <w:rFonts w:cstheme="minorHAnsi"/>
+        </w:rPr>
+      </w:pPr>
+      <w:r>
+        <w:rPr>
+          <w:rFonts w:cstheme="minorHAnsi"/>
+        </w:rPr>
+        <w:t xml:space="preserve">Having considered the submitted document, I recommend its approval. However, the further work set out in the document must be completed </w:t>
+      </w:r>
+      <w:proofErr w:type="gramStart"/>
+      <w:r>
+        <w:rPr>
+          <w:rFonts w:cstheme="minorHAnsi"/>
+        </w:rPr>
+        <w:t>in order to</w:t>
+      </w:r>
+      <w:proofErr w:type="gramEnd"/>
+      <w:r>
+        <w:rPr>
+          <w:rFonts w:cstheme="minorHAnsi"/>
+        </w:rPr>
+        <w:t xml:space="preserve"> satisfy the archaeological condition.</w:t>
+      </w:r>
     </w:p>
     <w:p>
       <w:pPr>
@@ -622,10 +658,10 @@
           <w:tab w:val="left" w:pos="5245"/>
         </w:tabs>
         <w:spacing w:after="0" w:line="240" w:lineRule="auto"/>
-      </w:pPr>
-      <w:r>
-        <w:t>Yours sincerely</w:t>
-      </w:r>
+        <w:rPr>
+          <w:rFonts w:cstheme="minorHAnsi"/>
+        </w:rPr>
+      </w:pPr>
     </w:p>
     <w:p>
       <w:pPr>
@@ -633,7 +669,16 @@
           <w:tab w:val="left" w:pos="5245"/>
         </w:tabs>
         <w:spacing w:after="0" w:line="240" w:lineRule="auto"/>
-      </w:pPr>
+        <w:rPr>
+          <w:rFonts w:cstheme="minorHAnsi"/>
+        </w:rPr>
+      </w:pPr>
+      <w:r>
+        <w:rPr>
+          <w:rFonts w:cstheme="minorHAnsi"/>
+        </w:rPr>
+        <w:t>This response relates solely to archaeological issues.</w:t>
+      </w:r>
     </w:p>
     <w:p>
       <w:pPr>
@@ -642,17 +687,11 @@
         </w:tabs>
         <w:spacing w:after="0" w:line="240" w:lineRule="auto"/>
         <w:rPr>
+          <w:rFonts w:cstheme="minorHAnsi"/>
           <w:b/>
-          <w:bCs/>
-        </w:rPr>
-      </w:pPr>
-      <w:r>
-        <w:rPr>
-          <w:b/>
-          <w:bCs/>
-        </w:rPr>
-        <w:t>&lt;Casework Officer&gt;</w:t>
-      </w:r>
+          <w:u w:val="single"/>
+        </w:rPr>
+      </w:pPr>
     </w:p>
     <w:p>
       <w:pPr>
@@ -660,7 +699,16 @@
           <w:tab w:val="left" w:pos="5245"/>
         </w:tabs>
         <w:spacing w:after="0" w:line="240" w:lineRule="auto"/>
-      </w:pPr>
+        <w:rPr>
+          <w:rFonts w:cstheme="minorHAnsi"/>
+        </w:rPr>
+      </w:pPr>
+      <w:r>
+        <w:rPr>
+          <w:rFonts w:cstheme="minorHAnsi"/>
+        </w:rPr>
+        <w:t>Yours sincerely</w:t>
+      </w:r>
     </w:p>
     <w:p>
       <w:pPr>
@@ -668,16 +716,10 @@
           <w:tab w:val="left" w:pos="5245"/>
         </w:tabs>
         <w:spacing w:after="0" w:line="240" w:lineRule="auto"/>
-      </w:pPr>
-      <w:r>
-        <w:t>Archaeology Advis</w:t>
-      </w:r>
-      <w:r>
-        <w:t>e</w:t>
-      </w:r>
-      <w:r>
-        <w:t>r</w:t>
-      </w:r>
+        <w:rPr>
+          <w:rFonts w:cstheme="minorHAnsi"/>
+        </w:rPr>
+      </w:pPr>
     </w:p>
     <w:p>
       <w:pPr>
@@ -685,9 +727,15 @@
           <w:tab w:val="left" w:pos="5245"/>
         </w:tabs>
         <w:spacing w:after="0" w:line="240" w:lineRule="auto"/>
+        <w:rPr>
+          <w:rFonts w:cstheme="minorHAnsi"/>
+        </w:rPr>
       </w:pPr>
       <w:r>
-        <w:t>Greater London Archaeological Advisory Service</w:t>
+        <w:rPr>
+          <w:rFonts w:cstheme="minorHAnsi"/>
+        </w:rPr>
+        <w:t>&lt;Casework Officer&gt;</w:t>
       </w:r>
     </w:p>
     <w:p>
@@ -696,15 +744,77 @@
           <w:tab w:val="left" w:pos="5245"/>
         </w:tabs>
         <w:spacing w:after="0" w:line="240" w:lineRule="auto"/>
+        <w:rPr>
+          <w:rFonts w:cstheme="minorHAnsi"/>
+        </w:rPr>
       </w:pPr>
       <w:r>
-        <w:t>London and South East Region</w:t>
+        <w:rPr>
+          <w:rFonts w:cstheme="minorHAnsi"/>
+        </w:rPr>
+        <w:lastRenderedPageBreak/>
+        <w:t>Archaeology Adviser</w:t>
       </w:r>
     </w:p>
+    <w:p>
+      <w:pPr>
+        <w:tabs>
+          <w:tab w:val="left" w:pos="5245"/>
+        </w:tabs>
+        <w:spacing w:after="0" w:line="240" w:lineRule="auto"/>
+        <w:rPr>
+          <w:rFonts w:cstheme="minorHAnsi"/>
+        </w:rPr>
+      </w:pPr>
+      <w:r>
+        <w:rPr>
+          <w:rFonts w:cstheme="minorHAnsi"/>
+        </w:rPr>
+        <w:t>Greater London Archaeological Advisory Service</w:t>
+      </w:r>
+    </w:p>
+    <w:p>
+      <w:pPr>
+        <w:tabs>
+          <w:tab w:val="left" w:pos="5245"/>
+        </w:tabs>
+        <w:spacing w:after="0" w:line="240" w:lineRule="auto"/>
+        <w:rPr>
+          <w:rFonts w:cstheme="minorHAnsi"/>
+        </w:rPr>
+      </w:pPr>
+      <w:r>
+        <w:rPr>
+          <w:rFonts w:cstheme="minorHAnsi"/>
+        </w:rPr>
+        <w:t xml:space="preserve">London and </w:t>
+      </w:r>
+      <w:proofErr w:type="gramStart"/>
+      <w:r>
+        <w:rPr>
+          <w:rFonts w:cstheme="minorHAnsi"/>
+        </w:rPr>
+        <w:t>South East</w:t>
+      </w:r>
+      <w:proofErr w:type="gramEnd"/>
+      <w:r>
+        <w:rPr>
+          <w:rFonts w:cstheme="minorHAnsi"/>
+        </w:rPr>
+        <w:t xml:space="preserve"> Region</w:t>
+      </w:r>
+    </w:p>
+    <w:p/>
+    <w:p/>
     <w:sectPr>
-      <w:type w:val="continuous"/>
+      <w:headerReference w:type="even" r:id="rId11"/>
+      <w:headerReference w:type="default" r:id="rId12"/>
+      <w:footerReference w:type="even" r:id="rId13"/>
+      <w:footerReference w:type="default" r:id="rId14"/>
+      <w:headerReference w:type="first" r:id="rId15"/>
+      <w:footerReference w:type="first" r:id="rId16"/>
       <w:pgSz w:w="11906" w:h="16838"/>
-      <w:pgMar w:top="1440" w:right="1440" w:bottom="2694" w:left="1440" w:header="708" w:footer="708" w:gutter="0"/>
+      <w:pgMar w:top="2024" w:right="907" w:bottom="907" w:left="907" w:header="170" w:footer="442" w:gutter="0"/>
       <w:cols w:space="708"/>
       <w:docGrid w:linePitch="360"/>
     </w:sectPr>
@@ -713,7 +823,7 @@
 </file>
 
 <file path=word/endnotes.xml><?xml version="1.0" encoding="utf-8"?>
-<w:endnotes xmlns:wpc="http://schemas.microsoft.com/office/word/2010/wordprocessingCanvas" xmlns:cx="http://schemas.microsoft.com/office/drawing/2014/chartex" xmlns:cx1="http://schemas.microsoft.com/office/drawing/2015/9/8/chartex" xmlns:cx2="http://schemas.microsoft.com/office/drawing/2015/10/21/chartex" xmlns:cx3="http://schemas.microsoft.com/office/drawing/2016/5/9/chartex" xmlns:cx4="http://schemas.microsoft.com/office/drawing/2016/5/10/chartex" xmlns:cx5="http://schemas.microsoft.com/office/drawing/2016/5/11/chartex" xmlns:cx6="http://schemas.microsoft.com/office/drawing/2016/5/12/chartex" xmlns:cx7="http://schemas.microsoft.com/office/drawing/2016/5/13/chartex" xmlns:cx8="http://schemas.microsoft.com/office/drawing/2016/5/14/chartex" xmlns:mc="http://schemas.openxmlformats.org/markup-compatibility/2006" xmlns:aink="http://schemas.microsoft.com/office/drawing/2016/ink" xmlns:am3d="http://schemas.microsoft.com/office/drawing/2017/model3d" xmlns:o="urn:schemas-microsoft-com:office:office" xmlns:oel="http://schemas.microsoft.com/office/2019/extlst" xmlns:r="http://schemas.openxmlformats.org/officeDocument/2006/relationships" xmlns:m="http://schemas.openxmlformats.org/officeDocument/2006/math" xmlns:v="urn:schemas-microsoft-com:vml" xmlns:wp14="http://schemas.microsoft.com/office/word/2010/wordprocessingDrawing" xmlns:wp="http://schemas.openxmlformats.org/drawingml/2006/wordprocessingDrawing" xmlns:w10="urn:schemas-microsoft-com:office:word" xmlns:w="http://schemas.openxmlformats.org/wordprocessingml/2006/main" xmlns:w14="http://schemas.microsoft.com/office/word/2010/wordml" xmlns:w15="http://schemas.microsoft.com/office/word/2012/wordml" xmlns:w16cex="http://schemas.microsoft.com/office/word/2018/wordml/cex" xmlns:w16cid="http://schemas.microsoft.com/office/word/2016/wordml/cid" xmlns:w16="http://schemas.microsoft.com/office/word/2018/wordml" xmlns:w16du="http://schemas.microsoft.com/office/word/2023/wordml/word16du" xmlns:w16sdtdh="http://schemas.microsoft.com/office/word/2020/wordml/sdtdatahash" xmlns:w16se="http://schemas.microsoft.com/office/word/2015/wordml/symex" xmlns:wpg="http://schemas.microsoft.com/office/word/2010/wordprocessingGroup" xmlns:wpi="http://schemas.microsoft.com/office/word/2010/wordprocessingInk" xmlns:wne="http://schemas.microsoft.com/office/word/2006/wordml" xmlns:wps="http://schemas.microsoft.com/office/word/2010/wordprocessingShape" mc:Ignorable="w14 w15 w16se w16cid w16 w16cex w16sdtdh w16du wp14">
+<w:endnotes xmlns:wpc="http://schemas.microsoft.com/office/word/2010/wordprocessingCanvas" xmlns:cx="http://schemas.microsoft.com/office/drawing/2014/chartex" xmlns:cx1="http://schemas.microsoft.com/office/drawing/2015/9/8/chartex" xmlns:cx2="http://schemas.microsoft.com/office/drawing/2015/10/21/chartex" xmlns:cx3="http://schemas.microsoft.com/office/drawing/2016/5/9/chartex" xmlns:cx4="http://schemas.microsoft.com/office/drawing/2016/5/10/chartex" xmlns:cx5="http://schemas.microsoft.com/office/drawing/2016/5/11/chartex" xmlns:cx6="http://schemas.microsoft.com/office/drawing/2016/5/12/chartex" xmlns:cx7="http://schemas.microsoft.com/office/drawing/2016/5/13/chartex" xmlns:cx8="http://schemas.microsoft.com/office/drawing/2016/5/14/chartex" xmlns:mc="http://schemas.openxmlformats.org/markup-compatibility/2006" xmlns:aink="http://schemas.microsoft.com/office/drawing/2016/ink" xmlns:am3d="http://schemas.microsoft.com/office/drawing/2017/model3d" xmlns:o="urn:schemas-microsoft-com:office:office" xmlns:oel="http://schemas.microsoft.com/office/2019/extlst" xmlns:r="http://schemas.openxmlformats.org/officeDocument/2006/relationships" xmlns:m="http://schemas.openxmlformats.org/officeDocument/2006/math" xmlns:v="urn:schemas-microsoft-com:vml" xmlns:wp14="http://schemas.microsoft.com/office/word/2010/wordprocessingDrawing" xmlns:wp="http://schemas.openxmlformats.org/drawingml/2006/wordprocessingDrawing" xmlns:w10="urn:schemas-microsoft-com:office:word" xmlns:w="http://schemas.openxmlformats.org/wordprocessingml/2006/main" xmlns:w14="http://schemas.microsoft.com/office/word/2010/wordml" xmlns:w15="http://schemas.microsoft.com/office/word/2012/wordml" xmlns:w16cex="http://schemas.microsoft.com/office/word/2018/wordml/cex" xmlns:w16cid="http://schemas.microsoft.com/office/word/2016/wordml/cid" xmlns:w16="http://schemas.microsoft.com/office/word/2018/wordml" xmlns:w16du="http://schemas.microsoft.com/office/word/2023/wordml/word16du" xmlns:w16sdtdh="http://schemas.microsoft.com/office/word/2020/wordml/sdtdatahash" xmlns:w16sdtfl="http://schemas.microsoft.com/office/word/2024/wordml/sdtformatlock" xmlns:w16se="http://schemas.microsoft.com/office/word/2015/wordml/symex" xmlns:wpg="http://schemas.microsoft.com/office/word/2010/wordprocessingGroup" xmlns:wpi="http://schemas.microsoft.com/office/word/2010/wordprocessingInk" xmlns:wne="http://schemas.microsoft.com/office/word/2006/wordml" xmlns:wps="http://schemas.microsoft.com/office/word/2010/wordprocessingShape" mc:Ignorable="w14 w15 w16se w16cid w16 w16cex w16sdtdh w16sdtfl w16du wp14">
   <w:endnote w:type="separator" w:id="-1">
     <w:p>
       <w:pPr>
@@ -738,313 +848,363 @@
 </file>
 
 <file path=word/footer1.xml><?xml version="1.0" encoding="utf-8"?>
-<w:ftr xmlns:wpc="http://schemas.microsoft.com/office/word/2010/wordprocessingCanvas" xmlns:cx="http://schemas.microsoft.com/office/drawing/2014/chartex" xmlns:cx1="http://schemas.microsoft.com/office/drawing/2015/9/8/chartex" xmlns:cx2="http://schemas.microsoft.com/office/drawing/2015/10/21/chartex" xmlns:cx3="http://schemas.microsoft.com/office/drawing/2016/5/9/chartex" xmlns:cx4="http://schemas.microsoft.com/office/drawing/2016/5/10/chartex" xmlns:cx5="http://schemas.microsoft.com/office/drawing/2016/5/11/chartex" xmlns:cx6="http://schemas.microsoft.com/office/drawing/2016/5/12/chartex" xmlns:cx7="http://schemas.microsoft.com/office/drawing/2016/5/13/chartex" xmlns:cx8="http://schemas.microsoft.com/office/drawing/2016/5/14/chartex" xmlns:mc="http://schemas.openxmlformats.org/markup-compatibility/2006" xmlns:aink="http://schemas.microsoft.com/office/drawing/2016/ink" xmlns:am3d="http://schemas.microsoft.com/office/drawing/2017/model3d" xmlns:o="urn:schemas-microsoft-com:office:office" xmlns:oel="http://schemas.microsoft.com/office/2019/extlst" xmlns:r="http://schemas.openxmlformats.org/officeDocument/2006/relationships" xmlns:m="http://schemas.openxmlformats.org/officeDocument/2006/math" xmlns:v="urn:schemas-microsoft-com:vml" xmlns:wp14="http://schemas.microsoft.com/office/word/2010/wordprocessingDrawing" xmlns:wp="http://schemas.openxmlformats.org/drawingml/2006/wordprocessingDrawing" xmlns:w10="urn:schemas-microsoft-com:office:word" xmlns:w="http://schemas.openxmlformats.org/wordprocessingml/2006/main" xmlns:w14="http://schemas.microsoft.com/office/word/2010/wordml" xmlns:w15="http://schemas.microsoft.com/office/word/2012/wordml" xmlns:w16cex="http://schemas.microsoft.com/office/word/2018/wordml/cex" xmlns:w16cid="http://schemas.microsoft.com/office/word/2016/wordml/cid" xmlns:w16="http://schemas.microsoft.com/office/word/2018/wordml" xmlns:w16du="http://schemas.microsoft.com/office/word/2023/wordml/word16du" xmlns:w16sdtdh="http://schemas.microsoft.com/office/word/2020/wordml/sdtdatahash" xmlns:w16se="http://schemas.microsoft.com/office/word/2015/wordml/symex" xmlns:wpg="http://schemas.microsoft.com/office/word/2010/wordprocessingGroup" xmlns:wpi="http://schemas.microsoft.com/office/word/2010/wordprocessingInk" xmlns:wne="http://schemas.microsoft.com/office/word/2006/wordml" xmlns:wps="http://schemas.microsoft.com/office/word/2010/wordprocessingShape" mc:Ignorable="w14 w15 w16se w16cid w16 w16cex w16sdtdh w16du wp14">
-  <w:tbl>
-    <w:tblPr>
-      <w:tblW w:w="10438" w:type="dxa"/>
-      <w:jc w:val="center"/>
-      <w:tblBorders>
-        <w:insideH w:val="single" w:sz="4" w:space="0" w:color="auto"/>
-      </w:tblBorders>
-      <w:tblLook w:val="01E0" w:firstRow="1" w:lastRow="1" w:firstColumn="1" w:lastColumn="1" w:noHBand="0" w:noVBand="0"/>
-    </w:tblPr>
-    <w:tblGrid>
-      <w:gridCol w:w="1515"/>
-      <w:gridCol w:w="7253"/>
-      <w:gridCol w:w="1670"/>
-    </w:tblGrid>
-    <w:tr>
-      <w:trPr>
-        <w:trHeight w:val="68"/>
-        <w:jc w:val="center"/>
-      </w:trPr>
-      <w:tc>
-        <w:tcPr>
-          <w:tcW w:w="1515" w:type="dxa"/>
-        </w:tcPr>
-        <w:p>
-          <w:pPr>
-            <w:tabs>
-              <w:tab w:val="center" w:pos="4153"/>
-              <w:tab w:val="right" w:pos="8306"/>
-            </w:tabs>
-            <w:rPr>
-              <w:sz w:val="21"/>
-            </w:rPr>
-          </w:pPr>
-          <w:r>
-            <w:rPr>
-              <w:noProof/>
-              <w:sz w:val="21"/>
-              <w:lang w:eastAsia="en-GB"/>
-            </w:rPr>
-            <w:drawing>
-              <wp:inline distT="0" distB="0" distL="0" distR="0" wp14:anchorId="5214E2F1" wp14:editId="0653204E">
-                <wp:extent cx="561975" cy="466725"/>
-                <wp:effectExtent l="0" t="0" r="9525" b="9525"/>
-                <wp:docPr id="3" name="Picture 3"/>
-                <wp:cNvGraphicFramePr>
-                  <a:graphicFrameLocks xmlns:a="http://schemas.openxmlformats.org/drawingml/2006/main" noChangeAspect="1"/>
-                </wp:cNvGraphicFramePr>
-                <a:graphic xmlns:a="http://schemas.openxmlformats.org/drawingml/2006/main">
-                  <a:graphicData uri="http://schemas.openxmlformats.org/drawingml/2006/picture">
-                    <pic:pic xmlns:pic="http://schemas.openxmlformats.org/drawingml/2006/picture">
-                      <pic:nvPicPr>
-                        <pic:cNvPr id="0" name="Picture 1"/>
-                        <pic:cNvPicPr>
-                          <a:picLocks noChangeAspect="1" noChangeArrowheads="1"/>
-                        </pic:cNvPicPr>
-                      </pic:nvPicPr>
-                      <pic:blipFill>
-                        <a:blip r:embed="rId1">
-                          <a:extLst>
-                            <a:ext uri="{28A0092B-C50C-407E-A947-70E740481C1C}">
-                              <a14:useLocalDpi xmlns:a14="http://schemas.microsoft.com/office/drawing/2010/main" val="0"/>
-                            </a:ext>
-                          </a:extLst>
-                        </a:blip>
-                        <a:srcRect/>
-                        <a:stretch>
-                          <a:fillRect/>
-                        </a:stretch>
-                      </pic:blipFill>
-                      <pic:spPr bwMode="auto">
-                        <a:xfrm>
-                          <a:off x="0" y="0"/>
-                          <a:ext cx="561975" cy="466725"/>
-                        </a:xfrm>
-                        <a:prstGeom prst="rect">
-                          <a:avLst/>
-                        </a:prstGeom>
-                        <a:noFill/>
-                        <a:ln>
-                          <a:noFill/>
-                        </a:ln>
-                      </pic:spPr>
-                    </pic:pic>
-                  </a:graphicData>
-                </a:graphic>
-              </wp:inline>
-            </w:drawing>
-          </w:r>
-        </w:p>
-      </w:tc>
-      <w:tc>
-        <w:tcPr>
-          <w:tcW w:w="7253" w:type="dxa"/>
-        </w:tcPr>
-        <w:p>
-          <w:pPr>
-            <w:spacing w:after="40"/>
-            <w:jc w:val="center"/>
-            <w:rPr>
-              <w:rFonts w:eastAsia="Calibri"/>
-              <w:spacing w:val="5"/>
-              <w:sz w:val="16"/>
-            </w:rPr>
-          </w:pPr>
-          <w:r>
-            <w:rPr>
-              <w:rFonts w:eastAsia="Calibri"/>
-              <w:spacing w:val="5"/>
-              <w:sz w:val="16"/>
-            </w:rPr>
-            <w:t xml:space="preserve">Historic England, </w:t>
-          </w:r>
-          <w:r>
-            <w:rPr>
-              <w:rFonts w:eastAsia="Calibri"/>
-              <w:spacing w:val="5"/>
-              <w:sz w:val="16"/>
-            </w:rPr>
-            <w:t>4</w:t>
-          </w:r>
-          <w:r>
-            <w:rPr>
-              <w:rFonts w:eastAsia="Calibri"/>
-              <w:spacing w:val="5"/>
-              <w:sz w:val="16"/>
-              <w:vertAlign w:val="superscript"/>
-            </w:rPr>
-            <w:t>th</w:t>
-          </w:r>
-          <w:r>
-            <w:rPr>
-              <w:rFonts w:eastAsia="Calibri"/>
-              <w:spacing w:val="5"/>
-              <w:sz w:val="16"/>
-            </w:rPr>
-            <w:t xml:space="preserve"> Floor, Cannon Bridge House</w:t>
-          </w:r>
-          <w:r>
-            <w:rPr>
-              <w:rFonts w:eastAsia="Calibri"/>
-              <w:spacing w:val="5"/>
-              <w:sz w:val="16"/>
-            </w:rPr>
-            <w:t xml:space="preserve">, </w:t>
-          </w:r>
-          <w:r>
-            <w:rPr>
-              <w:rFonts w:eastAsia="Calibri"/>
-              <w:spacing w:val="5"/>
-              <w:sz w:val="16"/>
-            </w:rPr>
-            <w:t xml:space="preserve">25 Dowgate Hill, </w:t>
-          </w:r>
-          <w:r>
-            <w:rPr>
-              <w:rFonts w:eastAsia="Calibri"/>
-              <w:spacing w:val="5"/>
-              <w:sz w:val="16"/>
-            </w:rPr>
-            <w:t>London EC</w:t>
-          </w:r>
-          <w:r>
-            <w:rPr>
-              <w:rFonts w:eastAsia="Calibri"/>
-              <w:spacing w:val="5"/>
-              <w:sz w:val="16"/>
-            </w:rPr>
-            <w:t>4R</w:t>
-          </w:r>
-          <w:r>
-            <w:rPr>
-              <w:rFonts w:eastAsia="Calibri"/>
-              <w:spacing w:val="5"/>
-              <w:sz w:val="16"/>
-            </w:rPr>
-            <w:t xml:space="preserve"> 2</w:t>
-          </w:r>
-          <w:r>
-            <w:rPr>
-              <w:rFonts w:eastAsia="Calibri"/>
-              <w:spacing w:val="5"/>
-              <w:sz w:val="16"/>
-            </w:rPr>
-            <w:t>YA</w:t>
-          </w:r>
-        </w:p>
-        <w:p>
-          <w:pPr>
-            <w:spacing w:after="40"/>
-            <w:jc w:val="center"/>
-            <w:rPr>
-              <w:rFonts w:eastAsia="Calibri"/>
-              <w:spacing w:val="5"/>
-              <w:sz w:val="16"/>
-            </w:rPr>
-          </w:pPr>
-          <w:r>
-            <w:rPr>
-              <w:rFonts w:eastAsia="Calibri"/>
-              <w:spacing w:val="5"/>
-              <w:sz w:val="16"/>
-            </w:rPr>
-            <w:t>Telephone 020 7973 3700  Facsimile 020 7973 3001</w:t>
-          </w:r>
-        </w:p>
-        <w:p>
-          <w:pPr>
-            <w:tabs>
-              <w:tab w:val="left" w:pos="1740"/>
-              <w:tab w:val="center" w:pos="3518"/>
-            </w:tabs>
-            <w:spacing w:after="40"/>
-            <w:jc w:val="center"/>
-            <w:rPr>
-              <w:rFonts w:eastAsia="Calibri"/>
-              <w:spacing w:val="5"/>
-              <w:sz w:val="16"/>
-              <w:szCs w:val="16"/>
-            </w:rPr>
-          </w:pPr>
-          <w:r>
-            <w:rPr>
-              <w:rFonts w:eastAsia="Calibri"/>
-              <w:spacing w:val="5"/>
-              <w:sz w:val="16"/>
-              <w:szCs w:val="16"/>
-            </w:rPr>
-            <w:t>HistoricEngland.org.uk</w:t>
-          </w:r>
-        </w:p>
-        <w:p>
-          <w:pPr>
-            <w:spacing w:after="40"/>
-            <w:jc w:val="center"/>
-            <w:rPr>
-              <w:rFonts w:eastAsia="Calibri"/>
-              <w:snapToGrid w:val="0"/>
-              <w:spacing w:val="5"/>
-              <w:sz w:val="16"/>
-              <w:szCs w:val="16"/>
-            </w:rPr>
-          </w:pPr>
-          <w:r>
-            <w:rPr>
-              <w:rFonts w:eastAsia="Calibri"/>
-              <w:snapToGrid w:val="0"/>
-              <w:spacing w:val="5"/>
-              <w:sz w:val="16"/>
-              <w:szCs w:val="16"/>
-            </w:rPr>
-            <w:t>Please note that Historic England operates an access to information policy.</w:t>
-          </w:r>
-        </w:p>
-        <w:p>
-          <w:pPr>
-            <w:spacing w:after="40"/>
-            <w:jc w:val="center"/>
-            <w:rPr>
-              <w:rFonts w:eastAsia="Calibri"/>
-              <w:i/>
-              <w:spacing w:val="5"/>
-              <w:sz w:val="16"/>
-            </w:rPr>
-          </w:pPr>
-          <w:r>
-            <w:rPr>
-              <w:rFonts w:eastAsia="Calibri"/>
-              <w:snapToGrid w:val="0"/>
-              <w:spacing w:val="5"/>
-              <w:sz w:val="16"/>
-              <w:szCs w:val="16"/>
-            </w:rPr>
-            <w:t>Correspondence or information which you send us may therefore become publicly available.</w:t>
-          </w:r>
-        </w:p>
-      </w:tc>
-      <w:tc>
-        <w:tcPr>
-          <w:tcW w:w="1670" w:type="dxa"/>
-        </w:tcPr>
-        <w:p>
-          <w:pPr>
-            <w:tabs>
-              <w:tab w:val="center" w:pos="4153"/>
-              <w:tab w:val="right" w:pos="8306"/>
-            </w:tabs>
-            <w:jc w:val="right"/>
-            <w:rPr>
-              <w:sz w:val="21"/>
-            </w:rPr>
-          </w:pPr>
-        </w:p>
-        <w:p>
-          <w:pPr>
-            <w:tabs>
-              <w:tab w:val="center" w:pos="4153"/>
-              <w:tab w:val="right" w:pos="8306"/>
-            </w:tabs>
-            <w:rPr>
-              <w:sz w:val="21"/>
-            </w:rPr>
-          </w:pPr>
-        </w:p>
-      </w:tc>
-    </w:tr>
-  </w:tbl>
+<w:ftr xmlns:wpc="http://schemas.microsoft.com/office/word/2010/wordprocessingCanvas" xmlns:cx="http://schemas.microsoft.com/office/drawing/2014/chartex" xmlns:cx1="http://schemas.microsoft.com/office/drawing/2015/9/8/chartex" xmlns:cx2="http://schemas.microsoft.com/office/drawing/2015/10/21/chartex" xmlns:cx3="http://schemas.microsoft.com/office/drawing/2016/5/9/chartex" xmlns:cx4="http://schemas.microsoft.com/office/drawing/2016/5/10/chartex" xmlns:cx5="http://schemas.microsoft.com/office/drawing/2016/5/11/chartex" xmlns:cx6="http://schemas.microsoft.com/office/drawing/2016/5/12/chartex" xmlns:cx7="http://schemas.microsoft.com/office/drawing/2016/5/13/chartex" xmlns:cx8="http://schemas.microsoft.com/office/drawing/2016/5/14/chartex" xmlns:mc="http://schemas.openxmlformats.org/markup-compatibility/2006" xmlns:aink="http://schemas.microsoft.com/office/drawing/2016/ink" xmlns:am3d="http://schemas.microsoft.com/office/drawing/2017/model3d" xmlns:o="urn:schemas-microsoft-com:office:office" xmlns:oel="http://schemas.microsoft.com/office/2019/extlst" xmlns:r="http://schemas.openxmlformats.org/officeDocument/2006/relationships" xmlns:m="http://schemas.openxmlformats.org/officeDocument/2006/math" xmlns:v="urn:schemas-microsoft-com:vml" xmlns:wp14="http://schemas.microsoft.com/office/word/2010/wordprocessingDrawing" xmlns:wp="http://schemas.openxmlformats.org/drawingml/2006/wordprocessingDrawing" xmlns:w10="urn:schemas-microsoft-com:office:word" xmlns:w="http://schemas.openxmlformats.org/wordprocessingml/2006/main" xmlns:w14="http://schemas.microsoft.com/office/word/2010/wordml" xmlns:w15="http://schemas.microsoft.com/office/word/2012/wordml" xmlns:w16cex="http://schemas.microsoft.com/office/word/2018/wordml/cex" xmlns:w16cid="http://schemas.microsoft.com/office/word/2016/wordml/cid" xmlns:w16="http://schemas.microsoft.com/office/word/2018/wordml" xmlns:w16du="http://schemas.microsoft.com/office/word/2023/wordml/word16du" xmlns:w16sdtdh="http://schemas.microsoft.com/office/word/2020/wordml/sdtdatahash" xmlns:w16sdtfl="http://schemas.microsoft.com/office/word/2024/wordml/sdtformatlock" xmlns:w16se="http://schemas.microsoft.com/office/word/2015/wordml/symex" xmlns:wpg="http://schemas.microsoft.com/office/word/2010/wordprocessingGroup" xmlns:wpi="http://schemas.microsoft.com/office/word/2010/wordprocessingInk" xmlns:wne="http://schemas.microsoft.com/office/word/2006/wordml" xmlns:wps="http://schemas.microsoft.com/office/word/2010/wordprocessingShape" mc:Ignorable="w14 w15 w16se w16cid w16 w16cex w16sdtdh w16sdtfl w16du wp14">
+  <w:p>
+    <w:pPr>
+      <w:pStyle w:val="Footer"/>
+    </w:pPr>
+  </w:p>
+</w:ftr>
+</file>
+
+<file path=word/footer2.xml><?xml version="1.0" encoding="utf-8"?>
+<w:ftr xmlns:wpc="http://schemas.microsoft.com/office/word/2010/wordprocessingCanvas" xmlns:cx="http://schemas.microsoft.com/office/drawing/2014/chartex" xmlns:cx1="http://schemas.microsoft.com/office/drawing/2015/9/8/chartex" xmlns:cx2="http://schemas.microsoft.com/office/drawing/2015/10/21/chartex" xmlns:cx3="http://schemas.microsoft.com/office/drawing/2016/5/9/chartex" xmlns:cx4="http://schemas.microsoft.com/office/drawing/2016/5/10/chartex" xmlns:cx5="http://schemas.microsoft.com/office/drawing/2016/5/11/chartex" xmlns:cx6="http://schemas.microsoft.com/office/drawing/2016/5/12/chartex" xmlns:cx7="http://schemas.microsoft.com/office/drawing/2016/5/13/chartex" xmlns:cx8="http://schemas.microsoft.com/office/drawing/2016/5/14/chartex" xmlns:mc="http://schemas.openxmlformats.org/markup-compatibility/2006" xmlns:aink="http://schemas.microsoft.com/office/drawing/2016/ink" xmlns:am3d="http://schemas.microsoft.com/office/drawing/2017/model3d" xmlns:o="urn:schemas-microsoft-com:office:office" xmlns:oel="http://schemas.microsoft.com/office/2019/extlst" xmlns:r="http://schemas.openxmlformats.org/officeDocument/2006/relationships" xmlns:m="http://schemas.openxmlformats.org/officeDocument/2006/math" xmlns:v="urn:schemas-microsoft-com:vml" xmlns:wp14="http://schemas.microsoft.com/office/word/2010/wordprocessingDrawing" xmlns:wp="http://schemas.openxmlformats.org/drawingml/2006/wordprocessingDrawing" xmlns:w10="urn:schemas-microsoft-com:office:word" xmlns:w="http://schemas.openxmlformats.org/wordprocessingml/2006/main" xmlns:w14="http://schemas.microsoft.com/office/word/2010/wordml" xmlns:w15="http://schemas.microsoft.com/office/word/2012/wordml" xmlns:w16cex="http://schemas.microsoft.com/office/word/2018/wordml/cex" xmlns:w16cid="http://schemas.microsoft.com/office/word/2016/wordml/cid" xmlns:w16="http://schemas.microsoft.com/office/word/2018/wordml" xmlns:w16du="http://schemas.microsoft.com/office/word/2023/wordml/word16du" xmlns:w16sdtdh="http://schemas.microsoft.com/office/word/2020/wordml/sdtdatahash" xmlns:w16sdtfl="http://schemas.microsoft.com/office/word/2024/wordml/sdtformatlock" xmlns:w16se="http://schemas.microsoft.com/office/word/2015/wordml/symex" xmlns:wpg="http://schemas.microsoft.com/office/word/2010/wordprocessingGroup" xmlns:wpi="http://schemas.microsoft.com/office/word/2010/wordprocessingInk" xmlns:wne="http://schemas.microsoft.com/office/word/2006/wordml" xmlns:wps="http://schemas.microsoft.com/office/word/2010/wordprocessingShape" mc:Ignorable="w14 w15 w16se w16cid w16 w16cex w16sdtdh w16sdtfl w16du wp14">
+  <w:p>
+    <w:pPr>
+      <w:pStyle w:val="Footer"/>
+      <w:rPr>
+        <w:rFonts w:ascii="Arial" w:hAnsi="Arial"/>
+        <w:bCs/>
+        <w:sz w:val="16"/>
+        <w:szCs w:val="16"/>
+      </w:rPr>
+    </w:pPr>
+  </w:p>
+  <w:p>
+    <w:pPr>
+      <w:pStyle w:val="Footer"/>
+      <w:rPr>
+        <w:rFonts w:ascii="Arial" w:hAnsi="Arial"/>
+        <w:bCs/>
+        <w:sz w:val="16"/>
+        <w:szCs w:val="16"/>
+      </w:rPr>
+    </w:pPr>
+    <w:r>
+      <w:rPr>
+        <w:noProof/>
+      </w:rPr>
+      <mc:AlternateContent>
+        <mc:Choice Requires="wps">
+          <w:drawing>
+            <wp:anchor distT="0" distB="0" distL="114300" distR="114300" simplePos="0" relativeHeight="251660288" behindDoc="0" locked="0" layoutInCell="1" allowOverlap="1" wp14:anchorId="4E3C0F82" wp14:editId="712BBD59">
+              <wp:simplePos x="0" y="0"/>
+              <wp:positionH relativeFrom="margin">
+                <wp:align>center</wp:align>
+              </wp:positionH>
+              <wp:positionV relativeFrom="paragraph">
+                <wp:posOffset>39370</wp:posOffset>
+              </wp:positionV>
+              <wp:extent cx="6408000" cy="0"/>
+              <wp:effectExtent l="0" t="0" r="5715" b="12700"/>
+              <wp:wrapNone/>
+              <wp:docPr id="452802210" name="Straight Connector 2"/>
+              <wp:cNvGraphicFramePr/>
+              <a:graphic xmlns:a="http://schemas.openxmlformats.org/drawingml/2006/main">
+                <a:graphicData uri="http://schemas.microsoft.com/office/word/2010/wordprocessingShape">
+                  <wps:wsp>
+                    <wps:cNvCnPr/>
+                    <wps:spPr>
+                      <a:xfrm>
+                        <a:off x="0" y="0"/>
+                        <a:ext cx="6408000" cy="0"/>
+                      </a:xfrm>
+                      <a:prstGeom prst="line">
+                        <a:avLst/>
+                      </a:prstGeom>
+                      <a:ln w="3175">
+                        <a:solidFill>
+                          <a:schemeClr val="tx1"/>
+                        </a:solidFill>
+                      </a:ln>
+                    </wps:spPr>
+                    <wps:style>
+                      <a:lnRef idx="1">
+                        <a:schemeClr val="accent1"/>
+                      </a:lnRef>
+                      <a:fillRef idx="0">
+                        <a:schemeClr val="accent1"/>
+                      </a:fillRef>
+                      <a:effectRef idx="0">
+                        <a:schemeClr val="accent1"/>
+                      </a:effectRef>
+                      <a:fontRef idx="minor">
+                        <a:schemeClr val="tx1"/>
+                      </a:fontRef>
+                    </wps:style>
+                    <wps:bodyPr/>
+                  </wps:wsp>
+                </a:graphicData>
+              </a:graphic>
+              <wp14:sizeRelH relativeFrom="margin">
+                <wp14:pctWidth>0</wp14:pctWidth>
+              </wp14:sizeRelH>
+            </wp:anchor>
+          </w:drawing>
+        </mc:Choice>
+        <mc:Fallback>
+          <w:pict>
+            <v:line w14:anchorId="35E9AB54" id="Straight Connector 2" o:spid="_x0000_s1026" style="position:absolute;z-index:251660288;visibility:visible;mso-wrap-style:square;mso-width-percent:0;mso-wrap-distance-left:9pt;mso-wrap-distance-top:0;mso-wrap-distance-right:9pt;mso-wrap-distance-bottom:0;mso-position-horizontal:center;mso-position-horizontal-relative:margin;mso-position-vertical:absolute;mso-position-vertical-relative:text;mso-width-percent:0;mso-width-relative:margin" from="0,3.1pt" to="504.55pt,3.1pt" o:gfxdata="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" strokecolor="black [3213]" strokeweight=".25pt">
+              <v:stroke joinstyle="miter"/>
+              <w10:wrap anchorx="margin"/>
+            </v:line>
+          </w:pict>
+        </mc:Fallback>
+      </mc:AlternateContent>
+    </w:r>
+    <w:r>
+      <w:rPr>
+        <w:rFonts w:ascii="Arial" w:hAnsi="Arial"/>
+        <w:bCs/>
+        <w:noProof/>
+        <w:sz w:val="16"/>
+        <w:szCs w:val="16"/>
+      </w:rPr>
+      <mc:AlternateContent>
+        <mc:Choice Requires="wps">
+          <w:drawing>
+            <wp:anchor distT="0" distB="0" distL="114300" distR="114300" simplePos="0" relativeHeight="251659264" behindDoc="0" locked="0" layoutInCell="1" allowOverlap="1" wp14:anchorId="360BF858" wp14:editId="044308F0">
+              <wp:simplePos x="0" y="0"/>
+              <wp:positionH relativeFrom="margin">
+                <wp:posOffset>20320</wp:posOffset>
+              </wp:positionH>
+              <wp:positionV relativeFrom="paragraph">
+                <wp:posOffset>6350</wp:posOffset>
+              </wp:positionV>
+              <wp:extent cx="0" cy="0"/>
+              <wp:effectExtent l="0" t="0" r="0" b="0"/>
+              <wp:wrapNone/>
+              <wp:docPr id="101843865" name="Straight Connector 2"/>
+              <wp:cNvGraphicFramePr/>
+              <a:graphic xmlns:a="http://schemas.openxmlformats.org/drawingml/2006/main">
+                <a:graphicData uri="http://schemas.microsoft.com/office/word/2010/wordprocessingShape">
+                  <wps:wsp>
+                    <wps:cNvCnPr/>
+                    <wps:spPr>
+                      <a:xfrm>
+                        <a:off x="0" y="0"/>
+                        <a:ext cx="0" cy="0"/>
+                      </a:xfrm>
+                      <a:prstGeom prst="line">
+                        <a:avLst/>
+                      </a:prstGeom>
+                      <a:ln w="3175">
+                        <a:solidFill>
+                          <a:schemeClr val="tx1"/>
+                        </a:solidFill>
+                      </a:ln>
+                    </wps:spPr>
+                    <wps:style>
+                      <a:lnRef idx="1">
+                        <a:schemeClr val="accent1"/>
+                      </a:lnRef>
+                      <a:fillRef idx="0">
+                        <a:schemeClr val="accent1"/>
+                      </a:fillRef>
+                      <a:effectRef idx="0">
+                        <a:schemeClr val="accent1"/>
+                      </a:effectRef>
+                      <a:fontRef idx="minor">
+                        <a:schemeClr val="tx1"/>
+                      </a:fontRef>
+                    </wps:style>
+                    <wps:bodyPr/>
+                  </wps:wsp>
+                </a:graphicData>
+              </a:graphic>
+              <wp14:sizeRelH relativeFrom="margin">
+                <wp14:pctWidth>0</wp14:pctWidth>
+              </wp14:sizeRelH>
+            </wp:anchor>
+          </w:drawing>
+        </mc:Choice>
+        <mc:Fallback>
+          <w:pict>
+            <v:line w14:anchorId="4D061521" id="Straight Connector 2" o:spid="_x0000_s1026" style="position:absolute;z-index:251659264;visibility:visible;mso-wrap-style:square;mso-width-percent:0;mso-wrap-distance-left:9pt;mso-wrap-distance-top:0;mso-wrap-distance-right:9pt;mso-wrap-distance-bottom:0;mso-position-horizontal:absolute;mso-position-horizontal-relative:margin;mso-position-vertical:absolute;mso-position-vertical-relative:text;mso-width-percent:0;mso-width-relative:margin" from="1.6pt,.5pt" to="1.6pt,.5pt" o:gfxdata="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" strokecolor="black [3213]" strokeweight=".25pt">
+              <v:stroke joinstyle="miter"/>
+              <w10:wrap anchorx="margin"/>
+            </v:line>
+          </w:pict>
+        </mc:Fallback>
+      </mc:AlternateContent>
+    </w:r>
+  </w:p>
+  <w:p>
+    <w:pPr>
+      <w:pStyle w:val="Footer"/>
+      <w:spacing w:line="288" w:lineRule="auto"/>
+      <w:rPr>
+        <w:rFonts w:ascii="Arial" w:hAnsi="Arial"/>
+        <w:sz w:val="16"/>
+        <w:szCs w:val="16"/>
+      </w:rPr>
+    </w:pPr>
+    <w:r>
+      <w:rPr>
+        <w:rFonts w:ascii="Arial" w:hAnsi="Arial"/>
+        <w:b/>
+        <w:bCs/>
+        <w:sz w:val="16"/>
+        <w:szCs w:val="16"/>
+      </w:rPr>
+      <w:t xml:space="preserve">Historic England, 4th Floor, Cannon Bridge House, 25 </w:t>
+    </w:r>
+    <w:proofErr w:type="spellStart"/>
+    <w:r>
+      <w:rPr>
+        <w:rFonts w:ascii="Arial" w:hAnsi="Arial"/>
+        <w:b/>
+        <w:bCs/>
+        <w:sz w:val="16"/>
+        <w:szCs w:val="16"/>
+      </w:rPr>
+      <w:t>Dowgate</w:t>
+    </w:r>
+    <w:proofErr w:type="spellEnd"/>
+    <w:r>
+      <w:rPr>
+        <w:rFonts w:ascii="Arial" w:hAnsi="Arial"/>
+        <w:b/>
+        <w:bCs/>
+        <w:sz w:val="16"/>
+        <w:szCs w:val="16"/>
+      </w:rPr>
+      <w:t xml:space="preserve"> Hill, London EC4R 2YA</w:t>
+    </w:r>
+    <w:r>
+      <w:rPr>
+        <w:rFonts w:ascii="Arial" w:hAnsi="Arial"/>
+        <w:b/>
+        <w:bCs/>
+        <w:sz w:val="16"/>
+        <w:szCs w:val="16"/>
+      </w:rPr>
+      <w:br/>
+    </w:r>
+    <w:r>
+      <w:rPr>
+        <w:rFonts w:ascii="Arial" w:hAnsi="Arial"/>
+        <w:sz w:val="16"/>
+        <w:szCs w:val="16"/>
+      </w:rPr>
+      <w:t xml:space="preserve">Telephone </w:t>
+    </w:r>
+    <w:r>
+      <w:rPr>
+        <w:rFonts w:ascii="Arial" w:hAnsi="Arial"/>
+        <w:sz w:val="16"/>
+        <w:szCs w:val="16"/>
+      </w:rPr>
+      <w:t xml:space="preserve">020 7973 </w:t>
+    </w:r>
+    <w:proofErr w:type="gramStart"/>
+    <w:r>
+      <w:rPr>
+        <w:rFonts w:ascii="Arial" w:hAnsi="Arial"/>
+        <w:sz w:val="16"/>
+        <w:szCs w:val="16"/>
+      </w:rPr>
+      <w:t>3700</w:t>
+    </w:r>
+    <w:r>
+      <w:rPr>
+        <w:rFonts w:ascii="Arial" w:hAnsi="Arial"/>
+        <w:sz w:val="16"/>
+        <w:szCs w:val="16"/>
+      </w:rPr>
+      <w:t xml:space="preserve">  </w:t>
+    </w:r>
+    <w:r>
+      <w:rPr>
+        <w:rFonts w:ascii="Arial" w:hAnsi="Arial"/>
+        <w:sz w:val="16"/>
+        <w:szCs w:val="16"/>
+      </w:rPr>
+      <w:t>|</w:t>
+    </w:r>
+    <w:proofErr w:type="gramEnd"/>
+    <w:r>
+      <w:rPr>
+        <w:rFonts w:ascii="Arial" w:hAnsi="Arial"/>
+        <w:sz w:val="16"/>
+        <w:szCs w:val="16"/>
+      </w:rPr>
+      <w:t xml:space="preserve">  </w:t>
+    </w:r>
+    <w:r>
+      <w:rPr>
+        <w:rFonts w:ascii="Arial" w:hAnsi="Arial"/>
+        <w:sz w:val="16"/>
+        <w:szCs w:val="16"/>
+      </w:rPr>
+      <w:t>h</w:t>
+    </w:r>
+    <w:r>
+      <w:rPr>
+        <w:rFonts w:ascii="Arial" w:hAnsi="Arial"/>
+        <w:sz w:val="16"/>
+        <w:szCs w:val="16"/>
+      </w:rPr>
+      <w:t>istoric</w:t>
+    </w:r>
+    <w:r>
+      <w:rPr>
+        <w:rFonts w:ascii="Arial" w:hAnsi="Arial"/>
+        <w:sz w:val="16"/>
+        <w:szCs w:val="16"/>
+      </w:rPr>
+      <w:t>e</w:t>
+    </w:r>
+    <w:r>
+      <w:rPr>
+        <w:rFonts w:ascii="Arial" w:hAnsi="Arial"/>
+        <w:sz w:val="16"/>
+        <w:szCs w:val="16"/>
+      </w:rPr>
+      <w:t>ngland.org.uk</w:t>
+    </w:r>
+  </w:p>
+  <w:p>
+    <w:pPr>
+      <w:pStyle w:val="Footer"/>
+      <w:spacing w:line="288" w:lineRule="auto"/>
+      <w:rPr>
+        <w:rFonts w:ascii="Arial" w:hAnsi="Arial"/>
+        <w:sz w:val="16"/>
+        <w:szCs w:val="16"/>
+      </w:rPr>
+    </w:pPr>
+  </w:p>
+  <w:p>
+    <w:pPr>
+      <w:pStyle w:val="Footer"/>
+      <w:spacing w:line="288" w:lineRule="auto"/>
+      <w:rPr>
+        <w:rFonts w:ascii="Arial" w:hAnsi="Arial"/>
+        <w:sz w:val="16"/>
+        <w:szCs w:val="16"/>
+      </w:rPr>
+    </w:pPr>
+    <w:r>
+      <w:rPr>
+        <w:rFonts w:ascii="Arial" w:hAnsi="Arial"/>
+        <w:sz w:val="16"/>
+        <w:szCs w:val="16"/>
+      </w:rPr>
+      <w:t>Historic England is subject to the Freedom of Information Act (2000) and Environmental Information Regulations (2004). Any information held by us may therefore become publicly available. For information about our use of your personal data visit: historicengland.org.uk/privacy</w:t>
+    </w:r>
+  </w:p>
+  <w:p>
+    <w:pPr>
+      <w:pStyle w:val="Footer"/>
+      <w:spacing w:line="288" w:lineRule="auto"/>
+    </w:pPr>
+  </w:p>
+</w:ftr>
+</file>
+
+<file path=word/footer3.xml><?xml version="1.0" encoding="utf-8"?>
+<w:ftr xmlns:wpc="http://schemas.microsoft.com/office/word/2010/wordprocessingCanvas" xmlns:cx="http://schemas.microsoft.com/office/drawing/2014/chartex" xmlns:cx1="http://schemas.microsoft.com/office/drawing/2015/9/8/chartex" xmlns:cx2="http://schemas.microsoft.com/office/drawing/2015/10/21/chartex" xmlns:cx3="http://schemas.microsoft.com/office/drawing/2016/5/9/chartex" xmlns:cx4="http://schemas.microsoft.com/office/drawing/2016/5/10/chartex" xmlns:cx5="http://schemas.microsoft.com/office/drawing/2016/5/11/chartex" xmlns:cx6="http://schemas.microsoft.com/office/drawing/2016/5/12/chartex" xmlns:cx7="http://schemas.microsoft.com/office/drawing/2016/5/13/chartex" xmlns:cx8="http://schemas.microsoft.com/office/drawing/2016/5/14/chartex" xmlns:mc="http://schemas.openxmlformats.org/markup-compatibility/2006" xmlns:aink="http://schemas.microsoft.com/office/drawing/2016/ink" xmlns:am3d="http://schemas.microsoft.com/office/drawing/2017/model3d" xmlns:o="urn:schemas-microsoft-com:office:office" xmlns:oel="http://schemas.microsoft.com/office/2019/extlst" xmlns:r="http://schemas.openxmlformats.org/officeDocument/2006/relationships" xmlns:m="http://schemas.openxmlformats.org/officeDocument/2006/math" xmlns:v="urn:schemas-microsoft-com:vml" xmlns:wp14="http://schemas.microsoft.com/office/word/2010/wordprocessingDrawing" xmlns:wp="http://schemas.openxmlformats.org/drawingml/2006/wordprocessingDrawing" xmlns:w10="urn:schemas-microsoft-com:office:word" xmlns:w="http://schemas.openxmlformats.org/wordprocessingml/2006/main" xmlns:w14="http://schemas.microsoft.com/office/word/2010/wordml" xmlns:w15="http://schemas.microsoft.com/office/word/2012/wordml" xmlns:w16cex="http://schemas.microsoft.com/office/word/2018/wordml/cex" xmlns:w16cid="http://schemas.microsoft.com/office/word/2016/wordml/cid" xmlns:w16="http://schemas.microsoft.com/office/word/2018/wordml" xmlns:w16du="http://schemas.microsoft.com/office/word/2023/wordml/word16du" xmlns:w16sdtdh="http://schemas.microsoft.com/office/word/2020/wordml/sdtdatahash" xmlns:w16sdtfl="http://schemas.microsoft.com/office/word/2024/wordml/sdtformatlock" xmlns:w16se="http://schemas.microsoft.com/office/word/2015/wordml/symex" xmlns:wpg="http://schemas.microsoft.com/office/word/2010/wordprocessingGroup" xmlns:wpi="http://schemas.microsoft.com/office/word/2010/wordprocessingInk" xmlns:wne="http://schemas.microsoft.com/office/word/2006/wordml" xmlns:wps="http://schemas.microsoft.com/office/word/2010/wordprocessingShape" mc:Ignorable="w14 w15 w16se w16cid w16 w16cex w16sdtdh w16sdtfl w16du wp14">
   <w:p>
     <w:pPr>
       <w:pStyle w:val="Footer"/>
@@ -1054,7 +1214,7 @@
 </file>
 
 <file path=word/footnotes.xml><?xml version="1.0" encoding="utf-8"?>
-<w:footnotes xmlns:wpc="http://schemas.microsoft.com/office/word/2010/wordprocessingCanvas" xmlns:cx="http://schemas.microsoft.com/office/drawing/2014/chartex" xmlns:cx1="http://schemas.microsoft.com/office/drawing/2015/9/8/chartex" xmlns:cx2="http://schemas.microsoft.com/office/drawing/2015/10/21/chartex" xmlns:cx3="http://schemas.microsoft.com/office/drawing/2016/5/9/chartex" xmlns:cx4="http://schemas.microsoft.com/office/drawing/2016/5/10/chartex" xmlns:cx5="http://schemas.microsoft.com/office/drawing/2016/5/11/chartex" xmlns:cx6="http://schemas.microsoft.com/office/drawing/2016/5/12/chartex" xmlns:cx7="http://schemas.microsoft.com/office/drawing/2016/5/13/chartex" xmlns:cx8="http://schemas.microsoft.com/office/drawing/2016/5/14/chartex" xmlns:mc="http://schemas.openxmlformats.org/markup-compatibility/2006" xmlns:aink="http://schemas.microsoft.com/office/drawing/2016/ink" xmlns:am3d="http://schemas.microsoft.com/office/drawing/2017/model3d" xmlns:o="urn:schemas-microsoft-com:office:office" xmlns:oel="http://schemas.microsoft.com/office/2019/extlst" xmlns:r="http://schemas.openxmlformats.org/officeDocument/2006/relationships" xmlns:m="http://schemas.openxmlformats.org/officeDocument/2006/math" xmlns:v="urn:schemas-microsoft-com:vml" xmlns:wp14="http://schemas.microsoft.com/office/word/2010/wordprocessingDrawing" xmlns:wp="http://schemas.openxmlformats.org/drawingml/2006/wordprocessingDrawing" xmlns:w10="urn:schemas-microsoft-com:office:word" xmlns:w="http://schemas.openxmlformats.org/wordprocessingml/2006/main" xmlns:w14="http://schemas.microsoft.com/office/word/2010/wordml" xmlns:w15="http://schemas.microsoft.com/office/word/2012/wordml" xmlns:w16cex="http://schemas.microsoft.com/office/word/2018/wordml/cex" xmlns:w16cid="http://schemas.microsoft.com/office/word/2016/wordml/cid" xmlns:w16="http://schemas.microsoft.com/office/word/2018/wordml" xmlns:w16du="http://schemas.microsoft.com/office/word/2023/wordml/word16du" xmlns:w16sdtdh="http://schemas.microsoft.com/office/word/2020/wordml/sdtdatahash" xmlns:w16se="http://schemas.microsoft.com/office/word/2015/wordml/symex" xmlns:wpg="http://schemas.microsoft.com/office/word/2010/wordprocessingGroup" xmlns:wpi="http://schemas.microsoft.com/office/word/2010/wordprocessingInk" xmlns:wne="http://schemas.microsoft.com/office/word/2006/wordml" xmlns:wps="http://schemas.microsoft.com/office/word/2010/wordprocessingShape" mc:Ignorable="w14 w15 w16se w16cid w16 w16cex w16sdtdh w16du wp14">
+<w:footnotes xmlns:wpc="http://schemas.microsoft.com/office/word/2010/wordprocessingCanvas" xmlns:cx="http://schemas.microsoft.com/office/drawing/2014/chartex" xmlns:cx1="http://schemas.microsoft.com/office/drawing/2015/9/8/chartex" xmlns:cx2="http://schemas.microsoft.com/office/drawing/2015/10/21/chartex" xmlns:cx3="http://schemas.microsoft.com/office/drawing/2016/5/9/chartex" xmlns:cx4="http://schemas.microsoft.com/office/drawing/2016/5/10/chartex" xmlns:cx5="http://schemas.microsoft.com/office/drawing/2016/5/11/chartex" xmlns:cx6="http://schemas.microsoft.com/office/drawing/2016/5/12/chartex" xmlns:cx7="http://schemas.microsoft.com/office/drawing/2016/5/13/chartex" xmlns:cx8="http://schemas.microsoft.com/office/drawing/2016/5/14/chartex" xmlns:mc="http://schemas.openxmlformats.org/markup-compatibility/2006" xmlns:aink="http://schemas.microsoft.com/office/drawing/2016/ink" xmlns:am3d="http://schemas.microsoft.com/office/drawing/2017/model3d" xmlns:o="urn:schemas-microsoft-com:office:office" xmlns:oel="http://schemas.microsoft.com/office/2019/extlst" xmlns:r="http://schemas.openxmlformats.org/officeDocument/2006/relationships" xmlns:m="http://schemas.openxmlformats.org/officeDocument/2006/math" xmlns:v="urn:schemas-microsoft-com:vml" xmlns:wp14="http://schemas.microsoft.com/office/word/2010/wordprocessingDrawing" xmlns:wp="http://schemas.openxmlformats.org/drawingml/2006/wordprocessingDrawing" xmlns:w10="urn:schemas-microsoft-com:office:word" xmlns:w="http://schemas.openxmlformats.org/wordprocessingml/2006/main" xmlns:w14="http://schemas.microsoft.com/office/word/2010/wordml" xmlns:w15="http://schemas.microsoft.com/office/word/2012/wordml" xmlns:w16cex="http://schemas.microsoft.com/office/word/2018/wordml/cex" xmlns:w16cid="http://schemas.microsoft.com/office/word/2016/wordml/cid" xmlns:w16="http://schemas.microsoft.com/office/word/2018/wordml" xmlns:w16du="http://schemas.microsoft.com/office/word/2023/wordml/word16du" xmlns:w16sdtdh="http://schemas.microsoft.com/office/word/2020/wordml/sdtdatahash" xmlns:w16sdtfl="http://schemas.microsoft.com/office/word/2024/wordml/sdtformatlock" xmlns:w16se="http://schemas.microsoft.com/office/word/2015/wordml/symex" xmlns:wpg="http://schemas.microsoft.com/office/word/2010/wordprocessingGroup" xmlns:wpi="http://schemas.microsoft.com/office/word/2010/wordprocessingInk" xmlns:wne="http://schemas.microsoft.com/office/word/2006/wordml" xmlns:wps="http://schemas.microsoft.com/office/word/2010/wordprocessingShape" mc:Ignorable="w14 w15 w16se w16cid w16 w16cex w16sdtdh w16sdtfl w16du wp14">
   <w:footnote w:type="separator" w:id="-1">
     <w:p>
       <w:pPr>
@@ -1078,20 +1238,363 @@
 </w:footnotes>
 </file>
 
+<file path=word/header1.xml><?xml version="1.0" encoding="utf-8"?>
+<w:hdr xmlns:wpc="http://schemas.microsoft.com/office/word/2010/wordprocessingCanvas" xmlns:cx="http://schemas.microsoft.com/office/drawing/2014/chartex" xmlns:cx1="http://schemas.microsoft.com/office/drawing/2015/9/8/chartex" xmlns:cx2="http://schemas.microsoft.com/office/drawing/2015/10/21/chartex" xmlns:cx3="http://schemas.microsoft.com/office/drawing/2016/5/9/chartex" xmlns:cx4="http://schemas.microsoft.com/office/drawing/2016/5/10/chartex" xmlns:cx5="http://schemas.microsoft.com/office/drawing/2016/5/11/chartex" xmlns:cx6="http://schemas.microsoft.com/office/drawing/2016/5/12/chartex" xmlns:cx7="http://schemas.microsoft.com/office/drawing/2016/5/13/chartex" xmlns:cx8="http://schemas.microsoft.com/office/drawing/2016/5/14/chartex" xmlns:mc="http://schemas.openxmlformats.org/markup-compatibility/2006" xmlns:aink="http://schemas.microsoft.com/office/drawing/2016/ink" xmlns:am3d="http://schemas.microsoft.com/office/drawing/2017/model3d" xmlns:o="urn:schemas-microsoft-com:office:office" xmlns:oel="http://schemas.microsoft.com/office/2019/extlst" xmlns:r="http://schemas.openxmlformats.org/officeDocument/2006/relationships" xmlns:m="http://schemas.openxmlformats.org/officeDocument/2006/math" xmlns:v="urn:schemas-microsoft-com:vml" xmlns:wp14="http://schemas.microsoft.com/office/word/2010/wordprocessingDrawing" xmlns:wp="http://schemas.openxmlformats.org/drawingml/2006/wordprocessingDrawing" xmlns:w10="urn:schemas-microsoft-com:office:word" xmlns:w="http://schemas.openxmlformats.org/wordprocessingml/2006/main" xmlns:w14="http://schemas.microsoft.com/office/word/2010/wordml" xmlns:w15="http://schemas.microsoft.com/office/word/2012/wordml" xmlns:w16cex="http://schemas.microsoft.com/office/word/2018/wordml/cex" xmlns:w16cid="http://schemas.microsoft.com/office/word/2016/wordml/cid" xmlns:w16="http://schemas.microsoft.com/office/word/2018/wordml" xmlns:w16du="http://schemas.microsoft.com/office/word/2023/wordml/word16du" xmlns:w16sdtdh="http://schemas.microsoft.com/office/word/2020/wordml/sdtdatahash" xmlns:w16sdtfl="http://schemas.microsoft.com/office/word/2024/wordml/sdtformatlock" xmlns:w16se="http://schemas.microsoft.com/office/word/2015/wordml/symex" xmlns:wpg="http://schemas.microsoft.com/office/word/2010/wordprocessingGroup" xmlns:wpi="http://schemas.microsoft.com/office/word/2010/wordprocessingInk" xmlns:wne="http://schemas.microsoft.com/office/word/2006/wordml" xmlns:wps="http://schemas.microsoft.com/office/word/2010/wordprocessingShape" mc:Ignorable="w14 w15 w16se w16cid w16 w16cex w16sdtdh w16sdtfl w16du wp14">
+  <w:p>
+    <w:pPr>
+      <w:pStyle w:val="Header"/>
+    </w:pPr>
+  </w:p>
+</w:hdr>
+</file>
+
+<file path=word/header2.xml><?xml version="1.0" encoding="utf-8"?>
+<w:hdr xmlns:wpc="http://schemas.microsoft.com/office/word/2010/wordprocessingCanvas" xmlns:cx="http://schemas.microsoft.com/office/drawing/2014/chartex" xmlns:cx1="http://schemas.microsoft.com/office/drawing/2015/9/8/chartex" xmlns:cx2="http://schemas.microsoft.com/office/drawing/2015/10/21/chartex" xmlns:cx3="http://schemas.microsoft.com/office/drawing/2016/5/9/chartex" xmlns:cx4="http://schemas.microsoft.com/office/drawing/2016/5/10/chartex" xmlns:cx5="http://schemas.microsoft.com/office/drawing/2016/5/11/chartex" xmlns:cx6="http://schemas.microsoft.com/office/drawing/2016/5/12/chartex" xmlns:cx7="http://schemas.microsoft.com/office/drawing/2016/5/13/chartex" xmlns:cx8="http://schemas.microsoft.com/office/drawing/2016/5/14/chartex" xmlns:mc="http://schemas.openxmlformats.org/markup-compatibility/2006" xmlns:aink="http://schemas.microsoft.com/office/drawing/2016/ink" xmlns:am3d="http://schemas.microsoft.com/office/drawing/2017/model3d" xmlns:o="urn:schemas-microsoft-com:office:office" xmlns:oel="http://schemas.microsoft.com/office/2019/extlst" xmlns:r="http://schemas.openxmlformats.org/officeDocument/2006/relationships" xmlns:m="http://schemas.openxmlformats.org/officeDocument/2006/math" xmlns:v="urn:schemas-microsoft-com:vml" xmlns:wp14="http://schemas.microsoft.com/office/word/2010/wordprocessingDrawing" xmlns:wp="http://schemas.openxmlformats.org/drawingml/2006/wordprocessingDrawing" xmlns:w10="urn:schemas-microsoft-com:office:word" xmlns:w="http://schemas.openxmlformats.org/wordprocessingml/2006/main" xmlns:w14="http://schemas.microsoft.com/office/word/2010/wordml" xmlns:w15="http://schemas.microsoft.com/office/word/2012/wordml" xmlns:w16cex="http://schemas.microsoft.com/office/word/2018/wordml/cex" xmlns:w16cid="http://schemas.microsoft.com/office/word/2016/wordml/cid" xmlns:w16="http://schemas.microsoft.com/office/word/2018/wordml" xmlns:w16du="http://schemas.microsoft.com/office/word/2023/wordml/word16du" xmlns:w16sdtdh="http://schemas.microsoft.com/office/word/2020/wordml/sdtdatahash" xmlns:w16sdtfl="http://schemas.microsoft.com/office/word/2024/wordml/sdtformatlock" xmlns:w16se="http://schemas.microsoft.com/office/word/2015/wordml/symex" xmlns:wpg="http://schemas.microsoft.com/office/word/2010/wordprocessingGroup" xmlns:wpi="http://schemas.microsoft.com/office/word/2010/wordprocessingInk" xmlns:wne="http://schemas.microsoft.com/office/word/2006/wordml" xmlns:wps="http://schemas.microsoft.com/office/word/2010/wordprocessingShape" mc:Ignorable="w14 w15 w16se w16cid w16 w16cex w16sdtdh w16sdtfl w16du wp14">
+  <w:p>
+    <w:pPr>
+      <w:pStyle w:val="Header"/>
+    </w:pPr>
+  </w:p>
+  <w:p>
+    <w:pPr>
+      <w:pStyle w:val="Header"/>
+    </w:pPr>
+    <w:r>
+      <w:rPr>
+        <w:noProof/>
+      </w:rPr>
+      <w:drawing>
+        <wp:anchor distT="0" distB="0" distL="114300" distR="114300" simplePos="0" relativeHeight="251658240" behindDoc="0" locked="0" layoutInCell="1" allowOverlap="1" wp14:anchorId="2C78B81D" wp14:editId="2E3BFBEA">
+          <wp:simplePos x="0" y="0"/>
+          <wp:positionH relativeFrom="column">
+            <wp:posOffset>-10401</wp:posOffset>
+          </wp:positionH>
+          <wp:positionV relativeFrom="paragraph">
+            <wp:posOffset>173355</wp:posOffset>
+          </wp:positionV>
+          <wp:extent cx="1554480" cy="603885"/>
+          <wp:effectExtent l="0" t="0" r="0" b="5715"/>
+          <wp:wrapNone/>
+          <wp:docPr id="1536743266" name="Picture 1"/>
+          <wp:cNvGraphicFramePr>
+            <a:graphicFrameLocks xmlns:a="http://schemas.openxmlformats.org/drawingml/2006/main" noChangeAspect="1"/>
+          </wp:cNvGraphicFramePr>
+          <a:graphic xmlns:a="http://schemas.openxmlformats.org/drawingml/2006/main">
+            <a:graphicData uri="http://schemas.openxmlformats.org/drawingml/2006/picture">
+              <pic:pic xmlns:pic="http://schemas.openxmlformats.org/drawingml/2006/picture">
+                <pic:nvPicPr>
+                  <pic:cNvPr id="1047277314" name="Picture 1"/>
+                  <pic:cNvPicPr/>
+                </pic:nvPicPr>
+                <pic:blipFill>
+                  <a:blip r:embed="rId1">
+                    <a:extLst>
+                      <a:ext uri="{28A0092B-C50C-407E-A947-70E740481C1C}">
+                        <a14:useLocalDpi xmlns:a14="http://schemas.microsoft.com/office/drawing/2010/main" val="0"/>
+                      </a:ext>
+                    </a:extLst>
+                  </a:blip>
+                  <a:srcRect l="2271" r="2271"/>
+                  <a:stretch>
+                    <a:fillRect/>
+                  </a:stretch>
+                </pic:blipFill>
+                <pic:spPr bwMode="auto">
+                  <a:xfrm>
+                    <a:off x="0" y="0"/>
+                    <a:ext cx="1554480" cy="603885"/>
+                  </a:xfrm>
+                  <a:prstGeom prst="rect">
+                    <a:avLst/>
+                  </a:prstGeom>
+                  <a:ln>
+                    <a:noFill/>
+                  </a:ln>
+                  <a:extLst>
+                    <a:ext uri="{53640926-AAD7-44D8-BBD7-CCE9431645EC}">
+                      <a14:shadowObscured xmlns:a14="http://schemas.microsoft.com/office/drawing/2010/main"/>
+                    </a:ext>
+                  </a:extLst>
+                </pic:spPr>
+              </pic:pic>
+            </a:graphicData>
+          </a:graphic>
+          <wp14:sizeRelH relativeFrom="page">
+            <wp14:pctWidth>0</wp14:pctWidth>
+          </wp14:sizeRelH>
+          <wp14:sizeRelV relativeFrom="page">
+            <wp14:pctHeight>0</wp14:pctHeight>
+          </wp14:sizeRelV>
+        </wp:anchor>
+      </w:drawing>
+    </w:r>
+  </w:p>
+</w:hdr>
+</file>
+
+<file path=word/header3.xml><?xml version="1.0" encoding="utf-8"?>
+<w:hdr xmlns:wpc="http://schemas.microsoft.com/office/word/2010/wordprocessingCanvas" xmlns:cx="http://schemas.microsoft.com/office/drawing/2014/chartex" xmlns:cx1="http://schemas.microsoft.com/office/drawing/2015/9/8/chartex" xmlns:cx2="http://schemas.microsoft.com/office/drawing/2015/10/21/chartex" xmlns:cx3="http://schemas.microsoft.com/office/drawing/2016/5/9/chartex" xmlns:cx4="http://schemas.microsoft.com/office/drawing/2016/5/10/chartex" xmlns:cx5="http://schemas.microsoft.com/office/drawing/2016/5/11/chartex" xmlns:cx6="http://schemas.microsoft.com/office/drawing/2016/5/12/chartex" xmlns:cx7="http://schemas.microsoft.com/office/drawing/2016/5/13/chartex" xmlns:cx8="http://schemas.microsoft.com/office/drawing/2016/5/14/chartex" xmlns:mc="http://schemas.openxmlformats.org/markup-compatibility/2006" xmlns:aink="http://schemas.microsoft.com/office/drawing/2016/ink" xmlns:am3d="http://schemas.microsoft.com/office/drawing/2017/model3d" xmlns:o="urn:schemas-microsoft-com:office:office" xmlns:oel="http://schemas.microsoft.com/office/2019/extlst" xmlns:r="http://schemas.openxmlformats.org/officeDocument/2006/relationships" xmlns:m="http://schemas.openxmlformats.org/officeDocument/2006/math" xmlns:v="urn:schemas-microsoft-com:vml" xmlns:wp14="http://schemas.microsoft.com/office/word/2010/wordprocessingDrawing" xmlns:wp="http://schemas.openxmlformats.org/drawingml/2006/wordprocessingDrawing" xmlns:w10="urn:schemas-microsoft-com:office:word" xmlns:w="http://schemas.openxmlformats.org/wordprocessingml/2006/main" xmlns:w14="http://schemas.microsoft.com/office/word/2010/wordml" xmlns:w15="http://schemas.microsoft.com/office/word/2012/wordml" xmlns:w16cex="http://schemas.microsoft.com/office/word/2018/wordml/cex" xmlns:w16cid="http://schemas.microsoft.com/office/word/2016/wordml/cid" xmlns:w16="http://schemas.microsoft.com/office/word/2018/wordml" xmlns:w16du="http://schemas.microsoft.com/office/word/2023/wordml/word16du" xmlns:w16sdtdh="http://schemas.microsoft.com/office/word/2020/wordml/sdtdatahash" xmlns:w16sdtfl="http://schemas.microsoft.com/office/word/2024/wordml/sdtformatlock" xmlns:w16se="http://schemas.microsoft.com/office/word/2015/wordml/symex" xmlns:wpg="http://schemas.microsoft.com/office/word/2010/wordprocessingGroup" xmlns:wpi="http://schemas.microsoft.com/office/word/2010/wordprocessingInk" xmlns:wne="http://schemas.microsoft.com/office/word/2006/wordml" xmlns:wps="http://schemas.microsoft.com/office/word/2010/wordprocessingShape" mc:Ignorable="w14 w15 w16se w16cid w16 w16cex w16sdtdh w16sdtfl w16du wp14">
+  <w:p>
+    <w:pPr>
+      <w:pStyle w:val="Header"/>
+    </w:pPr>
+  </w:p>
+</w:hdr>
+</file>
+
+<file path=word/numbering.xml><?xml version="1.0" encoding="utf-8"?>
+<w:numbering xmlns:wpc="http://schemas.microsoft.com/office/word/2010/wordprocessingCanvas" xmlns:cx="http://schemas.microsoft.com/office/drawing/2014/chartex" xmlns:cx1="http://schemas.microsoft.com/office/drawing/2015/9/8/chartex" xmlns:cx2="http://schemas.microsoft.com/office/drawing/2015/10/21/chartex" xmlns:cx3="http://schemas.microsoft.com/office/drawing/2016/5/9/chartex" xmlns:cx4="http://schemas.microsoft.com/office/drawing/2016/5/10/chartex" xmlns:cx5="http://schemas.microsoft.com/office/drawing/2016/5/11/chartex" xmlns:cx6="http://schemas.microsoft.com/office/drawing/2016/5/12/chartex" xmlns:cx7="http://schemas.microsoft.com/office/drawing/2016/5/13/chartex" xmlns:cx8="http://schemas.microsoft.com/office/drawing/2016/5/14/chartex" xmlns:mc="http://schemas.openxmlformats.org/markup-compatibility/2006" xmlns:aink="http://schemas.microsoft.com/office/drawing/2016/ink" xmlns:am3d="http://schemas.microsoft.com/office/drawing/2017/model3d" xmlns:o="urn:schemas-microsoft-com:office:office" xmlns:oel="http://schemas.microsoft.com/office/2019/extlst" xmlns:r="http://schemas.openxmlformats.org/officeDocument/2006/relationships" xmlns:m="http://schemas.openxmlformats.org/officeDocument/2006/math" xmlns:v="urn:schemas-microsoft-com:vml" xmlns:wp14="http://schemas.microsoft.com/office/word/2010/wordprocessingDrawing" xmlns:wp="http://schemas.openxmlformats.org/drawingml/2006/wordprocessingDrawing" xmlns:w10="urn:schemas-microsoft-com:office:word" xmlns:w="http://schemas.openxmlformats.org/wordprocessingml/2006/main" xmlns:w14="http://schemas.microsoft.com/office/word/2010/wordml" xmlns:w15="http://schemas.microsoft.com/office/word/2012/wordml" xmlns:w16cex="http://schemas.microsoft.com/office/word/2018/wordml/cex" xmlns:w16cid="http://schemas.microsoft.com/office/word/2016/wordml/cid" xmlns:w16="http://schemas.microsoft.com/office/word/2018/wordml" xmlns:w16du="http://schemas.microsoft.com/office/word/2023/wordml/word16du" xmlns:w16sdtdh="http://schemas.microsoft.com/office/word/2020/wordml/sdtdatahash" xmlns:w16sdtfl="http://schemas.microsoft.com/office/word/2024/wordml/sdtformatlock" xmlns:w16se="http://schemas.microsoft.com/office/word/2015/wordml/symex" xmlns:wpg="http://schemas.microsoft.com/office/word/2010/wordprocessingGroup" xmlns:wpi="http://schemas.microsoft.com/office/word/2010/wordprocessingInk" xmlns:wne="http://schemas.microsoft.com/office/word/2006/wordml" xmlns:wps="http://schemas.microsoft.com/office/word/2010/wordprocessingShape" mc:Ignorable="w14 w15 w16se w16cid w16 w16cex w16sdtdh w16sdtfl w16du wp14">
+  <w:abstractNum w:abstractNumId="0" w15:restartNumberingAfterBreak="0">
+    <w:nsid w:val="145119B3"/>
+    <w:multiLevelType w:val="hybridMultilevel"/>
+    <w:tmpl w:val="22301340"/>
+    <w:lvl w:ilvl="0" w:tplc="08090001">
+      <w:start w:val="1"/>
+      <w:numFmt w:val="bullet"/>
+      <w:lvlText w:val=""/>
+      <w:lvlJc w:val="left"/>
+      <w:pPr>
+        <w:ind w:left="720" w:hanging="360"/>
+      </w:pPr>
+      <w:rPr>
+        <w:rFonts w:ascii="Symbol" w:hAnsi="Symbol" w:hint="default"/>
+      </w:rPr>
+    </w:lvl>
+    <w:lvl w:ilvl="1" w:tplc="08090003" w:tentative="1">
+      <w:start w:val="1"/>
+      <w:numFmt w:val="bullet"/>
+      <w:lvlText w:val="o"/>
+      <w:lvlJc w:val="left"/>
+      <w:pPr>
+        <w:ind w:left="1440" w:hanging="360"/>
+      </w:pPr>
+      <w:rPr>
+        <w:rFonts w:ascii="Courier New" w:hAnsi="Courier New" w:cs="Courier New" w:hint="default"/>
+      </w:rPr>
+    </w:lvl>
+    <w:lvl w:ilvl="2" w:tplc="08090005" w:tentative="1">
+      <w:start w:val="1"/>
+      <w:numFmt w:val="bullet"/>
+      <w:lvlText w:val=""/>
+      <w:lvlJc w:val="left"/>
+      <w:pPr>
+        <w:ind w:left="2160" w:hanging="360"/>
+      </w:pPr>
+      <w:rPr>
+        <w:rFonts w:ascii="Wingdings" w:hAnsi="Wingdings" w:hint="default"/>
+      </w:rPr>
+    </w:lvl>
+    <w:lvl w:ilvl="3" w:tplc="08090001" w:tentative="1">
+      <w:start w:val="1"/>
+      <w:numFmt w:val="bullet"/>
+      <w:lvlText w:val=""/>
+      <w:lvlJc w:val="left"/>
+      <w:pPr>
+        <w:ind w:left="2880" w:hanging="360"/>
+      </w:pPr>
+      <w:rPr>
+        <w:rFonts w:ascii="Symbol" w:hAnsi="Symbol" w:hint="default"/>
+      </w:rPr>
+    </w:lvl>
+    <w:lvl w:ilvl="4" w:tplc="08090003" w:tentative="1">
+      <w:start w:val="1"/>
+      <w:numFmt w:val="bullet"/>
+      <w:lvlText w:val="o"/>
+      <w:lvlJc w:val="left"/>
+      <w:pPr>
+        <w:ind w:left="3600" w:hanging="360"/>
+      </w:pPr>
+      <w:rPr>
+        <w:rFonts w:ascii="Courier New" w:hAnsi="Courier New" w:cs="Courier New" w:hint="default"/>
+      </w:rPr>
+    </w:lvl>
+    <w:lvl w:ilvl="5" w:tplc="08090005" w:tentative="1">
+      <w:start w:val="1"/>
+      <w:numFmt w:val="bullet"/>
+      <w:lvlText w:val=""/>
+      <w:lvlJc w:val="left"/>
+      <w:pPr>
+        <w:ind w:left="4320" w:hanging="360"/>
+      </w:pPr>
+      <w:rPr>
+        <w:rFonts w:ascii="Wingdings" w:hAnsi="Wingdings" w:hint="default"/>
+      </w:rPr>
+    </w:lvl>
+    <w:lvl w:ilvl="6" w:tplc="08090001" w:tentative="1">
+      <w:start w:val="1"/>
+      <w:numFmt w:val="bullet"/>
+      <w:lvlText w:val=""/>
+      <w:lvlJc w:val="left"/>
+      <w:pPr>
+        <w:ind w:left="5040" w:hanging="360"/>
+      </w:pPr>
+      <w:rPr>
+        <w:rFonts w:ascii="Symbol" w:hAnsi="Symbol" w:hint="default"/>
+      </w:rPr>
+    </w:lvl>
+    <w:lvl w:ilvl="7" w:tplc="08090003" w:tentative="1">
+      <w:start w:val="1"/>
+      <w:numFmt w:val="bullet"/>
+      <w:lvlText w:val="o"/>
+      <w:lvlJc w:val="left"/>
+      <w:pPr>
+        <w:ind w:left="5760" w:hanging="360"/>
+      </w:pPr>
+      <w:rPr>
+        <w:rFonts w:ascii="Courier New" w:hAnsi="Courier New" w:cs="Courier New" w:hint="default"/>
+      </w:rPr>
+    </w:lvl>
+    <w:lvl w:ilvl="8" w:tplc="08090005" w:tentative="1">
+      <w:start w:val="1"/>
+      <w:numFmt w:val="bullet"/>
+      <w:lvlText w:val=""/>
+      <w:lvlJc w:val="left"/>
+      <w:pPr>
+        <w:ind w:left="6480" w:hanging="360"/>
+      </w:pPr>
+      <w:rPr>
+        <w:rFonts w:ascii="Wingdings" w:hAnsi="Wingdings" w:hint="default"/>
+      </w:rPr>
+    </w:lvl>
+  </w:abstractNum>
+  <w:abstractNum w:abstractNumId="1" w15:restartNumberingAfterBreak="0">
+    <w:nsid w:val="14DE4AFD"/>
+    <w:multiLevelType w:val="hybridMultilevel"/>
+    <w:tmpl w:val="1B9483CC"/>
+    <w:lvl w:ilvl="0" w:tplc="08090001">
+      <w:start w:val="1"/>
+      <w:numFmt w:val="bullet"/>
+      <w:lvlText w:val=""/>
+      <w:lvlJc w:val="left"/>
+      <w:pPr>
+        <w:ind w:left="720" w:hanging="360"/>
+      </w:pPr>
+      <w:rPr>
+        <w:rFonts w:ascii="Symbol" w:hAnsi="Symbol" w:hint="default"/>
+      </w:rPr>
+    </w:lvl>
+    <w:lvl w:ilvl="1" w:tplc="08090003" w:tentative="1">
+      <w:start w:val="1"/>
+      <w:numFmt w:val="bullet"/>
+      <w:lvlText w:val="o"/>
+      <w:lvlJc w:val="left"/>
+      <w:pPr>
+        <w:ind w:left="1440" w:hanging="360"/>
+      </w:pPr>
+      <w:rPr>
+        <w:rFonts w:ascii="Courier New" w:hAnsi="Courier New" w:cs="Courier New" w:hint="default"/>
+      </w:rPr>
+    </w:lvl>
+    <w:lvl w:ilvl="2" w:tplc="08090005" w:tentative="1">
+      <w:start w:val="1"/>
+      <w:numFmt w:val="bullet"/>
+      <w:lvlText w:val=""/>
+      <w:lvlJc w:val="left"/>
+      <w:pPr>
+        <w:ind w:left="2160" w:hanging="360"/>
+      </w:pPr>
+      <w:rPr>
+        <w:rFonts w:ascii="Wingdings" w:hAnsi="Wingdings" w:hint="default"/>
+      </w:rPr>
+    </w:lvl>
+    <w:lvl w:ilvl="3" w:tplc="08090001" w:tentative="1">
+      <w:start w:val="1"/>
+      <w:numFmt w:val="bullet"/>
+      <w:lvlText w:val=""/>
+      <w:lvlJc w:val="left"/>
+      <w:pPr>
+        <w:ind w:left="2880" w:hanging="360"/>
+      </w:pPr>
+      <w:rPr>
+        <w:rFonts w:ascii="Symbol" w:hAnsi="Symbol" w:hint="default"/>
+      </w:rPr>
+    </w:lvl>
+    <w:lvl w:ilvl="4" w:tplc="08090003" w:tentative="1">
+      <w:start w:val="1"/>
+      <w:numFmt w:val="bullet"/>
+      <w:lvlText w:val="o"/>
+      <w:lvlJc w:val="left"/>
+      <w:pPr>
+        <w:ind w:left="3600" w:hanging="360"/>
+      </w:pPr>
+      <w:rPr>
+        <w:rFonts w:ascii="Courier New" w:hAnsi="Courier New" w:cs="Courier New" w:hint="default"/>
+      </w:rPr>
+    </w:lvl>
+    <w:lvl w:ilvl="5" w:tplc="08090005" w:tentative="1">
+      <w:start w:val="1"/>
+      <w:numFmt w:val="bullet"/>
+      <w:lvlText w:val=""/>
+      <w:lvlJc w:val="left"/>
+      <w:pPr>
+        <w:ind w:left="4320" w:hanging="360"/>
+      </w:pPr>
+      <w:rPr>
+        <w:rFonts w:ascii="Wingdings" w:hAnsi="Wingdings" w:hint="default"/>
+      </w:rPr>
+    </w:lvl>
+    <w:lvl w:ilvl="6" w:tplc="08090001" w:tentative="1">
+      <w:start w:val="1"/>
+      <w:numFmt w:val="bullet"/>
+      <w:lvlText w:val=""/>
+      <w:lvlJc w:val="left"/>
+      <w:pPr>
+        <w:ind w:left="5040" w:hanging="360"/>
+      </w:pPr>
+      <w:rPr>
+        <w:rFonts w:ascii="Symbol" w:hAnsi="Symbol" w:hint="default"/>
+      </w:rPr>
+    </w:lvl>
+    <w:lvl w:ilvl="7" w:tplc="08090003" w:tentative="1">
+      <w:start w:val="1"/>
+      <w:numFmt w:val="bullet"/>
+      <w:lvlText w:val="o"/>
+      <w:lvlJc w:val="left"/>
+      <w:pPr>
+        <w:ind w:left="5760" w:hanging="360"/>
+      </w:pPr>
+      <w:rPr>
+        <w:rFonts w:ascii="Courier New" w:hAnsi="Courier New" w:cs="Courier New" w:hint="default"/>
+      </w:rPr>
+    </w:lvl>
+    <w:lvl w:ilvl="8" w:tplc="08090005" w:tentative="1">
+      <w:start w:val="1"/>
+      <w:numFmt w:val="bullet"/>
+      <w:lvlText w:val=""/>
+      <w:lvlJc w:val="left"/>
+      <w:pPr>
+        <w:ind w:left="6480" w:hanging="360"/>
+      </w:pPr>
+      <w:rPr>
+        <w:rFonts w:ascii="Wingdings" w:hAnsi="Wingdings" w:hint="default"/>
+      </w:rPr>
+    </w:lvl>
+  </w:abstractNum>
+  <w:num w:numId="1" w16cid:durableId="1855998710">
+    <w:abstractNumId w:val="0"/>
+  </w:num>
+  <w:num w:numId="2" w16cid:durableId="1641111518">
+    <w:abstractNumId w:val="1"/>
+  </w:num>
+</w:numbering>
+</file>
+
 <file path=word/styles.xml><?xml version="1.0" encoding="utf-8"?>
-<w:styles xmlns:mc="http://schemas.openxmlformats.org/markup-compatibility/2006" xmlns:r="http://schemas.openxmlformats.org/officeDocument/2006/relationships" xmlns:w="http://schemas.openxmlformats.org/wordprocessingml/2006/main" xmlns:w14="http://schemas.microsoft.com/office/word/2010/wordml" xmlns:w15="http://schemas.microsoft.com/office/word/2012/wordml" xmlns:w16cex="http://schemas.microsoft.com/office/word/2018/wordml/cex" xmlns:w16cid="http://schemas.microsoft.com/office/word/2016/wordml/cid" xmlns:w16="http://schemas.microsoft.com/office/word/2018/wordml" xmlns:w16du="http://schemas.microsoft.com/office/word/2023/wordml/word16du" xmlns:w16sdtdh="http://schemas.microsoft.com/office/word/2020/wordml/sdtdatahash" xmlns:w16se="http://schemas.microsoft.com/office/word/2015/wordml/symex" mc:Ignorable="w14 w15 w16se w16cid w16 w16cex w16sdtdh w16du">
+<w:styles xmlns:mc="http://schemas.openxmlformats.org/markup-compatibility/2006" xmlns:r="http://schemas.openxmlformats.org/officeDocument/2006/relationships" xmlns:w="http://schemas.openxmlformats.org/wordprocessingml/2006/main" xmlns:w14="http://schemas.microsoft.com/office/word/2010/wordml" xmlns:w15="http://schemas.microsoft.com/office/word/2012/wordml" xmlns:w16cex="http://schemas.microsoft.com/office/word/2018/wordml/cex" xmlns:w16cid="http://schemas.microsoft.com/office/word/2016/wordml/cid" xmlns:w16="http://schemas.microsoft.com/office/word/2018/wordml" xmlns:w16du="http://schemas.microsoft.com/office/word/2023/wordml/word16du" xmlns:w16sdtdh="http://schemas.microsoft.com/office/word/2020/wordml/sdtdatahash" xmlns:w16sdtfl="http://schemas.microsoft.com/office/word/2024/wordml/sdtformatlock" xmlns:w16se="http://schemas.microsoft.com/office/word/2015/wordml/symex" mc:Ignorable="w14 w15 w16se w16cid w16 w16cex w16sdtdh w16sdtfl w16du">
   <w:docDefaults>
     <w:rPrDefault>
       <w:rPr>
-        <w:rFonts w:asciiTheme="minorHAnsi" w:eastAsiaTheme="minorHAnsi" w:hAnsiTheme="minorHAnsi" w:cstheme="minorBidi"/>
-        <w:sz w:val="22"/>
-        <w:szCs w:val="22"/>
-        <w:lang w:val="en-GB" w:eastAsia="en-US" w:bidi="ar-SA"/>
+        <w:rFonts w:asciiTheme="minorHAnsi" w:eastAsiaTheme="minorEastAsia" w:hAnsiTheme="minorHAnsi" w:cstheme="minorBidi"/>
+        <w:kern w:val="2"/>
+        <w:sz w:val="24"/>
+        <w:szCs w:val="24"/>
+        <w:lang w:val="en-GB" w:eastAsia="zh-CN" w:bidi="ar-SA"/>
+        <w14:ligatures w14:val="standardContextual"/>
       </w:rPr>
     </w:rPrDefault>
     <w:pPrDefault>
       <w:pPr>
-        <w:spacing w:after="200" w:line="276" w:lineRule="auto"/>
+        <w:spacing w:after="160" w:line="278" w:lineRule="auto"/>
       </w:pPr>
     </w:pPrDefault>
   </w:docDefaults>
@@ -1126,7 +1629,7 @@
     <w:lsdException w:name="toc 9" w:semiHidden="1" w:uiPriority="39" w:unhideWhenUsed="1"/>
     <w:lsdException w:name="Normal Indent" w:semiHidden="1" w:unhideWhenUsed="1"/>
     <w:lsdException w:name="footnote text" w:semiHidden="1" w:unhideWhenUsed="1"/>
-    <w:lsdException w:name="annotation text" w:semiHidden="1" w:uiPriority="0" w:unhideWhenUsed="1"/>
+    <w:lsdException w:name="annotation text" w:semiHidden="1" w:unhideWhenUsed="1"/>
     <w:lsdException w:name="header" w:semiHidden="1" w:unhideWhenUsed="1"/>
     <w:lsdException w:name="footer" w:semiHidden="1" w:unhideWhenUsed="1"/>
     <w:lsdException w:name="index heading" w:semiHidden="1" w:unhideWhenUsed="1"/>
@@ -1135,7 +1638,7 @@
     <w:lsdException w:name="envelope address" w:semiHidden="1" w:unhideWhenUsed="1"/>
     <w:lsdException w:name="envelope return" w:semiHidden="1" w:unhideWhenUsed="1"/>
     <w:lsdException w:name="footnote reference" w:semiHidden="1" w:unhideWhenUsed="1"/>
-    <w:lsdException w:name="annotation reference" w:semiHidden="1" w:uiPriority="0" w:unhideWhenUsed="1"/>
+    <w:lsdException w:name="annotation reference" w:semiHidden="1" w:unhideWhenUsed="1"/>
     <w:lsdException w:name="line number" w:semiHidden="1" w:unhideWhenUsed="1"/>
     <w:lsdException w:name="page number" w:semiHidden="1" w:unhideWhenUsed="1"/>
     <w:lsdException w:name="endnote reference" w:semiHidden="1" w:unhideWhenUsed="1"/>
@@ -1250,7 +1753,7 @@
     <w:lsdException w:name="Table Web 2" w:semiHidden="1" w:unhideWhenUsed="1"/>
     <w:lsdException w:name="Table Web 3" w:semiHidden="1" w:unhideWhenUsed="1"/>
     <w:lsdException w:name="Balloon Text" w:semiHidden="1" w:unhideWhenUsed="1"/>
-    <w:lsdException w:name="Table Grid" w:uiPriority="59"/>
+    <w:lsdException w:name="Table Grid" w:uiPriority="39"/>
     <w:lsdException w:name="Table Theme" w:semiHidden="1" w:unhideWhenUsed="1"/>
     <w:lsdException w:name="Placeholder Text" w:semiHidden="1"/>
     <w:lsdException w:name="No Spacing" w:uiPriority="1" w:qFormat="1"/>
@@ -1476,11 +1979,205 @@
   <w:style w:type="paragraph" w:default="1" w:styleId="Normal">
     <w:name w:val="Normal"/>
     <w:qFormat/>
-    <w:rsid w:val="000A1840"/>
+    <w:rsid w:val="00DA104F"/>
+  </w:style>
+  <w:style w:type="paragraph" w:styleId="Heading1">
+    <w:name w:val="heading 1"/>
+    <w:basedOn w:val="Normal"/>
+    <w:next w:val="Normal"/>
+    <w:link w:val="Heading1Char"/>
+    <w:uiPriority w:val="9"/>
+    <w:qFormat/>
+    <w:rsid w:val="00EE73E4"/>
+    <w:pPr>
+      <w:keepNext/>
+      <w:keepLines/>
+      <w:spacing w:before="360" w:after="80"/>
+      <w:outlineLvl w:val="0"/>
+    </w:pPr>
     <w:rPr>
-      <w:rFonts w:ascii="Source Sans Pro Light" w:eastAsia="Source Sans Pro" w:hAnsi="Source Sans Pro Light" w:cs="Source Sans Pro"/>
-      <w:sz w:val="24"/>
-      <w:szCs w:val="24"/>
+      <w:rFonts w:asciiTheme="majorHAnsi" w:eastAsiaTheme="majorEastAsia" w:hAnsiTheme="majorHAnsi" w:cstheme="majorBidi"/>
+      <w:color w:val="003548"/>
+      <w:sz w:val="40"/>
+      <w:szCs w:val="40"/>
+    </w:rPr>
+  </w:style>
+  <w:style w:type="paragraph" w:styleId="Heading2">
+    <w:name w:val="heading 2"/>
+    <w:basedOn w:val="Normal"/>
+    <w:next w:val="Normal"/>
+    <w:link w:val="Heading2Char"/>
+    <w:uiPriority w:val="9"/>
+    <w:semiHidden/>
+    <w:unhideWhenUsed/>
+    <w:qFormat/>
+    <w:rsid w:val="00EE73E4"/>
+    <w:pPr>
+      <w:keepNext/>
+      <w:keepLines/>
+      <w:spacing w:before="160" w:after="80"/>
+      <w:outlineLvl w:val="1"/>
+    </w:pPr>
+    <w:rPr>
+      <w:rFonts w:asciiTheme="majorHAnsi" w:eastAsiaTheme="majorEastAsia" w:hAnsiTheme="majorHAnsi" w:cstheme="majorBidi"/>
+      <w:color w:val="003548"/>
+      <w:sz w:val="32"/>
+      <w:szCs w:val="32"/>
+    </w:rPr>
+  </w:style>
+  <w:style w:type="paragraph" w:styleId="Heading3">
+    <w:name w:val="heading 3"/>
+    <w:basedOn w:val="Normal"/>
+    <w:next w:val="Normal"/>
+    <w:link w:val="Heading3Char"/>
+    <w:uiPriority w:val="9"/>
+    <w:semiHidden/>
+    <w:unhideWhenUsed/>
+    <w:qFormat/>
+    <w:rsid w:val="00990CF2"/>
+    <w:pPr>
+      <w:keepNext/>
+      <w:keepLines/>
+      <w:spacing w:before="160" w:after="80"/>
+      <w:outlineLvl w:val="2"/>
+    </w:pPr>
+    <w:rPr>
+      <w:rFonts w:eastAsiaTheme="majorEastAsia" w:cstheme="majorBidi"/>
+      <w:color w:val="0F4761" w:themeColor="accent1" w:themeShade="BF"/>
+      <w:sz w:val="28"/>
+      <w:szCs w:val="28"/>
+    </w:rPr>
+  </w:style>
+  <w:style w:type="paragraph" w:styleId="Heading4">
+    <w:name w:val="heading 4"/>
+    <w:basedOn w:val="Normal"/>
+    <w:next w:val="Normal"/>
+    <w:link w:val="Heading4Char"/>
+    <w:uiPriority w:val="9"/>
+    <w:semiHidden/>
+    <w:unhideWhenUsed/>
+    <w:qFormat/>
+    <w:rsid w:val="00990CF2"/>
+    <w:pPr>
+      <w:keepNext/>
+      <w:keepLines/>
+      <w:spacing w:before="80" w:after="40"/>
+      <w:outlineLvl w:val="3"/>
+    </w:pPr>
+    <w:rPr>
+      <w:rFonts w:eastAsiaTheme="majorEastAsia" w:cstheme="majorBidi"/>
+      <w:i/>
+      <w:iCs/>
+      <w:color w:val="0F4761" w:themeColor="accent1" w:themeShade="BF"/>
+    </w:rPr>
+  </w:style>
+  <w:style w:type="paragraph" w:styleId="Heading5">
+    <w:name w:val="heading 5"/>
+    <w:basedOn w:val="Normal"/>
+    <w:next w:val="Normal"/>
+    <w:link w:val="Heading5Char"/>
+    <w:uiPriority w:val="9"/>
+    <w:semiHidden/>
+    <w:unhideWhenUsed/>
+    <w:qFormat/>
+    <w:rsid w:val="00990CF2"/>
+    <w:pPr>
+      <w:keepNext/>
+      <w:keepLines/>
+      <w:spacing w:before="80" w:after="40"/>
+      <w:outlineLvl w:val="4"/>
+    </w:pPr>
+    <w:rPr>
+      <w:rFonts w:eastAsiaTheme="majorEastAsia" w:cstheme="majorBidi"/>
+      <w:color w:val="0F4761" w:themeColor="accent1" w:themeShade="BF"/>
+    </w:rPr>
+  </w:style>
+  <w:style w:type="paragraph" w:styleId="Heading6">
+    <w:name w:val="heading 6"/>
+    <w:basedOn w:val="Normal"/>
+    <w:next w:val="Normal"/>
+    <w:link w:val="Heading6Char"/>
+    <w:uiPriority w:val="9"/>
+    <w:semiHidden/>
+    <w:unhideWhenUsed/>
+    <w:qFormat/>
+    <w:rsid w:val="00990CF2"/>
+    <w:pPr>
+      <w:keepNext/>
+      <w:keepLines/>
+      <w:spacing w:before="40" w:after="0"/>
+      <w:outlineLvl w:val="5"/>
+    </w:pPr>
+    <w:rPr>
+      <w:rFonts w:eastAsiaTheme="majorEastAsia" w:cstheme="majorBidi"/>
+      <w:i/>
+      <w:iCs/>
+      <w:color w:val="595959" w:themeColor="text1" w:themeTint="A6"/>
+    </w:rPr>
+  </w:style>
+  <w:style w:type="paragraph" w:styleId="Heading7">
+    <w:name w:val="heading 7"/>
+    <w:basedOn w:val="Normal"/>
+    <w:next w:val="Normal"/>
+    <w:link w:val="Heading7Char"/>
+    <w:uiPriority w:val="9"/>
+    <w:semiHidden/>
+    <w:unhideWhenUsed/>
+    <w:qFormat/>
+    <w:rsid w:val="00990CF2"/>
+    <w:pPr>
+      <w:keepNext/>
+      <w:keepLines/>
+      <w:spacing w:before="40" w:after="0"/>
+      <w:outlineLvl w:val="6"/>
+    </w:pPr>
+    <w:rPr>
+      <w:rFonts w:eastAsiaTheme="majorEastAsia" w:cstheme="majorBidi"/>
+      <w:color w:val="595959" w:themeColor="text1" w:themeTint="A6"/>
+    </w:rPr>
+  </w:style>
+  <w:style w:type="paragraph" w:styleId="Heading8">
+    <w:name w:val="heading 8"/>
+    <w:basedOn w:val="Normal"/>
+    <w:next w:val="Normal"/>
+    <w:link w:val="Heading8Char"/>
+    <w:uiPriority w:val="9"/>
+    <w:semiHidden/>
+    <w:unhideWhenUsed/>
+    <w:qFormat/>
+    <w:rsid w:val="00990CF2"/>
+    <w:pPr>
+      <w:keepNext/>
+      <w:keepLines/>
+      <w:spacing w:after="0"/>
+      <w:outlineLvl w:val="7"/>
+    </w:pPr>
+    <w:rPr>
+      <w:rFonts w:eastAsiaTheme="majorEastAsia" w:cstheme="majorBidi"/>
+      <w:i/>
+      <w:iCs/>
+      <w:color w:val="272727" w:themeColor="text1" w:themeTint="D8"/>
+    </w:rPr>
+  </w:style>
+  <w:style w:type="paragraph" w:styleId="Heading9">
+    <w:name w:val="heading 9"/>
+    <w:basedOn w:val="Normal"/>
+    <w:next w:val="Normal"/>
+    <w:link w:val="Heading9Char"/>
+    <w:uiPriority w:val="9"/>
+    <w:semiHidden/>
+    <w:unhideWhenUsed/>
+    <w:qFormat/>
+    <w:rsid w:val="00990CF2"/>
+    <w:pPr>
+      <w:keepNext/>
+      <w:keepLines/>
+      <w:spacing w:after="0"/>
+      <w:outlineLvl w:val="8"/>
+    </w:pPr>
+    <w:rPr>
+      <w:rFonts w:eastAsiaTheme="majorEastAsia" w:cstheme="majorBidi"/>
+      <w:color w:val="272727" w:themeColor="text1" w:themeTint="D8"/>
     </w:rPr>
   </w:style>
   <w:style w:type="character" w:default="1" w:styleId="DefaultParagraphFont">
@@ -1510,69 +2207,294 @@
     <w:semiHidden/>
     <w:unhideWhenUsed/>
   </w:style>
-  <w:style w:type="character" w:styleId="CommentReference">
-    <w:name w:val="annotation reference"/>
+  <w:style w:type="character" w:customStyle="1" w:styleId="Heading1Char">
+    <w:name w:val="Heading 1 Char"/>
     <w:basedOn w:val="DefaultParagraphFont"/>
+    <w:link w:val="Heading1"/>
+    <w:uiPriority w:val="9"/>
+    <w:rsid w:val="00EE73E4"/>
+    <w:rPr>
+      <w:rFonts w:asciiTheme="majorHAnsi" w:eastAsiaTheme="majorEastAsia" w:hAnsiTheme="majorHAnsi" w:cstheme="majorBidi"/>
+      <w:color w:val="003548"/>
+      <w:sz w:val="40"/>
+      <w:szCs w:val="40"/>
+    </w:rPr>
+  </w:style>
+  <w:style w:type="character" w:customStyle="1" w:styleId="Heading2Char">
+    <w:name w:val="Heading 2 Char"/>
+    <w:basedOn w:val="DefaultParagraphFont"/>
+    <w:link w:val="Heading2"/>
+    <w:uiPriority w:val="9"/>
     <w:semiHidden/>
-    <w:unhideWhenUsed/>
-    <w:rsid w:val="00203DF9"/>
+    <w:rsid w:val="00EE73E4"/>
     <w:rPr>
-      <w:sz w:val="16"/>
-      <w:szCs w:val="16"/>
+      <w:rFonts w:asciiTheme="majorHAnsi" w:eastAsiaTheme="majorEastAsia" w:hAnsiTheme="majorHAnsi" w:cstheme="majorBidi"/>
+      <w:color w:val="003548"/>
+      <w:sz w:val="32"/>
+      <w:szCs w:val="32"/>
     </w:rPr>
   </w:style>
-  <w:style w:type="paragraph" w:styleId="CommentText">
-    <w:name w:val="annotation text"/>
+  <w:style w:type="character" w:customStyle="1" w:styleId="Heading3Char">
+    <w:name w:val="Heading 3 Char"/>
+    <w:basedOn w:val="DefaultParagraphFont"/>
+    <w:link w:val="Heading3"/>
+    <w:uiPriority w:val="9"/>
+    <w:semiHidden/>
+    <w:rsid w:val="00990CF2"/>
+    <w:rPr>
+      <w:rFonts w:eastAsiaTheme="majorEastAsia" w:cstheme="majorBidi"/>
+      <w:color w:val="0F4761" w:themeColor="accent1" w:themeShade="BF"/>
+      <w:sz w:val="28"/>
+      <w:szCs w:val="28"/>
+    </w:rPr>
+  </w:style>
+  <w:style w:type="character" w:customStyle="1" w:styleId="Heading4Char">
+    <w:name w:val="Heading 4 Char"/>
+    <w:basedOn w:val="DefaultParagraphFont"/>
+    <w:link w:val="Heading4"/>
+    <w:uiPriority w:val="9"/>
+    <w:semiHidden/>
+    <w:rsid w:val="00990CF2"/>
+    <w:rPr>
+      <w:rFonts w:eastAsiaTheme="majorEastAsia" w:cstheme="majorBidi"/>
+      <w:i/>
+      <w:iCs/>
+      <w:color w:val="0F4761" w:themeColor="accent1" w:themeShade="BF"/>
+    </w:rPr>
+  </w:style>
+  <w:style w:type="character" w:customStyle="1" w:styleId="Heading5Char">
+    <w:name w:val="Heading 5 Char"/>
+    <w:basedOn w:val="DefaultParagraphFont"/>
+    <w:link w:val="Heading5"/>
+    <w:uiPriority w:val="9"/>
+    <w:semiHidden/>
+    <w:rsid w:val="00990CF2"/>
+    <w:rPr>
+      <w:rFonts w:eastAsiaTheme="majorEastAsia" w:cstheme="majorBidi"/>
+      <w:color w:val="0F4761" w:themeColor="accent1" w:themeShade="BF"/>
+    </w:rPr>
+  </w:style>
+  <w:style w:type="character" w:customStyle="1" w:styleId="Heading6Char">
+    <w:name w:val="Heading 6 Char"/>
+    <w:basedOn w:val="DefaultParagraphFont"/>
+    <w:link w:val="Heading6"/>
+    <w:uiPriority w:val="9"/>
+    <w:semiHidden/>
+    <w:rsid w:val="00990CF2"/>
+    <w:rPr>
+      <w:rFonts w:eastAsiaTheme="majorEastAsia" w:cstheme="majorBidi"/>
+      <w:i/>
+      <w:iCs/>
+      <w:color w:val="595959" w:themeColor="text1" w:themeTint="A6"/>
+    </w:rPr>
+  </w:style>
+  <w:style w:type="character" w:customStyle="1" w:styleId="Heading7Char">
+    <w:name w:val="Heading 7 Char"/>
+    <w:basedOn w:val="DefaultParagraphFont"/>
+    <w:link w:val="Heading7"/>
+    <w:uiPriority w:val="9"/>
+    <w:semiHidden/>
+    <w:rsid w:val="00990CF2"/>
+    <w:rPr>
+      <w:rFonts w:eastAsiaTheme="majorEastAsia" w:cstheme="majorBidi"/>
+      <w:color w:val="595959" w:themeColor="text1" w:themeTint="A6"/>
+    </w:rPr>
+  </w:style>
+  <w:style w:type="character" w:customStyle="1" w:styleId="Heading8Char">
+    <w:name w:val="Heading 8 Char"/>
+    <w:basedOn w:val="DefaultParagraphFont"/>
+    <w:link w:val="Heading8"/>
+    <w:uiPriority w:val="9"/>
+    <w:semiHidden/>
+    <w:rsid w:val="00990CF2"/>
+    <w:rPr>
+      <w:rFonts w:eastAsiaTheme="majorEastAsia" w:cstheme="majorBidi"/>
+      <w:i/>
+      <w:iCs/>
+      <w:color w:val="272727" w:themeColor="text1" w:themeTint="D8"/>
+    </w:rPr>
+  </w:style>
+  <w:style w:type="character" w:customStyle="1" w:styleId="Heading9Char">
+    <w:name w:val="Heading 9 Char"/>
+    <w:basedOn w:val="DefaultParagraphFont"/>
+    <w:link w:val="Heading9"/>
+    <w:uiPriority w:val="9"/>
+    <w:semiHidden/>
+    <w:rsid w:val="00990CF2"/>
+    <w:rPr>
+      <w:rFonts w:eastAsiaTheme="majorEastAsia" w:cstheme="majorBidi"/>
+      <w:color w:val="272727" w:themeColor="text1" w:themeTint="D8"/>
+    </w:rPr>
+  </w:style>
+  <w:style w:type="paragraph" w:styleId="Title">
+    <w:name w:val="Title"/>
     <w:basedOn w:val="Normal"/>
-    <w:link w:val="CommentTextChar"/>
-    <w:unhideWhenUsed/>
-    <w:rsid w:val="00203DF9"/>
+    <w:next w:val="Normal"/>
+    <w:link w:val="TitleChar"/>
+    <w:uiPriority w:val="10"/>
+    <w:qFormat/>
+    <w:rsid w:val="00990CF2"/>
     <w:pPr>
-      <w:spacing w:line="240" w:lineRule="auto"/>
+      <w:spacing w:after="80" w:line="240" w:lineRule="auto"/>
+      <w:contextualSpacing/>
     </w:pPr>
     <w:rPr>
-      <w:sz w:val="20"/>
-      <w:szCs w:val="20"/>
+      <w:rFonts w:asciiTheme="majorHAnsi" w:eastAsiaTheme="majorEastAsia" w:hAnsiTheme="majorHAnsi" w:cstheme="majorBidi"/>
+      <w:spacing w:val="-10"/>
+      <w:kern w:val="28"/>
+      <w:sz w:val="56"/>
+      <w:szCs w:val="56"/>
     </w:rPr>
   </w:style>
-  <w:style w:type="character" w:customStyle="1" w:styleId="CommentTextChar">
-    <w:name w:val="Comment Text Char"/>
+  <w:style w:type="character" w:customStyle="1" w:styleId="TitleChar">
+    <w:name w:val="Title Char"/>
     <w:basedOn w:val="DefaultParagraphFont"/>
-    <w:link w:val="CommentText"/>
-    <w:rsid w:val="00203DF9"/>
+    <w:link w:val="Title"/>
+    <w:uiPriority w:val="10"/>
+    <w:rsid w:val="00990CF2"/>
     <w:rPr>
-      <w:sz w:val="20"/>
-      <w:szCs w:val="20"/>
+      <w:rFonts w:asciiTheme="majorHAnsi" w:eastAsiaTheme="majorEastAsia" w:hAnsiTheme="majorHAnsi" w:cstheme="majorBidi"/>
+      <w:spacing w:val="-10"/>
+      <w:kern w:val="28"/>
+      <w:sz w:val="56"/>
+      <w:szCs w:val="56"/>
     </w:rPr>
   </w:style>
-  <w:style w:type="paragraph" w:styleId="BalloonText">
-    <w:name w:val="Balloon Text"/>
+  <w:style w:type="paragraph" w:styleId="Subtitle">
+    <w:name w:val="Subtitle"/>
     <w:basedOn w:val="Normal"/>
-    <w:link w:val="BalloonTextChar"/>
-    <w:uiPriority w:val="99"/>
-    <w:semiHidden/>
-    <w:unhideWhenUsed/>
-    <w:rsid w:val="00203DF9"/>
+    <w:next w:val="Normal"/>
+    <w:link w:val="SubtitleChar"/>
+    <w:uiPriority w:val="11"/>
+    <w:qFormat/>
+    <w:rsid w:val="00990CF2"/>
     <w:pPr>
-      <w:spacing w:after="0" w:line="240" w:lineRule="auto"/>
+      <w:numPr>
+        <w:ilvl w:val="1"/>
+      </w:numPr>
     </w:pPr>
     <w:rPr>
-      <w:rFonts w:ascii="Tahoma" w:hAnsi="Tahoma" w:cs="Tahoma"/>
-      <w:sz w:val="16"/>
-      <w:szCs w:val="16"/>
+      <w:rFonts w:eastAsiaTheme="majorEastAsia" w:cstheme="majorBidi"/>
+      <w:color w:val="595959" w:themeColor="text1" w:themeTint="A6"/>
+      <w:spacing w:val="15"/>
+      <w:sz w:val="28"/>
+      <w:szCs w:val="28"/>
     </w:rPr>
   </w:style>
-  <w:style w:type="character" w:customStyle="1" w:styleId="BalloonTextChar">
-    <w:name w:val="Balloon Text Char"/>
+  <w:style w:type="character" w:customStyle="1" w:styleId="SubtitleChar">
+    <w:name w:val="Subtitle Char"/>
     <w:basedOn w:val="DefaultParagraphFont"/>
-    <w:link w:val="BalloonText"/>
-    <w:uiPriority w:val="99"/>
-    <w:semiHidden/>
-    <w:rsid w:val="00203DF9"/>
+    <w:link w:val="Subtitle"/>
+    <w:uiPriority w:val="11"/>
+    <w:rsid w:val="00990CF2"/>
     <w:rPr>
-      <w:rFonts w:ascii="Tahoma" w:hAnsi="Tahoma" w:cs="Tahoma"/>
-      <w:sz w:val="16"/>
-      <w:szCs w:val="16"/>
+      <w:rFonts w:eastAsiaTheme="majorEastAsia" w:cstheme="majorBidi"/>
+      <w:color w:val="595959" w:themeColor="text1" w:themeTint="A6"/>
+      <w:spacing w:val="15"/>
+      <w:sz w:val="28"/>
+      <w:szCs w:val="28"/>
+    </w:rPr>
+  </w:style>
+  <w:style w:type="paragraph" w:styleId="Quote">
+    <w:name w:val="Quote"/>
+    <w:basedOn w:val="Normal"/>
+    <w:next w:val="Normal"/>
+    <w:link w:val="QuoteChar"/>
+    <w:uiPriority w:val="29"/>
+    <w:qFormat/>
+    <w:rsid w:val="00990CF2"/>
+    <w:pPr>
+      <w:spacing w:before="160"/>
+      <w:jc w:val="center"/>
+    </w:pPr>
+    <w:rPr>
+      <w:i/>
+      <w:iCs/>
+      <w:color w:val="404040" w:themeColor="text1" w:themeTint="BF"/>
+    </w:rPr>
+  </w:style>
+  <w:style w:type="character" w:customStyle="1" w:styleId="QuoteChar">
+    <w:name w:val="Quote Char"/>
+    <w:basedOn w:val="DefaultParagraphFont"/>
+    <w:link w:val="Quote"/>
+    <w:uiPriority w:val="29"/>
+    <w:rsid w:val="00990CF2"/>
+    <w:rPr>
+      <w:i/>
+      <w:iCs/>
+      <w:color w:val="404040" w:themeColor="text1" w:themeTint="BF"/>
+    </w:rPr>
+  </w:style>
+  <w:style w:type="paragraph" w:styleId="ListParagraph">
+    <w:name w:val="List Paragraph"/>
+    <w:basedOn w:val="Normal"/>
+    <w:uiPriority w:val="34"/>
+    <w:qFormat/>
+    <w:rsid w:val="00990CF2"/>
+    <w:pPr>
+      <w:ind w:left="720"/>
+      <w:contextualSpacing/>
+    </w:pPr>
+  </w:style>
+  <w:style w:type="character" w:styleId="IntenseEmphasis">
+    <w:name w:val="Intense Emphasis"/>
+    <w:basedOn w:val="DefaultParagraphFont"/>
+    <w:uiPriority w:val="21"/>
+    <w:qFormat/>
+    <w:rsid w:val="00EE73E4"/>
+    <w:rPr>
+      <w:i/>
+      <w:iCs/>
+      <w:color w:val="003548"/>
+    </w:rPr>
+  </w:style>
+  <w:style w:type="paragraph" w:styleId="IntenseQuote">
+    <w:name w:val="Intense Quote"/>
+    <w:basedOn w:val="Normal"/>
+    <w:next w:val="Normal"/>
+    <w:link w:val="IntenseQuoteChar"/>
+    <w:uiPriority w:val="30"/>
+    <w:qFormat/>
+    <w:rsid w:val="007F0C9B"/>
+    <w:pPr>
+      <w:pBdr>
+        <w:top w:val="single" w:sz="4" w:space="10" w:color="0F4761" w:themeColor="accent1" w:themeShade="BF"/>
+        <w:bottom w:val="single" w:sz="4" w:space="10" w:color="0F4761" w:themeColor="accent1" w:themeShade="BF"/>
+      </w:pBdr>
+      <w:spacing w:before="360" w:after="360"/>
+      <w:ind w:left="864" w:right="864"/>
+      <w:jc w:val="center"/>
+    </w:pPr>
+    <w:rPr>
+      <w:i/>
+      <w:iCs/>
+      <w:color w:val="003548"/>
+    </w:rPr>
+  </w:style>
+  <w:style w:type="character" w:customStyle="1" w:styleId="IntenseQuoteChar">
+    <w:name w:val="Intense Quote Char"/>
+    <w:basedOn w:val="DefaultParagraphFont"/>
+    <w:link w:val="IntenseQuote"/>
+    <w:uiPriority w:val="30"/>
+    <w:rsid w:val="007F0C9B"/>
+    <w:rPr>
+      <w:i/>
+      <w:iCs/>
+      <w:color w:val="003548"/>
+    </w:rPr>
+  </w:style>
+  <w:style w:type="character" w:styleId="IntenseReference">
+    <w:name w:val="Intense Reference"/>
+    <w:basedOn w:val="DefaultParagraphFont"/>
+    <w:uiPriority w:val="32"/>
+    <w:qFormat/>
+    <w:rsid w:val="007F0C9B"/>
+    <w:rPr>
+      <w:b/>
+      <w:bCs/>
+      <w:smallCaps/>
+      <w:color w:val="003548"/>
+      <w:spacing w:val="5"/>
     </w:rPr>
   </w:style>
   <w:style w:type="paragraph" w:styleId="Header">
@@ -1581,7 +2503,7 @@
     <w:link w:val="HeaderChar"/>
     <w:uiPriority w:val="99"/>
     <w:unhideWhenUsed/>
-    <w:rsid w:val="00522F08"/>
+    <w:rsid w:val="00DC52F2"/>
     <w:pPr>
       <w:tabs>
         <w:tab w:val="center" w:pos="4513"/>
@@ -1595,7 +2517,7 @@
     <w:basedOn w:val="DefaultParagraphFont"/>
     <w:link w:val="Header"/>
     <w:uiPriority w:val="99"/>
-    <w:rsid w:val="00522F08"/>
+    <w:rsid w:val="00DC52F2"/>
   </w:style>
   <w:style w:type="paragraph" w:styleId="Footer">
     <w:name w:val="footer"/>
@@ -1603,7 +2525,7 @@
     <w:link w:val="FooterChar"/>
     <w:uiPriority w:val="99"/>
     <w:unhideWhenUsed/>
-    <w:rsid w:val="00522F08"/>
+    <w:rsid w:val="00DC52F2"/>
     <w:pPr>
       <w:tabs>
         <w:tab w:val="center" w:pos="4513"/>
@@ -1617,37 +2539,58 @@
     <w:basedOn w:val="DefaultParagraphFont"/>
     <w:link w:val="Footer"/>
     <w:uiPriority w:val="99"/>
-    <w:rsid w:val="00522F08"/>
-  </w:style>
-  <w:style w:type="character" w:customStyle="1" w:styleId="KeyHeadDetailsChar">
-    <w:name w:val="Key_HeadDetails Char"/>
+    <w:rsid w:val="00DC52F2"/>
+  </w:style>
+  <w:style w:type="paragraph" w:styleId="NormalWeb">
+    <w:name w:val="Normal (Web)"/>
+    <w:basedOn w:val="Normal"/>
+    <w:uiPriority w:val="99"/>
+    <w:semiHidden/>
+    <w:unhideWhenUsed/>
+    <w:rsid w:val="001F4ED0"/>
+    <w:rPr>
+      <w:rFonts w:ascii="Times New Roman" w:hAnsi="Times New Roman" w:cs="Times New Roman"/>
+    </w:rPr>
+  </w:style>
+  <w:style w:type="paragraph" w:customStyle="1" w:styleId="Style1">
+    <w:name w:val="Style1"/>
+    <w:basedOn w:val="Normal"/>
+    <w:qFormat/>
+    <w:rsid w:val="00B33362"/>
+    <w:rPr>
+      <w:rFonts w:ascii="Arial" w:hAnsi="Arial"/>
+    </w:rPr>
+  </w:style>
+  <w:style w:type="character" w:styleId="SubtleEmphasis">
+    <w:name w:val="Subtle Emphasis"/>
     <w:basedOn w:val="DefaultParagraphFont"/>
-    <w:link w:val="KeyHeadDetails"/>
-    <w:locked/>
-    <w:rsid w:val="001E200E"/>
+    <w:uiPriority w:val="19"/>
+    <w:qFormat/>
+    <w:rsid w:val="00EE73E4"/>
     <w:rPr>
-      <w:rFonts w:ascii="Source Sans Pro Light" w:hAnsi="Source Sans Pro Light" w:cs="Source Sans Pro"/>
-      <w:sz w:val="20"/>
-      <w:szCs w:val="20"/>
+      <w:i/>
+      <w:iCs/>
+      <w:color w:val="404040" w:themeColor="text1" w:themeTint="BF"/>
     </w:rPr>
   </w:style>
-  <w:style w:type="paragraph" w:customStyle="1" w:styleId="KeyHeadDetails">
-    <w:name w:val="Key_HeadDetails"/>
-    <w:basedOn w:val="Normal"/>
-    <w:link w:val="KeyHeadDetailsChar"/>
-    <w:qFormat/>
-    <w:rsid w:val="001E200E"/>
+  <w:style w:type="table" w:styleId="TableGrid">
+    <w:name w:val="Table Grid"/>
+    <w:basedOn w:val="TableNormal"/>
+    <w:uiPriority w:val="39"/>
+    <w:rsid w:val="00DA104F"/>
     <w:pPr>
-      <w:tabs>
-        <w:tab w:val="left" w:pos="5245"/>
-      </w:tabs>
       <w:spacing w:after="0" w:line="240" w:lineRule="auto"/>
     </w:pPr>
-    <w:rPr>
-      <w:rFonts w:eastAsiaTheme="minorHAnsi"/>
-      <w:sz w:val="20"/>
-      <w:szCs w:val="20"/>
-    </w:rPr>
+    <w:tblPr>
+      <w:tblBorders>
+        <w:top w:val="single" w:sz="4" w:space="0" w:color="auto"/>
+        <w:left w:val="single" w:sz="4" w:space="0" w:color="auto"/>
+        <w:bottom w:val="single" w:sz="4" w:space="0" w:color="auto"/>
+        <w:right w:val="single" w:sz="4" w:space="0" w:color="auto"/>
+        <w:insideH w:val="single" w:sz="4" w:space="0" w:color="auto"/>
+        <w:insideV w:val="single" w:sz="4" w:space="0" w:color="auto"/>
+      </w:tblBorders>
+    </w:tblPr>
   </w:style>
 </w:styles>
 </file>
@@ -1663,52 +2606,52 @@
         <a:sysClr val="window" lastClr="FFFFFF"/>
       </a:lt1>
       <a:dk2>
-        <a:srgbClr val="1F497D"/>
+        <a:srgbClr val="0E2841"/>
       </a:dk2>
       <a:lt2>
-        <a:srgbClr val="EEECE1"/>
+        <a:srgbClr val="E8E8E8"/>
       </a:lt2>
       <a:accent1>
-        <a:srgbClr val="4F81BD"/>
+        <a:srgbClr val="156082"/>
       </a:accent1>
       <a:accent2>
-        <a:srgbClr val="C0504D"/>
+        <a:srgbClr val="E97132"/>
       </a:accent2>
       <a:accent3>
-        <a:srgbClr val="9BBB59"/>
+        <a:srgbClr val="196B24"/>
       </a:accent3>
       <a:accent4>
-        <a:srgbClr val="8064A2"/>
+        <a:srgbClr val="0F9ED5"/>
       </a:accent4>
       <a:accent5>
-        <a:srgbClr val="4BACC6"/>
+        <a:srgbClr val="A02B93"/>
       </a:accent5>
       <a:accent6>
-        <a:srgbClr val="F79646"/>
+        <a:srgbClr val="4EA72E"/>
       </a:accent6>
       <a:hlink>
-        <a:srgbClr val="0000FF"/>
+        <a:srgbClr val="467886"/>
       </a:hlink>
       <a:folHlink>
-        <a:srgbClr val="800080"/>
+        <a:srgbClr val="96607D"/>
       </a:folHlink>
     </a:clrScheme>
-    <a:fontScheme name="Office">
+    <a:fontScheme name="Arial">
       <a:majorFont>
-        <a:latin typeface="Cambria"/>
+        <a:latin typeface="Arial" panose="020B0604020202020204"/>
         <a:ea typeface=""/>
         <a:cs typeface=""/>
-        <a:font script="Jpan" typeface="ＭＳ ゴシック"/>
-        <a:font script="Hang" typeface="맑은 고딕"/>
-        <a:font script="Hans" typeface="宋体"/>
-        <a:font script="Hant" typeface="新細明體"/>
-        <a:font script="Arab" typeface="Times New Roman"/>
-        <a:font script="Hebr" typeface="Times New Roman"/>
-        <a:font script="Thai" typeface="Angsana New"/>
+        <a:font script="Jpan" typeface="ＭＳ Ｐゴシック"/>
+        <a:font script="Hang" typeface="굴림"/>
+        <a:font script="Hans" typeface="黑体"/>
+        <a:font script="Hant" typeface="微軟正黑體"/>
+        <a:font script="Arab" typeface="Arial"/>
+        <a:font script="Hebr" typeface="Arial"/>
+        <a:font script="Thai" typeface="Cordia New"/>
         <a:font script="Ethi" typeface="Nyala"/>
         <a:font script="Beng" typeface="Vrinda"/>
         <a:font script="Gujr" typeface="Shruti"/>
-        <a:font script="Khmr" typeface="MoolBoran"/>
+        <a:font script="Khmr" typeface="DaunPenh"/>
         <a:font script="Knda" typeface="Tunga"/>
         <a:font script="Guru" typeface="Raavi"/>
         <a:font script="Cans" typeface="Euphemia"/>
@@ -1725,18 +2668,18 @@
         <a:font script="Laoo" typeface="DokChampa"/>
         <a:font script="Sinh" typeface="Iskoola Pota"/>
         <a:font script="Mong" typeface="Mongolian Baiti"/>
-        <a:font script="Viet" typeface="Times New Roman"/>
+        <a:font script="Viet" typeface="Arial"/>
         <a:font script="Uigh" typeface="Microsoft Uighur"/>
         <a:font script="Geor" typeface="Sylfaen"/>
       </a:majorFont>
       <a:minorFont>
-        <a:latin typeface="Calibri"/>
+        <a:latin typeface="Arial" panose="020B0604020202020204"/>
         <a:ea typeface=""/>
         <a:cs typeface=""/>
-        <a:font script="Jpan" typeface="ＭＳ 明朝"/>
-        <a:font script="Hang" typeface="맑은 고딕"/>
-        <a:font script="Hans" typeface="宋体"/>
-        <a:font script="Hant" typeface="新細明體"/>
+        <a:font script="Jpan" typeface="ＭＳ Ｐゴシック"/>
+        <a:font script="Hang" typeface="굴림"/>
+        <a:font script="Hans" typeface="黑体"/>
+        <a:font script="Hant" typeface="微軟正黑體"/>
         <a:font script="Arab" typeface="Arial"/>
         <a:font script="Hebr" typeface="Arial"/>
         <a:font script="Thai" typeface="Cordia New"/>
@@ -1774,186 +2717,169 @@
           <a:gsLst>
             <a:gs pos="0">
               <a:schemeClr val="phClr">
-                <a:tint val="50000"/>
-                <a:satMod val="300000"/>
+                <a:lumMod val="110000"/>
+                <a:satMod val="105000"/>
+                <a:tint val="67000"/>
               </a:schemeClr>
             </a:gs>
-            <a:gs pos="35000">
+            <a:gs pos="50000">
               <a:schemeClr val="phClr">
-                <a:tint val="37000"/>
-                <a:satMod val="300000"/>
+                <a:lumMod val="105000"/>
+                <a:satMod val="103000"/>
+                <a:tint val="73000"/>
               </a:schemeClr>
             </a:gs>
             <a:gs pos="100000">
               <a:schemeClr val="phClr">
-                <a:tint val="15000"/>
-                <a:satMod val="350000"/>
+                <a:lumMod val="105000"/>
+                <a:satMod val="109000"/>
+                <a:tint val="81000"/>
               </a:schemeClr>
             </a:gs>
           </a:gsLst>
-          <a:lin ang="16200000" scaled="1"/>
+          <a:lin ang="5400000" scaled="0"/>
         </a:gradFill>
         <a:gradFill rotWithShape="1">
           <a:gsLst>
             <a:gs pos="0">
               <a:schemeClr val="phClr">
-                <a:shade val="51000"/>
-                <a:satMod val="130000"/>
+                <a:satMod val="103000"/>
+                <a:lumMod val="102000"/>
+                <a:tint val="94000"/>
               </a:schemeClr>
             </a:gs>
-            <a:gs pos="80000">
+            <a:gs pos="50000">
               <a:schemeClr val="phClr">
-                <a:shade val="93000"/>
-                <a:satMod val="130000"/>
+                <a:satMod val="110000"/>
+                <a:lumMod val="100000"/>
+                <a:shade val="100000"/>
               </a:schemeClr>
             </a:gs>
             <a:gs pos="100000">
               <a:schemeClr val="phClr">
-                <a:shade val="94000"/>
-                <a:satMod val="135000"/>
+                <a:lumMod val="99000"/>
+                <a:satMod val="120000"/>
+                <a:shade val="78000"/>
               </a:schemeClr>
             </a:gs>
           </a:gsLst>
-          <a:lin ang="16200000" scaled="0"/>
+          <a:lin ang="5400000" scaled="0"/>
         </a:gradFill>
       </a:fillStyleLst>
       <a:lnStyleLst>
-        <a:ln w="9525" cap="flat" cmpd="sng" algn="ctr">
-          <a:solidFill>
-            <a:schemeClr val="phClr">
-              <a:shade val="95000"/>
-              <a:satMod val="105000"/>
-            </a:schemeClr>
-          </a:solidFill>
-          <a:prstDash val="solid"/>
-        </a:ln>
-        <a:ln w="25400" cap="flat" cmpd="sng" algn="ctr">
+        <a:ln w="6350" cap="flat" cmpd="sng" algn="ctr">
           <a:solidFill>
             <a:schemeClr val="phClr"/>
           </a:solidFill>
           <a:prstDash val="solid"/>
+          <a:miter lim="800000"/>
         </a:ln>
-        <a:ln w="38100" cap="flat" cmpd="sng" algn="ctr">
+        <a:ln w="12700" cap="flat" cmpd="sng" algn="ctr">
           <a:solidFill>
             <a:schemeClr val="phClr"/>
           </a:solidFill>
           <a:prstDash val="solid"/>
+          <a:miter lim="800000"/>
+        </a:ln>
+        <a:ln w="19050" cap="flat" cmpd="sng" algn="ctr">
+          <a:solidFill>
+            <a:schemeClr val="phClr"/>
+          </a:solidFill>
+          <a:prstDash val="solid"/>
+          <a:miter lim="800000"/>
         </a:ln>
       </a:lnStyleLst>
       <a:effectStyleLst>
         <a:effectStyle>
+          <a:effectLst/>
+        </a:effectStyle>
+        <a:effectStyle>
+          <a:effectLst/>
+        </a:effectStyle>
+        <a:effectStyle>
           <a:effectLst>
-            <a:outerShdw blurRad="40000" dist="20000" dir="5400000" rotWithShape="0">
+            <a:outerShdw blurRad="57150" dist="19050" dir="5400000" algn="ctr" rotWithShape="0">
               <a:srgbClr val="000000">
-                <a:alpha val="38000"/>
+                <a:alpha val="63000"/>
               </a:srgbClr>
             </a:outerShdw>
           </a:effectLst>
-        </a:effectStyle>
-        <a:effectStyle>
-          <a:effectLst>
-            <a:outerShdw blurRad="40000" dist="23000" dir="5400000" rotWithShape="0">
-              <a:srgbClr val="000000">
-                <a:alpha val="35000"/>
-              </a:srgbClr>
-            </a:outerShdw>
-          </a:effectLst>
-        </a:effectStyle>
-        <a:effectStyle>
-          <a:effectLst>
-            <a:outerShdw blurRad="40000" dist="23000" dir="5400000" rotWithShape="0">
-              <a:srgbClr val="000000">
-                <a:alpha val="35000"/>
-              </a:srgbClr>
-            </a:outerShdw>
-          </a:effectLst>
-          <a:scene3d>
-            <a:camera prst="orthographicFront">
-              <a:rot lat="0" lon="0" rev="0"/>
-            </a:camera>
-            <a:lightRig rig="threePt" dir="t">
-              <a:rot lat="0" lon="0" rev="1200000"/>
-            </a:lightRig>
-          </a:scene3d>
-          <a:sp3d>
-            <a:bevelT w="63500" h="25400"/>
-          </a:sp3d>
         </a:effectStyle>
       </a:effectStyleLst>
       <a:bgFillStyleLst>
         <a:solidFill>
           <a:schemeClr val="phClr"/>
         </a:solidFill>
+        <a:solidFill>
+          <a:schemeClr val="phClr">
+            <a:tint val="95000"/>
+            <a:satMod val="170000"/>
+          </a:schemeClr>
+        </a:solidFill>
         <a:gradFill rotWithShape="1">
           <a:gsLst>
             <a:gs pos="0">
               <a:schemeClr val="phClr">
-                <a:tint val="40000"/>
-                <a:satMod val="350000"/>
+                <a:tint val="93000"/>
+                <a:satMod val="150000"/>
+                <a:shade val="98000"/>
+                <a:lumMod val="102000"/>
               </a:schemeClr>
             </a:gs>
-            <a:gs pos="40000">
+            <a:gs pos="50000">
               <a:schemeClr val="phClr">
-                <a:tint val="45000"/>
-                <a:shade val="99000"/>
-                <a:satMod val="350000"/>
+                <a:tint val="98000"/>
+                <a:satMod val="130000"/>
+                <a:shade val="90000"/>
+                <a:lumMod val="103000"/>
               </a:schemeClr>
             </a:gs>
             <a:gs pos="100000">
               <a:schemeClr val="phClr">
-                <a:shade val="20000"/>
-                <a:satMod val="255000"/>
+                <a:shade val="63000"/>
+                <a:satMod val="120000"/>
               </a:schemeClr>
             </a:gs>
           </a:gsLst>
-          <a:path path="circle">
-            <a:fillToRect l="50000" t="-80000" r="50000" b="180000"/>
-          </a:path>
-        </a:gradFill>
-        <a:gradFill rotWithShape="1">
-          <a:gsLst>
-            <a:gs pos="0">
-              <a:schemeClr val="phClr">
-                <a:tint val="80000"/>
-                <a:satMod val="300000"/>
-              </a:schemeClr>
-            </a:gs>
-            <a:gs pos="100000">
-              <a:schemeClr val="phClr">
-                <a:shade val="30000"/>
-                <a:satMod val="200000"/>
-              </a:schemeClr>
-            </a:gs>
-          </a:gsLst>
-          <a:path path="circle">
-            <a:fillToRect l="50000" t="50000" r="50000" b="50000"/>
-          </a:path>
+          <a:lin ang="5400000" scaled="0"/>
         </a:gradFill>
       </a:bgFillStyleLst>
     </a:fmtScheme>
   </a:themeElements>
   <a:objectDefaults/>
   <a:extraClrSchemeLst/>
+  <a:extLst>
+    <a:ext uri="{05A4C25C-085E-4340-85A3-A5531E510DB2}">
+      <thm15:themeFamily xmlns:thm15="http://schemas.microsoft.com/office/thememl/2012/main" name="Office Theme" id="{62F939B6-93AF-4DB8-9C6B-D6C7DFDC589F}" vid="{4A3C46E8-61CC-4603-A589-7422A47A8E4A}"/>
+    </a:ext>
+  </a:extLst>
 </a:theme>
 </file>
 
 <file path=customXml/item1.xml><?xml version="1.0" encoding="utf-8"?>
 <p:properties xmlns:p="http://schemas.microsoft.com/office/2006/metadata/properties" xmlns:xsi="http://www.w3.org/2001/XMLSchema-instance" xmlns:pc="http://schemas.microsoft.com/office/infopath/2007/PartnerControls">
   <documentManagement>
-    <lcf76f155ced4ddcb4097134ff3c332f xmlns="06cfe00f-839a-4df9-b5c7-4ebac7d0c360">
+    <lcf76f155ced4ddcb4097134ff3c332f xmlns="e789b7fa-a83c-4c6b-9e01-87c723f67228">
       <Terms xmlns="http://schemas.microsoft.com/office/infopath/2007/PartnerControls"/>
     </lcf76f155ced4ddcb4097134ff3c332f>
-    <SoftwareVersion xmlns="06cfe00f-839a-4df9-b5c7-4ebac7d0c360">2.105.1143.0 64-bit (May 2022)</SoftwareVersion>
     <TaxCatchAll xmlns="bb952b06-3268-4e55-b0fe-9eb49669fc08" xsi:nil="true"/>
   </documentManagement>
 </p:properties>
 </file>
 
 <file path=customXml/item2.xml><?xml version="1.0" encoding="utf-8"?>
-<ct:contentTypeSchema xmlns:ct="http://schemas.microsoft.com/office/2006/metadata/contentType" xmlns:ma="http://schemas.microsoft.com/office/2006/metadata/properties/metaAttributes" ct:_="" ma:_="" ma:contentTypeName="Document" ma:contentTypeID="0x010100B414C6717266E74190F05281F89E6026" ma:contentTypeVersion="17" ma:contentTypeDescription="Create a new document." ma:contentTypeScope="" ma:versionID="2343acd8ed4986af9035717c377e987b">
-  <xsd:schema xmlns:xsd="http://www.w3.org/2001/XMLSchema" xmlns:xs="http://www.w3.org/2001/XMLSchema" xmlns:p="http://schemas.microsoft.com/office/2006/metadata/properties" xmlns:ns2="06cfe00f-839a-4df9-b5c7-4ebac7d0c360" xmlns:ns3="610ec4a7-94b8-4d25-ad4b-84626814a18d" xmlns:ns4="bb952b06-3268-4e55-b0fe-9eb49669fc08" targetNamespace="http://schemas.microsoft.com/office/2006/metadata/properties" ma:root="true" ma:fieldsID="80560962e75b60efe544312e13b264a5" ns2:_="" ns3:_="" ns4:_="">
-    <xsd:import namespace="06cfe00f-839a-4df9-b5c7-4ebac7d0c360"/>
-    <xsd:import namespace="610ec4a7-94b8-4d25-ad4b-84626814a18d"/>
+<?mso-contentType ?>
+<FormTemplates xmlns="http://schemas.microsoft.com/sharepoint/v3/contenttype/forms">
+  <Display>DocumentLibraryForm</Display>
+  <Edit>DocumentLibraryForm</Edit>
+  <New>DocumentLibraryForm</New>
+</FormTemplates>
+</file>
+
+<file path=customXml/item3.xml><?xml version="1.0" encoding="utf-8"?>
+<ct:contentTypeSchema xmlns:ct="http://schemas.microsoft.com/office/2006/metadata/contentType" xmlns:ma="http://schemas.microsoft.com/office/2006/metadata/properties/metaAttributes" ct:_="" ma:_="" ma:contentTypeName="Document" ma:contentTypeID="0x010100B89331DE8EA64F4FBEA00113BF0E4514" ma:contentTypeVersion="11" ma:contentTypeDescription="Create a new document." ma:contentTypeScope="" ma:versionID="0b60b04e60edb8b2e7e2fe1cc7d413e0">
+  <xsd:schema xmlns:xsd="http://www.w3.org/2001/XMLSchema" xmlns:xs="http://www.w3.org/2001/XMLSchema" xmlns:p="http://schemas.microsoft.com/office/2006/metadata/properties" xmlns:ns2="e789b7fa-a83c-4c6b-9e01-87c723f67228" xmlns:ns3="bb952b06-3268-4e55-b0fe-9eb49669fc08" targetNamespace="http://schemas.microsoft.com/office/2006/metadata/properties" ma:root="true" ma:fieldsID="52467e30880403e5f73a15b97b0992c8" ns2:_="" ns3:_="">
+    <xsd:import namespace="e789b7fa-a83c-4c6b-9e01-87c723f67228"/>
     <xsd:import namespace="bb952b06-3268-4e55-b0fe-9eb49669fc08"/>
     <xsd:element name="properties">
       <xsd:complexType>
@@ -1961,22 +2887,16 @@
           <xsd:element name="documentManagement">
             <xsd:complexType>
               <xsd:all>
+                <xsd:element ref="ns2:lcf76f155ced4ddcb4097134ff3c332f" minOccurs="0"/>
+                <xsd:element ref="ns3:TaxCatchAll" minOccurs="0"/>
                 <xsd:element ref="ns2:MediaServiceMetadata" minOccurs="0"/>
                 <xsd:element ref="ns2:MediaServiceFastMetadata" minOccurs="0"/>
-                <xsd:element ref="ns3:SharedWithUsers" minOccurs="0"/>
-                <xsd:element ref="ns3:SharedWithDetails" minOccurs="0"/>
-                <xsd:element ref="ns2:MediaServiceAutoKeyPoints" minOccurs="0"/>
-                <xsd:element ref="ns2:MediaServiceKeyPoints" minOccurs="0"/>
-                <xsd:element ref="ns2:MediaServiceAutoTags" minOccurs="0"/>
+                <xsd:element ref="ns2:MediaServiceSearchProperties" minOccurs="0"/>
+                <xsd:element ref="ns2:MediaServiceObjectDetectorVersions" minOccurs="0"/>
+                <xsd:element ref="ns2:MediaServiceDateTaken" minOccurs="0"/>
                 <xsd:element ref="ns2:MediaServiceOCR" minOccurs="0"/>
                 <xsd:element ref="ns2:MediaServiceGenerationTime" minOccurs="0"/>
                 <xsd:element ref="ns2:MediaServiceEventHashCode" minOccurs="0"/>
-                <xsd:element ref="ns2:MediaServiceDateTaken" minOccurs="0"/>
-                <xsd:element ref="ns2:MediaServiceLocation" minOccurs="0"/>
-                <xsd:element ref="ns2:lcf76f155ced4ddcb4097134ff3c332f" minOccurs="0"/>
-                <xsd:element ref="ns4:TaxCatchAll" minOccurs="0"/>
-                <xsd:element ref="ns2:MediaLengthInSeconds" minOccurs="0"/>
-                <xsd:element ref="ns2:SoftwareVersion" minOccurs="0"/>
               </xsd:all>
             </xsd:complexType>
           </xsd:element>
@@ -1984,117 +2904,63 @@
       </xsd:complexType>
     </xsd:element>
   </xsd:schema>
-  <xsd:schema xmlns:xsd="http://www.w3.org/2001/XMLSchema" xmlns:xs="http://www.w3.org/2001/XMLSchema" xmlns:dms="http://schemas.microsoft.com/office/2006/documentManagement/types" xmlns:pc="http://schemas.microsoft.com/office/infopath/2007/PartnerControls" targetNamespace="06cfe00f-839a-4df9-b5c7-4ebac7d0c360" elementFormDefault="qualified">
+  <xsd:schema xmlns:xsd="http://www.w3.org/2001/XMLSchema" xmlns:xs="http://www.w3.org/2001/XMLSchema" xmlns:dms="http://schemas.microsoft.com/office/2006/documentManagement/types" xmlns:pc="http://schemas.microsoft.com/office/infopath/2007/PartnerControls" targetNamespace="e789b7fa-a83c-4c6b-9e01-87c723f67228" elementFormDefault="qualified">
     <xsd:import namespace="http://schemas.microsoft.com/office/2006/documentManagement/types"/>
     <xsd:import namespace="http://schemas.microsoft.com/office/infopath/2007/PartnerControls"/>
-    <xsd:element name="MediaServiceMetadata" ma:index="8" nillable="true" ma:displayName="MediaServiceMetadata" ma:hidden="true" ma:internalName="MediaServiceMetadata" ma:readOnly="true">
+    <xsd:element name="lcf76f155ced4ddcb4097134ff3c332f" ma:index="9" nillable="true" ma:taxonomy="true" ma:internalName="lcf76f155ced4ddcb4097134ff3c332f" ma:taxonomyFieldName="MediaServiceImageTags" ma:displayName="Image Tags" ma:readOnly="false" ma:fieldId="{5cf76f15-5ced-4ddc-b409-7134ff3c332f}" ma:taxonomyMulti="true" ma:sspId="9af4335e-c6cf-4429-aa3a-f62cbecd1b58" ma:termSetId="09814cd3-568e-fe90-9814-8d621ff8fb84" ma:anchorId="fba54fb3-c3e1-fe81-a776-ca4b69148c4d" ma:open="true" ma:isKeyword="false">
+      <xsd:complexType>
+        <xsd:sequence>
+          <xsd:element ref="pc:Terms" minOccurs="0" maxOccurs="1"/>
+        </xsd:sequence>
+      </xsd:complexType>
+    </xsd:element>
+    <xsd:element name="MediaServiceMetadata" ma:index="11" nillable="true" ma:displayName="MediaServiceMetadata" ma:hidden="true" ma:internalName="MediaServiceMetadata" ma:readOnly="true">
       <xsd:simpleType>
         <xsd:restriction base="dms:Note"/>
       </xsd:simpleType>
     </xsd:element>
-    <xsd:element name="MediaServiceFastMetadata" ma:index="9" nillable="true" ma:displayName="MediaServiceFastMetadata" ma:hidden="true" ma:internalName="MediaServiceFastMetadata" ma:readOnly="true">
+    <xsd:element name="MediaServiceFastMetadata" ma:index="12" nillable="true" ma:displayName="MediaServiceFastMetadata" ma:hidden="true" ma:internalName="MediaServiceFastMetadata" ma:readOnly="true">
       <xsd:simpleType>
         <xsd:restriction base="dms:Note"/>
       </xsd:simpleType>
     </xsd:element>
-    <xsd:element name="MediaServiceAutoKeyPoints" ma:index="12" nillable="true" ma:displayName="MediaServiceAutoKeyPoints" ma:hidden="true" ma:internalName="MediaServiceAutoKeyPoints" ma:readOnly="true">
+    <xsd:element name="MediaServiceSearchProperties" ma:index="13" nillable="true" ma:displayName="MediaServiceSearchProperties" ma:hidden="true" ma:internalName="MediaServiceSearchProperties" ma:readOnly="true">
       <xsd:simpleType>
         <xsd:restriction base="dms:Note"/>
       </xsd:simpleType>
     </xsd:element>
-    <xsd:element name="MediaServiceKeyPoints" ma:index="13" nillable="true" ma:displayName="KeyPoints" ma:internalName="MediaServiceKeyPoints" ma:readOnly="true">
+    <xsd:element name="MediaServiceObjectDetectorVersions" ma:index="14" nillable="true" ma:displayName="MediaServiceObjectDetectorVersions" ma:hidden="true" ma:indexed="true" ma:internalName="MediaServiceObjectDetectorVersions" ma:readOnly="true">
+      <xsd:simpleType>
+        <xsd:restriction base="dms:Text"/>
+      </xsd:simpleType>
+    </xsd:element>
+    <xsd:element name="MediaServiceDateTaken" ma:index="15" nillable="true" ma:displayName="MediaServiceDateTaken" ma:hidden="true" ma:indexed="true" ma:internalName="MediaServiceDateTaken" ma:readOnly="true">
+      <xsd:simpleType>
+        <xsd:restriction base="dms:Text"/>
+      </xsd:simpleType>
+    </xsd:element>
+    <xsd:element name="MediaServiceOCR" ma:index="16" nillable="true" ma:displayName="Extracted Text" ma:internalName="MediaServiceOCR" ma:readOnly="true">
       <xsd:simpleType>
         <xsd:restriction base="dms:Note">
           <xsd:maxLength value="255"/>
         </xsd:restriction>
       </xsd:simpleType>
     </xsd:element>
-    <xsd:element name="MediaServiceAutoTags" ma:index="14" nillable="true" ma:displayName="Tags" ma:internalName="MediaServiceAutoTags" ma:readOnly="true">
+    <xsd:element name="MediaServiceGenerationTime" ma:index="17" nillable="true" ma:displayName="MediaServiceGenerationTime" ma:hidden="true" ma:internalName="MediaServiceGenerationTime" ma:readOnly="true">
       <xsd:simpleType>
         <xsd:restriction base="dms:Text"/>
       </xsd:simpleType>
     </xsd:element>
-    <xsd:element name="MediaServiceOCR" ma:index="15" nillable="true" ma:displayName="Extracted Text" ma:internalName="MediaServiceOCR" ma:readOnly="true">
-      <xsd:simpleType>
-        <xsd:restriction base="dms:Note">
-          <xsd:maxLength value="255"/>
-        </xsd:restriction>
-      </xsd:simpleType>
-    </xsd:element>
-    <xsd:element name="MediaServiceGenerationTime" ma:index="16" nillable="true" ma:displayName="MediaServiceGenerationTime" ma:hidden="true" ma:internalName="MediaServiceGenerationTime" ma:readOnly="true">
+    <xsd:element name="MediaServiceEventHashCode" ma:index="18" nillable="true" ma:displayName="MediaServiceEventHashCode" ma:hidden="true" ma:internalName="MediaServiceEventHashCode" ma:readOnly="true">
       <xsd:simpleType>
         <xsd:restriction base="dms:Text"/>
-      </xsd:simpleType>
-    </xsd:element>
-    <xsd:element name="MediaServiceEventHashCode" ma:index="17" nillable="true" ma:displayName="MediaServiceEventHashCode" ma:hidden="true" ma:internalName="MediaServiceEventHashCode" ma:readOnly="true">
-      <xsd:simpleType>
-        <xsd:restriction base="dms:Text"/>
-      </xsd:simpleType>
-    </xsd:element>
-    <xsd:element name="MediaServiceDateTaken" ma:index="18" nillable="true" ma:displayName="MediaServiceDateTaken" ma:hidden="true" ma:internalName="MediaServiceDateTaken" ma:readOnly="true">
-      <xsd:simpleType>
-        <xsd:restriction base="dms:Text"/>
-      </xsd:simpleType>
-    </xsd:element>
-    <xsd:element name="MediaServiceLocation" ma:index="19" nillable="true" ma:displayName="Location" ma:internalName="MediaServiceLocation" ma:readOnly="true">
-      <xsd:simpleType>
-        <xsd:restriction base="dms:Text"/>
-      </xsd:simpleType>
-    </xsd:element>
-    <xsd:element name="lcf76f155ced4ddcb4097134ff3c332f" ma:index="21" nillable="true" ma:taxonomy="true" ma:internalName="lcf76f155ced4ddcb4097134ff3c332f" ma:taxonomyFieldName="MediaServiceImageTags" ma:displayName="Image Tags" ma:readOnly="false" ma:fieldId="{5cf76f15-5ced-4ddc-b409-7134ff3c332f}" ma:taxonomyMulti="true" ma:sspId="9af4335e-c6cf-4429-aa3a-f62cbecd1b58" ma:termSetId="09814cd3-568e-fe90-9814-8d621ff8fb84" ma:anchorId="fba54fb3-c3e1-fe81-a776-ca4b69148c4d" ma:open="true" ma:isKeyword="false">
-      <xsd:complexType>
-        <xsd:sequence>
-          <xsd:element ref="pc:Terms" minOccurs="0" maxOccurs="1"/>
-        </xsd:sequence>
-      </xsd:complexType>
-    </xsd:element>
-    <xsd:element name="MediaLengthInSeconds" ma:index="23" nillable="true" ma:displayName="MediaLengthInSeconds" ma:hidden="true" ma:internalName="MediaLengthInSeconds" ma:readOnly="true">
-      <xsd:simpleType>
-        <xsd:restriction base="dms:Unknown"/>
-      </xsd:simpleType>
-    </xsd:element>
-    <xsd:element name="SoftwareVersion" ma:index="24" nillable="true" ma:displayName="Software Version" ma:default="2.105.1143.0 64-bit (May 2022)" ma:format="Dropdown" ma:internalName="SoftwareVersion">
-      <xsd:simpleType>
-        <xsd:restriction base="dms:Text">
-          <xsd:maxLength value="255"/>
-        </xsd:restriction>
-      </xsd:simpleType>
-    </xsd:element>
-  </xsd:schema>
-  <xsd:schema xmlns:xsd="http://www.w3.org/2001/XMLSchema" xmlns:xs="http://www.w3.org/2001/XMLSchema" xmlns:dms="http://schemas.microsoft.com/office/2006/documentManagement/types" xmlns:pc="http://schemas.microsoft.com/office/infopath/2007/PartnerControls" targetNamespace="610ec4a7-94b8-4d25-ad4b-84626814a18d" elementFormDefault="qualified">
-    <xsd:import namespace="http://schemas.microsoft.com/office/2006/documentManagement/types"/>
-    <xsd:import namespace="http://schemas.microsoft.com/office/infopath/2007/PartnerControls"/>
-    <xsd:element name="SharedWithUsers" ma:index="10" nillable="true" ma:displayName="Shared With" ma:internalName="SharedWithUsers" ma:readOnly="true">
-      <xsd:complexType>
-        <xsd:complexContent>
-          <xsd:extension base="dms:UserMulti">
-            <xsd:sequence>
-              <xsd:element name="UserInfo" minOccurs="0" maxOccurs="unbounded">
-                <xsd:complexType>
-                  <xsd:sequence>
-                    <xsd:element name="DisplayName" type="xsd:string" minOccurs="0"/>
-                    <xsd:element name="AccountId" type="dms:UserId" minOccurs="0" nillable="true"/>
-                    <xsd:element name="AccountType" type="xsd:string" minOccurs="0"/>
-                  </xsd:sequence>
-                </xsd:complexType>
-              </xsd:element>
-            </xsd:sequence>
-          </xsd:extension>
-        </xsd:complexContent>
-      </xsd:complexType>
-    </xsd:element>
-    <xsd:element name="SharedWithDetails" ma:index="11" nillable="true" ma:displayName="Shared With Details" ma:internalName="SharedWithDetails" ma:readOnly="true">
-      <xsd:simpleType>
-        <xsd:restriction base="dms:Note">
-          <xsd:maxLength value="255"/>
-        </xsd:restriction>
       </xsd:simpleType>
     </xsd:element>
   </xsd:schema>
   <xsd:schema xmlns:xsd="http://www.w3.org/2001/XMLSchema" xmlns:xs="http://www.w3.org/2001/XMLSchema" xmlns:dms="http://schemas.microsoft.com/office/2006/documentManagement/types" xmlns:pc="http://schemas.microsoft.com/office/infopath/2007/PartnerControls" targetNamespace="bb952b06-3268-4e55-b0fe-9eb49669fc08" elementFormDefault="qualified">
     <xsd:import namespace="http://schemas.microsoft.com/office/2006/documentManagement/types"/>
     <xsd:import namespace="http://schemas.microsoft.com/office/infopath/2007/PartnerControls"/>
-    <xsd:element name="TaxCatchAll" ma:index="22" nillable="true" ma:displayName="Taxonomy Catch All Column" ma:hidden="true" ma:list="{00bbf865-c16c-4465-8fc5-8b9e44be09a1}" ma:internalName="TaxCatchAll" ma:showField="CatchAllData" ma:web="610ec4a7-94b8-4d25-ad4b-84626814a18d">
+    <xsd:element name="TaxCatchAll" ma:index="10" nillable="true" ma:displayName="Taxonomy Catch All Column" ma:hidden="true" ma:list="{be50a7da-ad3f-47e5-9878-613c8a9cf48d}" ma:internalName="TaxCatchAll" ma:showField="CatchAllData" ma:web="bad72f27-b3ae-41c6-b2f0-9b66549c706d">
       <xsd:complexType>
         <xsd:complexContent>
           <xsd:extension base="dms:MultiChoiceLookup">
@@ -2205,35 +3071,37 @@
 </ct:contentTypeSchema>
 </file>
 
-<file path=customXml/item3.xml><?xml version="1.0" encoding="utf-8"?>
-<?mso-contentType ?>
-<FormTemplates xmlns="http://schemas.microsoft.com/sharepoint/v3/contenttype/forms">
-  <Display>DocumentLibraryForm</Display>
-  <Edit>DocumentLibraryForm</Edit>
-  <New>DocumentLibraryForm</New>
-</FormTemplates>
+<file path=customXml/item4.xml><?xml version="1.0" encoding="utf-8"?>
+<b:Sources xmlns:b="http://schemas.openxmlformats.org/officeDocument/2006/bibliography" xmlns="http://schemas.openxmlformats.org/officeDocument/2006/bibliography" SelectedStyle="/APASixthEditionOfficeOnline.xsl" StyleName="APA" Version="6"/>
 </file>
 
 <file path=customXml/itemProps1.xml><?xml version="1.0" encoding="utf-8"?>
-<ds:datastoreItem xmlns:ds="http://schemas.openxmlformats.org/officeDocument/2006/customXml" ds:itemID="{5C7AE9E9-0CB8-4407-AF10-4E5D381709F6}">
+<ds:datastoreItem xmlns:ds="http://schemas.openxmlformats.org/officeDocument/2006/customXml" ds:itemID="{EF43FDED-CD1D-4301-B761-71C1DCC851CC}">
   <ds:schemaRefs>
     <ds:schemaRef ds:uri="http://schemas.microsoft.com/office/2006/metadata/properties"/>
     <ds:schemaRef ds:uri="http://schemas.microsoft.com/office/infopath/2007/PartnerControls"/>
-    <ds:schemaRef ds:uri="06cfe00f-839a-4df9-b5c7-4ebac7d0c360"/>
+    <ds:schemaRef ds:uri="e789b7fa-a83c-4c6b-9e01-87c723f67228"/>
     <ds:schemaRef ds:uri="bb952b06-3268-4e55-b0fe-9eb49669fc08"/>
   </ds:schemaRefs>
 </ds:datastoreItem>
 </file>
 
 <file path=customXml/itemProps2.xml><?xml version="1.0" encoding="utf-8"?>
-<ds:datastoreItem xmlns:ds="http://schemas.openxmlformats.org/officeDocument/2006/customXml" ds:itemID="{5A6C0E50-7B7F-4115-9006-E88C6F1E8495}">
+<ds:datastoreItem xmlns:ds="http://schemas.openxmlformats.org/officeDocument/2006/customXml" ds:itemID="{45FB1F57-968F-4A6E-AEE9-65961EB5FADD}">
+  <ds:schemaRefs>
+    <ds:schemaRef ds:uri="http://schemas.microsoft.com/sharepoint/v3/contenttype/forms"/>
+  </ds:schemaRefs>
+</ds:datastoreItem>
+</file>
+
+<file path=customXml/itemProps3.xml><?xml version="1.0" encoding="utf-8"?>
+<ds:datastoreItem xmlns:ds="http://schemas.openxmlformats.org/officeDocument/2006/customXml" ds:itemID="{93F00A47-6514-4C46-91C6-8D2331E8318E}">
   <ds:schemaRefs>
     <ds:schemaRef ds:uri="http://schemas.microsoft.com/office/2006/metadata/contentType"/>
     <ds:schemaRef ds:uri="http://schemas.microsoft.com/office/2006/metadata/properties/metaAttributes"/>
     <ds:schemaRef ds:uri="http://www.w3.org/2001/XMLSchema"/>
     <ds:schemaRef ds:uri="http://schemas.microsoft.com/office/2006/metadata/properties"/>
-    <ds:schemaRef ds:uri="06cfe00f-839a-4df9-b5c7-4ebac7d0c360"/>
-    <ds:schemaRef ds:uri="610ec4a7-94b8-4d25-ad4b-84626814a18d"/>
+    <ds:schemaRef ds:uri="e789b7fa-a83c-4c6b-9e01-87c723f67228"/>
     <ds:schemaRef ds:uri="bb952b06-3268-4e55-b0fe-9eb49669fc08"/>
     <ds:schemaRef ds:uri="http://schemas.microsoft.com/office/2006/documentManagement/types"/>
     <ds:schemaRef ds:uri="http://schemas.microsoft.com/office/infopath/2007/PartnerControls"/>
@@ -2245,10 +3113,10 @@
 </ds:datastoreItem>
 </file>
 
-<file path=customXml/itemProps3.xml><?xml version="1.0" encoding="utf-8"?>
-<ds:datastoreItem xmlns:ds="http://schemas.openxmlformats.org/officeDocument/2006/customXml" ds:itemID="{A5F0A144-934D-4A66-917F-A2E57EEB6C14}">
+<file path=customXml/itemProps4.xml><?xml version="1.0" encoding="utf-8"?>
+<ds:datastoreItem xmlns:ds="http://schemas.openxmlformats.org/officeDocument/2006/customXml" ds:itemID="{3B4892E8-18D6-D444-BA6E-299F0B60384F}">
   <ds:schemaRefs>
-    <ds:schemaRef ds:uri="http://schemas.microsoft.com/sharepoint/v3/contenttype/forms"/>
+    <ds:schemaRef ds:uri="http://schemas.openxmlformats.org/officeDocument/2006/bibliography"/>
   </ds:schemaRefs>
 </ds:datastoreItem>
 </file>
--- a/arches_her/docx/Blank Adviser Letter.docx
+++ b/arches_her/docx/Blank Adviser Letter.docx
@@ -23,13 +23,13 @@
         <w:tblLook w:val="04A0" w:firstRow="1" w:lastRow="0" w:firstColumn="1" w:lastColumn="0" w:noHBand="0" w:noVBand="1"/>
       </w:tblPr>
       <w:tblGrid>
-        <w:gridCol w:w="6384"/>
-        <w:gridCol w:w="3681"/>
+        <w:gridCol w:w="6363"/>
+        <w:gridCol w:w="3702"/>
       </w:tblGrid>
       <w:tr>
         <w:tc>
           <w:tcPr>
-            <w:tcW w:w="6384" w:type="dxa"/>
+            <w:tcW w:w="6363" w:type="dxa"/>
           </w:tcPr>
           <w:p>
             <w:pPr>
@@ -41,7 +41,7 @@
         </w:tc>
         <w:tc>
           <w:tcPr>
-            <w:tcW w:w="3681" w:type="dxa"/>
+            <w:tcW w:w="3702" w:type="dxa"/>
           </w:tcPr>
           <w:p>
             <w:pPr>
@@ -55,7 +55,7 @@
       <w:tr>
         <w:tc>
           <w:tcPr>
-            <w:tcW w:w="6384" w:type="dxa"/>
+            <w:tcW w:w="6363" w:type="dxa"/>
           </w:tcPr>
           <w:p>
             <w:pPr>
@@ -76,7 +76,7 @@
         </w:tc>
         <w:tc>
           <w:tcPr>
-            <w:tcW w:w="3681" w:type="dxa"/>
+            <w:tcW w:w="3702" w:type="dxa"/>
           </w:tcPr>
           <w:p>
             <w:pPr>
@@ -99,7 +99,7 @@
       <w:tr>
         <w:tc>
           <w:tcPr>
-            <w:tcW w:w="6384" w:type="dxa"/>
+            <w:tcW w:w="6363" w:type="dxa"/>
           </w:tcPr>
           <w:p>
             <w:pPr>
@@ -120,7 +120,7 @@
         </w:tc>
         <w:tc>
           <w:tcPr>
-            <w:tcW w:w="3681" w:type="dxa"/>
+            <w:tcW w:w="3702" w:type="dxa"/>
           </w:tcPr>
           <w:p>
             <w:pPr>
@@ -143,7 +143,7 @@
       <w:tr>
         <w:tc>
           <w:tcPr>
-            <w:tcW w:w="6384" w:type="dxa"/>
+            <w:tcW w:w="6363" w:type="dxa"/>
           </w:tcPr>
           <w:p>
             <w:pPr>
@@ -158,7 +158,7 @@
         </w:tc>
         <w:tc>
           <w:tcPr>
-            <w:tcW w:w="3681" w:type="dxa"/>
+            <w:tcW w:w="3702" w:type="dxa"/>
           </w:tcPr>
           <w:p>
             <w:pPr>
@@ -175,7 +175,7 @@
       <w:tr>
         <w:tc>
           <w:tcPr>
-            <w:tcW w:w="6384" w:type="dxa"/>
+            <w:tcW w:w="6363" w:type="dxa"/>
           </w:tcPr>
           <w:p>
             <w:pPr>
@@ -190,7 +190,7 @@
         </w:tc>
         <w:tc>
           <w:tcPr>
-            <w:tcW w:w="3681" w:type="dxa"/>
+            <w:tcW w:w="3702" w:type="dxa"/>
           </w:tcPr>
           <w:p>
             <w:pPr>
@@ -213,7 +213,7 @@
       <w:tr>
         <w:tc>
           <w:tcPr>
-            <w:tcW w:w="6384" w:type="dxa"/>
+            <w:tcW w:w="6363" w:type="dxa"/>
           </w:tcPr>
           <w:p>
             <w:pPr>
@@ -228,7 +228,7 @@
         </w:tc>
         <w:tc>
           <w:tcPr>
-            <w:tcW w:w="3681" w:type="dxa"/>
+            <w:tcW w:w="3702" w:type="dxa"/>
           </w:tcPr>
           <w:p>
             <w:pPr>
@@ -243,7 +243,7 @@
               <w:rPr>
                 <w:rFonts w:cstheme="minorHAnsi"/>
               </w:rPr>
-              <w:t xml:space="preserve">Direct Dial: &lt;Casework Officer Number&gt; </w:t>
+              <w:t xml:space="preserve">&lt;Casework Officer Number&gt; </w:t>
             </w:r>
           </w:p>
         </w:tc>
@@ -251,7 +251,7 @@
       <w:tr>
         <w:tc>
           <w:tcPr>
-            <w:tcW w:w="6384" w:type="dxa"/>
+            <w:tcW w:w="6363" w:type="dxa"/>
           </w:tcPr>
           <w:p>
             <w:pPr>
@@ -266,7 +266,57 @@
         </w:tc>
         <w:tc>
           <w:tcPr>
-            <w:tcW w:w="3681" w:type="dxa"/>
+            <w:tcW w:w="3702" w:type="dxa"/>
+          </w:tcPr>
+          <w:p>
+            <w:pPr>
+              <w:tabs>
+                <w:tab w:val="left" w:pos="5812"/>
+              </w:tabs>
+              <w:rPr>
+                <w:rFonts w:cstheme="minorHAnsi"/>
+              </w:rPr>
+            </w:pPr>
+            <w:r>
+              <w:rPr>
+                <w:rFonts w:cstheme="minorHAnsi"/>
+              </w:rPr>
+              <w:t xml:space="preserve">&lt;Casework Officer </w:t>
+            </w:r>
+            <w:r>
+              <w:rPr>
+                <w:rFonts w:cstheme="minorHAnsi"/>
+              </w:rPr>
+              <w:t>Email</w:t>
+            </w:r>
+            <w:r>
+              <w:rPr>
+                <w:rFonts w:cstheme="minorHAnsi"/>
+              </w:rPr>
+              <w:t>&gt;</w:t>
+            </w:r>
+          </w:p>
+        </w:tc>
+      </w:tr>
+      <w:tr>
+        <w:tc>
+          <w:tcPr>
+            <w:tcW w:w="6363" w:type="dxa"/>
+          </w:tcPr>
+          <w:p>
+            <w:pPr>
+              <w:tabs>
+                <w:tab w:val="left" w:pos="5812"/>
+              </w:tabs>
+              <w:rPr>
+                <w:rFonts w:cstheme="minorHAnsi"/>
+              </w:rPr>
+            </w:pPr>
+          </w:p>
+        </w:tc>
+        <w:tc>
+          <w:tcPr>
+            <w:tcW w:w="3702" w:type="dxa"/>
           </w:tcPr>
           <w:p>
             <w:pPr>
@@ -291,7 +341,16 @@
               <w:rPr>
                 <w:rFonts w:cstheme="minorHAnsi"/>
               </w:rPr>
-              <w:t>&lt;Completion Date&gt;</w:t>
+              <w:t>&lt;Completion Date</w:t>
+            </w:r>
+            <w:r>
+              <w:t>||%Y-%m-%d||%d %B %Y</w:t>
+            </w:r>
+            <w:r>
+              <w:rPr>
+                <w:rFonts w:cstheme="minorHAnsi"/>
+              </w:rPr>
+              <w:t>&gt;</w:t>
             </w:r>
           </w:p>
         </w:tc>
@@ -402,7 +461,15 @@
           <w:b/>
           <w:bCs/>
         </w:rPr>
-        <w:t>NATIONAL PLANNING POLICY FRAMEWORK 2021</w:t>
+        <w:t>NATIONAL PLANNING POLICY FRAMEWORK 202</w:t>
+      </w:r>
+      <w:r>
+        <w:rPr>
+          <w:rFonts w:cstheme="minorHAnsi"/>
+          <w:b/>
+          <w:bCs/>
+        </w:rPr>
+        <w:t>4</w:t>
       </w:r>
     </w:p>
     <w:p>
@@ -461,12 +528,20 @@
         <w:rPr>
           <w:rFonts w:cstheme="minorHAnsi"/>
         </w:rPr>
-        <w:t>&lt;Proposal Description&gt;</w:t>
+        <w:t>&lt;Proposal Description||HTML||PLAIN&gt;</w:t>
       </w:r>
       <w:r>
         <w:rPr>
           <w:rFonts w:cstheme="minorHAnsi"/>
           <w:i/>
+        </w:rPr>
+      </w:r>
+      <w:r>
+        <w:rPr>
+          <w:rFonts w:cs="Arial"/>
+          <w:bCs/>
+          <w:i/>
+          <w:iCs/>
         </w:rPr>
       </w:r>
       <w:r>
@@ -495,18 +570,51 @@
         </w:tabs>
         <w:spacing w:after="0" w:line="240" w:lineRule="auto"/>
         <w:rPr>
-          <w:rFonts w:cstheme="minorHAnsi"/>
           <w:b/>
           <w:u w:val="single"/>
         </w:rPr>
       </w:pPr>
       <w:r>
         <w:rPr>
-          <w:rFonts w:cstheme="minorHAnsi"/>
           <w:b/>
           <w:u w:val="single"/>
         </w:rPr>
-        <w:t>Recommend Approval of Post-Excavation Assessment and its programme to complete analysis, publication, dissemination and archiving of the archaeological investigation</w:t>
+        <w:t xml:space="preserve">GLAAS Archaeological Advice: </w:t>
+      </w:r>
+      <w:r>
+        <w:rPr>
+          <w:b/>
+          <w:u w:val="single"/>
+        </w:rPr>
+        <w:t xml:space="preserve">See </w:t>
+      </w:r>
+      <w:r>
+        <w:rPr>
+          <w:b/>
+          <w:u w:val="single"/>
+        </w:rPr>
+        <w:t>R</w:t>
+      </w:r>
+      <w:r>
+        <w:rPr>
+          <w:b/>
+          <w:u w:val="single"/>
+        </w:rPr>
+        <w:t xml:space="preserve">ecommendations </w:t>
+      </w:r>
+      <w:r>
+        <w:rPr>
+          <w:b/>
+          <w:u w:val="single"/>
+        </w:rPr>
+        <w:t>B</w:t>
+      </w:r>
+      <w:r>
+        <w:rPr>
+          <w:b/>
+          <w:u w:val="single"/>
+        </w:rPr>
+        <w:t>elow</w:t>
       </w:r>
     </w:p>
     <w:p>
@@ -534,7 +642,13 @@
         <w:rPr>
           <w:rFonts w:cstheme="minorHAnsi"/>
         </w:rPr>
-        <w:t>Thank you for your consultation received on &lt;Log Date&gt;.</w:t>
+        <w:t>Thank you for your consultation received on &lt;Log Date||%Y-%m-%d||%d %B %Y&gt;.</w:t>
+      </w:r>
+      <w:r/>
+      <w:r>
+        <w:rPr>
+          <w:rFonts w:cstheme="minorHAnsi"/>
+        </w:rPr>
       </w:r>
     </w:p>
     <w:p>
@@ -590,7 +704,13 @@
         <w:rPr>
           <w:rFonts w:cstheme="minorHAnsi"/>
         </w:rPr>
-        <w:t>&lt;Condition Type&gt;</w:t>
+        <w:t>&lt;Assessment of Significance&gt;</w:t>
+      </w:r>
+      <w:r/>
+      <w:r>
+        <w:rPr>
+          <w:rFonts w:cstheme="minorHAnsi"/>
+        </w:rPr>
       </w:r>
     </w:p>
     <w:p>
@@ -603,12 +723,6 @@
           <w:rFonts w:cstheme="minorHAnsi"/>
         </w:rPr>
       </w:pPr>
-      <w:r>
-        <w:rPr>
-          <w:rFonts w:cstheme="minorHAnsi"/>
-        </w:rPr>
-        <w:t>&lt;Condition&gt;</w:t>
-      </w:r>
     </w:p>
     <w:p>
       <w:pPr>
@@ -620,6 +734,12 @@
           <w:rFonts w:cstheme="minorHAnsi"/>
         </w:rPr>
       </w:pPr>
+      <w:r>
+        <w:rPr>
+          <w:rFonts w:cstheme="minorHAnsi"/>
+        </w:rPr>
+        <w:t>This response relates solely to archaeological issues.</w:t>
+      </w:r>
     </w:p>
     <w:p>
       <w:pPr>
@@ -629,28 +749,10 @@
         <w:spacing w:after="0" w:line="240" w:lineRule="auto"/>
         <w:rPr>
           <w:rFonts w:cstheme="minorHAnsi"/>
-        </w:rPr>
-      </w:pPr>
-      <w:r>
-        <w:rPr>
-          <w:rFonts w:cstheme="minorHAnsi"/>
-        </w:rPr>
-        <w:t xml:space="preserve">Having considered the submitted document, I recommend its approval. However, the further work set out in the document must be completed </w:t>
-      </w:r>
-      <w:proofErr w:type="gramStart"/>
-      <w:r>
-        <w:rPr>
-          <w:rFonts w:cstheme="minorHAnsi"/>
-        </w:rPr>
-        <w:t>in order to</w:t>
-      </w:r>
-      <w:proofErr w:type="gramEnd"/>
-      <w:r>
-        <w:rPr>
-          <w:rFonts w:cstheme="minorHAnsi"/>
-        </w:rPr>
-        <w:t xml:space="preserve"> satisfy the archaeological condition.</w:t>
-      </w:r>
+          <w:b/>
+          <w:u w:val="single"/>
+        </w:rPr>
+      </w:pPr>
     </w:p>
     <w:p>
       <w:pPr>
@@ -662,6 +764,12 @@
           <w:rFonts w:cstheme="minorHAnsi"/>
         </w:rPr>
       </w:pPr>
+      <w:r>
+        <w:rPr>
+          <w:rFonts w:cstheme="minorHAnsi"/>
+        </w:rPr>
+        <w:t>Yours sincerely</w:t>
+      </w:r>
     </w:p>
     <w:p>
       <w:pPr>
@@ -673,12 +781,6 @@
           <w:rFonts w:cstheme="minorHAnsi"/>
         </w:rPr>
       </w:pPr>
-      <w:r>
-        <w:rPr>
-          <w:rFonts w:cstheme="minorHAnsi"/>
-        </w:rPr>
-        <w:t>This response relates solely to archaeological issues.</w:t>
-      </w:r>
     </w:p>
     <w:p>
       <w:pPr>
@@ -688,10 +790,14 @@
         <w:spacing w:after="0" w:line="240" w:lineRule="auto"/>
         <w:rPr>
           <w:rFonts w:cstheme="minorHAnsi"/>
-          <w:b/>
-          <w:u w:val="single"/>
-        </w:rPr>
-      </w:pPr>
+        </w:rPr>
+      </w:pPr>
+      <w:r>
+        <w:rPr>
+          <w:rFonts w:cstheme="minorHAnsi"/>
+        </w:rPr>
+        <w:t>&lt;Casework Officer&gt;</w:t>
+      </w:r>
     </w:p>
     <w:p>
       <w:pPr>
@@ -703,12 +809,6 @@
           <w:rFonts w:cstheme="minorHAnsi"/>
         </w:rPr>
       </w:pPr>
-      <w:r>
-        <w:rPr>
-          <w:rFonts w:cstheme="minorHAnsi"/>
-        </w:rPr>
-        <w:t>Yours sincerely</w:t>
-      </w:r>
     </w:p>
     <w:p>
       <w:pPr>
@@ -720,6 +820,12 @@
           <w:rFonts w:cstheme="minorHAnsi"/>
         </w:rPr>
       </w:pPr>
+      <w:r>
+        <w:rPr>
+          <w:rFonts w:cstheme="minorHAnsi"/>
+        </w:rPr>
+        <w:t>Archaeology Adviser</w:t>
+      </w:r>
     </w:p>
     <w:p>
       <w:pPr>
@@ -735,7 +841,7 @@
         <w:rPr>
           <w:rFonts w:cstheme="minorHAnsi"/>
         </w:rPr>
-        <w:t>&lt;Casework Officer&gt;</w:t>
+        <w:t>Greater London Archaeological Advisory Service</w:t>
       </w:r>
     </w:p>
     <w:p>
@@ -752,60 +858,23 @@
         <w:rPr>
           <w:rFonts w:cstheme="minorHAnsi"/>
         </w:rPr>
-        <w:lastRenderedPageBreak/>
-        <w:t>Archaeology Adviser</w:t>
+        <w:t xml:space="preserve">London and </w:t>
+      </w:r>
+      <w:proofErr w:type="gramStart"/>
+      <w:r>
+        <w:rPr>
+          <w:rFonts w:cstheme="minorHAnsi"/>
+        </w:rPr>
+        <w:t>South East</w:t>
+      </w:r>
+      <w:proofErr w:type="gramEnd"/>
+      <w:r>
+        <w:rPr>
+          <w:rFonts w:cstheme="minorHAnsi"/>
+        </w:rPr>
+        <w:t xml:space="preserve"> Region</w:t>
       </w:r>
     </w:p>
-    <w:p>
-      <w:pPr>
-        <w:tabs>
-          <w:tab w:val="left" w:pos="5245"/>
-        </w:tabs>
-        <w:spacing w:after="0" w:line="240" w:lineRule="auto"/>
-        <w:rPr>
-          <w:rFonts w:cstheme="minorHAnsi"/>
-        </w:rPr>
-      </w:pPr>
-      <w:r>
-        <w:rPr>
-          <w:rFonts w:cstheme="minorHAnsi"/>
-        </w:rPr>
-        <w:t>Greater London Archaeological Advisory Service</w:t>
-      </w:r>
-    </w:p>
-    <w:p>
-      <w:pPr>
-        <w:tabs>
-          <w:tab w:val="left" w:pos="5245"/>
-        </w:tabs>
-        <w:spacing w:after="0" w:line="240" w:lineRule="auto"/>
-        <w:rPr>
-          <w:rFonts w:cstheme="minorHAnsi"/>
-        </w:rPr>
-      </w:pPr>
-      <w:r>
-        <w:rPr>
-          <w:rFonts w:cstheme="minorHAnsi"/>
-        </w:rPr>
-        <w:t xml:space="preserve">London and </w:t>
-      </w:r>
-      <w:proofErr w:type="gramStart"/>
-      <w:r>
-        <w:rPr>
-          <w:rFonts w:cstheme="minorHAnsi"/>
-        </w:rPr>
-        <w:t>South East</w:t>
-      </w:r>
-      <w:proofErr w:type="gramEnd"/>
-      <w:r>
-        <w:rPr>
-          <w:rFonts w:cstheme="minorHAnsi"/>
-        </w:rPr>
-        <w:t xml:space="preserve"> Region</w:t>
-      </w:r>
-    </w:p>
-    <w:p/>
-    <w:p/>
     <w:sectPr>
       <w:headerReference w:type="even" r:id="rId11"/>
       <w:headerReference w:type="default" r:id="rId12"/>
@@ -1979,7 +2048,7 @@
   <w:style w:type="paragraph" w:default="1" w:styleId="Normal">
     <w:name w:val="Normal"/>
     <w:qFormat/>
-    <w:rsid w:val="00DA104F"/>
+    <w:rsid w:val="00233215"/>
   </w:style>
   <w:style w:type="paragraph" w:styleId="Heading1">
     <w:name w:val="heading 1"/>

--- a/arches_her/docx/Blank Adviser Letter.docx
+++ b/arches_her/docx/Blank Adviser Letter.docx
@@ -281,19 +281,7 @@
               <w:rPr>
                 <w:rFonts w:cstheme="minorHAnsi"/>
               </w:rPr>
-              <w:t xml:space="preserve">&lt;Casework Officer </w:t>
-            </w:r>
-            <w:r>
-              <w:rPr>
-                <w:rFonts w:cstheme="minorHAnsi"/>
-              </w:rPr>
-              <w:t>Email</w:t>
-            </w:r>
-            <w:r>
-              <w:rPr>
-                <w:rFonts w:cstheme="minorHAnsi"/>
-              </w:rPr>
-              <w:t>&gt;</w:t>
+              <w:t>&lt;Casework Officer Email&gt;</w:t>
             </w:r>
           </w:p>
         </w:tc>
@@ -341,16 +329,7 @@
               <w:rPr>
                 <w:rFonts w:cstheme="minorHAnsi"/>
               </w:rPr>
-              <w:t>&lt;Completion Date</w:t>
-            </w:r>
-            <w:r>
-              <w:t>||%Y-%m-%d||%d %B %Y</w:t>
-            </w:r>
-            <w:r>
-              <w:rPr>
-                <w:rFonts w:cstheme="minorHAnsi"/>
-              </w:rPr>
-              <w:t>&gt;</w:t>
+              <w:t>&lt;Completion Date||%Y-%m-%d||%d %B %Y&gt;</w:t>
             </w:r>
           </w:p>
         </w:tc>
@@ -397,20 +376,7 @@
         <w:rPr>
           <w:rFonts w:cstheme="minorHAnsi"/>
         </w:rPr>
-        <w:t xml:space="preserve">Dear </w:t>
-      </w:r>
-      <w:r>
-        <w:rPr>
-          <w:rFonts w:cstheme="minorHAnsi"/>
-          <w:noProof/>
-        </w:rPr>
-        <w:t>&lt;Contact Name&gt;</w:t>
-      </w:r>
-      <w:r>
-        <w:rPr>
-          <w:rFonts w:cstheme="minorHAnsi"/>
-        </w:rPr>
-        <w:t>,</w:t>
+        <w:t>Dear &lt;Contact Name&gt;,</w:t>
       </w:r>
     </w:p>
     <w:p>
@@ -522,32 +488,17 @@
         <w:spacing w:after="0" w:line="240" w:lineRule="auto"/>
         <w:rPr>
           <w:rFonts w:cstheme="minorHAnsi"/>
-        </w:rPr>
-      </w:pPr>
-      <w:r>
-        <w:rPr>
-          <w:rFonts w:cstheme="minorHAnsi"/>
-        </w:rPr>
-        <w:t>&lt;Proposal Description||HTML||PLAIN&gt;</w:t>
-      </w:r>
-      <w:r>
-        <w:rPr>
-          <w:rFonts w:cstheme="minorHAnsi"/>
-          <w:i/>
-        </w:rPr>
-      </w:r>
-      <w:r>
-        <w:rPr>
-          <w:rFonts w:cs="Arial"/>
-          <w:bCs/>
           <w:i/>
           <w:iCs/>
         </w:rPr>
-      </w:r>
+      </w:pPr>
       <w:r>
         <w:rPr>
           <w:rFonts w:cstheme="minorHAnsi"/>
-        </w:rPr>
+          <w:i/>
+          <w:iCs/>
+        </w:rPr>
+        <w:t>&lt;Proposal Description||HTML||PLAIN&gt;</w:t>
       </w:r>
     </w:p>
     <w:p>
@@ -570,51 +521,20 @@
         </w:tabs>
         <w:spacing w:after="0" w:line="240" w:lineRule="auto"/>
         <w:rPr>
+          <w:rFonts w:cstheme="minorHAnsi"/>
           <w:b/>
+          <w:bCs/>
           <w:u w:val="single"/>
         </w:rPr>
       </w:pPr>
       <w:r>
         <w:rPr>
+          <w:rFonts w:cstheme="minorHAnsi"/>
           <w:b/>
+          <w:bCs/>
           <w:u w:val="single"/>
         </w:rPr>
-        <w:t xml:space="preserve">GLAAS Archaeological Advice: </w:t>
-      </w:r>
-      <w:r>
-        <w:rPr>
-          <w:b/>
-          <w:u w:val="single"/>
-        </w:rPr>
-        <w:t xml:space="preserve">See </w:t>
-      </w:r>
-      <w:r>
-        <w:rPr>
-          <w:b/>
-          <w:u w:val="single"/>
-        </w:rPr>
-        <w:t>R</w:t>
-      </w:r>
-      <w:r>
-        <w:rPr>
-          <w:b/>
-          <w:u w:val="single"/>
-        </w:rPr>
-        <w:t xml:space="preserve">ecommendations </w:t>
-      </w:r>
-      <w:r>
-        <w:rPr>
-          <w:b/>
-          <w:u w:val="single"/>
-        </w:rPr>
-        <w:t>B</w:t>
-      </w:r>
-      <w:r>
-        <w:rPr>
-          <w:b/>
-          <w:u w:val="single"/>
-        </w:rPr>
-        <w:t>elow</w:t>
+        <w:t>GLAAS Archaeological Advice: See Recommendations Below</w:t>
       </w:r>
     </w:p>
     <w:p>
@@ -644,12 +564,6 @@
         </w:rPr>
         <w:t>Thank you for your consultation received on &lt;Log Date||%Y-%m-%d||%d %B %Y&gt;.</w:t>
       </w:r>
-      <w:r/>
-      <w:r>
-        <w:rPr>
-          <w:rFonts w:cstheme="minorHAnsi"/>
-        </w:rPr>
-      </w:r>
     </w:p>
     <w:p>
       <w:pPr>
@@ -706,12 +620,6 @@
         </w:rPr>
         <w:t>&lt;Assessment of Significance&gt;</w:t>
       </w:r>
-      <w:r/>
-      <w:r>
-        <w:rPr>
-          <w:rFonts w:cstheme="minorHAnsi"/>
-        </w:rPr>
-      </w:r>
     </w:p>
     <w:p>
       <w:pPr>
@@ -858,21 +766,7 @@
         <w:rPr>
           <w:rFonts w:cstheme="minorHAnsi"/>
         </w:rPr>
-        <w:t xml:space="preserve">London and </w:t>
-      </w:r>
-      <w:proofErr w:type="gramStart"/>
-      <w:r>
-        <w:rPr>
-          <w:rFonts w:cstheme="minorHAnsi"/>
-        </w:rPr>
-        <w:t>South East</w:t>
-      </w:r>
-      <w:proofErr w:type="gramEnd"/>
-      <w:r>
-        <w:rPr>
-          <w:rFonts w:cstheme="minorHAnsi"/>
-        </w:rPr>
-        <w:t xml:space="preserve"> Region</w:t>
+        <w:t>London and South East Region</w:t>
       </w:r>
     </w:p>
     <w:sectPr>
@@ -1164,16 +1058,15 @@
         <w:sz w:val="16"/>
         <w:szCs w:val="16"/>
       </w:rPr>
-      <w:t xml:space="preserve">020 7973 </w:t>
+      <w:t>020 7973 3700</w:t>
     </w:r>
-    <w:proofErr w:type="gramStart"/>
     <w:r>
       <w:rPr>
         <w:rFonts w:ascii="Arial" w:hAnsi="Arial"/>
         <w:sz w:val="16"/>
         <w:szCs w:val="16"/>
       </w:rPr>
-      <w:t>3700</w:t>
+      <w:t xml:space="preserve">  </w:t>
     </w:r>
     <w:r>
       <w:rPr>
@@ -1181,24 +1074,7 @@
         <w:sz w:val="16"/>
         <w:szCs w:val="16"/>
       </w:rPr>
-      <w:t xml:space="preserve">  </w:t>
-    </w:r>
-    <w:r>
-      <w:rPr>
-        <w:rFonts w:ascii="Arial" w:hAnsi="Arial"/>
-        <w:sz w:val="16"/>
-        <w:szCs w:val="16"/>
-      </w:rPr>
-      <w:t>|</w:t>
-    </w:r>
-    <w:proofErr w:type="gramEnd"/>
-    <w:r>
-      <w:rPr>
-        <w:rFonts w:ascii="Arial" w:hAnsi="Arial"/>
-        <w:sz w:val="16"/>
-        <w:szCs w:val="16"/>
-      </w:rPr>
-      <w:t xml:space="preserve">  </w:t>
+      <w:t xml:space="preserve">|  </w:t>
     </w:r>
     <w:r>
       <w:rPr>
@@ -2926,26 +2802,6 @@
 </file>
 
 <file path=customXml/item1.xml><?xml version="1.0" encoding="utf-8"?>
-<p:properties xmlns:p="http://schemas.microsoft.com/office/2006/metadata/properties" xmlns:xsi="http://www.w3.org/2001/XMLSchema-instance" xmlns:pc="http://schemas.microsoft.com/office/infopath/2007/PartnerControls">
-  <documentManagement>
-    <lcf76f155ced4ddcb4097134ff3c332f xmlns="e789b7fa-a83c-4c6b-9e01-87c723f67228">
-      <Terms xmlns="http://schemas.microsoft.com/office/infopath/2007/PartnerControls"/>
-    </lcf76f155ced4ddcb4097134ff3c332f>
-    <TaxCatchAll xmlns="bb952b06-3268-4e55-b0fe-9eb49669fc08" xsi:nil="true"/>
-  </documentManagement>
-</p:properties>
-</file>
-
-<file path=customXml/item2.xml><?xml version="1.0" encoding="utf-8"?>
-<?mso-contentType ?>
-<FormTemplates xmlns="http://schemas.microsoft.com/sharepoint/v3/contenttype/forms">
-  <Display>DocumentLibraryForm</Display>
-  <Edit>DocumentLibraryForm</Edit>
-  <New>DocumentLibraryForm</New>
-</FormTemplates>
-</file>
-
-<file path=customXml/item3.xml><?xml version="1.0" encoding="utf-8"?>
 <ct:contentTypeSchema xmlns:ct="http://schemas.microsoft.com/office/2006/metadata/contentType" xmlns:ma="http://schemas.microsoft.com/office/2006/metadata/properties/metaAttributes" ct:_="" ma:_="" ma:contentTypeName="Document" ma:contentTypeID="0x010100B89331DE8EA64F4FBEA00113BF0E4514" ma:contentTypeVersion="11" ma:contentTypeDescription="Create a new document." ma:contentTypeScope="" ma:versionID="0b60b04e60edb8b2e7e2fe1cc7d413e0">
   <xsd:schema xmlns:xsd="http://www.w3.org/2001/XMLSchema" xmlns:xs="http://www.w3.org/2001/XMLSchema" xmlns:p="http://schemas.microsoft.com/office/2006/metadata/properties" xmlns:ns2="e789b7fa-a83c-4c6b-9e01-87c723f67228" xmlns:ns3="bb952b06-3268-4e55-b0fe-9eb49669fc08" targetNamespace="http://schemas.microsoft.com/office/2006/metadata/properties" ma:root="true" ma:fieldsID="52467e30880403e5f73a15b97b0992c8" ns2:_="" ns3:_="">
     <xsd:import namespace="e789b7fa-a83c-4c6b-9e01-87c723f67228"/>
@@ -3140,30 +2996,31 @@
 </ct:contentTypeSchema>
 </file>
 
-<file path=customXml/item4.xml><?xml version="1.0" encoding="utf-8"?>
+<file path=customXml/item2.xml><?xml version="1.0" encoding="utf-8"?>
 <b:Sources xmlns:b="http://schemas.openxmlformats.org/officeDocument/2006/bibliography" xmlns="http://schemas.openxmlformats.org/officeDocument/2006/bibliography" SelectedStyle="/APASixthEditionOfficeOnline.xsl" StyleName="APA" Version="6"/>
 </file>
 
-<file path=customXml/itemProps1.xml><?xml version="1.0" encoding="utf-8"?>
-<ds:datastoreItem xmlns:ds="http://schemas.openxmlformats.org/officeDocument/2006/customXml" ds:itemID="{EF43FDED-CD1D-4301-B761-71C1DCC851CC}">
-  <ds:schemaRefs>
-    <ds:schemaRef ds:uri="http://schemas.microsoft.com/office/2006/metadata/properties"/>
-    <ds:schemaRef ds:uri="http://schemas.microsoft.com/office/infopath/2007/PartnerControls"/>
-    <ds:schemaRef ds:uri="e789b7fa-a83c-4c6b-9e01-87c723f67228"/>
-    <ds:schemaRef ds:uri="bb952b06-3268-4e55-b0fe-9eb49669fc08"/>
-  </ds:schemaRefs>
-</ds:datastoreItem>
+<file path=customXml/item3.xml><?xml version="1.0" encoding="utf-8"?>
+<p:properties xmlns:p="http://schemas.microsoft.com/office/2006/metadata/properties" xmlns:xsi="http://www.w3.org/2001/XMLSchema-instance" xmlns:pc="http://schemas.microsoft.com/office/infopath/2007/PartnerControls">
+  <documentManagement>
+    <lcf76f155ced4ddcb4097134ff3c332f xmlns="e789b7fa-a83c-4c6b-9e01-87c723f67228">
+      <Terms xmlns="http://schemas.microsoft.com/office/infopath/2007/PartnerControls"/>
+    </lcf76f155ced4ddcb4097134ff3c332f>
+    <TaxCatchAll xmlns="bb952b06-3268-4e55-b0fe-9eb49669fc08" xsi:nil="true"/>
+  </documentManagement>
+</p:properties>
 </file>
 
-<file path=customXml/itemProps2.xml><?xml version="1.0" encoding="utf-8"?>
-<ds:datastoreItem xmlns:ds="http://schemas.openxmlformats.org/officeDocument/2006/customXml" ds:itemID="{45FB1F57-968F-4A6E-AEE9-65961EB5FADD}">
-  <ds:schemaRefs>
-    <ds:schemaRef ds:uri="http://schemas.microsoft.com/sharepoint/v3/contenttype/forms"/>
-  </ds:schemaRefs>
-</ds:datastoreItem>
+<file path=customXml/item4.xml><?xml version="1.0" encoding="utf-8"?>
+<?mso-contentType ?>
+<FormTemplates xmlns="http://schemas.microsoft.com/sharepoint/v3/contenttype/forms">
+  <Display>DocumentLibraryForm</Display>
+  <Edit>DocumentLibraryForm</Edit>
+  <New>DocumentLibraryForm</New>
+</FormTemplates>
 </file>
 
-<file path=customXml/itemProps3.xml><?xml version="1.0" encoding="utf-8"?>
+<file path=customXml/itemProps1.xml><?xml version="1.0" encoding="utf-8"?>
 <ds:datastoreItem xmlns:ds="http://schemas.openxmlformats.org/officeDocument/2006/customXml" ds:itemID="{93F00A47-6514-4C46-91C6-8D2331E8318E}">
   <ds:schemaRefs>
     <ds:schemaRef ds:uri="http://schemas.microsoft.com/office/2006/metadata/contentType"/>
@@ -3182,10 +3039,29 @@
 </ds:datastoreItem>
 </file>
 
-<file path=customXml/itemProps4.xml><?xml version="1.0" encoding="utf-8"?>
+<file path=customXml/itemProps2.xml><?xml version="1.0" encoding="utf-8"?>
 <ds:datastoreItem xmlns:ds="http://schemas.openxmlformats.org/officeDocument/2006/customXml" ds:itemID="{3B4892E8-18D6-D444-BA6E-299F0B60384F}">
   <ds:schemaRefs>
     <ds:schemaRef ds:uri="http://schemas.openxmlformats.org/officeDocument/2006/bibliography"/>
   </ds:schemaRefs>
 </ds:datastoreItem>
+</file>
+
+<file path=customXml/itemProps3.xml><?xml version="1.0" encoding="utf-8"?>
+<ds:datastoreItem xmlns:ds="http://schemas.openxmlformats.org/officeDocument/2006/customXml" ds:itemID="{EF43FDED-CD1D-4301-B761-71C1DCC851CC}">
+  <ds:schemaRefs>
+    <ds:schemaRef ds:uri="http://schemas.microsoft.com/office/2006/metadata/properties"/>
+    <ds:schemaRef ds:uri="http://schemas.microsoft.com/office/infopath/2007/PartnerControls"/>
+    <ds:schemaRef ds:uri="e789b7fa-a83c-4c6b-9e01-87c723f67228"/>
+    <ds:schemaRef ds:uri="bb952b06-3268-4e55-b0fe-9eb49669fc08"/>
+  </ds:schemaRefs>
+</ds:datastoreItem>
+</file>
+
+<file path=customXml/itemProps4.xml><?xml version="1.0" encoding="utf-8"?>
+<ds:datastoreItem xmlns:ds="http://schemas.openxmlformats.org/officeDocument/2006/customXml" ds:itemID="{45FB1F57-968F-4A6E-AEE9-65961EB5FADD}">
+  <ds:schemaRefs>
+    <ds:schemaRef ds:uri="http://schemas.microsoft.com/sharepoint/v3/contenttype/forms"/>
+  </ds:schemaRefs>
+</ds:datastoreItem>
 </file>
--- a/arches_her/docx/Blank Adviser Letter.docx
+++ b/arches_her/docx/Blank Adviser Letter.docx
@@ -1,143 +1,383 @@
 
 <file path=word/document.xml><?xml version="1.0" encoding="utf-8"?>
-<w:document xmlns:wpc="http://schemas.microsoft.com/office/word/2010/wordprocessingCanvas" xmlns:cx="http://schemas.microsoft.com/office/drawing/2014/chartex" xmlns:cx1="http://schemas.microsoft.com/office/drawing/2015/9/8/chartex" xmlns:cx2="http://schemas.microsoft.com/office/drawing/2015/10/21/chartex" xmlns:cx3="http://schemas.microsoft.com/office/drawing/2016/5/9/chartex" xmlns:cx4="http://schemas.microsoft.com/office/drawing/2016/5/10/chartex" xmlns:cx5="http://schemas.microsoft.com/office/drawing/2016/5/11/chartex" xmlns:cx6="http://schemas.microsoft.com/office/drawing/2016/5/12/chartex" xmlns:cx7="http://schemas.microsoft.com/office/drawing/2016/5/13/chartex" xmlns:cx8="http://schemas.microsoft.com/office/drawing/2016/5/14/chartex" xmlns:mc="http://schemas.openxmlformats.org/markup-compatibility/2006" xmlns:aink="http://schemas.microsoft.com/office/drawing/2016/ink" xmlns:am3d="http://schemas.microsoft.com/office/drawing/2017/model3d" xmlns:o="urn:schemas-microsoft-com:office:office" xmlns:oel="http://schemas.microsoft.com/office/2019/extlst" xmlns:r="http://schemas.openxmlformats.org/officeDocument/2006/relationships" xmlns:m="http://schemas.openxmlformats.org/officeDocument/2006/math" xmlns:v="urn:schemas-microsoft-com:vml" xmlns:wp14="http://schemas.microsoft.com/office/word/2010/wordprocessingDrawing" xmlns:wp="http://schemas.openxmlformats.org/drawingml/2006/wordprocessingDrawing" xmlns:w10="urn:schemas-microsoft-com:office:word" xmlns:w="http://schemas.openxmlformats.org/wordprocessingml/2006/main" xmlns:w14="http://schemas.microsoft.com/office/word/2010/wordml" xmlns:w15="http://schemas.microsoft.com/office/word/2012/wordml" xmlns:w16cex="http://schemas.microsoft.com/office/word/2018/wordml/cex" xmlns:w16cid="http://schemas.microsoft.com/office/word/2016/wordml/cid" xmlns:w16="http://schemas.microsoft.com/office/word/2018/wordml" xmlns:w16du="http://schemas.microsoft.com/office/word/2023/wordml/word16du" xmlns:w16sdtdh="http://schemas.microsoft.com/office/word/2020/wordml/sdtdatahash" xmlns:w16se="http://schemas.microsoft.com/office/word/2015/wordml/symex" xmlns:wpg="http://schemas.microsoft.com/office/word/2010/wordprocessingGroup" xmlns:wpi="http://schemas.microsoft.com/office/word/2010/wordprocessingInk" xmlns:wne="http://schemas.microsoft.com/office/word/2006/wordml" xmlns:wps="http://schemas.microsoft.com/office/word/2010/wordprocessingShape" mc:Ignorable="w14 w15 w16se w16cid w16 w16cex w16sdtdh w16du wp14">
+<w:document xmlns:wpc="http://schemas.microsoft.com/office/word/2010/wordprocessingCanvas" xmlns:cx="http://schemas.microsoft.com/office/drawing/2014/chartex" xmlns:cx1="http://schemas.microsoft.com/office/drawing/2015/9/8/chartex" xmlns:cx2="http://schemas.microsoft.com/office/drawing/2015/10/21/chartex" xmlns:cx3="http://schemas.microsoft.com/office/drawing/2016/5/9/chartex" xmlns:cx4="http://schemas.microsoft.com/office/drawing/2016/5/10/chartex" xmlns:cx5="http://schemas.microsoft.com/office/drawing/2016/5/11/chartex" xmlns:cx6="http://schemas.microsoft.com/office/drawing/2016/5/12/chartex" xmlns:cx7="http://schemas.microsoft.com/office/drawing/2016/5/13/chartex" xmlns:cx8="http://schemas.microsoft.com/office/drawing/2016/5/14/chartex" xmlns:mc="http://schemas.openxmlformats.org/markup-compatibility/2006" xmlns:aink="http://schemas.microsoft.com/office/drawing/2016/ink" xmlns:am3d="http://schemas.microsoft.com/office/drawing/2017/model3d" xmlns:o="urn:schemas-microsoft-com:office:office" xmlns:oel="http://schemas.microsoft.com/office/2019/extlst" xmlns:r="http://schemas.openxmlformats.org/officeDocument/2006/relationships" xmlns:m="http://schemas.openxmlformats.org/officeDocument/2006/math" xmlns:v="urn:schemas-microsoft-com:vml" xmlns:wp14="http://schemas.microsoft.com/office/word/2010/wordprocessingDrawing" xmlns:wp="http://schemas.openxmlformats.org/drawingml/2006/wordprocessingDrawing" xmlns:w10="urn:schemas-microsoft-com:office:word" xmlns:w="http://schemas.openxmlformats.org/wordprocessingml/2006/main" xmlns:w14="http://schemas.microsoft.com/office/word/2010/wordml" xmlns:w15="http://schemas.microsoft.com/office/word/2012/wordml" xmlns:w16cex="http://schemas.microsoft.com/office/word/2018/wordml/cex" xmlns:w16cid="http://schemas.microsoft.com/office/word/2016/wordml/cid" xmlns:w16="http://schemas.microsoft.com/office/word/2018/wordml" xmlns:w16du="http://schemas.microsoft.com/office/word/2023/wordml/word16du" xmlns:w16sdtdh="http://schemas.microsoft.com/office/word/2020/wordml/sdtdatahash" xmlns:w16sdtfl="http://schemas.microsoft.com/office/word/2024/wordml/sdtformatlock" xmlns:w16se="http://schemas.microsoft.com/office/word/2015/wordml/symex" xmlns:wpg="http://schemas.microsoft.com/office/word/2010/wordprocessingGroup" xmlns:wpi="http://schemas.microsoft.com/office/word/2010/wordprocessingInk" xmlns:wne="http://schemas.microsoft.com/office/word/2006/wordml" xmlns:wps="http://schemas.microsoft.com/office/word/2010/wordprocessingShape" mc:Ignorable="w14 w15 w16se w16cid w16 w16cex w16sdtdh w16sdtfl w16du wp14">
   <w:body>
     <w:tbl>
       <w:tblPr>
-        <w:tblW w:w="8976" w:type="dxa"/>
-        <w:tblLook w:val="01E0" w:firstRow="1" w:lastRow="1" w:firstColumn="1" w:lastColumn="1" w:noHBand="0" w:noVBand="0"/>
+        <w:tblStyle w:val="TableGrid"/>
+        <w:tblW w:w="10065" w:type="dxa"/>
+        <w:tblInd w:w="-147" w:type="dxa"/>
+        <w:tblBorders>
+          <w:top w:val="none" w:sz="0" w:space="0" w:color="auto"/>
+          <w:left w:val="none" w:sz="0" w:space="0" w:color="auto"/>
+          <w:bottom w:val="none" w:sz="0" w:space="0" w:color="auto"/>
+          <w:right w:val="none" w:sz="0" w:space="0" w:color="auto"/>
+          <w:insideH w:val="none" w:sz="0" w:space="0" w:color="auto"/>
+          <w:insideV w:val="none" w:sz="0" w:space="0" w:color="auto"/>
+        </w:tblBorders>
+        <w:tblCellMar>
+          <w:top w:w="57" w:type="dxa"/>
+          <w:left w:w="153" w:type="dxa"/>
+          <w:right w:w="153" w:type="dxa"/>
+        </w:tblCellMar>
+        <w:tblLook w:val="04A0" w:firstRow="1" w:lastRow="0" w:firstColumn="1" w:lastColumn="0" w:noHBand="0" w:noVBand="1"/>
       </w:tblPr>
       <w:tblGrid>
-        <w:gridCol w:w="8976"/>
+        <w:gridCol w:w="6363"/>
+        <w:gridCol w:w="3702"/>
       </w:tblGrid>
       <w:tr>
-        <w:trPr>
-          <w:trHeight w:hRule="exact" w:val="1343"/>
-        </w:trPr>
         <w:tc>
           <w:tcPr>
-            <w:tcW w:w="8976" w:type="dxa"/>
+            <w:tcW w:w="6363" w:type="dxa"/>
           </w:tcPr>
           <w:p>
             <w:pPr>
               <w:tabs>
-                <w:tab w:val="left" w:pos="5245"/>
+                <w:tab w:val="left" w:pos="5812"/>
               </w:tabs>
-              <w:ind w:right="176"/>
-              <w:jc w:val="center"/>
+            </w:pPr>
+          </w:p>
+        </w:tc>
+        <w:tc>
+          <w:tcPr>
+            <w:tcW w:w="3702" w:type="dxa"/>
+          </w:tcPr>
+          <w:p>
+            <w:pPr>
+              <w:tabs>
+                <w:tab w:val="left" w:pos="5812"/>
+              </w:tabs>
+            </w:pPr>
+          </w:p>
+        </w:tc>
+      </w:tr>
+      <w:tr>
+        <w:tc>
+          <w:tcPr>
+            <w:tcW w:w="6363" w:type="dxa"/>
+          </w:tcPr>
+          <w:p>
+            <w:pPr>
+              <w:tabs>
+                <w:tab w:val="left" w:pos="5812"/>
+              </w:tabs>
+              <w:rPr>
+                <w:rFonts w:cstheme="minorHAnsi"/>
+              </w:rPr>
             </w:pPr>
             <w:r>
               <w:rPr>
-                <w:noProof/>
-                <w:lang w:eastAsia="en-GB"/>
+                <w:rFonts w:cstheme="minorHAnsi"/>
               </w:rPr>
-              <w:drawing>
-                <wp:inline distT="0" distB="0" distL="0" distR="0" wp14:anchorId="68D6AF8B" wp14:editId="0F194622">
-                  <wp:extent cx="2600325" cy="819150"/>
-                  <wp:effectExtent l="0" t="0" r="9525" b="0"/>
-                  <wp:docPr id="1" name="Picture 1"/>
-                  <wp:cNvGraphicFramePr>
-                    <a:graphicFrameLocks xmlns:a="http://schemas.openxmlformats.org/drawingml/2006/main" noChangeAspect="1"/>
-                  </wp:cNvGraphicFramePr>
-                  <a:graphic xmlns:a="http://schemas.openxmlformats.org/drawingml/2006/main">
-                    <a:graphicData uri="http://schemas.openxmlformats.org/drawingml/2006/picture">
-                      <pic:pic xmlns:pic="http://schemas.openxmlformats.org/drawingml/2006/picture">
-                        <pic:nvPicPr>
-                          <pic:cNvPr id="0" name="Picture 1"/>
-                          <pic:cNvPicPr>
-                            <a:picLocks noChangeAspect="1" noChangeArrowheads="1"/>
-                          </pic:cNvPicPr>
-                        </pic:nvPicPr>
-                        <pic:blipFill>
-                          <a:blip r:embed="rId9" cstate="print">
-                            <a:extLst>
-                              <a:ext uri="{28A0092B-C50C-407E-A947-70E740481C1C}">
-                                <a14:useLocalDpi xmlns:a14="http://schemas.microsoft.com/office/drawing/2010/main" val="0"/>
-                              </a:ext>
-                            </a:extLst>
-                          </a:blip>
-                          <a:srcRect/>
-                          <a:stretch>
-                            <a:fillRect/>
-                          </a:stretch>
-                        </pic:blipFill>
-                        <pic:spPr bwMode="auto">
-                          <a:xfrm>
-                            <a:off x="0" y="0"/>
-                            <a:ext cx="2600325" cy="819150"/>
-                          </a:xfrm>
-                          <a:prstGeom prst="rect">
-                            <a:avLst/>
-                          </a:prstGeom>
-                          <a:noFill/>
-                          <a:ln>
-                            <a:noFill/>
-                          </a:ln>
-                        </pic:spPr>
-                      </pic:pic>
-                    </a:graphicData>
-                  </a:graphic>
-                </wp:inline>
-              </w:drawing>
-            </w:r>
-            <w:r>
-              <w:br/>
+              <w:t>&lt;Name of person consulting&gt;</w:t>
             </w:r>
           </w:p>
+        </w:tc>
+        <w:tc>
+          <w:tcPr>
+            <w:tcW w:w="3702" w:type="dxa"/>
+          </w:tcPr>
           <w:p>
             <w:pPr>
               <w:tabs>
-                <w:tab w:val="left" w:pos="5245"/>
+                <w:tab w:val="left" w:pos="5812"/>
               </w:tabs>
-              <w:ind w:right="176"/>
-              <w:jc w:val="center"/>
+              <w:rPr>
+                <w:rFonts w:cstheme="minorHAnsi"/>
+              </w:rPr>
+            </w:pPr>
+            <w:r>
+              <w:rPr>
+                <w:rFonts w:cstheme="minorHAnsi"/>
+              </w:rPr>
+              <w:t>Your Ref: &lt;Reference&gt;</w:t>
+            </w:r>
+          </w:p>
+        </w:tc>
+      </w:tr>
+      <w:tr>
+        <w:tc>
+          <w:tcPr>
+            <w:tcW w:w="6363" w:type="dxa"/>
+          </w:tcPr>
+          <w:p>
+            <w:pPr>
+              <w:tabs>
+                <w:tab w:val="left" w:pos="5812"/>
+              </w:tabs>
+              <w:rPr>
+                <w:rFonts w:cstheme="minorHAnsi"/>
+              </w:rPr>
+            </w:pPr>
+            <w:r>
+              <w:rPr>
+                <w:rFonts w:cstheme="minorHAnsi"/>
+              </w:rPr>
+              <w:t xml:space="preserve">&lt;Address of consulting organisation&gt; </w:t>
+            </w:r>
+          </w:p>
+        </w:tc>
+        <w:tc>
+          <w:tcPr>
+            <w:tcW w:w="3702" w:type="dxa"/>
+          </w:tcPr>
+          <w:p>
+            <w:pPr>
+              <w:tabs>
+                <w:tab w:val="left" w:pos="5812"/>
+              </w:tabs>
+              <w:rPr>
+                <w:rFonts w:cstheme="minorHAnsi"/>
+              </w:rPr>
+            </w:pPr>
+            <w:r>
+              <w:rPr>
+                <w:rFonts w:cstheme="minorHAnsi"/>
+              </w:rPr>
+              <w:t>Our Ref: &lt;Primary Reference Number&gt;</w:t>
+            </w:r>
+          </w:p>
+        </w:tc>
+      </w:tr>
+      <w:tr>
+        <w:tc>
+          <w:tcPr>
+            <w:tcW w:w="6363" w:type="dxa"/>
+          </w:tcPr>
+          <w:p>
+            <w:pPr>
+              <w:tabs>
+                <w:tab w:val="left" w:pos="5812"/>
+              </w:tabs>
+              <w:rPr>
+                <w:rFonts w:cstheme="minorHAnsi"/>
+              </w:rPr>
+            </w:pPr>
+          </w:p>
+        </w:tc>
+        <w:tc>
+          <w:tcPr>
+            <w:tcW w:w="3702" w:type="dxa"/>
+          </w:tcPr>
+          <w:p>
+            <w:pPr>
+              <w:tabs>
+                <w:tab w:val="left" w:pos="5812"/>
+              </w:tabs>
+              <w:rPr>
+                <w:rFonts w:cstheme="minorHAnsi"/>
+              </w:rPr>
+            </w:pPr>
+          </w:p>
+        </w:tc>
+      </w:tr>
+      <w:tr>
+        <w:tc>
+          <w:tcPr>
+            <w:tcW w:w="6363" w:type="dxa"/>
+          </w:tcPr>
+          <w:p>
+            <w:pPr>
+              <w:tabs>
+                <w:tab w:val="left" w:pos="5812"/>
+              </w:tabs>
+              <w:rPr>
+                <w:rFonts w:cstheme="minorHAnsi"/>
+              </w:rPr>
+            </w:pPr>
+          </w:p>
+        </w:tc>
+        <w:tc>
+          <w:tcPr>
+            <w:tcW w:w="3702" w:type="dxa"/>
+          </w:tcPr>
+          <w:p>
+            <w:pPr>
+              <w:tabs>
+                <w:tab w:val="left" w:pos="5812"/>
+              </w:tabs>
+              <w:rPr>
+                <w:rFonts w:cstheme="minorHAnsi"/>
+              </w:rPr>
+            </w:pPr>
+            <w:r>
+              <w:rPr>
+                <w:rFonts w:cstheme="minorHAnsi"/>
+              </w:rPr>
+              <w:t>Contact: &lt;Casework Officer&gt;</w:t>
+            </w:r>
+          </w:p>
+        </w:tc>
+      </w:tr>
+      <w:tr>
+        <w:tc>
+          <w:tcPr>
+            <w:tcW w:w="6363" w:type="dxa"/>
+          </w:tcPr>
+          <w:p>
+            <w:pPr>
+              <w:tabs>
+                <w:tab w:val="left" w:pos="5812"/>
+              </w:tabs>
+              <w:rPr>
+                <w:rFonts w:cstheme="minorHAnsi"/>
+              </w:rPr>
+            </w:pPr>
+          </w:p>
+        </w:tc>
+        <w:tc>
+          <w:tcPr>
+            <w:tcW w:w="3702" w:type="dxa"/>
+          </w:tcPr>
+          <w:p>
+            <w:pPr>
+              <w:tabs>
+                <w:tab w:val="left" w:pos="5812"/>
+              </w:tabs>
+              <w:rPr>
+                <w:rFonts w:cstheme="minorHAnsi"/>
+              </w:rPr>
+            </w:pPr>
+            <w:r>
+              <w:rPr>
+                <w:rFonts w:cstheme="minorHAnsi"/>
+              </w:rPr>
+              <w:t xml:space="preserve">&lt;Casework Officer Number&gt; </w:t>
+            </w:r>
+          </w:p>
+        </w:tc>
+      </w:tr>
+      <w:tr>
+        <w:tc>
+          <w:tcPr>
+            <w:tcW w:w="6363" w:type="dxa"/>
+          </w:tcPr>
+          <w:p>
+            <w:pPr>
+              <w:tabs>
+                <w:tab w:val="left" w:pos="5812"/>
+              </w:tabs>
+              <w:rPr>
+                <w:rFonts w:cstheme="minorHAnsi"/>
+              </w:rPr>
+            </w:pPr>
+          </w:p>
+        </w:tc>
+        <w:tc>
+          <w:tcPr>
+            <w:tcW w:w="3702" w:type="dxa"/>
+          </w:tcPr>
+          <w:p>
+            <w:pPr>
+              <w:tabs>
+                <w:tab w:val="left" w:pos="5812"/>
+              </w:tabs>
+              <w:rPr>
+                <w:rFonts w:cstheme="minorHAnsi"/>
+              </w:rPr>
+            </w:pPr>
+            <w:r>
+              <w:rPr>
+                <w:rFonts w:cstheme="minorHAnsi"/>
+              </w:rPr>
+              <w:t>&lt;Casework Officer Email&gt;</w:t>
+            </w:r>
+          </w:p>
+        </w:tc>
+      </w:tr>
+      <w:tr>
+        <w:tc>
+          <w:tcPr>
+            <w:tcW w:w="6363" w:type="dxa"/>
+          </w:tcPr>
+          <w:p>
+            <w:pPr>
+              <w:tabs>
+                <w:tab w:val="left" w:pos="5812"/>
+              </w:tabs>
+              <w:rPr>
+                <w:rFonts w:cstheme="minorHAnsi"/>
+              </w:rPr>
+            </w:pPr>
+          </w:p>
+        </w:tc>
+        <w:tc>
+          <w:tcPr>
+            <w:tcW w:w="3702" w:type="dxa"/>
+          </w:tcPr>
+          <w:p>
+            <w:pPr>
+              <w:tabs>
+                <w:tab w:val="left" w:pos="5812"/>
+              </w:tabs>
+              <w:rPr>
+                <w:rFonts w:cstheme="minorHAnsi"/>
+              </w:rPr>
             </w:pPr>
           </w:p>
           <w:p>
             <w:pPr>
               <w:tabs>
-                <w:tab w:val="left" w:pos="5245"/>
+                <w:tab w:val="left" w:pos="5812"/>
               </w:tabs>
-              <w:ind w:right="176"/>
-              <w:jc w:val="center"/>
+              <w:rPr>
+                <w:rFonts w:cstheme="minorHAnsi"/>
+              </w:rPr>
             </w:pPr>
-          </w:p>
-          <w:p>
-            <w:pPr>
-              <w:tabs>
-                <w:tab w:val="left" w:pos="5245"/>
-              </w:tabs>
-              <w:ind w:right="176"/>
-              <w:jc w:val="center"/>
-            </w:pPr>
-          </w:p>
-          <w:p>
-            <w:pPr>
-              <w:tabs>
-                <w:tab w:val="left" w:pos="5245"/>
-              </w:tabs>
-              <w:ind w:right="176"/>
-              <w:jc w:val="center"/>
-            </w:pPr>
-          </w:p>
-          <w:p>
-            <w:pPr>
-              <w:tabs>
-                <w:tab w:val="left" w:pos="5245"/>
-              </w:tabs>
-              <w:jc w:val="center"/>
-            </w:pPr>
+            <w:r>
+              <w:rPr>
+                <w:rFonts w:cstheme="minorHAnsi"/>
+              </w:rPr>
+              <w:t>&lt;Completion Date||%Y-%m-%d||%d %B %Y&gt;</w:t>
+            </w:r>
           </w:p>
         </w:tc>
       </w:tr>
     </w:tbl>
     <w:p>
       <w:pPr>
+        <w:rPr>
+          <w:rFonts w:cstheme="minorHAnsi"/>
+        </w:rPr>
+      </w:pPr>
+      <w:r>
+        <w:rPr>
+          <w:rFonts w:cstheme="minorHAnsi"/>
+        </w:rPr>
+        <w:tab/>
+      </w:r>
+    </w:p>
+    <w:p>
+      <w:pPr>
+        <w:rPr>
+          <w:rFonts w:cstheme="minorHAnsi"/>
+        </w:rPr>
+      </w:pPr>
+    </w:p>
+    <w:p>
+      <w:pPr>
+        <w:rPr>
+          <w:rFonts w:cstheme="minorHAnsi"/>
+        </w:rPr>
+      </w:pPr>
+    </w:p>
+    <w:p>
+      <w:pPr>
         <w:tabs>
           <w:tab w:val="left" w:pos="5245"/>
         </w:tabs>
         <w:spacing w:after="0" w:line="240" w:lineRule="auto"/>
-      </w:pPr>
+        <w:rPr>
+          <w:rFonts w:cstheme="minorHAnsi"/>
+        </w:rPr>
+      </w:pPr>
+      <w:r>
+        <w:rPr>
+          <w:rFonts w:cstheme="minorHAnsi"/>
+        </w:rPr>
+        <w:t>Dear &lt;Contact Name&gt;,</w:t>
+      </w:r>
     </w:p>
     <w:p>
       <w:pPr>
@@ -145,13 +385,9 @@
           <w:tab w:val="left" w:pos="5245"/>
         </w:tabs>
         <w:spacing w:after="0" w:line="240" w:lineRule="auto"/>
-        <w:sectPr>
-          <w:footerReference w:type="default" r:id="rId10"/>
-          <w:pgSz w:w="11906" w:h="16838"/>
-          <w:pgMar w:top="1440" w:right="1440" w:bottom="2694" w:left="1440" w:header="708" w:footer="708" w:gutter="0"/>
-          <w:cols w:space="708"/>
-          <w:docGrid w:linePitch="360"/>
-        </w:sectPr>
+        <w:rPr>
+          <w:rFonts w:cstheme="minorHAnsi"/>
+        </w:rPr>
       </w:pPr>
     </w:p>
     <w:p>
@@ -160,149 +396,18 @@
           <w:tab w:val="left" w:pos="5245"/>
         </w:tabs>
         <w:spacing w:after="0" w:line="240" w:lineRule="auto"/>
-      </w:pPr>
-    </w:p>
-    <w:p>
-      <w:pPr>
-        <w:pStyle w:val="KeyHeadDetails"/>
-      </w:pPr>
-      <w:bookmarkStart w:id="0" w:name="_Hlk121316412"/>
+        <w:rPr>
+          <w:rFonts w:cstheme="minorHAnsi"/>
+          <w:b/>
+        </w:rPr>
+      </w:pPr>
       <w:r>
-        <w:t>&lt;Name of person consulting&gt;</w:t>
+        <w:rPr>
+          <w:rFonts w:cstheme="minorHAnsi"/>
+          <w:b/>
+        </w:rPr>
+        <w:t>TOWN &amp; COUNTRY PLANNING ACT 1990 (AS AMENDED)</w:t>
       </w:r>
-    </w:p>
-    <w:p>
-      <w:pPr>
-        <w:pStyle w:val="KeyHeadDetails"/>
-      </w:pPr>
-      <w:r>
-        <w:t>&lt;Address of consulting organisation&gt;</w:t>
-      </w:r>
-    </w:p>
-    <w:p>
-      <w:pPr>
-        <w:pStyle w:val="KeyHeadDetails"/>
-      </w:pPr>
-    </w:p>
-    <w:p>
-      <w:pPr>
-        <w:pStyle w:val="KeyHeadDetails"/>
-      </w:pPr>
-      <w:r>
-        <w:br w:type="column"/>
-      </w:r>
-    </w:p>
-    <w:p>
-      <w:pPr>
-        <w:pStyle w:val="KeyHeadDetails"/>
-      </w:pPr>
-      <w:r>
-        <w:t>Your Ref: &lt;Reference&gt;</w:t>
-      </w:r>
-    </w:p>
-    <w:p>
-      <w:pPr>
-        <w:pStyle w:val="KeyHeadDetails"/>
-      </w:pPr>
-      <w:r>
-        <w:t>Our Ref: &lt;Primary Reference Number&gt;</w:t>
-      </w:r>
-    </w:p>
-    <w:p>
-      <w:pPr>
-        <w:pStyle w:val="KeyHeadDetails"/>
-      </w:pPr>
-      <w:r>
-        <w:tab/>
-      </w:r>
-      <w:r>
-        <w:tab/>
-      </w:r>
-      <w:r>
-        <w:tab/>
-      </w:r>
-      <w:r>
-        <w:tab/>
-      </w:r>
-    </w:p>
-    <w:p>
-      <w:pPr>
-        <w:pStyle w:val="KeyHeadDetails"/>
-      </w:pPr>
-      <w:r>
-        <w:t>Contact:</w:t>
-      </w:r>
-      <w:r>
-        <w:t xml:space="preserve"> </w:t>
-      </w:r>
-      <w:r>
-        <w:t>&lt;Casework Officer&gt;</w:t>
-      </w:r>
-    </w:p>
-    <w:p>
-      <w:pPr>
-        <w:pStyle w:val="KeyHeadDetails"/>
-      </w:pPr>
-      <w:r>
-        <w:t>&lt;Casework Officer Number&gt;</w:t>
-      </w:r>
-    </w:p>
-    <w:p>
-      <w:pPr>
-        <w:pStyle w:val="KeyHeadDetails"/>
-      </w:pPr>
-      <w:r>
-        <w:t>&lt;Casework Officer Email&gt;</w:t>
-      </w:r>
-    </w:p>
-    <w:p>
-      <w:pPr>
-        <w:pStyle w:val="KeyHeadDetails"/>
-        <w:rPr>
-          <w:sz w:val="24"/>
-        </w:rPr>
-      </w:pPr>
-    </w:p>
-    <w:p>
-      <w:pPr>
-        <w:pStyle w:val="KeyHeadDetails"/>
-        <w:rPr>
-          <w:sz w:val="24"/>
-        </w:rPr>
-      </w:pPr>
-    </w:p>
-    <w:p>
-      <w:pPr>
-        <w:pStyle w:val="KeyHeadDetails"/>
-        <w:rPr>
-          <w:sz w:val="24"/>
-        </w:rPr>
-      </w:pPr>
-      <w:r>
-        <w:rPr>
-          <w:sz w:val="24"/>
-        </w:rPr>
-        <w:t>&lt;Completion Date||%Y-%m-%d||%d %B %Y&gt;</w:t>
-      </w:r>
-      <w:bookmarkEnd w:id="0"/>
-    </w:p>
-    <w:p>
-      <w:pPr>
-        <w:spacing w:after="0" w:line="240" w:lineRule="auto"/>
-        <w:rPr>
-          <w:rFonts w:eastAsiaTheme="minorHAnsi"/>
-          <w:szCs w:val="20"/>
-        </w:rPr>
-        <w:sectPr>
-          <w:type w:val="continuous"/>
-          <w:pgSz w:w="11906" w:h="16838"/>
-          <w:pgMar w:top="1440" w:right="1440" w:bottom="1440" w:left="1440" w:header="708" w:footer="708" w:gutter="0"/>
-          <w:cols w:num="2" w:space="720" w:equalWidth="0">
-            <w:col w:w="5004" w:space="720"/>
-            <w:col w:w="3300"/>
-          </w:cols>
-        </w:sectPr>
-      </w:pPr>
     </w:p>
     <w:p>
       <w:pPr>
@@ -310,7 +415,28 @@
           <w:tab w:val="left" w:pos="5245"/>
         </w:tabs>
         <w:spacing w:after="0" w:line="240" w:lineRule="auto"/>
-      </w:pPr>
+        <w:rPr>
+          <w:rFonts w:cstheme="minorHAnsi"/>
+          <w:b/>
+          <w:bCs/>
+        </w:rPr>
+      </w:pPr>
+      <w:r>
+        <w:rPr>
+          <w:rFonts w:cstheme="minorHAnsi"/>
+          <w:b/>
+          <w:bCs/>
+        </w:rPr>
+        <w:t>NATIONAL PLANNING POLICY FRAMEWORK 202</w:t>
+      </w:r>
+      <w:r>
+        <w:rPr>
+          <w:rFonts w:cstheme="minorHAnsi"/>
+          <w:b/>
+          <w:bCs/>
+        </w:rPr>
+        <w:t>4</w:t>
+      </w:r>
     </w:p>
     <w:p>
       <w:pPr>
@@ -318,92 +444,9 @@
           <w:tab w:val="left" w:pos="5245"/>
         </w:tabs>
         <w:spacing w:after="0" w:line="240" w:lineRule="auto"/>
-      </w:pPr>
-    </w:p>
-    <w:p>
-      <w:pPr>
-        <w:tabs>
-          <w:tab w:val="left" w:pos="5245"/>
-        </w:tabs>
-        <w:spacing w:after="0" w:line="240" w:lineRule="auto"/>
-      </w:pPr>
-      <w:r>
-        <w:t xml:space="preserve">Dear </w:t>
-      </w:r>
-      <w:r>
-        <w:t>&lt;Contact Name&gt;</w:t>
-      </w:r>
-      <w:r>
-        <w:rPr>
-          <w:rFonts w:cs="Arial"/>
-        </w:rPr>
-        <w:t>,</w:t>
-      </w:r>
-    </w:p>
-    <w:p>
-      <w:pPr>
-        <w:tabs>
-          <w:tab w:val="left" w:pos="5245"/>
-        </w:tabs>
-        <w:spacing w:after="0" w:line="240" w:lineRule="auto"/>
-      </w:pPr>
-    </w:p>
-    <w:p>
-      <w:pPr>
-        <w:tabs>
-          <w:tab w:val="left" w:pos="5245"/>
-        </w:tabs>
-        <w:spacing w:after="0" w:line="240" w:lineRule="auto"/>
-        <w:rPr>
-          <w:b/>
-        </w:rPr>
-      </w:pPr>
-      <w:r>
-        <w:rPr>
-          <w:b/>
-        </w:rPr>
-        <w:t>TOWN &amp; COUNTRY PLANNING ACT 1990 (AS AMENDED)</w:t>
-      </w:r>
-    </w:p>
-    <w:p>
-      <w:pPr>
-        <w:tabs>
-          <w:tab w:val="left" w:pos="5245"/>
-        </w:tabs>
-        <w:spacing w:after="0" w:line="240" w:lineRule="auto"/>
-        <w:rPr>
-          <w:b/>
-          <w:bCs/>
-        </w:rPr>
-      </w:pPr>
-      <w:r>
-        <w:rPr>
-          <w:b/>
-          <w:bCs/>
-        </w:rPr>
-        <w:t>NATIONAL PLANNING POLICY FRAMEWORK 20</w:t>
-      </w:r>
-      <w:r>
-        <w:rPr>
-          <w:b/>
-          <w:bCs/>
-        </w:rPr>
-        <w:t>2</w:t>
-      </w:r>
-      <w:r>
-        <w:rPr>
-          <w:b/>
-          <w:bCs/>
-        </w:rPr>
-        <w:t>4</w:t>
-      </w:r>
-    </w:p>
-    <w:p>
-      <w:pPr>
-        <w:tabs>
-          <w:tab w:val="left" w:pos="5245"/>
-        </w:tabs>
-        <w:spacing w:after="0" w:line="240" w:lineRule="auto"/>
+        <w:rPr>
+          <w:rFonts w:cstheme="minorHAnsi"/>
+        </w:rPr>
       </w:pPr>
     </w:p>
     <w:p>
@@ -425,13 +468,13 @@
         </w:tabs>
         <w:spacing w:after="0" w:line="240" w:lineRule="auto"/>
         <w:rPr>
-          <w:rFonts w:cs="Arial"/>
+          <w:rFonts w:cstheme="minorHAnsi"/>
           <w:b/>
         </w:rPr>
       </w:pPr>
       <w:r>
         <w:rPr>
-          <w:rFonts w:cs="Arial"/>
+          <w:rFonts w:cstheme="minorHAnsi"/>
           <w:b/>
         </w:rPr>
         <w:t>&lt;Consultation Name&gt;</w:t>
@@ -444,16 +487,14 @@
         </w:tabs>
         <w:spacing w:after="0" w:line="240" w:lineRule="auto"/>
         <w:rPr>
-          <w:rFonts w:cs="Arial"/>
-          <w:bCs/>
+          <w:rFonts w:cstheme="minorHAnsi"/>
           <w:i/>
           <w:iCs/>
         </w:rPr>
       </w:pPr>
       <w:r>
         <w:rPr>
-          <w:rFonts w:cs="Arial"/>
-          <w:bCs/>
+          <w:rFonts w:cstheme="minorHAnsi"/>
           <w:i/>
           <w:iCs/>
         </w:rPr>
@@ -467,6 +508,7 @@
         </w:tabs>
         <w:spacing w:after="0" w:line="240" w:lineRule="auto"/>
         <w:rPr>
+          <w:rFonts w:cstheme="minorHAnsi"/>
           <w:b/>
           <w:u w:val="single"/>
         </w:rPr>
@@ -479,51 +521,20 @@
         </w:tabs>
         <w:spacing w:after="0" w:line="240" w:lineRule="auto"/>
         <w:rPr>
+          <w:rFonts w:cstheme="minorHAnsi"/>
           <w:b/>
+          <w:bCs/>
           <w:u w:val="single"/>
         </w:rPr>
       </w:pPr>
       <w:r>
         <w:rPr>
+          <w:rFonts w:cstheme="minorHAnsi"/>
           <w:b/>
+          <w:bCs/>
           <w:u w:val="single"/>
         </w:rPr>
-        <w:t xml:space="preserve">GLAAS Archaeological Advice: </w:t>
-      </w:r>
-      <w:r>
-        <w:rPr>
-          <w:b/>
-          <w:u w:val="single"/>
-        </w:rPr>
-        <w:t xml:space="preserve">See </w:t>
-      </w:r>
-      <w:r>
-        <w:rPr>
-          <w:b/>
-          <w:u w:val="single"/>
-        </w:rPr>
-        <w:t>R</w:t>
-      </w:r>
-      <w:r>
-        <w:rPr>
-          <w:b/>
-          <w:u w:val="single"/>
-        </w:rPr>
-        <w:t xml:space="preserve">ecommendations </w:t>
-      </w:r>
-      <w:r>
-        <w:rPr>
-          <w:b/>
-          <w:u w:val="single"/>
-        </w:rPr>
-        <w:t>B</w:t>
-      </w:r>
-      <w:r>
-        <w:rPr>
-          <w:b/>
-          <w:u w:val="single"/>
-        </w:rPr>
-        <w:t>elow</w:t>
+        <w:t>GLAAS Archaeological Advice: See Recommendations Below</w:t>
       </w:r>
     </w:p>
     <w:p>
@@ -532,6 +543,9 @@
           <w:tab w:val="left" w:pos="5245"/>
         </w:tabs>
         <w:spacing w:after="0" w:line="240" w:lineRule="auto"/>
+        <w:rPr>
+          <w:rFonts w:cstheme="minorHAnsi"/>
+        </w:rPr>
       </w:pPr>
     </w:p>
     <w:p>
@@ -540,8 +554,14 @@
           <w:tab w:val="left" w:pos="5245"/>
         </w:tabs>
         <w:spacing w:after="0" w:line="240" w:lineRule="auto"/>
+        <w:rPr>
+          <w:rFonts w:cstheme="minorHAnsi"/>
+        </w:rPr>
       </w:pPr>
       <w:r>
+        <w:rPr>
+          <w:rFonts w:cstheme="minorHAnsi"/>
+        </w:rPr>
         <w:t>Thank you for your consultation received on &lt;Log Date||%Y-%m-%d||%d %B %Y&gt;.</w:t>
       </w:r>
     </w:p>
@@ -551,6 +571,9 @@
           <w:tab w:val="left" w:pos="5245"/>
         </w:tabs>
         <w:spacing w:after="0" w:line="240" w:lineRule="auto"/>
+        <w:rPr>
+          <w:rFonts w:cstheme="minorHAnsi"/>
+        </w:rPr>
       </w:pPr>
     </w:p>
     <w:p>
@@ -559,8 +582,14 @@
           <w:tab w:val="left" w:pos="5245"/>
         </w:tabs>
         <w:spacing w:after="0" w:line="240" w:lineRule="auto"/>
+        <w:rPr>
+          <w:rFonts w:cstheme="minorHAnsi"/>
+        </w:rPr>
       </w:pPr>
       <w:r>
+        <w:rPr>
+          <w:rFonts w:cstheme="minorHAnsi"/>
+        </w:rPr>
         <w:t>The Greater London Archaeological Advisory Service (GLAAS) provides archaeological advice in accordance with the National Planning Policy Framework and GLAAS Charter.</w:t>
       </w:r>
     </w:p>
@@ -570,8 +599,10 @@
           <w:tab w:val="left" w:pos="5245"/>
         </w:tabs>
         <w:spacing w:after="0" w:line="240" w:lineRule="auto"/>
-      </w:pPr>
-      <w:bookmarkStart w:id="1" w:name="_Hlk118981492"/>
+        <w:rPr>
+          <w:rFonts w:cstheme="minorHAnsi"/>
+        </w:rPr>
+      </w:pPr>
     </w:p>
     <w:p>
       <w:pPr>
@@ -579,11 +610,16 @@
           <w:tab w:val="left" w:pos="5245"/>
         </w:tabs>
         <w:spacing w:after="0" w:line="240" w:lineRule="auto"/>
+        <w:rPr>
+          <w:rFonts w:cstheme="minorHAnsi"/>
+        </w:rPr>
       </w:pPr>
       <w:r>
+        <w:rPr>
+          <w:rFonts w:cstheme="minorHAnsi"/>
+        </w:rPr>
         <w:t>&lt;Assessment of Significance&gt;</w:t>
       </w:r>
-      <w:bookmarkEnd w:id="1"/>
     </w:p>
     <w:p>
       <w:pPr>
@@ -591,6 +627,9 @@
           <w:tab w:val="left" w:pos="5245"/>
         </w:tabs>
         <w:spacing w:after="0" w:line="240" w:lineRule="auto"/>
+        <w:rPr>
+          <w:rFonts w:cstheme="minorHAnsi"/>
+        </w:rPr>
       </w:pPr>
     </w:p>
     <w:p>
@@ -599,8 +638,14 @@
           <w:tab w:val="left" w:pos="5245"/>
         </w:tabs>
         <w:spacing w:after="0" w:line="240" w:lineRule="auto"/>
+        <w:rPr>
+          <w:rFonts w:cstheme="minorHAnsi"/>
+        </w:rPr>
       </w:pPr>
       <w:r>
+        <w:rPr>
+          <w:rFonts w:cstheme="minorHAnsi"/>
+        </w:rPr>
         <w:t>This response relates solely to archaeological issues.</w:t>
       </w:r>
     </w:p>
@@ -611,6 +656,7 @@
         </w:tabs>
         <w:spacing w:after="0" w:line="240" w:lineRule="auto"/>
         <w:rPr>
+          <w:rFonts w:cstheme="minorHAnsi"/>
           <w:b/>
           <w:u w:val="single"/>
         </w:rPr>
@@ -622,8 +668,14 @@
           <w:tab w:val="left" w:pos="5245"/>
         </w:tabs>
         <w:spacing w:after="0" w:line="240" w:lineRule="auto"/>
+        <w:rPr>
+          <w:rFonts w:cstheme="minorHAnsi"/>
+        </w:rPr>
       </w:pPr>
       <w:r>
+        <w:rPr>
+          <w:rFonts w:cstheme="minorHAnsi"/>
+        </w:rPr>
         <w:t>Yours sincerely</w:t>
       </w:r>
     </w:p>
@@ -633,6 +685,9 @@
           <w:tab w:val="left" w:pos="5245"/>
         </w:tabs>
         <w:spacing w:after="0" w:line="240" w:lineRule="auto"/>
+        <w:rPr>
+          <w:rFonts w:cstheme="minorHAnsi"/>
+        </w:rPr>
       </w:pPr>
     </w:p>
     <w:p>
@@ -642,14 +697,12 @@
         </w:tabs>
         <w:spacing w:after="0" w:line="240" w:lineRule="auto"/>
         <w:rPr>
-          <w:b/>
-          <w:bCs/>
+          <w:rFonts w:cstheme="minorHAnsi"/>
         </w:rPr>
       </w:pPr>
       <w:r>
         <w:rPr>
-          <w:b/>
-          <w:bCs/>
+          <w:rFonts w:cstheme="minorHAnsi"/>
         </w:rPr>
         <w:t>&lt;Casework Officer&gt;</w:t>
       </w:r>
@@ -660,6 +713,9 @@
           <w:tab w:val="left" w:pos="5245"/>
         </w:tabs>
         <w:spacing w:after="0" w:line="240" w:lineRule="auto"/>
+        <w:rPr>
+          <w:rFonts w:cstheme="minorHAnsi"/>
+        </w:rPr>
       </w:pPr>
     </w:p>
     <w:p>
@@ -668,15 +724,15 @@
           <w:tab w:val="left" w:pos="5245"/>
         </w:tabs>
         <w:spacing w:after="0" w:line="240" w:lineRule="auto"/>
+        <w:rPr>
+          <w:rFonts w:cstheme="minorHAnsi"/>
+        </w:rPr>
       </w:pPr>
       <w:r>
-        <w:t>Archaeology Advis</w:t>
-      </w:r>
-      <w:r>
-        <w:t>e</w:t>
-      </w:r>
-      <w:r>
-        <w:t>r</w:t>
+        <w:rPr>
+          <w:rFonts w:cstheme="minorHAnsi"/>
+        </w:rPr>
+        <w:t>Archaeology Adviser</w:t>
       </w:r>
     </w:p>
     <w:p>
@@ -685,8 +741,14 @@
           <w:tab w:val="left" w:pos="5245"/>
         </w:tabs>
         <w:spacing w:after="0" w:line="240" w:lineRule="auto"/>
+        <w:rPr>
+          <w:rFonts w:cstheme="minorHAnsi"/>
+        </w:rPr>
       </w:pPr>
       <w:r>
+        <w:rPr>
+          <w:rFonts w:cstheme="minorHAnsi"/>
+        </w:rPr>
         <w:t>Greater London Archaeological Advisory Service</w:t>
       </w:r>
     </w:p>
@@ -696,15 +758,26 @@
           <w:tab w:val="left" w:pos="5245"/>
         </w:tabs>
         <w:spacing w:after="0" w:line="240" w:lineRule="auto"/>
+        <w:rPr>
+          <w:rFonts w:cstheme="minorHAnsi"/>
+        </w:rPr>
       </w:pPr>
       <w:r>
+        <w:rPr>
+          <w:rFonts w:cstheme="minorHAnsi"/>
+        </w:rPr>
         <w:t>London and South East Region</w:t>
       </w:r>
     </w:p>
     <w:sectPr>
-      <w:type w:val="continuous"/>
+      <w:headerReference w:type="even" r:id="rId11"/>
+      <w:headerReference w:type="default" r:id="rId12"/>
+      <w:footerReference w:type="even" r:id="rId13"/>
+      <w:footerReference w:type="default" r:id="rId14"/>
+      <w:headerReference w:type="first" r:id="rId15"/>
+      <w:footerReference w:type="first" r:id="rId16"/>
       <w:pgSz w:w="11906" w:h="16838"/>
-      <w:pgMar w:top="1440" w:right="1440" w:bottom="2694" w:left="1440" w:header="708" w:footer="708" w:gutter="0"/>
+      <w:pgMar w:top="2024" w:right="907" w:bottom="907" w:left="907" w:header="170" w:footer="442" w:gutter="0"/>
       <w:cols w:space="708"/>
       <w:docGrid w:linePitch="360"/>
     </w:sectPr>
@@ -713,7 +786,7 @@
 </file>
 
 <file path=word/endnotes.xml><?xml version="1.0" encoding="utf-8"?>
-<w:endnotes xmlns:wpc="http://schemas.microsoft.com/office/word/2010/wordprocessingCanvas" xmlns:cx="http://schemas.microsoft.com/office/drawing/2014/chartex" xmlns:cx1="http://schemas.microsoft.com/office/drawing/2015/9/8/chartex" xmlns:cx2="http://schemas.microsoft.com/office/drawing/2015/10/21/chartex" xmlns:cx3="http://schemas.microsoft.com/office/drawing/2016/5/9/chartex" xmlns:cx4="http://schemas.microsoft.com/office/drawing/2016/5/10/chartex" xmlns:cx5="http://schemas.microsoft.com/office/drawing/2016/5/11/chartex" xmlns:cx6="http://schemas.microsoft.com/office/drawing/2016/5/12/chartex" xmlns:cx7="http://schemas.microsoft.com/office/drawing/2016/5/13/chartex" xmlns:cx8="http://schemas.microsoft.com/office/drawing/2016/5/14/chartex" xmlns:mc="http://schemas.openxmlformats.org/markup-compatibility/2006" xmlns:aink="http://schemas.microsoft.com/office/drawing/2016/ink" xmlns:am3d="http://schemas.microsoft.com/office/drawing/2017/model3d" xmlns:o="urn:schemas-microsoft-com:office:office" xmlns:oel="http://schemas.microsoft.com/office/2019/extlst" xmlns:r="http://schemas.openxmlformats.org/officeDocument/2006/relationships" xmlns:m="http://schemas.openxmlformats.org/officeDocument/2006/math" xmlns:v="urn:schemas-microsoft-com:vml" xmlns:wp14="http://schemas.microsoft.com/office/word/2010/wordprocessingDrawing" xmlns:wp="http://schemas.openxmlformats.org/drawingml/2006/wordprocessingDrawing" xmlns:w10="urn:schemas-microsoft-com:office:word" xmlns:w="http://schemas.openxmlformats.org/wordprocessingml/2006/main" xmlns:w14="http://schemas.microsoft.com/office/word/2010/wordml" xmlns:w15="http://schemas.microsoft.com/office/word/2012/wordml" xmlns:w16cex="http://schemas.microsoft.com/office/word/2018/wordml/cex" xmlns:w16cid="http://schemas.microsoft.com/office/word/2016/wordml/cid" xmlns:w16="http://schemas.microsoft.com/office/word/2018/wordml" xmlns:w16du="http://schemas.microsoft.com/office/word/2023/wordml/word16du" xmlns:w16sdtdh="http://schemas.microsoft.com/office/word/2020/wordml/sdtdatahash" xmlns:w16se="http://schemas.microsoft.com/office/word/2015/wordml/symex" xmlns:wpg="http://schemas.microsoft.com/office/word/2010/wordprocessingGroup" xmlns:wpi="http://schemas.microsoft.com/office/word/2010/wordprocessingInk" xmlns:wne="http://schemas.microsoft.com/office/word/2006/wordml" xmlns:wps="http://schemas.microsoft.com/office/word/2010/wordprocessingShape" mc:Ignorable="w14 w15 w16se w16cid w16 w16cex w16sdtdh w16du wp14">
+<w:endnotes xmlns:wpc="http://schemas.microsoft.com/office/word/2010/wordprocessingCanvas" xmlns:cx="http://schemas.microsoft.com/office/drawing/2014/chartex" xmlns:cx1="http://schemas.microsoft.com/office/drawing/2015/9/8/chartex" xmlns:cx2="http://schemas.microsoft.com/office/drawing/2015/10/21/chartex" xmlns:cx3="http://schemas.microsoft.com/office/drawing/2016/5/9/chartex" xmlns:cx4="http://schemas.microsoft.com/office/drawing/2016/5/10/chartex" xmlns:cx5="http://schemas.microsoft.com/office/drawing/2016/5/11/chartex" xmlns:cx6="http://schemas.microsoft.com/office/drawing/2016/5/12/chartex" xmlns:cx7="http://schemas.microsoft.com/office/drawing/2016/5/13/chartex" xmlns:cx8="http://schemas.microsoft.com/office/drawing/2016/5/14/chartex" xmlns:mc="http://schemas.openxmlformats.org/markup-compatibility/2006" xmlns:aink="http://schemas.microsoft.com/office/drawing/2016/ink" xmlns:am3d="http://schemas.microsoft.com/office/drawing/2017/model3d" xmlns:o="urn:schemas-microsoft-com:office:office" xmlns:oel="http://schemas.microsoft.com/office/2019/extlst" xmlns:r="http://schemas.openxmlformats.org/officeDocument/2006/relationships" xmlns:m="http://schemas.openxmlformats.org/officeDocument/2006/math" xmlns:v="urn:schemas-microsoft-com:vml" xmlns:wp14="http://schemas.microsoft.com/office/word/2010/wordprocessingDrawing" xmlns:wp="http://schemas.openxmlformats.org/drawingml/2006/wordprocessingDrawing" xmlns:w10="urn:schemas-microsoft-com:office:word" xmlns:w="http://schemas.openxmlformats.org/wordprocessingml/2006/main" xmlns:w14="http://schemas.microsoft.com/office/word/2010/wordml" xmlns:w15="http://schemas.microsoft.com/office/word/2012/wordml" xmlns:w16cex="http://schemas.microsoft.com/office/word/2018/wordml/cex" xmlns:w16cid="http://schemas.microsoft.com/office/word/2016/wordml/cid" xmlns:w16="http://schemas.microsoft.com/office/word/2018/wordml" xmlns:w16du="http://schemas.microsoft.com/office/word/2023/wordml/word16du" xmlns:w16sdtdh="http://schemas.microsoft.com/office/word/2020/wordml/sdtdatahash" xmlns:w16sdtfl="http://schemas.microsoft.com/office/word/2024/wordml/sdtformatlock" xmlns:w16se="http://schemas.microsoft.com/office/word/2015/wordml/symex" xmlns:wpg="http://schemas.microsoft.com/office/word/2010/wordprocessingGroup" xmlns:wpi="http://schemas.microsoft.com/office/word/2010/wordprocessingInk" xmlns:wne="http://schemas.microsoft.com/office/word/2006/wordml" xmlns:wps="http://schemas.microsoft.com/office/word/2010/wordprocessingShape" mc:Ignorable="w14 w15 w16se w16cid w16 w16cex w16sdtdh w16sdtfl w16du wp14">
   <w:endnote w:type="separator" w:id="-1">
     <w:p>
       <w:pPr>
@@ -738,313 +811,345 @@
 </file>
 
 <file path=word/footer1.xml><?xml version="1.0" encoding="utf-8"?>
-<w:ftr xmlns:wpc="http://schemas.microsoft.com/office/word/2010/wordprocessingCanvas" xmlns:cx="http://schemas.microsoft.com/office/drawing/2014/chartex" xmlns:cx1="http://schemas.microsoft.com/office/drawing/2015/9/8/chartex" xmlns:cx2="http://schemas.microsoft.com/office/drawing/2015/10/21/chartex" xmlns:cx3="http://schemas.microsoft.com/office/drawing/2016/5/9/chartex" xmlns:cx4="http://schemas.microsoft.com/office/drawing/2016/5/10/chartex" xmlns:cx5="http://schemas.microsoft.com/office/drawing/2016/5/11/chartex" xmlns:cx6="http://schemas.microsoft.com/office/drawing/2016/5/12/chartex" xmlns:cx7="http://schemas.microsoft.com/office/drawing/2016/5/13/chartex" xmlns:cx8="http://schemas.microsoft.com/office/drawing/2016/5/14/chartex" xmlns:mc="http://schemas.openxmlformats.org/markup-compatibility/2006" xmlns:aink="http://schemas.microsoft.com/office/drawing/2016/ink" xmlns:am3d="http://schemas.microsoft.com/office/drawing/2017/model3d" xmlns:o="urn:schemas-microsoft-com:office:office" xmlns:oel="http://schemas.microsoft.com/office/2019/extlst" xmlns:r="http://schemas.openxmlformats.org/officeDocument/2006/relationships" xmlns:m="http://schemas.openxmlformats.org/officeDocument/2006/math" xmlns:v="urn:schemas-microsoft-com:vml" xmlns:wp14="http://schemas.microsoft.com/office/word/2010/wordprocessingDrawing" xmlns:wp="http://schemas.openxmlformats.org/drawingml/2006/wordprocessingDrawing" xmlns:w10="urn:schemas-microsoft-com:office:word" xmlns:w="http://schemas.openxmlformats.org/wordprocessingml/2006/main" xmlns:w14="http://schemas.microsoft.com/office/word/2010/wordml" xmlns:w15="http://schemas.microsoft.com/office/word/2012/wordml" xmlns:w16cex="http://schemas.microsoft.com/office/word/2018/wordml/cex" xmlns:w16cid="http://schemas.microsoft.com/office/word/2016/wordml/cid" xmlns:w16="http://schemas.microsoft.com/office/word/2018/wordml" xmlns:w16du="http://schemas.microsoft.com/office/word/2023/wordml/word16du" xmlns:w16sdtdh="http://schemas.microsoft.com/office/word/2020/wordml/sdtdatahash" xmlns:w16se="http://schemas.microsoft.com/office/word/2015/wordml/symex" xmlns:wpg="http://schemas.microsoft.com/office/word/2010/wordprocessingGroup" xmlns:wpi="http://schemas.microsoft.com/office/word/2010/wordprocessingInk" xmlns:wne="http://schemas.microsoft.com/office/word/2006/wordml" xmlns:wps="http://schemas.microsoft.com/office/word/2010/wordprocessingShape" mc:Ignorable="w14 w15 w16se w16cid w16 w16cex w16sdtdh w16du wp14">
-  <w:tbl>
-    <w:tblPr>
-      <w:tblW w:w="10438" w:type="dxa"/>
-      <w:jc w:val="center"/>
-      <w:tblBorders>
-        <w:insideH w:val="single" w:sz="4" w:space="0" w:color="auto"/>
-      </w:tblBorders>
-      <w:tblLook w:val="01E0" w:firstRow="1" w:lastRow="1" w:firstColumn="1" w:lastColumn="1" w:noHBand="0" w:noVBand="0"/>
-    </w:tblPr>
-    <w:tblGrid>
-      <w:gridCol w:w="1515"/>
-      <w:gridCol w:w="7253"/>
-      <w:gridCol w:w="1670"/>
-    </w:tblGrid>
-    <w:tr>
-      <w:trPr>
-        <w:trHeight w:val="68"/>
-        <w:jc w:val="center"/>
-      </w:trPr>
-      <w:tc>
-        <w:tcPr>
-          <w:tcW w:w="1515" w:type="dxa"/>
-        </w:tcPr>
-        <w:p>
-          <w:pPr>
-            <w:tabs>
-              <w:tab w:val="center" w:pos="4153"/>
-              <w:tab w:val="right" w:pos="8306"/>
-            </w:tabs>
-            <w:rPr>
-              <w:sz w:val="21"/>
-            </w:rPr>
-          </w:pPr>
-          <w:r>
-            <w:rPr>
-              <w:noProof/>
-              <w:sz w:val="21"/>
-              <w:lang w:eastAsia="en-GB"/>
-            </w:rPr>
-            <w:drawing>
-              <wp:inline distT="0" distB="0" distL="0" distR="0" wp14:anchorId="5214E2F1" wp14:editId="0653204E">
-                <wp:extent cx="561975" cy="466725"/>
-                <wp:effectExtent l="0" t="0" r="9525" b="9525"/>
-                <wp:docPr id="3" name="Picture 3"/>
-                <wp:cNvGraphicFramePr>
-                  <a:graphicFrameLocks xmlns:a="http://schemas.openxmlformats.org/drawingml/2006/main" noChangeAspect="1"/>
-                </wp:cNvGraphicFramePr>
-                <a:graphic xmlns:a="http://schemas.openxmlformats.org/drawingml/2006/main">
-                  <a:graphicData uri="http://schemas.openxmlformats.org/drawingml/2006/picture">
-                    <pic:pic xmlns:pic="http://schemas.openxmlformats.org/drawingml/2006/picture">
-                      <pic:nvPicPr>
-                        <pic:cNvPr id="0" name="Picture 1"/>
-                        <pic:cNvPicPr>
-                          <a:picLocks noChangeAspect="1" noChangeArrowheads="1"/>
-                        </pic:cNvPicPr>
-                      </pic:nvPicPr>
-                      <pic:blipFill>
-                        <a:blip r:embed="rId1">
-                          <a:extLst>
-                            <a:ext uri="{28A0092B-C50C-407E-A947-70E740481C1C}">
-                              <a14:useLocalDpi xmlns:a14="http://schemas.microsoft.com/office/drawing/2010/main" val="0"/>
-                            </a:ext>
-                          </a:extLst>
-                        </a:blip>
-                        <a:srcRect/>
-                        <a:stretch>
-                          <a:fillRect/>
-                        </a:stretch>
-                      </pic:blipFill>
-                      <pic:spPr bwMode="auto">
-                        <a:xfrm>
-                          <a:off x="0" y="0"/>
-                          <a:ext cx="561975" cy="466725"/>
-                        </a:xfrm>
-                        <a:prstGeom prst="rect">
-                          <a:avLst/>
-                        </a:prstGeom>
-                        <a:noFill/>
-                        <a:ln>
-                          <a:noFill/>
-                        </a:ln>
-                      </pic:spPr>
-                    </pic:pic>
-                  </a:graphicData>
-                </a:graphic>
-              </wp:inline>
-            </w:drawing>
-          </w:r>
-        </w:p>
-      </w:tc>
-      <w:tc>
-        <w:tcPr>
-          <w:tcW w:w="7253" w:type="dxa"/>
-        </w:tcPr>
-        <w:p>
-          <w:pPr>
-            <w:spacing w:after="40"/>
-            <w:jc w:val="center"/>
-            <w:rPr>
-              <w:rFonts w:eastAsia="Calibri"/>
-              <w:spacing w:val="5"/>
-              <w:sz w:val="16"/>
-            </w:rPr>
-          </w:pPr>
-          <w:r>
-            <w:rPr>
-              <w:rFonts w:eastAsia="Calibri"/>
-              <w:spacing w:val="5"/>
-              <w:sz w:val="16"/>
-            </w:rPr>
-            <w:t xml:space="preserve">Historic England, </w:t>
-          </w:r>
-          <w:r>
-            <w:rPr>
-              <w:rFonts w:eastAsia="Calibri"/>
-              <w:spacing w:val="5"/>
-              <w:sz w:val="16"/>
-            </w:rPr>
-            <w:t>4</w:t>
-          </w:r>
-          <w:r>
-            <w:rPr>
-              <w:rFonts w:eastAsia="Calibri"/>
-              <w:spacing w:val="5"/>
-              <w:sz w:val="16"/>
-              <w:vertAlign w:val="superscript"/>
-            </w:rPr>
-            <w:t>th</w:t>
-          </w:r>
-          <w:r>
-            <w:rPr>
-              <w:rFonts w:eastAsia="Calibri"/>
-              <w:spacing w:val="5"/>
-              <w:sz w:val="16"/>
-            </w:rPr>
-            <w:t xml:space="preserve"> Floor, Cannon Bridge House</w:t>
-          </w:r>
-          <w:r>
-            <w:rPr>
-              <w:rFonts w:eastAsia="Calibri"/>
-              <w:spacing w:val="5"/>
-              <w:sz w:val="16"/>
-            </w:rPr>
-            <w:t xml:space="preserve">, </w:t>
-          </w:r>
-          <w:r>
-            <w:rPr>
-              <w:rFonts w:eastAsia="Calibri"/>
-              <w:spacing w:val="5"/>
-              <w:sz w:val="16"/>
-            </w:rPr>
-            <w:t xml:space="preserve">25 Dowgate Hill, </w:t>
-          </w:r>
-          <w:r>
-            <w:rPr>
-              <w:rFonts w:eastAsia="Calibri"/>
-              <w:spacing w:val="5"/>
-              <w:sz w:val="16"/>
-            </w:rPr>
-            <w:t>London EC</w:t>
-          </w:r>
-          <w:r>
-            <w:rPr>
-              <w:rFonts w:eastAsia="Calibri"/>
-              <w:spacing w:val="5"/>
-              <w:sz w:val="16"/>
-            </w:rPr>
-            <w:t>4R</w:t>
-          </w:r>
-          <w:r>
-            <w:rPr>
-              <w:rFonts w:eastAsia="Calibri"/>
-              <w:spacing w:val="5"/>
-              <w:sz w:val="16"/>
-            </w:rPr>
-            <w:t xml:space="preserve"> 2</w:t>
-          </w:r>
-          <w:r>
-            <w:rPr>
-              <w:rFonts w:eastAsia="Calibri"/>
-              <w:spacing w:val="5"/>
-              <w:sz w:val="16"/>
-            </w:rPr>
-            <w:t>YA</w:t>
-          </w:r>
-        </w:p>
-        <w:p>
-          <w:pPr>
-            <w:spacing w:after="40"/>
-            <w:jc w:val="center"/>
-            <w:rPr>
-              <w:rFonts w:eastAsia="Calibri"/>
-              <w:spacing w:val="5"/>
-              <w:sz w:val="16"/>
-            </w:rPr>
-          </w:pPr>
-          <w:r>
-            <w:rPr>
-              <w:rFonts w:eastAsia="Calibri"/>
-              <w:spacing w:val="5"/>
-              <w:sz w:val="16"/>
-            </w:rPr>
-            <w:t>Telephone 020 7973 3700  Facsimile 020 7973 3001</w:t>
-          </w:r>
-        </w:p>
-        <w:p>
-          <w:pPr>
-            <w:tabs>
-              <w:tab w:val="left" w:pos="1740"/>
-              <w:tab w:val="center" w:pos="3518"/>
-            </w:tabs>
-            <w:spacing w:after="40"/>
-            <w:jc w:val="center"/>
-            <w:rPr>
-              <w:rFonts w:eastAsia="Calibri"/>
-              <w:spacing w:val="5"/>
-              <w:sz w:val="16"/>
-              <w:szCs w:val="16"/>
-            </w:rPr>
-          </w:pPr>
-          <w:r>
-            <w:rPr>
-              <w:rFonts w:eastAsia="Calibri"/>
-              <w:spacing w:val="5"/>
-              <w:sz w:val="16"/>
-              <w:szCs w:val="16"/>
-            </w:rPr>
-            <w:t>HistoricEngland.org.uk</w:t>
-          </w:r>
-        </w:p>
-        <w:p>
-          <w:pPr>
-            <w:spacing w:after="40"/>
-            <w:jc w:val="center"/>
-            <w:rPr>
-              <w:rFonts w:eastAsia="Calibri"/>
-              <w:snapToGrid w:val="0"/>
-              <w:spacing w:val="5"/>
-              <w:sz w:val="16"/>
-              <w:szCs w:val="16"/>
-            </w:rPr>
-          </w:pPr>
-          <w:r>
-            <w:rPr>
-              <w:rFonts w:eastAsia="Calibri"/>
-              <w:snapToGrid w:val="0"/>
-              <w:spacing w:val="5"/>
-              <w:sz w:val="16"/>
-              <w:szCs w:val="16"/>
-            </w:rPr>
-            <w:t>Please note that Historic England operates an access to information policy.</w:t>
-          </w:r>
-        </w:p>
-        <w:p>
-          <w:pPr>
-            <w:spacing w:after="40"/>
-            <w:jc w:val="center"/>
-            <w:rPr>
-              <w:rFonts w:eastAsia="Calibri"/>
-              <w:i/>
-              <w:spacing w:val="5"/>
-              <w:sz w:val="16"/>
-            </w:rPr>
-          </w:pPr>
-          <w:r>
-            <w:rPr>
-              <w:rFonts w:eastAsia="Calibri"/>
-              <w:snapToGrid w:val="0"/>
-              <w:spacing w:val="5"/>
-              <w:sz w:val="16"/>
-              <w:szCs w:val="16"/>
-            </w:rPr>
-            <w:t>Correspondence or information which you send us may therefore become publicly available.</w:t>
-          </w:r>
-        </w:p>
-      </w:tc>
-      <w:tc>
-        <w:tcPr>
-          <w:tcW w:w="1670" w:type="dxa"/>
-        </w:tcPr>
-        <w:p>
-          <w:pPr>
-            <w:tabs>
-              <w:tab w:val="center" w:pos="4153"/>
-              <w:tab w:val="right" w:pos="8306"/>
-            </w:tabs>
-            <w:jc w:val="right"/>
-            <w:rPr>
-              <w:sz w:val="21"/>
-            </w:rPr>
-          </w:pPr>
-        </w:p>
-        <w:p>
-          <w:pPr>
-            <w:tabs>
-              <w:tab w:val="center" w:pos="4153"/>
-              <w:tab w:val="right" w:pos="8306"/>
-            </w:tabs>
-            <w:rPr>
-              <w:sz w:val="21"/>
-            </w:rPr>
-          </w:pPr>
-        </w:p>
-      </w:tc>
-    </w:tr>
-  </w:tbl>
+<w:ftr xmlns:wpc="http://schemas.microsoft.com/office/word/2010/wordprocessingCanvas" xmlns:cx="http://schemas.microsoft.com/office/drawing/2014/chartex" xmlns:cx1="http://schemas.microsoft.com/office/drawing/2015/9/8/chartex" xmlns:cx2="http://schemas.microsoft.com/office/drawing/2015/10/21/chartex" xmlns:cx3="http://schemas.microsoft.com/office/drawing/2016/5/9/chartex" xmlns:cx4="http://schemas.microsoft.com/office/drawing/2016/5/10/chartex" xmlns:cx5="http://schemas.microsoft.com/office/drawing/2016/5/11/chartex" xmlns:cx6="http://schemas.microsoft.com/office/drawing/2016/5/12/chartex" xmlns:cx7="http://schemas.microsoft.com/office/drawing/2016/5/13/chartex" xmlns:cx8="http://schemas.microsoft.com/office/drawing/2016/5/14/chartex" xmlns:mc="http://schemas.openxmlformats.org/markup-compatibility/2006" xmlns:aink="http://schemas.microsoft.com/office/drawing/2016/ink" xmlns:am3d="http://schemas.microsoft.com/office/drawing/2017/model3d" xmlns:o="urn:schemas-microsoft-com:office:office" xmlns:oel="http://schemas.microsoft.com/office/2019/extlst" xmlns:r="http://schemas.openxmlformats.org/officeDocument/2006/relationships" xmlns:m="http://schemas.openxmlformats.org/officeDocument/2006/math" xmlns:v="urn:schemas-microsoft-com:vml" xmlns:wp14="http://schemas.microsoft.com/office/word/2010/wordprocessingDrawing" xmlns:wp="http://schemas.openxmlformats.org/drawingml/2006/wordprocessingDrawing" xmlns:w10="urn:schemas-microsoft-com:office:word" xmlns:w="http://schemas.openxmlformats.org/wordprocessingml/2006/main" xmlns:w14="http://schemas.microsoft.com/office/word/2010/wordml" xmlns:w15="http://schemas.microsoft.com/office/word/2012/wordml" xmlns:w16cex="http://schemas.microsoft.com/office/word/2018/wordml/cex" xmlns:w16cid="http://schemas.microsoft.com/office/word/2016/wordml/cid" xmlns:w16="http://schemas.microsoft.com/office/word/2018/wordml" xmlns:w16du="http://schemas.microsoft.com/office/word/2023/wordml/word16du" xmlns:w16sdtdh="http://schemas.microsoft.com/office/word/2020/wordml/sdtdatahash" xmlns:w16sdtfl="http://schemas.microsoft.com/office/word/2024/wordml/sdtformatlock" xmlns:w16se="http://schemas.microsoft.com/office/word/2015/wordml/symex" xmlns:wpg="http://schemas.microsoft.com/office/word/2010/wordprocessingGroup" xmlns:wpi="http://schemas.microsoft.com/office/word/2010/wordprocessingInk" xmlns:wne="http://schemas.microsoft.com/office/word/2006/wordml" xmlns:wps="http://schemas.microsoft.com/office/word/2010/wordprocessingShape" mc:Ignorable="w14 w15 w16se w16cid w16 w16cex w16sdtdh w16sdtfl w16du wp14">
+  <w:p>
+    <w:pPr>
+      <w:pStyle w:val="Footer"/>
+    </w:pPr>
+  </w:p>
+</w:ftr>
+</file>
+
+<file path=word/footer2.xml><?xml version="1.0" encoding="utf-8"?>
+<w:ftr xmlns:wpc="http://schemas.microsoft.com/office/word/2010/wordprocessingCanvas" xmlns:cx="http://schemas.microsoft.com/office/drawing/2014/chartex" xmlns:cx1="http://schemas.microsoft.com/office/drawing/2015/9/8/chartex" xmlns:cx2="http://schemas.microsoft.com/office/drawing/2015/10/21/chartex" xmlns:cx3="http://schemas.microsoft.com/office/drawing/2016/5/9/chartex" xmlns:cx4="http://schemas.microsoft.com/office/drawing/2016/5/10/chartex" xmlns:cx5="http://schemas.microsoft.com/office/drawing/2016/5/11/chartex" xmlns:cx6="http://schemas.microsoft.com/office/drawing/2016/5/12/chartex" xmlns:cx7="http://schemas.microsoft.com/office/drawing/2016/5/13/chartex" xmlns:cx8="http://schemas.microsoft.com/office/drawing/2016/5/14/chartex" xmlns:mc="http://schemas.openxmlformats.org/markup-compatibility/2006" xmlns:aink="http://schemas.microsoft.com/office/drawing/2016/ink" xmlns:am3d="http://schemas.microsoft.com/office/drawing/2017/model3d" xmlns:o="urn:schemas-microsoft-com:office:office" xmlns:oel="http://schemas.microsoft.com/office/2019/extlst" xmlns:r="http://schemas.openxmlformats.org/officeDocument/2006/relationships" xmlns:m="http://schemas.openxmlformats.org/officeDocument/2006/math" xmlns:v="urn:schemas-microsoft-com:vml" xmlns:wp14="http://schemas.microsoft.com/office/word/2010/wordprocessingDrawing" xmlns:wp="http://schemas.openxmlformats.org/drawingml/2006/wordprocessingDrawing" xmlns:w10="urn:schemas-microsoft-com:office:word" xmlns:w="http://schemas.openxmlformats.org/wordprocessingml/2006/main" xmlns:w14="http://schemas.microsoft.com/office/word/2010/wordml" xmlns:w15="http://schemas.microsoft.com/office/word/2012/wordml" xmlns:w16cex="http://schemas.microsoft.com/office/word/2018/wordml/cex" xmlns:w16cid="http://schemas.microsoft.com/office/word/2016/wordml/cid" xmlns:w16="http://schemas.microsoft.com/office/word/2018/wordml" xmlns:w16du="http://schemas.microsoft.com/office/word/2023/wordml/word16du" xmlns:w16sdtdh="http://schemas.microsoft.com/office/word/2020/wordml/sdtdatahash" xmlns:w16sdtfl="http://schemas.microsoft.com/office/word/2024/wordml/sdtformatlock" xmlns:w16se="http://schemas.microsoft.com/office/word/2015/wordml/symex" xmlns:wpg="http://schemas.microsoft.com/office/word/2010/wordprocessingGroup" xmlns:wpi="http://schemas.microsoft.com/office/word/2010/wordprocessingInk" xmlns:wne="http://schemas.microsoft.com/office/word/2006/wordml" xmlns:wps="http://schemas.microsoft.com/office/word/2010/wordprocessingShape" mc:Ignorable="w14 w15 w16se w16cid w16 w16cex w16sdtdh w16sdtfl w16du wp14">
+  <w:p>
+    <w:pPr>
+      <w:pStyle w:val="Footer"/>
+      <w:rPr>
+        <w:rFonts w:ascii="Arial" w:hAnsi="Arial"/>
+        <w:bCs/>
+        <w:sz w:val="16"/>
+        <w:szCs w:val="16"/>
+      </w:rPr>
+    </w:pPr>
+  </w:p>
+  <w:p>
+    <w:pPr>
+      <w:pStyle w:val="Footer"/>
+      <w:rPr>
+        <w:rFonts w:ascii="Arial" w:hAnsi="Arial"/>
+        <w:bCs/>
+        <w:sz w:val="16"/>
+        <w:szCs w:val="16"/>
+      </w:rPr>
+    </w:pPr>
+    <w:r>
+      <w:rPr>
+        <w:noProof/>
+      </w:rPr>
+      <mc:AlternateContent>
+        <mc:Choice Requires="wps">
+          <w:drawing>
+            <wp:anchor distT="0" distB="0" distL="114300" distR="114300" simplePos="0" relativeHeight="251660288" behindDoc="0" locked="0" layoutInCell="1" allowOverlap="1" wp14:anchorId="4E3C0F82" wp14:editId="712BBD59">
+              <wp:simplePos x="0" y="0"/>
+              <wp:positionH relativeFrom="margin">
+                <wp:align>center</wp:align>
+              </wp:positionH>
+              <wp:positionV relativeFrom="paragraph">
+                <wp:posOffset>39370</wp:posOffset>
+              </wp:positionV>
+              <wp:extent cx="6408000" cy="0"/>
+              <wp:effectExtent l="0" t="0" r="5715" b="12700"/>
+              <wp:wrapNone/>
+              <wp:docPr id="452802210" name="Straight Connector 2"/>
+              <wp:cNvGraphicFramePr/>
+              <a:graphic xmlns:a="http://schemas.openxmlformats.org/drawingml/2006/main">
+                <a:graphicData uri="http://schemas.microsoft.com/office/word/2010/wordprocessingShape">
+                  <wps:wsp>
+                    <wps:cNvCnPr/>
+                    <wps:spPr>
+                      <a:xfrm>
+                        <a:off x="0" y="0"/>
+                        <a:ext cx="6408000" cy="0"/>
+                      </a:xfrm>
+                      <a:prstGeom prst="line">
+                        <a:avLst/>
+                      </a:prstGeom>
+                      <a:ln w="3175">
+                        <a:solidFill>
+                          <a:schemeClr val="tx1"/>
+                        </a:solidFill>
+                      </a:ln>
+                    </wps:spPr>
+                    <wps:style>
+                      <a:lnRef idx="1">
+                        <a:schemeClr val="accent1"/>
+                      </a:lnRef>
+                      <a:fillRef idx="0">
+                        <a:schemeClr val="accent1"/>
+                      </a:fillRef>
+                      <a:effectRef idx="0">
+                        <a:schemeClr val="accent1"/>
+                      </a:effectRef>
+                      <a:fontRef idx="minor">
+                        <a:schemeClr val="tx1"/>
+                      </a:fontRef>
+                    </wps:style>
+                    <wps:bodyPr/>
+                  </wps:wsp>
+                </a:graphicData>
+              </a:graphic>
+              <wp14:sizeRelH relativeFrom="margin">
+                <wp14:pctWidth>0</wp14:pctWidth>
+              </wp14:sizeRelH>
+            </wp:anchor>
+          </w:drawing>
+        </mc:Choice>
+        <mc:Fallback>
+          <w:pict>
+            <v:line w14:anchorId="35E9AB54" id="Straight Connector 2" o:spid="_x0000_s1026" style="position:absolute;z-index:251660288;visibility:visible;mso-wrap-style:square;mso-width-percent:0;mso-wrap-distance-left:9pt;mso-wrap-distance-top:0;mso-wrap-distance-right:9pt;mso-wrap-distance-bottom:0;mso-position-horizontal:center;mso-position-horizontal-relative:margin;mso-position-vertical:absolute;mso-position-vertical-relative:text;mso-width-percent:0;mso-width-relative:margin" from="0,3.1pt" to="504.55pt,3.1pt" o:gfxdata="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" strokecolor="black [3213]" strokeweight=".25pt">
+              <v:stroke joinstyle="miter"/>
+              <w10:wrap anchorx="margin"/>
+            </v:line>
+          </w:pict>
+        </mc:Fallback>
+      </mc:AlternateContent>
+    </w:r>
+    <w:r>
+      <w:rPr>
+        <w:rFonts w:ascii="Arial" w:hAnsi="Arial"/>
+        <w:bCs/>
+        <w:noProof/>
+        <w:sz w:val="16"/>
+        <w:szCs w:val="16"/>
+      </w:rPr>
+      <mc:AlternateContent>
+        <mc:Choice Requires="wps">
+          <w:drawing>
+            <wp:anchor distT="0" distB="0" distL="114300" distR="114300" simplePos="0" relativeHeight="251659264" behindDoc="0" locked="0" layoutInCell="1" allowOverlap="1" wp14:anchorId="360BF858" wp14:editId="044308F0">
+              <wp:simplePos x="0" y="0"/>
+              <wp:positionH relativeFrom="margin">
+                <wp:posOffset>20320</wp:posOffset>
+              </wp:positionH>
+              <wp:positionV relativeFrom="paragraph">
+                <wp:posOffset>6350</wp:posOffset>
+              </wp:positionV>
+              <wp:extent cx="0" cy="0"/>
+              <wp:effectExtent l="0" t="0" r="0" b="0"/>
+              <wp:wrapNone/>
+              <wp:docPr id="101843865" name="Straight Connector 2"/>
+              <wp:cNvGraphicFramePr/>
+              <a:graphic xmlns:a="http://schemas.openxmlformats.org/drawingml/2006/main">
+                <a:graphicData uri="http://schemas.microsoft.com/office/word/2010/wordprocessingShape">
+                  <wps:wsp>
+                    <wps:cNvCnPr/>
+                    <wps:spPr>
+                      <a:xfrm>
+                        <a:off x="0" y="0"/>
+                        <a:ext cx="0" cy="0"/>
+                      </a:xfrm>
+                      <a:prstGeom prst="line">
+                        <a:avLst/>
+                      </a:prstGeom>
+                      <a:ln w="3175">
+                        <a:solidFill>
+                          <a:schemeClr val="tx1"/>
+                        </a:solidFill>
+                      </a:ln>
+                    </wps:spPr>
+                    <wps:style>
+                      <a:lnRef idx="1">
+                        <a:schemeClr val="accent1"/>
+                      </a:lnRef>
+                      <a:fillRef idx="0">
+                        <a:schemeClr val="accent1"/>
+                      </a:fillRef>
+                      <a:effectRef idx="0">
+                        <a:schemeClr val="accent1"/>
+                      </a:effectRef>
+                      <a:fontRef idx="minor">
+                        <a:schemeClr val="tx1"/>
+                      </a:fontRef>
+                    </wps:style>
+                    <wps:bodyPr/>
+                  </wps:wsp>
+                </a:graphicData>
+              </a:graphic>
+              <wp14:sizeRelH relativeFrom="margin">
+                <wp14:pctWidth>0</wp14:pctWidth>
+              </wp14:sizeRelH>
+            </wp:anchor>
+          </w:drawing>
+        </mc:Choice>
+        <mc:Fallback>
+          <w:pict>
+            <v:line w14:anchorId="4D061521" id="Straight Connector 2" o:spid="_x0000_s1026" style="position:absolute;z-index:251659264;visibility:visible;mso-wrap-style:square;mso-width-percent:0;mso-wrap-distance-left:9pt;mso-wrap-distance-top:0;mso-wrap-distance-right:9pt;mso-wrap-distance-bottom:0;mso-position-horizontal:absolute;mso-position-horizontal-relative:margin;mso-position-vertical:absolute;mso-position-vertical-relative:text;mso-width-percent:0;mso-width-relative:margin" from="1.6pt,.5pt" to="1.6pt,.5pt" o:gfxdata="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" strokecolor="black [3213]" strokeweight=".25pt">
+              <v:stroke joinstyle="miter"/>
+              <w10:wrap anchorx="margin"/>
+            </v:line>
+          </w:pict>
+        </mc:Fallback>
+      </mc:AlternateContent>
+    </w:r>
+  </w:p>
+  <w:p>
+    <w:pPr>
+      <w:pStyle w:val="Footer"/>
+      <w:spacing w:line="288" w:lineRule="auto"/>
+      <w:rPr>
+        <w:rFonts w:ascii="Arial" w:hAnsi="Arial"/>
+        <w:sz w:val="16"/>
+        <w:szCs w:val="16"/>
+      </w:rPr>
+    </w:pPr>
+    <w:r>
+      <w:rPr>
+        <w:rFonts w:ascii="Arial" w:hAnsi="Arial"/>
+        <w:b/>
+        <w:bCs/>
+        <w:sz w:val="16"/>
+        <w:szCs w:val="16"/>
+      </w:rPr>
+      <w:t xml:space="preserve">Historic England, 4th Floor, Cannon Bridge House, 25 </w:t>
+    </w:r>
+    <w:proofErr w:type="spellStart"/>
+    <w:r>
+      <w:rPr>
+        <w:rFonts w:ascii="Arial" w:hAnsi="Arial"/>
+        <w:b/>
+        <w:bCs/>
+        <w:sz w:val="16"/>
+        <w:szCs w:val="16"/>
+      </w:rPr>
+      <w:t>Dowgate</w:t>
+    </w:r>
+    <w:proofErr w:type="spellEnd"/>
+    <w:r>
+      <w:rPr>
+        <w:rFonts w:ascii="Arial" w:hAnsi="Arial"/>
+        <w:b/>
+        <w:bCs/>
+        <w:sz w:val="16"/>
+        <w:szCs w:val="16"/>
+      </w:rPr>
+      <w:t xml:space="preserve"> Hill, London EC4R 2YA</w:t>
+    </w:r>
+    <w:r>
+      <w:rPr>
+        <w:rFonts w:ascii="Arial" w:hAnsi="Arial"/>
+        <w:b/>
+        <w:bCs/>
+        <w:sz w:val="16"/>
+        <w:szCs w:val="16"/>
+      </w:rPr>
+      <w:br/>
+    </w:r>
+    <w:r>
+      <w:rPr>
+        <w:rFonts w:ascii="Arial" w:hAnsi="Arial"/>
+        <w:sz w:val="16"/>
+        <w:szCs w:val="16"/>
+      </w:rPr>
+      <w:t xml:space="preserve">Telephone </w:t>
+    </w:r>
+    <w:r>
+      <w:rPr>
+        <w:rFonts w:ascii="Arial" w:hAnsi="Arial"/>
+        <w:sz w:val="16"/>
+        <w:szCs w:val="16"/>
+      </w:rPr>
+      <w:t>020 7973 3700</w:t>
+    </w:r>
+    <w:r>
+      <w:rPr>
+        <w:rFonts w:ascii="Arial" w:hAnsi="Arial"/>
+        <w:sz w:val="16"/>
+        <w:szCs w:val="16"/>
+      </w:rPr>
+      <w:t xml:space="preserve">  </w:t>
+    </w:r>
+    <w:r>
+      <w:rPr>
+        <w:rFonts w:ascii="Arial" w:hAnsi="Arial"/>
+        <w:sz w:val="16"/>
+        <w:szCs w:val="16"/>
+      </w:rPr>
+      <w:t xml:space="preserve">|  </w:t>
+    </w:r>
+    <w:r>
+      <w:rPr>
+        <w:rFonts w:ascii="Arial" w:hAnsi="Arial"/>
+        <w:sz w:val="16"/>
+        <w:szCs w:val="16"/>
+      </w:rPr>
+      <w:t>h</w:t>
+    </w:r>
+    <w:r>
+      <w:rPr>
+        <w:rFonts w:ascii="Arial" w:hAnsi="Arial"/>
+        <w:sz w:val="16"/>
+        <w:szCs w:val="16"/>
+      </w:rPr>
+      <w:t>istoric</w:t>
+    </w:r>
+    <w:r>
+      <w:rPr>
+        <w:rFonts w:ascii="Arial" w:hAnsi="Arial"/>
+        <w:sz w:val="16"/>
+        <w:szCs w:val="16"/>
+      </w:rPr>
+      <w:t>e</w:t>
+    </w:r>
+    <w:r>
+      <w:rPr>
+        <w:rFonts w:ascii="Arial" w:hAnsi="Arial"/>
+        <w:sz w:val="16"/>
+        <w:szCs w:val="16"/>
+      </w:rPr>
+      <w:t>ngland.org.uk</w:t>
+    </w:r>
+  </w:p>
+  <w:p>
+    <w:pPr>
+      <w:pStyle w:val="Footer"/>
+      <w:spacing w:line="288" w:lineRule="auto"/>
+      <w:rPr>
+        <w:rFonts w:ascii="Arial" w:hAnsi="Arial"/>
+        <w:sz w:val="16"/>
+        <w:szCs w:val="16"/>
+      </w:rPr>
+    </w:pPr>
+  </w:p>
+  <w:p>
+    <w:pPr>
+      <w:pStyle w:val="Footer"/>
+      <w:spacing w:line="288" w:lineRule="auto"/>
+      <w:rPr>
+        <w:rFonts w:ascii="Arial" w:hAnsi="Arial"/>
+        <w:sz w:val="16"/>
+        <w:szCs w:val="16"/>
+      </w:rPr>
+    </w:pPr>
+    <w:r>
+      <w:rPr>
+        <w:rFonts w:ascii="Arial" w:hAnsi="Arial"/>
+        <w:sz w:val="16"/>
+        <w:szCs w:val="16"/>
+      </w:rPr>
+      <w:t>Historic England is subject to the Freedom of Information Act (2000) and Environmental Information Regulations (2004). Any information held by us may therefore become publicly available. For information about our use of your personal data visit: historicengland.org.uk/privacy</w:t>
+    </w:r>
+  </w:p>
+  <w:p>
+    <w:pPr>
+      <w:pStyle w:val="Footer"/>
+      <w:spacing w:line="288" w:lineRule="auto"/>
+    </w:pPr>
+  </w:p>
+</w:ftr>
+</file>
+
+<file path=word/footer3.xml><?xml version="1.0" encoding="utf-8"?>
+<w:ftr xmlns:wpc="http://schemas.microsoft.com/office/word/2010/wordprocessingCanvas" xmlns:cx="http://schemas.microsoft.com/office/drawing/2014/chartex" xmlns:cx1="http://schemas.microsoft.com/office/drawing/2015/9/8/chartex" xmlns:cx2="http://schemas.microsoft.com/office/drawing/2015/10/21/chartex" xmlns:cx3="http://schemas.microsoft.com/office/drawing/2016/5/9/chartex" xmlns:cx4="http://schemas.microsoft.com/office/drawing/2016/5/10/chartex" xmlns:cx5="http://schemas.microsoft.com/office/drawing/2016/5/11/chartex" xmlns:cx6="http://schemas.microsoft.com/office/drawing/2016/5/12/chartex" xmlns:cx7="http://schemas.microsoft.com/office/drawing/2016/5/13/chartex" xmlns:cx8="http://schemas.microsoft.com/office/drawing/2016/5/14/chartex" xmlns:mc="http://schemas.openxmlformats.org/markup-compatibility/2006" xmlns:aink="http://schemas.microsoft.com/office/drawing/2016/ink" xmlns:am3d="http://schemas.microsoft.com/office/drawing/2017/model3d" xmlns:o="urn:schemas-microsoft-com:office:office" xmlns:oel="http://schemas.microsoft.com/office/2019/extlst" xmlns:r="http://schemas.openxmlformats.org/officeDocument/2006/relationships" xmlns:m="http://schemas.openxmlformats.org/officeDocument/2006/math" xmlns:v="urn:schemas-microsoft-com:vml" xmlns:wp14="http://schemas.microsoft.com/office/word/2010/wordprocessingDrawing" xmlns:wp="http://schemas.openxmlformats.org/drawingml/2006/wordprocessingDrawing" xmlns:w10="urn:schemas-microsoft-com:office:word" xmlns:w="http://schemas.openxmlformats.org/wordprocessingml/2006/main" xmlns:w14="http://schemas.microsoft.com/office/word/2010/wordml" xmlns:w15="http://schemas.microsoft.com/office/word/2012/wordml" xmlns:w16cex="http://schemas.microsoft.com/office/word/2018/wordml/cex" xmlns:w16cid="http://schemas.microsoft.com/office/word/2016/wordml/cid" xmlns:w16="http://schemas.microsoft.com/office/word/2018/wordml" xmlns:w16du="http://schemas.microsoft.com/office/word/2023/wordml/word16du" xmlns:w16sdtdh="http://schemas.microsoft.com/office/word/2020/wordml/sdtdatahash" xmlns:w16sdtfl="http://schemas.microsoft.com/office/word/2024/wordml/sdtformatlock" xmlns:w16se="http://schemas.microsoft.com/office/word/2015/wordml/symex" xmlns:wpg="http://schemas.microsoft.com/office/word/2010/wordprocessingGroup" xmlns:wpi="http://schemas.microsoft.com/office/word/2010/wordprocessingInk" xmlns:wne="http://schemas.microsoft.com/office/word/2006/wordml" xmlns:wps="http://schemas.microsoft.com/office/word/2010/wordprocessingShape" mc:Ignorable="w14 w15 w16se w16cid w16 w16cex w16sdtdh w16sdtfl w16du wp14">
   <w:p>
     <w:pPr>
       <w:pStyle w:val="Footer"/>
@@ -1054,7 +1159,7 @@
 </file>
 
 <file path=word/footnotes.xml><?xml version="1.0" encoding="utf-8"?>
-<w:footnotes xmlns:wpc="http://schemas.microsoft.com/office/word/2010/wordprocessingCanvas" xmlns:cx="http://schemas.microsoft.com/office/drawing/2014/chartex" xmlns:cx1="http://schemas.microsoft.com/office/drawing/2015/9/8/chartex" xmlns:cx2="http://schemas.microsoft.com/office/drawing/2015/10/21/chartex" xmlns:cx3="http://schemas.microsoft.com/office/drawing/2016/5/9/chartex" xmlns:cx4="http://schemas.microsoft.com/office/drawing/2016/5/10/chartex" xmlns:cx5="http://schemas.microsoft.com/office/drawing/2016/5/11/chartex" xmlns:cx6="http://schemas.microsoft.com/office/drawing/2016/5/12/chartex" xmlns:cx7="http://schemas.microsoft.com/office/drawing/2016/5/13/chartex" xmlns:cx8="http://schemas.microsoft.com/office/drawing/2016/5/14/chartex" xmlns:mc="http://schemas.openxmlformats.org/markup-compatibility/2006" xmlns:aink="http://schemas.microsoft.com/office/drawing/2016/ink" xmlns:am3d="http://schemas.microsoft.com/office/drawing/2017/model3d" xmlns:o="urn:schemas-microsoft-com:office:office" xmlns:oel="http://schemas.microsoft.com/office/2019/extlst" xmlns:r="http://schemas.openxmlformats.org/officeDocument/2006/relationships" xmlns:m="http://schemas.openxmlformats.org/officeDocument/2006/math" xmlns:v="urn:schemas-microsoft-com:vml" xmlns:wp14="http://schemas.microsoft.com/office/word/2010/wordprocessingDrawing" xmlns:wp="http://schemas.openxmlformats.org/drawingml/2006/wordprocessingDrawing" xmlns:w10="urn:schemas-microsoft-com:office:word" xmlns:w="http://schemas.openxmlformats.org/wordprocessingml/2006/main" xmlns:w14="http://schemas.microsoft.com/office/word/2010/wordml" xmlns:w15="http://schemas.microsoft.com/office/word/2012/wordml" xmlns:w16cex="http://schemas.microsoft.com/office/word/2018/wordml/cex" xmlns:w16cid="http://schemas.microsoft.com/office/word/2016/wordml/cid" xmlns:w16="http://schemas.microsoft.com/office/word/2018/wordml" xmlns:w16du="http://schemas.microsoft.com/office/word/2023/wordml/word16du" xmlns:w16sdtdh="http://schemas.microsoft.com/office/word/2020/wordml/sdtdatahash" xmlns:w16se="http://schemas.microsoft.com/office/word/2015/wordml/symex" xmlns:wpg="http://schemas.microsoft.com/office/word/2010/wordprocessingGroup" xmlns:wpi="http://schemas.microsoft.com/office/word/2010/wordprocessingInk" xmlns:wne="http://schemas.microsoft.com/office/word/2006/wordml" xmlns:wps="http://schemas.microsoft.com/office/word/2010/wordprocessingShape" mc:Ignorable="w14 w15 w16se w16cid w16 w16cex w16sdtdh w16du wp14">
+<w:footnotes xmlns:wpc="http://schemas.microsoft.com/office/word/2010/wordprocessingCanvas" xmlns:cx="http://schemas.microsoft.com/office/drawing/2014/chartex" xmlns:cx1="http://schemas.microsoft.com/office/drawing/2015/9/8/chartex" xmlns:cx2="http://schemas.microsoft.com/office/drawing/2015/10/21/chartex" xmlns:cx3="http://schemas.microsoft.com/office/drawing/2016/5/9/chartex" xmlns:cx4="http://schemas.microsoft.com/office/drawing/2016/5/10/chartex" xmlns:cx5="http://schemas.microsoft.com/office/drawing/2016/5/11/chartex" xmlns:cx6="http://schemas.microsoft.com/office/drawing/2016/5/12/chartex" xmlns:cx7="http://schemas.microsoft.com/office/drawing/2016/5/13/chartex" xmlns:cx8="http://schemas.microsoft.com/office/drawing/2016/5/14/chartex" xmlns:mc="http://schemas.openxmlformats.org/markup-compatibility/2006" xmlns:aink="http://schemas.microsoft.com/office/drawing/2016/ink" xmlns:am3d="http://schemas.microsoft.com/office/drawing/2017/model3d" xmlns:o="urn:schemas-microsoft-com:office:office" xmlns:oel="http://schemas.microsoft.com/office/2019/extlst" xmlns:r="http://schemas.openxmlformats.org/officeDocument/2006/relationships" xmlns:m="http://schemas.openxmlformats.org/officeDocument/2006/math" xmlns:v="urn:schemas-microsoft-com:vml" xmlns:wp14="http://schemas.microsoft.com/office/word/2010/wordprocessingDrawing" xmlns:wp="http://schemas.openxmlformats.org/drawingml/2006/wordprocessingDrawing" xmlns:w10="urn:schemas-microsoft-com:office:word" xmlns:w="http://schemas.openxmlformats.org/wordprocessingml/2006/main" xmlns:w14="http://schemas.microsoft.com/office/word/2010/wordml" xmlns:w15="http://schemas.microsoft.com/office/word/2012/wordml" xmlns:w16cex="http://schemas.microsoft.com/office/word/2018/wordml/cex" xmlns:w16cid="http://schemas.microsoft.com/office/word/2016/wordml/cid" xmlns:w16="http://schemas.microsoft.com/office/word/2018/wordml" xmlns:w16du="http://schemas.microsoft.com/office/word/2023/wordml/word16du" xmlns:w16sdtdh="http://schemas.microsoft.com/office/word/2020/wordml/sdtdatahash" xmlns:w16sdtfl="http://schemas.microsoft.com/office/word/2024/wordml/sdtformatlock" xmlns:w16se="http://schemas.microsoft.com/office/word/2015/wordml/symex" xmlns:wpg="http://schemas.microsoft.com/office/word/2010/wordprocessingGroup" xmlns:wpi="http://schemas.microsoft.com/office/word/2010/wordprocessingInk" xmlns:wne="http://schemas.microsoft.com/office/word/2006/wordml" xmlns:wps="http://schemas.microsoft.com/office/word/2010/wordprocessingShape" mc:Ignorable="w14 w15 w16se w16cid w16 w16cex w16sdtdh w16sdtfl w16du wp14">
   <w:footnote w:type="separator" w:id="-1">
     <w:p>
       <w:pPr>
@@ -1078,20 +1183,363 @@
 </w:footnotes>
 </file>
 
+<file path=word/header1.xml><?xml version="1.0" encoding="utf-8"?>
+<w:hdr xmlns:wpc="http://schemas.microsoft.com/office/word/2010/wordprocessingCanvas" xmlns:cx="http://schemas.microsoft.com/office/drawing/2014/chartex" xmlns:cx1="http://schemas.microsoft.com/office/drawing/2015/9/8/chartex" xmlns:cx2="http://schemas.microsoft.com/office/drawing/2015/10/21/chartex" xmlns:cx3="http://schemas.microsoft.com/office/drawing/2016/5/9/chartex" xmlns:cx4="http://schemas.microsoft.com/office/drawing/2016/5/10/chartex" xmlns:cx5="http://schemas.microsoft.com/office/drawing/2016/5/11/chartex" xmlns:cx6="http://schemas.microsoft.com/office/drawing/2016/5/12/chartex" xmlns:cx7="http://schemas.microsoft.com/office/drawing/2016/5/13/chartex" xmlns:cx8="http://schemas.microsoft.com/office/drawing/2016/5/14/chartex" xmlns:mc="http://schemas.openxmlformats.org/markup-compatibility/2006" xmlns:aink="http://schemas.microsoft.com/office/drawing/2016/ink" xmlns:am3d="http://schemas.microsoft.com/office/drawing/2017/model3d" xmlns:o="urn:schemas-microsoft-com:office:office" xmlns:oel="http://schemas.microsoft.com/office/2019/extlst" xmlns:r="http://schemas.openxmlformats.org/officeDocument/2006/relationships" xmlns:m="http://schemas.openxmlformats.org/officeDocument/2006/math" xmlns:v="urn:schemas-microsoft-com:vml" xmlns:wp14="http://schemas.microsoft.com/office/word/2010/wordprocessingDrawing" xmlns:wp="http://schemas.openxmlformats.org/drawingml/2006/wordprocessingDrawing" xmlns:w10="urn:schemas-microsoft-com:office:word" xmlns:w="http://schemas.openxmlformats.org/wordprocessingml/2006/main" xmlns:w14="http://schemas.microsoft.com/office/word/2010/wordml" xmlns:w15="http://schemas.microsoft.com/office/word/2012/wordml" xmlns:w16cex="http://schemas.microsoft.com/office/word/2018/wordml/cex" xmlns:w16cid="http://schemas.microsoft.com/office/word/2016/wordml/cid" xmlns:w16="http://schemas.microsoft.com/office/word/2018/wordml" xmlns:w16du="http://schemas.microsoft.com/office/word/2023/wordml/word16du" xmlns:w16sdtdh="http://schemas.microsoft.com/office/word/2020/wordml/sdtdatahash" xmlns:w16sdtfl="http://schemas.microsoft.com/office/word/2024/wordml/sdtformatlock" xmlns:w16se="http://schemas.microsoft.com/office/word/2015/wordml/symex" xmlns:wpg="http://schemas.microsoft.com/office/word/2010/wordprocessingGroup" xmlns:wpi="http://schemas.microsoft.com/office/word/2010/wordprocessingInk" xmlns:wne="http://schemas.microsoft.com/office/word/2006/wordml" xmlns:wps="http://schemas.microsoft.com/office/word/2010/wordprocessingShape" mc:Ignorable="w14 w15 w16se w16cid w16 w16cex w16sdtdh w16sdtfl w16du wp14">
+  <w:p>
+    <w:pPr>
+      <w:pStyle w:val="Header"/>
+    </w:pPr>
+  </w:p>
+</w:hdr>
+</file>
+
+<file path=word/header2.xml><?xml version="1.0" encoding="utf-8"?>
+<w:hdr xmlns:wpc="http://schemas.microsoft.com/office/word/2010/wordprocessingCanvas" xmlns:cx="http://schemas.microsoft.com/office/drawing/2014/chartex" xmlns:cx1="http://schemas.microsoft.com/office/drawing/2015/9/8/chartex" xmlns:cx2="http://schemas.microsoft.com/office/drawing/2015/10/21/chartex" xmlns:cx3="http://schemas.microsoft.com/office/drawing/2016/5/9/chartex" xmlns:cx4="http://schemas.microsoft.com/office/drawing/2016/5/10/chartex" xmlns:cx5="http://schemas.microsoft.com/office/drawing/2016/5/11/chartex" xmlns:cx6="http://schemas.microsoft.com/office/drawing/2016/5/12/chartex" xmlns:cx7="http://schemas.microsoft.com/office/drawing/2016/5/13/chartex" xmlns:cx8="http://schemas.microsoft.com/office/drawing/2016/5/14/chartex" xmlns:mc="http://schemas.openxmlformats.org/markup-compatibility/2006" xmlns:aink="http://schemas.microsoft.com/office/drawing/2016/ink" xmlns:am3d="http://schemas.microsoft.com/office/drawing/2017/model3d" xmlns:o="urn:schemas-microsoft-com:office:office" xmlns:oel="http://schemas.microsoft.com/office/2019/extlst" xmlns:r="http://schemas.openxmlformats.org/officeDocument/2006/relationships" xmlns:m="http://schemas.openxmlformats.org/officeDocument/2006/math" xmlns:v="urn:schemas-microsoft-com:vml" xmlns:wp14="http://schemas.microsoft.com/office/word/2010/wordprocessingDrawing" xmlns:wp="http://schemas.openxmlformats.org/drawingml/2006/wordprocessingDrawing" xmlns:w10="urn:schemas-microsoft-com:office:word" xmlns:w="http://schemas.openxmlformats.org/wordprocessingml/2006/main" xmlns:w14="http://schemas.microsoft.com/office/word/2010/wordml" xmlns:w15="http://schemas.microsoft.com/office/word/2012/wordml" xmlns:w16cex="http://schemas.microsoft.com/office/word/2018/wordml/cex" xmlns:w16cid="http://schemas.microsoft.com/office/word/2016/wordml/cid" xmlns:w16="http://schemas.microsoft.com/office/word/2018/wordml" xmlns:w16du="http://schemas.microsoft.com/office/word/2023/wordml/word16du" xmlns:w16sdtdh="http://schemas.microsoft.com/office/word/2020/wordml/sdtdatahash" xmlns:w16sdtfl="http://schemas.microsoft.com/office/word/2024/wordml/sdtformatlock" xmlns:w16se="http://schemas.microsoft.com/office/word/2015/wordml/symex" xmlns:wpg="http://schemas.microsoft.com/office/word/2010/wordprocessingGroup" xmlns:wpi="http://schemas.microsoft.com/office/word/2010/wordprocessingInk" xmlns:wne="http://schemas.microsoft.com/office/word/2006/wordml" xmlns:wps="http://schemas.microsoft.com/office/word/2010/wordprocessingShape" mc:Ignorable="w14 w15 w16se w16cid w16 w16cex w16sdtdh w16sdtfl w16du wp14">
+  <w:p>
+    <w:pPr>
+      <w:pStyle w:val="Header"/>
+    </w:pPr>
+  </w:p>
+  <w:p>
+    <w:pPr>
+      <w:pStyle w:val="Header"/>
+    </w:pPr>
+    <w:r>
+      <w:rPr>
+        <w:noProof/>
+      </w:rPr>
+      <w:drawing>
+        <wp:anchor distT="0" distB="0" distL="114300" distR="114300" simplePos="0" relativeHeight="251658240" behindDoc="0" locked="0" layoutInCell="1" allowOverlap="1" wp14:anchorId="2C78B81D" wp14:editId="2E3BFBEA">
+          <wp:simplePos x="0" y="0"/>
+          <wp:positionH relativeFrom="column">
+            <wp:posOffset>-10401</wp:posOffset>
+          </wp:positionH>
+          <wp:positionV relativeFrom="paragraph">
+            <wp:posOffset>173355</wp:posOffset>
+          </wp:positionV>
+          <wp:extent cx="1554480" cy="603885"/>
+          <wp:effectExtent l="0" t="0" r="0" b="5715"/>
+          <wp:wrapNone/>
+          <wp:docPr id="1536743266" name="Picture 1"/>
+          <wp:cNvGraphicFramePr>
+            <a:graphicFrameLocks xmlns:a="http://schemas.openxmlformats.org/drawingml/2006/main" noChangeAspect="1"/>
+          </wp:cNvGraphicFramePr>
+          <a:graphic xmlns:a="http://schemas.openxmlformats.org/drawingml/2006/main">
+            <a:graphicData uri="http://schemas.openxmlformats.org/drawingml/2006/picture">
+              <pic:pic xmlns:pic="http://schemas.openxmlformats.org/drawingml/2006/picture">
+                <pic:nvPicPr>
+                  <pic:cNvPr id="1047277314" name="Picture 1"/>
+                  <pic:cNvPicPr/>
+                </pic:nvPicPr>
+                <pic:blipFill>
+                  <a:blip r:embed="rId1">
+                    <a:extLst>
+                      <a:ext uri="{28A0092B-C50C-407E-A947-70E740481C1C}">
+                        <a14:useLocalDpi xmlns:a14="http://schemas.microsoft.com/office/drawing/2010/main" val="0"/>
+                      </a:ext>
+                    </a:extLst>
+                  </a:blip>
+                  <a:srcRect l="2271" r="2271"/>
+                  <a:stretch>
+                    <a:fillRect/>
+                  </a:stretch>
+                </pic:blipFill>
+                <pic:spPr bwMode="auto">
+                  <a:xfrm>
+                    <a:off x="0" y="0"/>
+                    <a:ext cx="1554480" cy="603885"/>
+                  </a:xfrm>
+                  <a:prstGeom prst="rect">
+                    <a:avLst/>
+                  </a:prstGeom>
+                  <a:ln>
+                    <a:noFill/>
+                  </a:ln>
+                  <a:extLst>
+                    <a:ext uri="{53640926-AAD7-44D8-BBD7-CCE9431645EC}">
+                      <a14:shadowObscured xmlns:a14="http://schemas.microsoft.com/office/drawing/2010/main"/>
+                    </a:ext>
+                  </a:extLst>
+                </pic:spPr>
+              </pic:pic>
+            </a:graphicData>
+          </a:graphic>
+          <wp14:sizeRelH relativeFrom="page">
+            <wp14:pctWidth>0</wp14:pctWidth>
+          </wp14:sizeRelH>
+          <wp14:sizeRelV relativeFrom="page">
+            <wp14:pctHeight>0</wp14:pctHeight>
+          </wp14:sizeRelV>
+        </wp:anchor>
+      </w:drawing>
+    </w:r>
+  </w:p>
+</w:hdr>
+</file>
+
+<file path=word/header3.xml><?xml version="1.0" encoding="utf-8"?>
+<w:hdr xmlns:wpc="http://schemas.microsoft.com/office/word/2010/wordprocessingCanvas" xmlns:cx="http://schemas.microsoft.com/office/drawing/2014/chartex" xmlns:cx1="http://schemas.microsoft.com/office/drawing/2015/9/8/chartex" xmlns:cx2="http://schemas.microsoft.com/office/drawing/2015/10/21/chartex" xmlns:cx3="http://schemas.microsoft.com/office/drawing/2016/5/9/chartex" xmlns:cx4="http://schemas.microsoft.com/office/drawing/2016/5/10/chartex" xmlns:cx5="http://schemas.microsoft.com/office/drawing/2016/5/11/chartex" xmlns:cx6="http://schemas.microsoft.com/office/drawing/2016/5/12/chartex" xmlns:cx7="http://schemas.microsoft.com/office/drawing/2016/5/13/chartex" xmlns:cx8="http://schemas.microsoft.com/office/drawing/2016/5/14/chartex" xmlns:mc="http://schemas.openxmlformats.org/markup-compatibility/2006" xmlns:aink="http://schemas.microsoft.com/office/drawing/2016/ink" xmlns:am3d="http://schemas.microsoft.com/office/drawing/2017/model3d" xmlns:o="urn:schemas-microsoft-com:office:office" xmlns:oel="http://schemas.microsoft.com/office/2019/extlst" xmlns:r="http://schemas.openxmlformats.org/officeDocument/2006/relationships" xmlns:m="http://schemas.openxmlformats.org/officeDocument/2006/math" xmlns:v="urn:schemas-microsoft-com:vml" xmlns:wp14="http://schemas.microsoft.com/office/word/2010/wordprocessingDrawing" xmlns:wp="http://schemas.openxmlformats.org/drawingml/2006/wordprocessingDrawing" xmlns:w10="urn:schemas-microsoft-com:office:word" xmlns:w="http://schemas.openxmlformats.org/wordprocessingml/2006/main" xmlns:w14="http://schemas.microsoft.com/office/word/2010/wordml" xmlns:w15="http://schemas.microsoft.com/office/word/2012/wordml" xmlns:w16cex="http://schemas.microsoft.com/office/word/2018/wordml/cex" xmlns:w16cid="http://schemas.microsoft.com/office/word/2016/wordml/cid" xmlns:w16="http://schemas.microsoft.com/office/word/2018/wordml" xmlns:w16du="http://schemas.microsoft.com/office/word/2023/wordml/word16du" xmlns:w16sdtdh="http://schemas.microsoft.com/office/word/2020/wordml/sdtdatahash" xmlns:w16sdtfl="http://schemas.microsoft.com/office/word/2024/wordml/sdtformatlock" xmlns:w16se="http://schemas.microsoft.com/office/word/2015/wordml/symex" xmlns:wpg="http://schemas.microsoft.com/office/word/2010/wordprocessingGroup" xmlns:wpi="http://schemas.microsoft.com/office/word/2010/wordprocessingInk" xmlns:wne="http://schemas.microsoft.com/office/word/2006/wordml" xmlns:wps="http://schemas.microsoft.com/office/word/2010/wordprocessingShape" mc:Ignorable="w14 w15 w16se w16cid w16 w16cex w16sdtdh w16sdtfl w16du wp14">
+  <w:p>
+    <w:pPr>
+      <w:pStyle w:val="Header"/>
+    </w:pPr>
+  </w:p>
+</w:hdr>
+</file>
+
+<file path=word/numbering.xml><?xml version="1.0" encoding="utf-8"?>
+<w:numbering xmlns:wpc="http://schemas.microsoft.com/office/word/2010/wordprocessingCanvas" xmlns:cx="http://schemas.microsoft.com/office/drawing/2014/chartex" xmlns:cx1="http://schemas.microsoft.com/office/drawing/2015/9/8/chartex" xmlns:cx2="http://schemas.microsoft.com/office/drawing/2015/10/21/chartex" xmlns:cx3="http://schemas.microsoft.com/office/drawing/2016/5/9/chartex" xmlns:cx4="http://schemas.microsoft.com/office/drawing/2016/5/10/chartex" xmlns:cx5="http://schemas.microsoft.com/office/drawing/2016/5/11/chartex" xmlns:cx6="http://schemas.microsoft.com/office/drawing/2016/5/12/chartex" xmlns:cx7="http://schemas.microsoft.com/office/drawing/2016/5/13/chartex" xmlns:cx8="http://schemas.microsoft.com/office/drawing/2016/5/14/chartex" xmlns:mc="http://schemas.openxmlformats.org/markup-compatibility/2006" xmlns:aink="http://schemas.microsoft.com/office/drawing/2016/ink" xmlns:am3d="http://schemas.microsoft.com/office/drawing/2017/model3d" xmlns:o="urn:schemas-microsoft-com:office:office" xmlns:oel="http://schemas.microsoft.com/office/2019/extlst" xmlns:r="http://schemas.openxmlformats.org/officeDocument/2006/relationships" xmlns:m="http://schemas.openxmlformats.org/officeDocument/2006/math" xmlns:v="urn:schemas-microsoft-com:vml" xmlns:wp14="http://schemas.microsoft.com/office/word/2010/wordprocessingDrawing" xmlns:wp="http://schemas.openxmlformats.org/drawingml/2006/wordprocessingDrawing" xmlns:w10="urn:schemas-microsoft-com:office:word" xmlns:w="http://schemas.openxmlformats.org/wordprocessingml/2006/main" xmlns:w14="http://schemas.microsoft.com/office/word/2010/wordml" xmlns:w15="http://schemas.microsoft.com/office/word/2012/wordml" xmlns:w16cex="http://schemas.microsoft.com/office/word/2018/wordml/cex" xmlns:w16cid="http://schemas.microsoft.com/office/word/2016/wordml/cid" xmlns:w16="http://schemas.microsoft.com/office/word/2018/wordml" xmlns:w16du="http://schemas.microsoft.com/office/word/2023/wordml/word16du" xmlns:w16sdtdh="http://schemas.microsoft.com/office/word/2020/wordml/sdtdatahash" xmlns:w16sdtfl="http://schemas.microsoft.com/office/word/2024/wordml/sdtformatlock" xmlns:w16se="http://schemas.microsoft.com/office/word/2015/wordml/symex" xmlns:wpg="http://schemas.microsoft.com/office/word/2010/wordprocessingGroup" xmlns:wpi="http://schemas.microsoft.com/office/word/2010/wordprocessingInk" xmlns:wne="http://schemas.microsoft.com/office/word/2006/wordml" xmlns:wps="http://schemas.microsoft.com/office/word/2010/wordprocessingShape" mc:Ignorable="w14 w15 w16se w16cid w16 w16cex w16sdtdh w16sdtfl w16du wp14">
+  <w:abstractNum w:abstractNumId="0" w15:restartNumberingAfterBreak="0">
+    <w:nsid w:val="145119B3"/>
+    <w:multiLevelType w:val="hybridMultilevel"/>
+    <w:tmpl w:val="22301340"/>
+    <w:lvl w:ilvl="0" w:tplc="08090001">
+      <w:start w:val="1"/>
+      <w:numFmt w:val="bullet"/>
+      <w:lvlText w:val=""/>
+      <w:lvlJc w:val="left"/>
+      <w:pPr>
+        <w:ind w:left="720" w:hanging="360"/>
+      </w:pPr>
+      <w:rPr>
+        <w:rFonts w:ascii="Symbol" w:hAnsi="Symbol" w:hint="default"/>
+      </w:rPr>
+    </w:lvl>
+    <w:lvl w:ilvl="1" w:tplc="08090003" w:tentative="1">
+      <w:start w:val="1"/>
+      <w:numFmt w:val="bullet"/>
+      <w:lvlText w:val="o"/>
+      <w:lvlJc w:val="left"/>
+      <w:pPr>
+        <w:ind w:left="1440" w:hanging="360"/>
+      </w:pPr>
+      <w:rPr>
+        <w:rFonts w:ascii="Courier New" w:hAnsi="Courier New" w:cs="Courier New" w:hint="default"/>
+      </w:rPr>
+    </w:lvl>
+    <w:lvl w:ilvl="2" w:tplc="08090005" w:tentative="1">
+      <w:start w:val="1"/>
+      <w:numFmt w:val="bullet"/>
+      <w:lvlText w:val=""/>
+      <w:lvlJc w:val="left"/>
+      <w:pPr>
+        <w:ind w:left="2160" w:hanging="360"/>
+      </w:pPr>
+      <w:rPr>
+        <w:rFonts w:ascii="Wingdings" w:hAnsi="Wingdings" w:hint="default"/>
+      </w:rPr>
+    </w:lvl>
+    <w:lvl w:ilvl="3" w:tplc="08090001" w:tentative="1">
+      <w:start w:val="1"/>
+      <w:numFmt w:val="bullet"/>
+      <w:lvlText w:val=""/>
+      <w:lvlJc w:val="left"/>
+      <w:pPr>
+        <w:ind w:left="2880" w:hanging="360"/>
+      </w:pPr>
+      <w:rPr>
+        <w:rFonts w:ascii="Symbol" w:hAnsi="Symbol" w:hint="default"/>
+      </w:rPr>
+    </w:lvl>
+    <w:lvl w:ilvl="4" w:tplc="08090003" w:tentative="1">
+      <w:start w:val="1"/>
+      <w:numFmt w:val="bullet"/>
+      <w:lvlText w:val="o"/>
+      <w:lvlJc w:val="left"/>
+      <w:pPr>
+        <w:ind w:left="3600" w:hanging="360"/>
+      </w:pPr>
+      <w:rPr>
+        <w:rFonts w:ascii="Courier New" w:hAnsi="Courier New" w:cs="Courier New" w:hint="default"/>
+      </w:rPr>
+    </w:lvl>
+    <w:lvl w:ilvl="5" w:tplc="08090005" w:tentative="1">
+      <w:start w:val="1"/>
+      <w:numFmt w:val="bullet"/>
+      <w:lvlText w:val=""/>
+      <w:lvlJc w:val="left"/>
+      <w:pPr>
+        <w:ind w:left="4320" w:hanging="360"/>
+      </w:pPr>
+      <w:rPr>
+        <w:rFonts w:ascii="Wingdings" w:hAnsi="Wingdings" w:hint="default"/>
+      </w:rPr>
+    </w:lvl>
+    <w:lvl w:ilvl="6" w:tplc="08090001" w:tentative="1">
+      <w:start w:val="1"/>
+      <w:numFmt w:val="bullet"/>
+      <w:lvlText w:val=""/>
+      <w:lvlJc w:val="left"/>
+      <w:pPr>
+        <w:ind w:left="5040" w:hanging="360"/>
+      </w:pPr>
+      <w:rPr>
+        <w:rFonts w:ascii="Symbol" w:hAnsi="Symbol" w:hint="default"/>
+      </w:rPr>
+    </w:lvl>
+    <w:lvl w:ilvl="7" w:tplc="08090003" w:tentative="1">
+      <w:start w:val="1"/>
+      <w:numFmt w:val="bullet"/>
+      <w:lvlText w:val="o"/>
+      <w:lvlJc w:val="left"/>
+      <w:pPr>
+        <w:ind w:left="5760" w:hanging="360"/>
+      </w:pPr>
+      <w:rPr>
+        <w:rFonts w:ascii="Courier New" w:hAnsi="Courier New" w:cs="Courier New" w:hint="default"/>
+      </w:rPr>
+    </w:lvl>
+    <w:lvl w:ilvl="8" w:tplc="08090005" w:tentative="1">
+      <w:start w:val="1"/>
+      <w:numFmt w:val="bullet"/>
+      <w:lvlText w:val=""/>
+      <w:lvlJc w:val="left"/>
+      <w:pPr>
+        <w:ind w:left="6480" w:hanging="360"/>
+      </w:pPr>
+      <w:rPr>
+        <w:rFonts w:ascii="Wingdings" w:hAnsi="Wingdings" w:hint="default"/>
+      </w:rPr>
+    </w:lvl>
+  </w:abstractNum>
+  <w:abstractNum w:abstractNumId="1" w15:restartNumberingAfterBreak="0">
+    <w:nsid w:val="14DE4AFD"/>
+    <w:multiLevelType w:val="hybridMultilevel"/>
+    <w:tmpl w:val="1B9483CC"/>
+    <w:lvl w:ilvl="0" w:tplc="08090001">
+      <w:start w:val="1"/>
+      <w:numFmt w:val="bullet"/>
+      <w:lvlText w:val=""/>
+      <w:lvlJc w:val="left"/>
+      <w:pPr>
+        <w:ind w:left="720" w:hanging="360"/>
+      </w:pPr>
+      <w:rPr>
+        <w:rFonts w:ascii="Symbol" w:hAnsi="Symbol" w:hint="default"/>
+      </w:rPr>
+    </w:lvl>
+    <w:lvl w:ilvl="1" w:tplc="08090003" w:tentative="1">
+      <w:start w:val="1"/>
+      <w:numFmt w:val="bullet"/>
+      <w:lvlText w:val="o"/>
+      <w:lvlJc w:val="left"/>
+      <w:pPr>
+        <w:ind w:left="1440" w:hanging="360"/>
+      </w:pPr>
+      <w:rPr>
+        <w:rFonts w:ascii="Courier New" w:hAnsi="Courier New" w:cs="Courier New" w:hint="default"/>
+      </w:rPr>
+    </w:lvl>
+    <w:lvl w:ilvl="2" w:tplc="08090005" w:tentative="1">
+      <w:start w:val="1"/>
+      <w:numFmt w:val="bullet"/>
+      <w:lvlText w:val=""/>
+      <w:lvlJc w:val="left"/>
+      <w:pPr>
+        <w:ind w:left="2160" w:hanging="360"/>
+      </w:pPr>
+      <w:rPr>
+        <w:rFonts w:ascii="Wingdings" w:hAnsi="Wingdings" w:hint="default"/>
+      </w:rPr>
+    </w:lvl>
+    <w:lvl w:ilvl="3" w:tplc="08090001" w:tentative="1">
+      <w:start w:val="1"/>
+      <w:numFmt w:val="bullet"/>
+      <w:lvlText w:val=""/>
+      <w:lvlJc w:val="left"/>
+      <w:pPr>
+        <w:ind w:left="2880" w:hanging="360"/>
+      </w:pPr>
+      <w:rPr>
+        <w:rFonts w:ascii="Symbol" w:hAnsi="Symbol" w:hint="default"/>
+      </w:rPr>
+    </w:lvl>
+    <w:lvl w:ilvl="4" w:tplc="08090003" w:tentative="1">
+      <w:start w:val="1"/>
+      <w:numFmt w:val="bullet"/>
+      <w:lvlText w:val="o"/>
+      <w:lvlJc w:val="left"/>
+      <w:pPr>
+        <w:ind w:left="3600" w:hanging="360"/>
+      </w:pPr>
+      <w:rPr>
+        <w:rFonts w:ascii="Courier New" w:hAnsi="Courier New" w:cs="Courier New" w:hint="default"/>
+      </w:rPr>
+    </w:lvl>
+    <w:lvl w:ilvl="5" w:tplc="08090005" w:tentative="1">
+      <w:start w:val="1"/>
+      <w:numFmt w:val="bullet"/>
+      <w:lvlText w:val=""/>
+      <w:lvlJc w:val="left"/>
+      <w:pPr>
+        <w:ind w:left="4320" w:hanging="360"/>
+      </w:pPr>
+      <w:rPr>
+        <w:rFonts w:ascii="Wingdings" w:hAnsi="Wingdings" w:hint="default"/>
+      </w:rPr>
+    </w:lvl>
+    <w:lvl w:ilvl="6" w:tplc="08090001" w:tentative="1">
+      <w:start w:val="1"/>
+      <w:numFmt w:val="bullet"/>
+      <w:lvlText w:val=""/>
+      <w:lvlJc w:val="left"/>
+      <w:pPr>
+        <w:ind w:left="5040" w:hanging="360"/>
+      </w:pPr>
+      <w:rPr>
+        <w:rFonts w:ascii="Symbol" w:hAnsi="Symbol" w:hint="default"/>
+      </w:rPr>
+    </w:lvl>
+    <w:lvl w:ilvl="7" w:tplc="08090003" w:tentative="1">
+      <w:start w:val="1"/>
+      <w:numFmt w:val="bullet"/>
+      <w:lvlText w:val="o"/>
+      <w:lvlJc w:val="left"/>
+      <w:pPr>
+        <w:ind w:left="5760" w:hanging="360"/>
+      </w:pPr>
+      <w:rPr>
+        <w:rFonts w:ascii="Courier New" w:hAnsi="Courier New" w:cs="Courier New" w:hint="default"/>
+      </w:rPr>
+    </w:lvl>
+    <w:lvl w:ilvl="8" w:tplc="08090005" w:tentative="1">
+      <w:start w:val="1"/>
+      <w:numFmt w:val="bullet"/>
+      <w:lvlText w:val=""/>
+      <w:lvlJc w:val="left"/>
+      <w:pPr>
+        <w:ind w:left="6480" w:hanging="360"/>
+      </w:pPr>
+      <w:rPr>
+        <w:rFonts w:ascii="Wingdings" w:hAnsi="Wingdings" w:hint="default"/>
+      </w:rPr>
+    </w:lvl>
+  </w:abstractNum>
+  <w:num w:numId="1" w16cid:durableId="1855998710">
+    <w:abstractNumId w:val="0"/>
+  </w:num>
+  <w:num w:numId="2" w16cid:durableId="1641111518">
+    <w:abstractNumId w:val="1"/>
+  </w:num>
+</w:numbering>
+</file>
+
 <file path=word/styles.xml><?xml version="1.0" encoding="utf-8"?>
-<w:styles xmlns:mc="http://schemas.openxmlformats.org/markup-compatibility/2006" xmlns:r="http://schemas.openxmlformats.org/officeDocument/2006/relationships" xmlns:w="http://schemas.openxmlformats.org/wordprocessingml/2006/main" xmlns:w14="http://schemas.microsoft.com/office/word/2010/wordml" xmlns:w15="http://schemas.microsoft.com/office/word/2012/wordml" xmlns:w16cex="http://schemas.microsoft.com/office/word/2018/wordml/cex" xmlns:w16cid="http://schemas.microsoft.com/office/word/2016/wordml/cid" xmlns:w16="http://schemas.microsoft.com/office/word/2018/wordml" xmlns:w16du="http://schemas.microsoft.com/office/word/2023/wordml/word16du" xmlns:w16sdtdh="http://schemas.microsoft.com/office/word/2020/wordml/sdtdatahash" xmlns:w16se="http://schemas.microsoft.com/office/word/2015/wordml/symex" mc:Ignorable="w14 w15 w16se w16cid w16 w16cex w16sdtdh w16du">
+<w:styles xmlns:mc="http://schemas.openxmlformats.org/markup-compatibility/2006" xmlns:r="http://schemas.openxmlformats.org/officeDocument/2006/relationships" xmlns:w="http://schemas.openxmlformats.org/wordprocessingml/2006/main" xmlns:w14="http://schemas.microsoft.com/office/word/2010/wordml" xmlns:w15="http://schemas.microsoft.com/office/word/2012/wordml" xmlns:w16cex="http://schemas.microsoft.com/office/word/2018/wordml/cex" xmlns:w16cid="http://schemas.microsoft.com/office/word/2016/wordml/cid" xmlns:w16="http://schemas.microsoft.com/office/word/2018/wordml" xmlns:w16du="http://schemas.microsoft.com/office/word/2023/wordml/word16du" xmlns:w16sdtdh="http://schemas.microsoft.com/office/word/2020/wordml/sdtdatahash" xmlns:w16sdtfl="http://schemas.microsoft.com/office/word/2024/wordml/sdtformatlock" xmlns:w16se="http://schemas.microsoft.com/office/word/2015/wordml/symex" mc:Ignorable="w14 w15 w16se w16cid w16 w16cex w16sdtdh w16sdtfl w16du">
   <w:docDefaults>
     <w:rPrDefault>
       <w:rPr>
-        <w:rFonts w:asciiTheme="minorHAnsi" w:eastAsiaTheme="minorHAnsi" w:hAnsiTheme="minorHAnsi" w:cstheme="minorBidi"/>
-        <w:sz w:val="22"/>
-        <w:szCs w:val="22"/>
-        <w:lang w:val="en-GB" w:eastAsia="en-US" w:bidi="ar-SA"/>
+        <w:rFonts w:asciiTheme="minorHAnsi" w:eastAsiaTheme="minorEastAsia" w:hAnsiTheme="minorHAnsi" w:cstheme="minorBidi"/>
+        <w:kern w:val="2"/>
+        <w:sz w:val="24"/>
+        <w:szCs w:val="24"/>
+        <w:lang w:val="en-GB" w:eastAsia="zh-CN" w:bidi="ar-SA"/>
+        <w14:ligatures w14:val="standardContextual"/>
       </w:rPr>
     </w:rPrDefault>
     <w:pPrDefault>
       <w:pPr>
-        <w:spacing w:after="200" w:line="276" w:lineRule="auto"/>
+        <w:spacing w:after="160" w:line="278" w:lineRule="auto"/>
       </w:pPr>
     </w:pPrDefault>
   </w:docDefaults>
@@ -1126,7 +1574,7 @@
     <w:lsdException w:name="toc 9" w:semiHidden="1" w:uiPriority="39" w:unhideWhenUsed="1"/>
     <w:lsdException w:name="Normal Indent" w:semiHidden="1" w:unhideWhenUsed="1"/>
     <w:lsdException w:name="footnote text" w:semiHidden="1" w:unhideWhenUsed="1"/>
-    <w:lsdException w:name="annotation text" w:semiHidden="1" w:uiPriority="0" w:unhideWhenUsed="1"/>
+    <w:lsdException w:name="annotation text" w:semiHidden="1" w:unhideWhenUsed="1"/>
     <w:lsdException w:name="header" w:semiHidden="1" w:unhideWhenUsed="1"/>
     <w:lsdException w:name="footer" w:semiHidden="1" w:unhideWhenUsed="1"/>
     <w:lsdException w:name="index heading" w:semiHidden="1" w:unhideWhenUsed="1"/>
@@ -1135,7 +1583,7 @@
     <w:lsdException w:name="envelope address" w:semiHidden="1" w:unhideWhenUsed="1"/>
     <w:lsdException w:name="envelope return" w:semiHidden="1" w:unhideWhenUsed="1"/>
     <w:lsdException w:name="footnote reference" w:semiHidden="1" w:unhideWhenUsed="1"/>
-    <w:lsdException w:name="annotation reference" w:semiHidden="1" w:uiPriority="0" w:unhideWhenUsed="1"/>
+    <w:lsdException w:name="annotation reference" w:semiHidden="1" w:unhideWhenUsed="1"/>
     <w:lsdException w:name="line number" w:semiHidden="1" w:unhideWhenUsed="1"/>
     <w:lsdException w:name="page number" w:semiHidden="1" w:unhideWhenUsed="1"/>
     <w:lsdException w:name="endnote reference" w:semiHidden="1" w:unhideWhenUsed="1"/>
@@ -1250,7 +1698,7 @@
     <w:lsdException w:name="Table Web 2" w:semiHidden="1" w:unhideWhenUsed="1"/>
     <w:lsdException w:name="Table Web 3" w:semiHidden="1" w:unhideWhenUsed="1"/>
     <w:lsdException w:name="Balloon Text" w:semiHidden="1" w:unhideWhenUsed="1"/>
-    <w:lsdException w:name="Table Grid" w:uiPriority="59"/>
+    <w:lsdException w:name="Table Grid" w:uiPriority="39"/>
     <w:lsdException w:name="Table Theme" w:semiHidden="1" w:unhideWhenUsed="1"/>
     <w:lsdException w:name="Placeholder Text" w:semiHidden="1"/>
     <w:lsdException w:name="No Spacing" w:uiPriority="1" w:qFormat="1"/>
@@ -1476,11 +1924,205 @@
   <w:style w:type="paragraph" w:default="1" w:styleId="Normal">
     <w:name w:val="Normal"/>
     <w:qFormat/>
-    <w:rsid w:val="000A1840"/>
+    <w:rsid w:val="00233215"/>
+  </w:style>
+  <w:style w:type="paragraph" w:styleId="Heading1">
+    <w:name w:val="heading 1"/>
+    <w:basedOn w:val="Normal"/>
+    <w:next w:val="Normal"/>
+    <w:link w:val="Heading1Char"/>
+    <w:uiPriority w:val="9"/>
+    <w:qFormat/>
+    <w:rsid w:val="00EE73E4"/>
+    <w:pPr>
+      <w:keepNext/>
+      <w:keepLines/>
+      <w:spacing w:before="360" w:after="80"/>
+      <w:outlineLvl w:val="0"/>
+    </w:pPr>
     <w:rPr>
-      <w:rFonts w:ascii="Source Sans Pro Light" w:eastAsia="Source Sans Pro" w:hAnsi="Source Sans Pro Light" w:cs="Source Sans Pro"/>
-      <w:sz w:val="24"/>
-      <w:szCs w:val="24"/>
+      <w:rFonts w:asciiTheme="majorHAnsi" w:eastAsiaTheme="majorEastAsia" w:hAnsiTheme="majorHAnsi" w:cstheme="majorBidi"/>
+      <w:color w:val="003548"/>
+      <w:sz w:val="40"/>
+      <w:szCs w:val="40"/>
+    </w:rPr>
+  </w:style>
+  <w:style w:type="paragraph" w:styleId="Heading2">
+    <w:name w:val="heading 2"/>
+    <w:basedOn w:val="Normal"/>
+    <w:next w:val="Normal"/>
+    <w:link w:val="Heading2Char"/>
+    <w:uiPriority w:val="9"/>
+    <w:semiHidden/>
+    <w:unhideWhenUsed/>
+    <w:qFormat/>
+    <w:rsid w:val="00EE73E4"/>
+    <w:pPr>
+      <w:keepNext/>
+      <w:keepLines/>
+      <w:spacing w:before="160" w:after="80"/>
+      <w:outlineLvl w:val="1"/>
+    </w:pPr>
+    <w:rPr>
+      <w:rFonts w:asciiTheme="majorHAnsi" w:eastAsiaTheme="majorEastAsia" w:hAnsiTheme="majorHAnsi" w:cstheme="majorBidi"/>
+      <w:color w:val="003548"/>
+      <w:sz w:val="32"/>
+      <w:szCs w:val="32"/>
+    </w:rPr>
+  </w:style>
+  <w:style w:type="paragraph" w:styleId="Heading3">
+    <w:name w:val="heading 3"/>
+    <w:basedOn w:val="Normal"/>
+    <w:next w:val="Normal"/>
+    <w:link w:val="Heading3Char"/>
+    <w:uiPriority w:val="9"/>
+    <w:semiHidden/>
+    <w:unhideWhenUsed/>
+    <w:qFormat/>
+    <w:rsid w:val="00990CF2"/>
+    <w:pPr>
+      <w:keepNext/>
+      <w:keepLines/>
+      <w:spacing w:before="160" w:after="80"/>
+      <w:outlineLvl w:val="2"/>
+    </w:pPr>
+    <w:rPr>
+      <w:rFonts w:eastAsiaTheme="majorEastAsia" w:cstheme="majorBidi"/>
+      <w:color w:val="0F4761" w:themeColor="accent1" w:themeShade="BF"/>
+      <w:sz w:val="28"/>
+      <w:szCs w:val="28"/>
+    </w:rPr>
+  </w:style>
+  <w:style w:type="paragraph" w:styleId="Heading4">
+    <w:name w:val="heading 4"/>
+    <w:basedOn w:val="Normal"/>
+    <w:next w:val="Normal"/>
+    <w:link w:val="Heading4Char"/>
+    <w:uiPriority w:val="9"/>
+    <w:semiHidden/>
+    <w:unhideWhenUsed/>
+    <w:qFormat/>
+    <w:rsid w:val="00990CF2"/>
+    <w:pPr>
+      <w:keepNext/>
+      <w:keepLines/>
+      <w:spacing w:before="80" w:after="40"/>
+      <w:outlineLvl w:val="3"/>
+    </w:pPr>
+    <w:rPr>
+      <w:rFonts w:eastAsiaTheme="majorEastAsia" w:cstheme="majorBidi"/>
+      <w:i/>
+      <w:iCs/>
+      <w:color w:val="0F4761" w:themeColor="accent1" w:themeShade="BF"/>
+    </w:rPr>
+  </w:style>
+  <w:style w:type="paragraph" w:styleId="Heading5">
+    <w:name w:val="heading 5"/>
+    <w:basedOn w:val="Normal"/>
+    <w:next w:val="Normal"/>
+    <w:link w:val="Heading5Char"/>
+    <w:uiPriority w:val="9"/>
+    <w:semiHidden/>
+    <w:unhideWhenUsed/>
+    <w:qFormat/>
+    <w:rsid w:val="00990CF2"/>
+    <w:pPr>
+      <w:keepNext/>
+      <w:keepLines/>
+      <w:spacing w:before="80" w:after="40"/>
+      <w:outlineLvl w:val="4"/>
+    </w:pPr>
+    <w:rPr>
+      <w:rFonts w:eastAsiaTheme="majorEastAsia" w:cstheme="majorBidi"/>
+      <w:color w:val="0F4761" w:themeColor="accent1" w:themeShade="BF"/>
+    </w:rPr>
+  </w:style>
+  <w:style w:type="paragraph" w:styleId="Heading6">
+    <w:name w:val="heading 6"/>
+    <w:basedOn w:val="Normal"/>
+    <w:next w:val="Normal"/>
+    <w:link w:val="Heading6Char"/>
+    <w:uiPriority w:val="9"/>
+    <w:semiHidden/>
+    <w:unhideWhenUsed/>
+    <w:qFormat/>
+    <w:rsid w:val="00990CF2"/>
+    <w:pPr>
+      <w:keepNext/>
+      <w:keepLines/>
+      <w:spacing w:before="40" w:after="0"/>
+      <w:outlineLvl w:val="5"/>
+    </w:pPr>
+    <w:rPr>
+      <w:rFonts w:eastAsiaTheme="majorEastAsia" w:cstheme="majorBidi"/>
+      <w:i/>
+      <w:iCs/>
+      <w:color w:val="595959" w:themeColor="text1" w:themeTint="A6"/>
+    </w:rPr>
+  </w:style>
+  <w:style w:type="paragraph" w:styleId="Heading7">
+    <w:name w:val="heading 7"/>
+    <w:basedOn w:val="Normal"/>
+    <w:next w:val="Normal"/>
+    <w:link w:val="Heading7Char"/>
+    <w:uiPriority w:val="9"/>
+    <w:semiHidden/>
+    <w:unhideWhenUsed/>
+    <w:qFormat/>
+    <w:rsid w:val="00990CF2"/>
+    <w:pPr>
+      <w:keepNext/>
+      <w:keepLines/>
+      <w:spacing w:before="40" w:after="0"/>
+      <w:outlineLvl w:val="6"/>
+    </w:pPr>
+    <w:rPr>
+      <w:rFonts w:eastAsiaTheme="majorEastAsia" w:cstheme="majorBidi"/>
+      <w:color w:val="595959" w:themeColor="text1" w:themeTint="A6"/>
+    </w:rPr>
+  </w:style>
+  <w:style w:type="paragraph" w:styleId="Heading8">
+    <w:name w:val="heading 8"/>
+    <w:basedOn w:val="Normal"/>
+    <w:next w:val="Normal"/>
+    <w:link w:val="Heading8Char"/>
+    <w:uiPriority w:val="9"/>
+    <w:semiHidden/>
+    <w:unhideWhenUsed/>
+    <w:qFormat/>
+    <w:rsid w:val="00990CF2"/>
+    <w:pPr>
+      <w:keepNext/>
+      <w:keepLines/>
+      <w:spacing w:after="0"/>
+      <w:outlineLvl w:val="7"/>
+    </w:pPr>
+    <w:rPr>
+      <w:rFonts w:eastAsiaTheme="majorEastAsia" w:cstheme="majorBidi"/>
+      <w:i/>
+      <w:iCs/>
+      <w:color w:val="272727" w:themeColor="text1" w:themeTint="D8"/>
+    </w:rPr>
+  </w:style>
+  <w:style w:type="paragraph" w:styleId="Heading9">
+    <w:name w:val="heading 9"/>
+    <w:basedOn w:val="Normal"/>
+    <w:next w:val="Normal"/>
+    <w:link w:val="Heading9Char"/>
+    <w:uiPriority w:val="9"/>
+    <w:semiHidden/>
+    <w:unhideWhenUsed/>
+    <w:qFormat/>
+    <w:rsid w:val="00990CF2"/>
+    <w:pPr>
+      <w:keepNext/>
+      <w:keepLines/>
+      <w:spacing w:after="0"/>
+      <w:outlineLvl w:val="8"/>
+    </w:pPr>
+    <w:rPr>
+      <w:rFonts w:eastAsiaTheme="majorEastAsia" w:cstheme="majorBidi"/>
+      <w:color w:val="272727" w:themeColor="text1" w:themeTint="D8"/>
     </w:rPr>
   </w:style>
   <w:style w:type="character" w:default="1" w:styleId="DefaultParagraphFont">
@@ -1510,69 +2152,294 @@
     <w:semiHidden/>
     <w:unhideWhenUsed/>
   </w:style>
-  <w:style w:type="character" w:styleId="CommentReference">
-    <w:name w:val="annotation reference"/>
+  <w:style w:type="character" w:customStyle="1" w:styleId="Heading1Char">
+    <w:name w:val="Heading 1 Char"/>
     <w:basedOn w:val="DefaultParagraphFont"/>
+    <w:link w:val="Heading1"/>
+    <w:uiPriority w:val="9"/>
+    <w:rsid w:val="00EE73E4"/>
+    <w:rPr>
+      <w:rFonts w:asciiTheme="majorHAnsi" w:eastAsiaTheme="majorEastAsia" w:hAnsiTheme="majorHAnsi" w:cstheme="majorBidi"/>
+      <w:color w:val="003548"/>
+      <w:sz w:val="40"/>
+      <w:szCs w:val="40"/>
+    </w:rPr>
+  </w:style>
+  <w:style w:type="character" w:customStyle="1" w:styleId="Heading2Char">
+    <w:name w:val="Heading 2 Char"/>
+    <w:basedOn w:val="DefaultParagraphFont"/>
+    <w:link w:val="Heading2"/>
+    <w:uiPriority w:val="9"/>
     <w:semiHidden/>
-    <w:unhideWhenUsed/>
-    <w:rsid w:val="00203DF9"/>
+    <w:rsid w:val="00EE73E4"/>
     <w:rPr>
-      <w:sz w:val="16"/>
-      <w:szCs w:val="16"/>
+      <w:rFonts w:asciiTheme="majorHAnsi" w:eastAsiaTheme="majorEastAsia" w:hAnsiTheme="majorHAnsi" w:cstheme="majorBidi"/>
+      <w:color w:val="003548"/>
+      <w:sz w:val="32"/>
+      <w:szCs w:val="32"/>
     </w:rPr>
   </w:style>
-  <w:style w:type="paragraph" w:styleId="CommentText">
-    <w:name w:val="annotation text"/>
+  <w:style w:type="character" w:customStyle="1" w:styleId="Heading3Char">
+    <w:name w:val="Heading 3 Char"/>
+    <w:basedOn w:val="DefaultParagraphFont"/>
+    <w:link w:val="Heading3"/>
+    <w:uiPriority w:val="9"/>
+    <w:semiHidden/>
+    <w:rsid w:val="00990CF2"/>
+    <w:rPr>
+      <w:rFonts w:eastAsiaTheme="majorEastAsia" w:cstheme="majorBidi"/>
+      <w:color w:val="0F4761" w:themeColor="accent1" w:themeShade="BF"/>
+      <w:sz w:val="28"/>
+      <w:szCs w:val="28"/>
+    </w:rPr>
+  </w:style>
+  <w:style w:type="character" w:customStyle="1" w:styleId="Heading4Char">
+    <w:name w:val="Heading 4 Char"/>
+    <w:basedOn w:val="DefaultParagraphFont"/>
+    <w:link w:val="Heading4"/>
+    <w:uiPriority w:val="9"/>
+    <w:semiHidden/>
+    <w:rsid w:val="00990CF2"/>
+    <w:rPr>
+      <w:rFonts w:eastAsiaTheme="majorEastAsia" w:cstheme="majorBidi"/>
+      <w:i/>
+      <w:iCs/>
+      <w:color w:val="0F4761" w:themeColor="accent1" w:themeShade="BF"/>
+    </w:rPr>
+  </w:style>
+  <w:style w:type="character" w:customStyle="1" w:styleId="Heading5Char">
+    <w:name w:val="Heading 5 Char"/>
+    <w:basedOn w:val="DefaultParagraphFont"/>
+    <w:link w:val="Heading5"/>
+    <w:uiPriority w:val="9"/>
+    <w:semiHidden/>
+    <w:rsid w:val="00990CF2"/>
+    <w:rPr>
+      <w:rFonts w:eastAsiaTheme="majorEastAsia" w:cstheme="majorBidi"/>
+      <w:color w:val="0F4761" w:themeColor="accent1" w:themeShade="BF"/>
+    </w:rPr>
+  </w:style>
+  <w:style w:type="character" w:customStyle="1" w:styleId="Heading6Char">
+    <w:name w:val="Heading 6 Char"/>
+    <w:basedOn w:val="DefaultParagraphFont"/>
+    <w:link w:val="Heading6"/>
+    <w:uiPriority w:val="9"/>
+    <w:semiHidden/>
+    <w:rsid w:val="00990CF2"/>
+    <w:rPr>
+      <w:rFonts w:eastAsiaTheme="majorEastAsia" w:cstheme="majorBidi"/>
+      <w:i/>
+      <w:iCs/>
+      <w:color w:val="595959" w:themeColor="text1" w:themeTint="A6"/>
+    </w:rPr>
+  </w:style>
+  <w:style w:type="character" w:customStyle="1" w:styleId="Heading7Char">
+    <w:name w:val="Heading 7 Char"/>
+    <w:basedOn w:val="DefaultParagraphFont"/>
+    <w:link w:val="Heading7"/>
+    <w:uiPriority w:val="9"/>
+    <w:semiHidden/>
+    <w:rsid w:val="00990CF2"/>
+    <w:rPr>
+      <w:rFonts w:eastAsiaTheme="majorEastAsia" w:cstheme="majorBidi"/>
+      <w:color w:val="595959" w:themeColor="text1" w:themeTint="A6"/>
+    </w:rPr>
+  </w:style>
+  <w:style w:type="character" w:customStyle="1" w:styleId="Heading8Char">
+    <w:name w:val="Heading 8 Char"/>
+    <w:basedOn w:val="DefaultParagraphFont"/>
+    <w:link w:val="Heading8"/>
+    <w:uiPriority w:val="9"/>
+    <w:semiHidden/>
+    <w:rsid w:val="00990CF2"/>
+    <w:rPr>
+      <w:rFonts w:eastAsiaTheme="majorEastAsia" w:cstheme="majorBidi"/>
+      <w:i/>
+      <w:iCs/>
+      <w:color w:val="272727" w:themeColor="text1" w:themeTint="D8"/>
+    </w:rPr>
+  </w:style>
+  <w:style w:type="character" w:customStyle="1" w:styleId="Heading9Char">
+    <w:name w:val="Heading 9 Char"/>
+    <w:basedOn w:val="DefaultParagraphFont"/>
+    <w:link w:val="Heading9"/>
+    <w:uiPriority w:val="9"/>
+    <w:semiHidden/>
+    <w:rsid w:val="00990CF2"/>
+    <w:rPr>
+      <w:rFonts w:eastAsiaTheme="majorEastAsia" w:cstheme="majorBidi"/>
+      <w:color w:val="272727" w:themeColor="text1" w:themeTint="D8"/>
+    </w:rPr>
+  </w:style>
+  <w:style w:type="paragraph" w:styleId="Title">
+    <w:name w:val="Title"/>
     <w:basedOn w:val="Normal"/>
-    <w:link w:val="CommentTextChar"/>
-    <w:unhideWhenUsed/>
-    <w:rsid w:val="00203DF9"/>
+    <w:next w:val="Normal"/>
+    <w:link w:val="TitleChar"/>
+    <w:uiPriority w:val="10"/>
+    <w:qFormat/>
+    <w:rsid w:val="00990CF2"/>
     <w:pPr>
-      <w:spacing w:line="240" w:lineRule="auto"/>
+      <w:spacing w:after="80" w:line="240" w:lineRule="auto"/>
+      <w:contextualSpacing/>
     </w:pPr>
     <w:rPr>
-      <w:sz w:val="20"/>
-      <w:szCs w:val="20"/>
+      <w:rFonts w:asciiTheme="majorHAnsi" w:eastAsiaTheme="majorEastAsia" w:hAnsiTheme="majorHAnsi" w:cstheme="majorBidi"/>
+      <w:spacing w:val="-10"/>
+      <w:kern w:val="28"/>
+      <w:sz w:val="56"/>
+      <w:szCs w:val="56"/>
     </w:rPr>
   </w:style>
-  <w:style w:type="character" w:customStyle="1" w:styleId="CommentTextChar">
-    <w:name w:val="Comment Text Char"/>
+  <w:style w:type="character" w:customStyle="1" w:styleId="TitleChar">
+    <w:name w:val="Title Char"/>
     <w:basedOn w:val="DefaultParagraphFont"/>
-    <w:link w:val="CommentText"/>
-    <w:rsid w:val="00203DF9"/>
+    <w:link w:val="Title"/>
+    <w:uiPriority w:val="10"/>
+    <w:rsid w:val="00990CF2"/>
     <w:rPr>
-      <w:sz w:val="20"/>
-      <w:szCs w:val="20"/>
+      <w:rFonts w:asciiTheme="majorHAnsi" w:eastAsiaTheme="majorEastAsia" w:hAnsiTheme="majorHAnsi" w:cstheme="majorBidi"/>
+      <w:spacing w:val="-10"/>
+      <w:kern w:val="28"/>
+      <w:sz w:val="56"/>
+      <w:szCs w:val="56"/>
     </w:rPr>
   </w:style>
-  <w:style w:type="paragraph" w:styleId="BalloonText">
-    <w:name w:val="Balloon Text"/>
+  <w:style w:type="paragraph" w:styleId="Subtitle">
+    <w:name w:val="Subtitle"/>
     <w:basedOn w:val="Normal"/>
-    <w:link w:val="BalloonTextChar"/>
-    <w:uiPriority w:val="99"/>
-    <w:semiHidden/>
-    <w:unhideWhenUsed/>
-    <w:rsid w:val="00203DF9"/>
+    <w:next w:val="Normal"/>
+    <w:link w:val="SubtitleChar"/>
+    <w:uiPriority w:val="11"/>
+    <w:qFormat/>
+    <w:rsid w:val="00990CF2"/>
     <w:pPr>
-      <w:spacing w:after="0" w:line="240" w:lineRule="auto"/>
+      <w:numPr>
+        <w:ilvl w:val="1"/>
+      </w:numPr>
     </w:pPr>
     <w:rPr>
-      <w:rFonts w:ascii="Tahoma" w:hAnsi="Tahoma" w:cs="Tahoma"/>
-      <w:sz w:val="16"/>
-      <w:szCs w:val="16"/>
+      <w:rFonts w:eastAsiaTheme="majorEastAsia" w:cstheme="majorBidi"/>
+      <w:color w:val="595959" w:themeColor="text1" w:themeTint="A6"/>
+      <w:spacing w:val="15"/>
+      <w:sz w:val="28"/>
+      <w:szCs w:val="28"/>
     </w:rPr>
   </w:style>
-  <w:style w:type="character" w:customStyle="1" w:styleId="BalloonTextChar">
-    <w:name w:val="Balloon Text Char"/>
+  <w:style w:type="character" w:customStyle="1" w:styleId="SubtitleChar">
+    <w:name w:val="Subtitle Char"/>
     <w:basedOn w:val="DefaultParagraphFont"/>
-    <w:link w:val="BalloonText"/>
-    <w:uiPriority w:val="99"/>
-    <w:semiHidden/>
-    <w:rsid w:val="00203DF9"/>
+    <w:link w:val="Subtitle"/>
+    <w:uiPriority w:val="11"/>
+    <w:rsid w:val="00990CF2"/>
     <w:rPr>
-      <w:rFonts w:ascii="Tahoma" w:hAnsi="Tahoma" w:cs="Tahoma"/>
-      <w:sz w:val="16"/>
-      <w:szCs w:val="16"/>
+      <w:rFonts w:eastAsiaTheme="majorEastAsia" w:cstheme="majorBidi"/>
+      <w:color w:val="595959" w:themeColor="text1" w:themeTint="A6"/>
+      <w:spacing w:val="15"/>
+      <w:sz w:val="28"/>
+      <w:szCs w:val="28"/>
+    </w:rPr>
+  </w:style>
+  <w:style w:type="paragraph" w:styleId="Quote">
+    <w:name w:val="Quote"/>
+    <w:basedOn w:val="Normal"/>
+    <w:next w:val="Normal"/>
+    <w:link w:val="QuoteChar"/>
+    <w:uiPriority w:val="29"/>
+    <w:qFormat/>
+    <w:rsid w:val="00990CF2"/>
+    <w:pPr>
+      <w:spacing w:before="160"/>
+      <w:jc w:val="center"/>
+    </w:pPr>
+    <w:rPr>
+      <w:i/>
+      <w:iCs/>
+      <w:color w:val="404040" w:themeColor="text1" w:themeTint="BF"/>
+    </w:rPr>
+  </w:style>
+  <w:style w:type="character" w:customStyle="1" w:styleId="QuoteChar">
+    <w:name w:val="Quote Char"/>
+    <w:basedOn w:val="DefaultParagraphFont"/>
+    <w:link w:val="Quote"/>
+    <w:uiPriority w:val="29"/>
+    <w:rsid w:val="00990CF2"/>
+    <w:rPr>
+      <w:i/>
+      <w:iCs/>
+      <w:color w:val="404040" w:themeColor="text1" w:themeTint="BF"/>
+    </w:rPr>
+  </w:style>
+  <w:style w:type="paragraph" w:styleId="ListParagraph">
+    <w:name w:val="List Paragraph"/>
+    <w:basedOn w:val="Normal"/>
+    <w:uiPriority w:val="34"/>
+    <w:qFormat/>
+    <w:rsid w:val="00990CF2"/>
+    <w:pPr>
+      <w:ind w:left="720"/>
+      <w:contextualSpacing/>
+    </w:pPr>
+  </w:style>
+  <w:style w:type="character" w:styleId="IntenseEmphasis">
+    <w:name w:val="Intense Emphasis"/>
+    <w:basedOn w:val="DefaultParagraphFont"/>
+    <w:uiPriority w:val="21"/>
+    <w:qFormat/>
+    <w:rsid w:val="00EE73E4"/>
+    <w:rPr>
+      <w:i/>
+      <w:iCs/>
+      <w:color w:val="003548"/>
+    </w:rPr>
+  </w:style>
+  <w:style w:type="paragraph" w:styleId="IntenseQuote">
+    <w:name w:val="Intense Quote"/>
+    <w:basedOn w:val="Normal"/>
+    <w:next w:val="Normal"/>
+    <w:link w:val="IntenseQuoteChar"/>
+    <w:uiPriority w:val="30"/>
+    <w:qFormat/>
+    <w:rsid w:val="007F0C9B"/>
+    <w:pPr>
+      <w:pBdr>
+        <w:top w:val="single" w:sz="4" w:space="10" w:color="0F4761" w:themeColor="accent1" w:themeShade="BF"/>
+        <w:bottom w:val="single" w:sz="4" w:space="10" w:color="0F4761" w:themeColor="accent1" w:themeShade="BF"/>
+      </w:pBdr>
+      <w:spacing w:before="360" w:after="360"/>
+      <w:ind w:left="864" w:right="864"/>
+      <w:jc w:val="center"/>
+    </w:pPr>
+    <w:rPr>
+      <w:i/>
+      <w:iCs/>
+      <w:color w:val="003548"/>
+    </w:rPr>
+  </w:style>
+  <w:style w:type="character" w:customStyle="1" w:styleId="IntenseQuoteChar">
+    <w:name w:val="Intense Quote Char"/>
+    <w:basedOn w:val="DefaultParagraphFont"/>
+    <w:link w:val="IntenseQuote"/>
+    <w:uiPriority w:val="30"/>
+    <w:rsid w:val="007F0C9B"/>
+    <w:rPr>
+      <w:i/>
+      <w:iCs/>
+      <w:color w:val="003548"/>
+    </w:rPr>
+  </w:style>
+  <w:style w:type="character" w:styleId="IntenseReference">
+    <w:name w:val="Intense Reference"/>
+    <w:basedOn w:val="DefaultParagraphFont"/>
+    <w:uiPriority w:val="32"/>
+    <w:qFormat/>
+    <w:rsid w:val="007F0C9B"/>
+    <w:rPr>
+      <w:b/>
+      <w:bCs/>
+      <w:smallCaps/>
+      <w:color w:val="003548"/>
+      <w:spacing w:val="5"/>
     </w:rPr>
   </w:style>
   <w:style w:type="paragraph" w:styleId="Header">
@@ -1581,7 +2448,7 @@
     <w:link w:val="HeaderChar"/>
     <w:uiPriority w:val="99"/>
     <w:unhideWhenUsed/>
-    <w:rsid w:val="00522F08"/>
+    <w:rsid w:val="00DC52F2"/>
     <w:pPr>
       <w:tabs>
         <w:tab w:val="center" w:pos="4513"/>
@@ -1595,7 +2462,7 @@
     <w:basedOn w:val="DefaultParagraphFont"/>
     <w:link w:val="Header"/>
     <w:uiPriority w:val="99"/>
-    <w:rsid w:val="00522F08"/>
+    <w:rsid w:val="00DC52F2"/>
   </w:style>
   <w:style w:type="paragraph" w:styleId="Footer">
     <w:name w:val="footer"/>
@@ -1603,7 +2470,7 @@
     <w:link w:val="FooterChar"/>
     <w:uiPriority w:val="99"/>
     <w:unhideWhenUsed/>
-    <w:rsid w:val="00522F08"/>
+    <w:rsid w:val="00DC52F2"/>
     <w:pPr>
       <w:tabs>
         <w:tab w:val="center" w:pos="4513"/>
@@ -1617,37 +2484,58 @@
     <w:basedOn w:val="DefaultParagraphFont"/>
     <w:link w:val="Footer"/>
     <w:uiPriority w:val="99"/>
-    <w:rsid w:val="00522F08"/>
-  </w:style>
-  <w:style w:type="character" w:customStyle="1" w:styleId="KeyHeadDetailsChar">
-    <w:name w:val="Key_HeadDetails Char"/>
+    <w:rsid w:val="00DC52F2"/>
+  </w:style>
+  <w:style w:type="paragraph" w:styleId="NormalWeb">
+    <w:name w:val="Normal (Web)"/>
+    <w:basedOn w:val="Normal"/>
+    <w:uiPriority w:val="99"/>
+    <w:semiHidden/>
+    <w:unhideWhenUsed/>
+    <w:rsid w:val="001F4ED0"/>
+    <w:rPr>
+      <w:rFonts w:ascii="Times New Roman" w:hAnsi="Times New Roman" w:cs="Times New Roman"/>
+    </w:rPr>
+  </w:style>
+  <w:style w:type="paragraph" w:customStyle="1" w:styleId="Style1">
+    <w:name w:val="Style1"/>
+    <w:basedOn w:val="Normal"/>
+    <w:qFormat/>
+    <w:rsid w:val="00B33362"/>
+    <w:rPr>
+      <w:rFonts w:ascii="Arial" w:hAnsi="Arial"/>
+    </w:rPr>
+  </w:style>
+  <w:style w:type="character" w:styleId="SubtleEmphasis">
+    <w:name w:val="Subtle Emphasis"/>
     <w:basedOn w:val="DefaultParagraphFont"/>
-    <w:link w:val="KeyHeadDetails"/>
-    <w:locked/>
-    <w:rsid w:val="001E200E"/>
+    <w:uiPriority w:val="19"/>
+    <w:qFormat/>
+    <w:rsid w:val="00EE73E4"/>
     <w:rPr>
-      <w:rFonts w:ascii="Source Sans Pro Light" w:hAnsi="Source Sans Pro Light" w:cs="Source Sans Pro"/>
-      <w:sz w:val="20"/>
-      <w:szCs w:val="20"/>
+      <w:i/>
+      <w:iCs/>
+      <w:color w:val="404040" w:themeColor="text1" w:themeTint="BF"/>
     </w:rPr>
   </w:style>
-  <w:style w:type="paragraph" w:customStyle="1" w:styleId="KeyHeadDetails">
-    <w:name w:val="Key_HeadDetails"/>
-    <w:basedOn w:val="Normal"/>
-    <w:link w:val="KeyHeadDetailsChar"/>
-    <w:qFormat/>
-    <w:rsid w:val="001E200E"/>
+  <w:style w:type="table" w:styleId="TableGrid">
+    <w:name w:val="Table Grid"/>
+    <w:basedOn w:val="TableNormal"/>
+    <w:uiPriority w:val="39"/>
+    <w:rsid w:val="00DA104F"/>
     <w:pPr>
-      <w:tabs>
-        <w:tab w:val="left" w:pos="5245"/>
-      </w:tabs>
       <w:spacing w:after="0" w:line="240" w:lineRule="auto"/>
     </w:pPr>
-    <w:rPr>
-      <w:rFonts w:eastAsiaTheme="minorHAnsi"/>
-      <w:sz w:val="20"/>
-      <w:szCs w:val="20"/>
-    </w:rPr>
+    <w:tblPr>
+      <w:tblBorders>
+        <w:top w:val="single" w:sz="4" w:space="0" w:color="auto"/>
+        <w:left w:val="single" w:sz="4" w:space="0" w:color="auto"/>
+        <w:bottom w:val="single" w:sz="4" w:space="0" w:color="auto"/>
+        <w:right w:val="single" w:sz="4" w:space="0" w:color="auto"/>
+        <w:insideH w:val="single" w:sz="4" w:space="0" w:color="auto"/>
+        <w:insideV w:val="single" w:sz="4" w:space="0" w:color="auto"/>
+      </w:tblBorders>
+    </w:tblPr>
   </w:style>
 </w:styles>
 </file>
@@ -1663,52 +2551,52 @@
         <a:sysClr val="window" lastClr="FFFFFF"/>
       </a:lt1>
       <a:dk2>
-        <a:srgbClr val="1F497D"/>
+        <a:srgbClr val="0E2841"/>
       </a:dk2>
       <a:lt2>
-        <a:srgbClr val="EEECE1"/>
+        <a:srgbClr val="E8E8E8"/>
       </a:lt2>
       <a:accent1>
-        <a:srgbClr val="4F81BD"/>
+        <a:srgbClr val="156082"/>
       </a:accent1>
       <a:accent2>
-        <a:srgbClr val="C0504D"/>
+        <a:srgbClr val="E97132"/>
       </a:accent2>
       <a:accent3>
-        <a:srgbClr val="9BBB59"/>
+        <a:srgbClr val="196B24"/>
       </a:accent3>
       <a:accent4>
-        <a:srgbClr val="8064A2"/>
+        <a:srgbClr val="0F9ED5"/>
       </a:accent4>
       <a:accent5>
-        <a:srgbClr val="4BACC6"/>
+        <a:srgbClr val="A02B93"/>
       </a:accent5>
       <a:accent6>
-        <a:srgbClr val="F79646"/>
+        <a:srgbClr val="4EA72E"/>
       </a:accent6>
       <a:hlink>
-        <a:srgbClr val="0000FF"/>
+        <a:srgbClr val="467886"/>
       </a:hlink>
       <a:folHlink>
-        <a:srgbClr val="800080"/>
+        <a:srgbClr val="96607D"/>
       </a:folHlink>
     </a:clrScheme>
-    <a:fontScheme name="Office">
+    <a:fontScheme name="Arial">
       <a:majorFont>
-        <a:latin typeface="Cambria"/>
+        <a:latin typeface="Arial" panose="020B0604020202020204"/>
         <a:ea typeface=""/>
         <a:cs typeface=""/>
-        <a:font script="Jpan" typeface="ＭＳ ゴシック"/>
-        <a:font script="Hang" typeface="맑은 고딕"/>
-        <a:font script="Hans" typeface="宋体"/>
-        <a:font script="Hant" typeface="新細明體"/>
-        <a:font script="Arab" typeface="Times New Roman"/>
-        <a:font script="Hebr" typeface="Times New Roman"/>
-        <a:font script="Thai" typeface="Angsana New"/>
+        <a:font script="Jpan" typeface="ＭＳ Ｐゴシック"/>
+        <a:font script="Hang" typeface="굴림"/>
+        <a:font script="Hans" typeface="黑体"/>
+        <a:font script="Hant" typeface="微軟正黑體"/>
+        <a:font script="Arab" typeface="Arial"/>
+        <a:font script="Hebr" typeface="Arial"/>
+        <a:font script="Thai" typeface="Cordia New"/>
         <a:font script="Ethi" typeface="Nyala"/>
         <a:font script="Beng" typeface="Vrinda"/>
         <a:font script="Gujr" typeface="Shruti"/>
-        <a:font script="Khmr" typeface="MoolBoran"/>
+        <a:font script="Khmr" typeface="DaunPenh"/>
         <a:font script="Knda" typeface="Tunga"/>
         <a:font script="Guru" typeface="Raavi"/>
         <a:font script="Cans" typeface="Euphemia"/>
@@ -1725,18 +2613,18 @@
         <a:font script="Laoo" typeface="DokChampa"/>
         <a:font script="Sinh" typeface="Iskoola Pota"/>
         <a:font script="Mong" typeface="Mongolian Baiti"/>
-        <a:font script="Viet" typeface="Times New Roman"/>
+        <a:font script="Viet" typeface="Arial"/>
         <a:font script="Uigh" typeface="Microsoft Uighur"/>
         <a:font script="Geor" typeface="Sylfaen"/>
       </a:majorFont>
       <a:minorFont>
-        <a:latin typeface="Calibri"/>
+        <a:latin typeface="Arial" panose="020B0604020202020204"/>
         <a:ea typeface=""/>
         <a:cs typeface=""/>
-        <a:font script="Jpan" typeface="ＭＳ 明朝"/>
-        <a:font script="Hang" typeface="맑은 고딕"/>
-        <a:font script="Hans" typeface="宋体"/>
-        <a:font script="Hant" typeface="新細明體"/>
+        <a:font script="Jpan" typeface="ＭＳ Ｐゴシック"/>
+        <a:font script="Hang" typeface="굴림"/>
+        <a:font script="Hans" typeface="黑体"/>
+        <a:font script="Hant" typeface="微軟正黑體"/>
         <a:font script="Arab" typeface="Arial"/>
         <a:font script="Hebr" typeface="Arial"/>
         <a:font script="Thai" typeface="Cordia New"/>
@@ -1774,186 +2662,149 @@
           <a:gsLst>
             <a:gs pos="0">
               <a:schemeClr val="phClr">
-                <a:tint val="50000"/>
-                <a:satMod val="300000"/>
+                <a:lumMod val="110000"/>
+                <a:satMod val="105000"/>
+                <a:tint val="67000"/>
               </a:schemeClr>
             </a:gs>
-            <a:gs pos="35000">
+            <a:gs pos="50000">
               <a:schemeClr val="phClr">
-                <a:tint val="37000"/>
-                <a:satMod val="300000"/>
+                <a:lumMod val="105000"/>
+                <a:satMod val="103000"/>
+                <a:tint val="73000"/>
               </a:schemeClr>
             </a:gs>
             <a:gs pos="100000">
               <a:schemeClr val="phClr">
-                <a:tint val="15000"/>
-                <a:satMod val="350000"/>
+                <a:lumMod val="105000"/>
+                <a:satMod val="109000"/>
+                <a:tint val="81000"/>
               </a:schemeClr>
             </a:gs>
           </a:gsLst>
-          <a:lin ang="16200000" scaled="1"/>
+          <a:lin ang="5400000" scaled="0"/>
         </a:gradFill>
         <a:gradFill rotWithShape="1">
           <a:gsLst>
             <a:gs pos="0">
               <a:schemeClr val="phClr">
-                <a:shade val="51000"/>
-                <a:satMod val="130000"/>
+                <a:satMod val="103000"/>
+                <a:lumMod val="102000"/>
+                <a:tint val="94000"/>
               </a:schemeClr>
             </a:gs>
-            <a:gs pos="80000">
+            <a:gs pos="50000">
               <a:schemeClr val="phClr">
-                <a:shade val="93000"/>
-                <a:satMod val="130000"/>
+                <a:satMod val="110000"/>
+                <a:lumMod val="100000"/>
+                <a:shade val="100000"/>
               </a:schemeClr>
             </a:gs>
             <a:gs pos="100000">
               <a:schemeClr val="phClr">
-                <a:shade val="94000"/>
-                <a:satMod val="135000"/>
+                <a:lumMod val="99000"/>
+                <a:satMod val="120000"/>
+                <a:shade val="78000"/>
               </a:schemeClr>
             </a:gs>
           </a:gsLst>
-          <a:lin ang="16200000" scaled="0"/>
+          <a:lin ang="5400000" scaled="0"/>
         </a:gradFill>
       </a:fillStyleLst>
       <a:lnStyleLst>
-        <a:ln w="9525" cap="flat" cmpd="sng" algn="ctr">
-          <a:solidFill>
-            <a:schemeClr val="phClr">
-              <a:shade val="95000"/>
-              <a:satMod val="105000"/>
-            </a:schemeClr>
-          </a:solidFill>
-          <a:prstDash val="solid"/>
-        </a:ln>
-        <a:ln w="25400" cap="flat" cmpd="sng" algn="ctr">
+        <a:ln w="6350" cap="flat" cmpd="sng" algn="ctr">
           <a:solidFill>
             <a:schemeClr val="phClr"/>
           </a:solidFill>
           <a:prstDash val="solid"/>
+          <a:miter lim="800000"/>
         </a:ln>
-        <a:ln w="38100" cap="flat" cmpd="sng" algn="ctr">
+        <a:ln w="12700" cap="flat" cmpd="sng" algn="ctr">
           <a:solidFill>
             <a:schemeClr val="phClr"/>
           </a:solidFill>
           <a:prstDash val="solid"/>
+          <a:miter lim="800000"/>
+        </a:ln>
+        <a:ln w="19050" cap="flat" cmpd="sng" algn="ctr">
+          <a:solidFill>
+            <a:schemeClr val="phClr"/>
+          </a:solidFill>
+          <a:prstDash val="solid"/>
+          <a:miter lim="800000"/>
         </a:ln>
       </a:lnStyleLst>
       <a:effectStyleLst>
         <a:effectStyle>
+          <a:effectLst/>
+        </a:effectStyle>
+        <a:effectStyle>
+          <a:effectLst/>
+        </a:effectStyle>
+        <a:effectStyle>
           <a:effectLst>
-            <a:outerShdw blurRad="40000" dist="20000" dir="5400000" rotWithShape="0">
+            <a:outerShdw blurRad="57150" dist="19050" dir="5400000" algn="ctr" rotWithShape="0">
               <a:srgbClr val="000000">
-                <a:alpha val="38000"/>
+                <a:alpha val="63000"/>
               </a:srgbClr>
             </a:outerShdw>
           </a:effectLst>
-        </a:effectStyle>
-        <a:effectStyle>
-          <a:effectLst>
-            <a:outerShdw blurRad="40000" dist="23000" dir="5400000" rotWithShape="0">
-              <a:srgbClr val="000000">
-                <a:alpha val="35000"/>
-              </a:srgbClr>
-            </a:outerShdw>
-          </a:effectLst>
-        </a:effectStyle>
-        <a:effectStyle>
-          <a:effectLst>
-            <a:outerShdw blurRad="40000" dist="23000" dir="5400000" rotWithShape="0">
-              <a:srgbClr val="000000">
-                <a:alpha val="35000"/>
-              </a:srgbClr>
-            </a:outerShdw>
-          </a:effectLst>
-          <a:scene3d>
-            <a:camera prst="orthographicFront">
-              <a:rot lat="0" lon="0" rev="0"/>
-            </a:camera>
-            <a:lightRig rig="threePt" dir="t">
-              <a:rot lat="0" lon="0" rev="1200000"/>
-            </a:lightRig>
-          </a:scene3d>
-          <a:sp3d>
-            <a:bevelT w="63500" h="25400"/>
-          </a:sp3d>
         </a:effectStyle>
       </a:effectStyleLst>
       <a:bgFillStyleLst>
         <a:solidFill>
           <a:schemeClr val="phClr"/>
         </a:solidFill>
+        <a:solidFill>
+          <a:schemeClr val="phClr">
+            <a:tint val="95000"/>
+            <a:satMod val="170000"/>
+          </a:schemeClr>
+        </a:solidFill>
         <a:gradFill rotWithShape="1">
           <a:gsLst>
             <a:gs pos="0">
               <a:schemeClr val="phClr">
-                <a:tint val="40000"/>
-                <a:satMod val="350000"/>
+                <a:tint val="93000"/>
+                <a:satMod val="150000"/>
+                <a:shade val="98000"/>
+                <a:lumMod val="102000"/>
               </a:schemeClr>
             </a:gs>
-            <a:gs pos="40000">
+            <a:gs pos="50000">
               <a:schemeClr val="phClr">
-                <a:tint val="45000"/>
-                <a:shade val="99000"/>
-                <a:satMod val="350000"/>
+                <a:tint val="98000"/>
+                <a:satMod val="130000"/>
+                <a:shade val="90000"/>
+                <a:lumMod val="103000"/>
               </a:schemeClr>
             </a:gs>
             <a:gs pos="100000">
               <a:schemeClr val="phClr">
-                <a:shade val="20000"/>
-                <a:satMod val="255000"/>
+                <a:shade val="63000"/>
+                <a:satMod val="120000"/>
               </a:schemeClr>
             </a:gs>
           </a:gsLst>
-          <a:path path="circle">
-            <a:fillToRect l="50000" t="-80000" r="50000" b="180000"/>
-          </a:path>
-        </a:gradFill>
-        <a:gradFill rotWithShape="1">
-          <a:gsLst>
-            <a:gs pos="0">
-              <a:schemeClr val="phClr">
-                <a:tint val="80000"/>
-                <a:satMod val="300000"/>
-              </a:schemeClr>
-            </a:gs>
-            <a:gs pos="100000">
-              <a:schemeClr val="phClr">
-                <a:shade val="30000"/>
-                <a:satMod val="200000"/>
-              </a:schemeClr>
-            </a:gs>
-          </a:gsLst>
-          <a:path path="circle">
-            <a:fillToRect l="50000" t="50000" r="50000" b="50000"/>
-          </a:path>
+          <a:lin ang="5400000" scaled="0"/>
         </a:gradFill>
       </a:bgFillStyleLst>
     </a:fmtScheme>
   </a:themeElements>
   <a:objectDefaults/>
   <a:extraClrSchemeLst/>
+  <a:extLst>
+    <a:ext uri="{05A4C25C-085E-4340-85A3-A5531E510DB2}">
+      <thm15:themeFamily xmlns:thm15="http://schemas.microsoft.com/office/thememl/2012/main" name="Office Theme" id="{62F939B6-93AF-4DB8-9C6B-D6C7DFDC589F}" vid="{4A3C46E8-61CC-4603-A589-7422A47A8E4A}"/>
+    </a:ext>
+  </a:extLst>
 </a:theme>
 </file>
 
 <file path=customXml/item1.xml><?xml version="1.0" encoding="utf-8"?>
-<p:properties xmlns:p="http://schemas.microsoft.com/office/2006/metadata/properties" xmlns:xsi="http://www.w3.org/2001/XMLSchema-instance" xmlns:pc="http://schemas.microsoft.com/office/infopath/2007/PartnerControls">
-  <documentManagement>
-    <lcf76f155ced4ddcb4097134ff3c332f xmlns="06cfe00f-839a-4df9-b5c7-4ebac7d0c360">
-      <Terms xmlns="http://schemas.microsoft.com/office/infopath/2007/PartnerControls"/>
-    </lcf76f155ced4ddcb4097134ff3c332f>
-    <SoftwareVersion xmlns="06cfe00f-839a-4df9-b5c7-4ebac7d0c360">2.105.1143.0 64-bit (May 2022)</SoftwareVersion>
-    <TaxCatchAll xmlns="bb952b06-3268-4e55-b0fe-9eb49669fc08" xsi:nil="true"/>
-  </documentManagement>
-</p:properties>
-</file>
-
-<file path=customXml/item2.xml><?xml version="1.0" encoding="utf-8"?>
-<ct:contentTypeSchema xmlns:ct="http://schemas.microsoft.com/office/2006/metadata/contentType" xmlns:ma="http://schemas.microsoft.com/office/2006/metadata/properties/metaAttributes" ct:_="" ma:_="" ma:contentTypeName="Document" ma:contentTypeID="0x010100B414C6717266E74190F05281F89E6026" ma:contentTypeVersion="17" ma:contentTypeDescription="Create a new document." ma:contentTypeScope="" ma:versionID="2343acd8ed4986af9035717c377e987b">
-  <xsd:schema xmlns:xsd="http://www.w3.org/2001/XMLSchema" xmlns:xs="http://www.w3.org/2001/XMLSchema" xmlns:p="http://schemas.microsoft.com/office/2006/metadata/properties" xmlns:ns2="06cfe00f-839a-4df9-b5c7-4ebac7d0c360" xmlns:ns3="610ec4a7-94b8-4d25-ad4b-84626814a18d" xmlns:ns4="bb952b06-3268-4e55-b0fe-9eb49669fc08" targetNamespace="http://schemas.microsoft.com/office/2006/metadata/properties" ma:root="true" ma:fieldsID="80560962e75b60efe544312e13b264a5" ns2:_="" ns3:_="" ns4:_="">
-    <xsd:import namespace="06cfe00f-839a-4df9-b5c7-4ebac7d0c360"/>
-    <xsd:import namespace="610ec4a7-94b8-4d25-ad4b-84626814a18d"/>
+<ct:contentTypeSchema xmlns:ct="http://schemas.microsoft.com/office/2006/metadata/contentType" xmlns:ma="http://schemas.microsoft.com/office/2006/metadata/properties/metaAttributes" ct:_="" ma:_="" ma:contentTypeName="Document" ma:contentTypeID="0x010100B89331DE8EA64F4FBEA00113BF0E4514" ma:contentTypeVersion="11" ma:contentTypeDescription="Create a new document." ma:contentTypeScope="" ma:versionID="0b60b04e60edb8b2e7e2fe1cc7d413e0">
+  <xsd:schema xmlns:xsd="http://www.w3.org/2001/XMLSchema" xmlns:xs="http://www.w3.org/2001/XMLSchema" xmlns:p="http://schemas.microsoft.com/office/2006/metadata/properties" xmlns:ns2="e789b7fa-a83c-4c6b-9e01-87c723f67228" xmlns:ns3="bb952b06-3268-4e55-b0fe-9eb49669fc08" targetNamespace="http://schemas.microsoft.com/office/2006/metadata/properties" ma:root="true" ma:fieldsID="52467e30880403e5f73a15b97b0992c8" ns2:_="" ns3:_="">
+    <xsd:import namespace="e789b7fa-a83c-4c6b-9e01-87c723f67228"/>
     <xsd:import namespace="bb952b06-3268-4e55-b0fe-9eb49669fc08"/>
     <xsd:element name="properties">
       <xsd:complexType>
@@ -1961,22 +2812,16 @@
           <xsd:element name="documentManagement">
             <xsd:complexType>
               <xsd:all>
+                <xsd:element ref="ns2:lcf76f155ced4ddcb4097134ff3c332f" minOccurs="0"/>
+                <xsd:element ref="ns3:TaxCatchAll" minOccurs="0"/>
                 <xsd:element ref="ns2:MediaServiceMetadata" minOccurs="0"/>
                 <xsd:element ref="ns2:MediaServiceFastMetadata" minOccurs="0"/>
-                <xsd:element ref="ns3:SharedWithUsers" minOccurs="0"/>
-                <xsd:element ref="ns3:SharedWithDetails" minOccurs="0"/>
-                <xsd:element ref="ns2:MediaServiceAutoKeyPoints" minOccurs="0"/>
-                <xsd:element ref="ns2:MediaServiceKeyPoints" minOccurs="0"/>
-                <xsd:element ref="ns2:MediaServiceAutoTags" minOccurs="0"/>
+                <xsd:element ref="ns2:MediaServiceSearchProperties" minOccurs="0"/>
+                <xsd:element ref="ns2:MediaServiceObjectDetectorVersions" minOccurs="0"/>
+                <xsd:element ref="ns2:MediaServiceDateTaken" minOccurs="0"/>
                 <xsd:element ref="ns2:MediaServiceOCR" minOccurs="0"/>
                 <xsd:element ref="ns2:MediaServiceGenerationTime" minOccurs="0"/>
                 <xsd:element ref="ns2:MediaServiceEventHashCode" minOccurs="0"/>
-                <xsd:element ref="ns2:MediaServiceDateTaken" minOccurs="0"/>
-                <xsd:element ref="ns2:MediaServiceLocation" minOccurs="0"/>
-                <xsd:element ref="ns2:lcf76f155ced4ddcb4097134ff3c332f" minOccurs="0"/>
-                <xsd:element ref="ns4:TaxCatchAll" minOccurs="0"/>
-                <xsd:element ref="ns2:MediaLengthInSeconds" minOccurs="0"/>
-                <xsd:element ref="ns2:SoftwareVersion" minOccurs="0"/>
               </xsd:all>
             </xsd:complexType>
           </xsd:element>
@@ -1984,117 +2829,63 @@
       </xsd:complexType>
     </xsd:element>
   </xsd:schema>
-  <xsd:schema xmlns:xsd="http://www.w3.org/2001/XMLSchema" xmlns:xs="http://www.w3.org/2001/XMLSchema" xmlns:dms="http://schemas.microsoft.com/office/2006/documentManagement/types" xmlns:pc="http://schemas.microsoft.com/office/infopath/2007/PartnerControls" targetNamespace="06cfe00f-839a-4df9-b5c7-4ebac7d0c360" elementFormDefault="qualified">
+  <xsd:schema xmlns:xsd="http://www.w3.org/2001/XMLSchema" xmlns:xs="http://www.w3.org/2001/XMLSchema" xmlns:dms="http://schemas.microsoft.com/office/2006/documentManagement/types" xmlns:pc="http://schemas.microsoft.com/office/infopath/2007/PartnerControls" targetNamespace="e789b7fa-a83c-4c6b-9e01-87c723f67228" elementFormDefault="qualified">
     <xsd:import namespace="http://schemas.microsoft.com/office/2006/documentManagement/types"/>
     <xsd:import namespace="http://schemas.microsoft.com/office/infopath/2007/PartnerControls"/>
-    <xsd:element name="MediaServiceMetadata" ma:index="8" nillable="true" ma:displayName="MediaServiceMetadata" ma:hidden="true" ma:internalName="MediaServiceMetadata" ma:readOnly="true">
+    <xsd:element name="lcf76f155ced4ddcb4097134ff3c332f" ma:index="9" nillable="true" ma:taxonomy="true" ma:internalName="lcf76f155ced4ddcb4097134ff3c332f" ma:taxonomyFieldName="MediaServiceImageTags" ma:displayName="Image Tags" ma:readOnly="false" ma:fieldId="{5cf76f15-5ced-4ddc-b409-7134ff3c332f}" ma:taxonomyMulti="true" ma:sspId="9af4335e-c6cf-4429-aa3a-f62cbecd1b58" ma:termSetId="09814cd3-568e-fe90-9814-8d621ff8fb84" ma:anchorId="fba54fb3-c3e1-fe81-a776-ca4b69148c4d" ma:open="true" ma:isKeyword="false">
+      <xsd:complexType>
+        <xsd:sequence>
+          <xsd:element ref="pc:Terms" minOccurs="0" maxOccurs="1"/>
+        </xsd:sequence>
+      </xsd:complexType>
+    </xsd:element>
+    <xsd:element name="MediaServiceMetadata" ma:index="11" nillable="true" ma:displayName="MediaServiceMetadata" ma:hidden="true" ma:internalName="MediaServiceMetadata" ma:readOnly="true">
       <xsd:simpleType>
         <xsd:restriction base="dms:Note"/>
       </xsd:simpleType>
     </xsd:element>
-    <xsd:element name="MediaServiceFastMetadata" ma:index="9" nillable="true" ma:displayName="MediaServiceFastMetadata" ma:hidden="true" ma:internalName="MediaServiceFastMetadata" ma:readOnly="true">
+    <xsd:element name="MediaServiceFastMetadata" ma:index="12" nillable="true" ma:displayName="MediaServiceFastMetadata" ma:hidden="true" ma:internalName="MediaServiceFastMetadata" ma:readOnly="true">
       <xsd:simpleType>
         <xsd:restriction base="dms:Note"/>
       </xsd:simpleType>
     </xsd:element>
-    <xsd:element name="MediaServiceAutoKeyPoints" ma:index="12" nillable="true" ma:displayName="MediaServiceAutoKeyPoints" ma:hidden="true" ma:internalName="MediaServiceAutoKeyPoints" ma:readOnly="true">
+    <xsd:element name="MediaServiceSearchProperties" ma:index="13" nillable="true" ma:displayName="MediaServiceSearchProperties" ma:hidden="true" ma:internalName="MediaServiceSearchProperties" ma:readOnly="true">
       <xsd:simpleType>
         <xsd:restriction base="dms:Note"/>
       </xsd:simpleType>
     </xsd:element>
-    <xsd:element name="MediaServiceKeyPoints" ma:index="13" nillable="true" ma:displayName="KeyPoints" ma:internalName="MediaServiceKeyPoints" ma:readOnly="true">
+    <xsd:element name="MediaServiceObjectDetectorVersions" ma:index="14" nillable="true" ma:displayName="MediaServiceObjectDetectorVersions" ma:hidden="true" ma:indexed="true" ma:internalName="MediaServiceObjectDetectorVersions" ma:readOnly="true">
+      <xsd:simpleType>
+        <xsd:restriction base="dms:Text"/>
+      </xsd:simpleType>
+    </xsd:element>
+    <xsd:element name="MediaServiceDateTaken" ma:index="15" nillable="true" ma:displayName="MediaServiceDateTaken" ma:hidden="true" ma:indexed="true" ma:internalName="MediaServiceDateTaken" ma:readOnly="true">
+      <xsd:simpleType>
+        <xsd:restriction base="dms:Text"/>
+      </xsd:simpleType>
+    </xsd:element>
+    <xsd:element name="MediaServiceOCR" ma:index="16" nillable="true" ma:displayName="Extracted Text" ma:internalName="MediaServiceOCR" ma:readOnly="true">
       <xsd:simpleType>
         <xsd:restriction base="dms:Note">
           <xsd:maxLength value="255"/>
         </xsd:restriction>
       </xsd:simpleType>
     </xsd:element>
-    <xsd:element name="MediaServiceAutoTags" ma:index="14" nillable="true" ma:displayName="Tags" ma:internalName="MediaServiceAutoTags" ma:readOnly="true">
+    <xsd:element name="MediaServiceGenerationTime" ma:index="17" nillable="true" ma:displayName="MediaServiceGenerationTime" ma:hidden="true" ma:internalName="MediaServiceGenerationTime" ma:readOnly="true">
       <xsd:simpleType>
         <xsd:restriction base="dms:Text"/>
       </xsd:simpleType>
     </xsd:element>
-    <xsd:element name="MediaServiceOCR" ma:index="15" nillable="true" ma:displayName="Extracted Text" ma:internalName="MediaServiceOCR" ma:readOnly="true">
-      <xsd:simpleType>
-        <xsd:restriction base="dms:Note">
-          <xsd:maxLength value="255"/>
-        </xsd:restriction>
-      </xsd:simpleType>
-    </xsd:element>
-    <xsd:element name="MediaServiceGenerationTime" ma:index="16" nillable="true" ma:displayName="MediaServiceGenerationTime" ma:hidden="true" ma:internalName="MediaServiceGenerationTime" ma:readOnly="true">
+    <xsd:element name="MediaServiceEventHashCode" ma:index="18" nillable="true" ma:displayName="MediaServiceEventHashCode" ma:hidden="true" ma:internalName="MediaServiceEventHashCode" ma:readOnly="true">
       <xsd:simpleType>
         <xsd:restriction base="dms:Text"/>
-      </xsd:simpleType>
-    </xsd:element>
-    <xsd:element name="MediaServiceEventHashCode" ma:index="17" nillable="true" ma:displayName="MediaServiceEventHashCode" ma:hidden="true" ma:internalName="MediaServiceEventHashCode" ma:readOnly="true">
-      <xsd:simpleType>
-        <xsd:restriction base="dms:Text"/>
-      </xsd:simpleType>
-    </xsd:element>
-    <xsd:element name="MediaServiceDateTaken" ma:index="18" nillable="true" ma:displayName="MediaServiceDateTaken" ma:hidden="true" ma:internalName="MediaServiceDateTaken" ma:readOnly="true">
-      <xsd:simpleType>
-        <xsd:restriction base="dms:Text"/>
-      </xsd:simpleType>
-    </xsd:element>
-    <xsd:element name="MediaServiceLocation" ma:index="19" nillable="true" ma:displayName="Location" ma:internalName="MediaServiceLocation" ma:readOnly="true">
-      <xsd:simpleType>
-        <xsd:restriction base="dms:Text"/>
-      </xsd:simpleType>
-    </xsd:element>
-    <xsd:element name="lcf76f155ced4ddcb4097134ff3c332f" ma:index="21" nillable="true" ma:taxonomy="true" ma:internalName="lcf76f155ced4ddcb4097134ff3c332f" ma:taxonomyFieldName="MediaServiceImageTags" ma:displayName="Image Tags" ma:readOnly="false" ma:fieldId="{5cf76f15-5ced-4ddc-b409-7134ff3c332f}" ma:taxonomyMulti="true" ma:sspId="9af4335e-c6cf-4429-aa3a-f62cbecd1b58" ma:termSetId="09814cd3-568e-fe90-9814-8d621ff8fb84" ma:anchorId="fba54fb3-c3e1-fe81-a776-ca4b69148c4d" ma:open="true" ma:isKeyword="false">
-      <xsd:complexType>
-        <xsd:sequence>
-          <xsd:element ref="pc:Terms" minOccurs="0" maxOccurs="1"/>
-        </xsd:sequence>
-      </xsd:complexType>
-    </xsd:element>
-    <xsd:element name="MediaLengthInSeconds" ma:index="23" nillable="true" ma:displayName="MediaLengthInSeconds" ma:hidden="true" ma:internalName="MediaLengthInSeconds" ma:readOnly="true">
-      <xsd:simpleType>
-        <xsd:restriction base="dms:Unknown"/>
-      </xsd:simpleType>
-    </xsd:element>
-    <xsd:element name="SoftwareVersion" ma:index="24" nillable="true" ma:displayName="Software Version" ma:default="2.105.1143.0 64-bit (May 2022)" ma:format="Dropdown" ma:internalName="SoftwareVersion">
-      <xsd:simpleType>
-        <xsd:restriction base="dms:Text">
-          <xsd:maxLength value="255"/>
-        </xsd:restriction>
-      </xsd:simpleType>
-    </xsd:element>
-  </xsd:schema>
-  <xsd:schema xmlns:xsd="http://www.w3.org/2001/XMLSchema" xmlns:xs="http://www.w3.org/2001/XMLSchema" xmlns:dms="http://schemas.microsoft.com/office/2006/documentManagement/types" xmlns:pc="http://schemas.microsoft.com/office/infopath/2007/PartnerControls" targetNamespace="610ec4a7-94b8-4d25-ad4b-84626814a18d" elementFormDefault="qualified">
-    <xsd:import namespace="http://schemas.microsoft.com/office/2006/documentManagement/types"/>
-    <xsd:import namespace="http://schemas.microsoft.com/office/infopath/2007/PartnerControls"/>
-    <xsd:element name="SharedWithUsers" ma:index="10" nillable="true" ma:displayName="Shared With" ma:internalName="SharedWithUsers" ma:readOnly="true">
-      <xsd:complexType>
-        <xsd:complexContent>
-          <xsd:extension base="dms:UserMulti">
-            <xsd:sequence>
-              <xsd:element name="UserInfo" minOccurs="0" maxOccurs="unbounded">
-                <xsd:complexType>
-                  <xsd:sequence>
-                    <xsd:element name="DisplayName" type="xsd:string" minOccurs="0"/>
-                    <xsd:element name="AccountId" type="dms:UserId" minOccurs="0" nillable="true"/>
-                    <xsd:element name="AccountType" type="xsd:string" minOccurs="0"/>
-                  </xsd:sequence>
-                </xsd:complexType>
-              </xsd:element>
-            </xsd:sequence>
-          </xsd:extension>
-        </xsd:complexContent>
-      </xsd:complexType>
-    </xsd:element>
-    <xsd:element name="SharedWithDetails" ma:index="11" nillable="true" ma:displayName="Shared With Details" ma:internalName="SharedWithDetails" ma:readOnly="true">
-      <xsd:simpleType>
-        <xsd:restriction base="dms:Note">
-          <xsd:maxLength value="255"/>
-        </xsd:restriction>
       </xsd:simpleType>
     </xsd:element>
   </xsd:schema>
   <xsd:schema xmlns:xsd="http://www.w3.org/2001/XMLSchema" xmlns:xs="http://www.w3.org/2001/XMLSchema" xmlns:dms="http://schemas.microsoft.com/office/2006/documentManagement/types" xmlns:pc="http://schemas.microsoft.com/office/infopath/2007/PartnerControls" targetNamespace="bb952b06-3268-4e55-b0fe-9eb49669fc08" elementFormDefault="qualified">
     <xsd:import namespace="http://schemas.microsoft.com/office/2006/documentManagement/types"/>
     <xsd:import namespace="http://schemas.microsoft.com/office/infopath/2007/PartnerControls"/>
-    <xsd:element name="TaxCatchAll" ma:index="22" nillable="true" ma:displayName="Taxonomy Catch All Column" ma:hidden="true" ma:list="{00bbf865-c16c-4465-8fc5-8b9e44be09a1}" ma:internalName="TaxCatchAll" ma:showField="CatchAllData" ma:web="610ec4a7-94b8-4d25-ad4b-84626814a18d">
+    <xsd:element name="TaxCatchAll" ma:index="10" nillable="true" ma:displayName="Taxonomy Catch All Column" ma:hidden="true" ma:list="{be50a7da-ad3f-47e5-9878-613c8a9cf48d}" ma:internalName="TaxCatchAll" ma:showField="CatchAllData" ma:web="bad72f27-b3ae-41c6-b2f0-9b66549c706d">
       <xsd:complexType>
         <xsd:complexContent>
           <xsd:extension base="dms:MultiChoiceLookup">
@@ -2205,7 +2996,22 @@
 </ct:contentTypeSchema>
 </file>
 
+<file path=customXml/item2.xml><?xml version="1.0" encoding="utf-8"?>
+<b:Sources xmlns:b="http://schemas.openxmlformats.org/officeDocument/2006/bibliography" xmlns="http://schemas.openxmlformats.org/officeDocument/2006/bibliography" SelectedStyle="/APASixthEditionOfficeOnline.xsl" StyleName="APA" Version="6"/>
+</file>
+
 <file path=customXml/item3.xml><?xml version="1.0" encoding="utf-8"?>
+<p:properties xmlns:p="http://schemas.microsoft.com/office/2006/metadata/properties" xmlns:xsi="http://www.w3.org/2001/XMLSchema-instance" xmlns:pc="http://schemas.microsoft.com/office/infopath/2007/PartnerControls">
+  <documentManagement>
+    <lcf76f155ced4ddcb4097134ff3c332f xmlns="e789b7fa-a83c-4c6b-9e01-87c723f67228">
+      <Terms xmlns="http://schemas.microsoft.com/office/infopath/2007/PartnerControls"/>
+    </lcf76f155ced4ddcb4097134ff3c332f>
+    <TaxCatchAll xmlns="bb952b06-3268-4e55-b0fe-9eb49669fc08" xsi:nil="true"/>
+  </documentManagement>
+</p:properties>
+</file>
+
+<file path=customXml/item4.xml><?xml version="1.0" encoding="utf-8"?>
 <?mso-contentType ?>
 <FormTemplates xmlns="http://schemas.microsoft.com/sharepoint/v3/contenttype/forms">
   <Display>DocumentLibraryForm</Display>
@@ -2215,25 +3021,13 @@
 </file>
 
 <file path=customXml/itemProps1.xml><?xml version="1.0" encoding="utf-8"?>
-<ds:datastoreItem xmlns:ds="http://schemas.openxmlformats.org/officeDocument/2006/customXml" ds:itemID="{5C7AE9E9-0CB8-4407-AF10-4E5D381709F6}">
-  <ds:schemaRefs>
-    <ds:schemaRef ds:uri="http://schemas.microsoft.com/office/2006/metadata/properties"/>
-    <ds:schemaRef ds:uri="http://schemas.microsoft.com/office/infopath/2007/PartnerControls"/>
-    <ds:schemaRef ds:uri="06cfe00f-839a-4df9-b5c7-4ebac7d0c360"/>
-    <ds:schemaRef ds:uri="bb952b06-3268-4e55-b0fe-9eb49669fc08"/>
-  </ds:schemaRefs>
-</ds:datastoreItem>
-</file>
-
-<file path=customXml/itemProps2.xml><?xml version="1.0" encoding="utf-8"?>
-<ds:datastoreItem xmlns:ds="http://schemas.openxmlformats.org/officeDocument/2006/customXml" ds:itemID="{5A6C0E50-7B7F-4115-9006-E88C6F1E8495}">
+<ds:datastoreItem xmlns:ds="http://schemas.openxmlformats.org/officeDocument/2006/customXml" ds:itemID="{93F00A47-6514-4C46-91C6-8D2331E8318E}">
   <ds:schemaRefs>
     <ds:schemaRef ds:uri="http://schemas.microsoft.com/office/2006/metadata/contentType"/>
     <ds:schemaRef ds:uri="http://schemas.microsoft.com/office/2006/metadata/properties/metaAttributes"/>
     <ds:schemaRef ds:uri="http://www.w3.org/2001/XMLSchema"/>
     <ds:schemaRef ds:uri="http://schemas.microsoft.com/office/2006/metadata/properties"/>
-    <ds:schemaRef ds:uri="06cfe00f-839a-4df9-b5c7-4ebac7d0c360"/>
-    <ds:schemaRef ds:uri="610ec4a7-94b8-4d25-ad4b-84626814a18d"/>
+    <ds:schemaRef ds:uri="e789b7fa-a83c-4c6b-9e01-87c723f67228"/>
     <ds:schemaRef ds:uri="bb952b06-3268-4e55-b0fe-9eb49669fc08"/>
     <ds:schemaRef ds:uri="http://schemas.microsoft.com/office/2006/documentManagement/types"/>
     <ds:schemaRef ds:uri="http://schemas.microsoft.com/office/infopath/2007/PartnerControls"/>
@@ -2245,8 +3039,27 @@
 </ds:datastoreItem>
 </file>
 
+<file path=customXml/itemProps2.xml><?xml version="1.0" encoding="utf-8"?>
+<ds:datastoreItem xmlns:ds="http://schemas.openxmlformats.org/officeDocument/2006/customXml" ds:itemID="{3B4892E8-18D6-D444-BA6E-299F0B60384F}">
+  <ds:schemaRefs>
+    <ds:schemaRef ds:uri="http://schemas.openxmlformats.org/officeDocument/2006/bibliography"/>
+  </ds:schemaRefs>
+</ds:datastoreItem>
+</file>
+
 <file path=customXml/itemProps3.xml><?xml version="1.0" encoding="utf-8"?>
-<ds:datastoreItem xmlns:ds="http://schemas.openxmlformats.org/officeDocument/2006/customXml" ds:itemID="{A5F0A144-934D-4A66-917F-A2E57EEB6C14}">
+<ds:datastoreItem xmlns:ds="http://schemas.openxmlformats.org/officeDocument/2006/customXml" ds:itemID="{EF43FDED-CD1D-4301-B761-71C1DCC851CC}">
+  <ds:schemaRefs>
+    <ds:schemaRef ds:uri="http://schemas.microsoft.com/office/2006/metadata/properties"/>
+    <ds:schemaRef ds:uri="http://schemas.microsoft.com/office/infopath/2007/PartnerControls"/>
+    <ds:schemaRef ds:uri="e789b7fa-a83c-4c6b-9e01-87c723f67228"/>
+    <ds:schemaRef ds:uri="bb952b06-3268-4e55-b0fe-9eb49669fc08"/>
+  </ds:schemaRefs>
+</ds:datastoreItem>
+</file>
+
+<file path=customXml/itemProps4.xml><?xml version="1.0" encoding="utf-8"?>
+<ds:datastoreItem xmlns:ds="http://schemas.openxmlformats.org/officeDocument/2006/customXml" ds:itemID="{45FB1F57-968F-4A6E-AEE9-65961EB5FADD}">
   <ds:schemaRefs>
     <ds:schemaRef ds:uri="http://schemas.microsoft.com/sharepoint/v3/contenttype/forms"/>
   </ds:schemaRefs>

--- a/arches_her/docx/Blank Adviser Letter.docx
+++ b/arches_her/docx/Blank Adviser Letter.docx
@@ -1,6 +1,6 @@
 
 <file path=word/document.xml><?xml version="1.0" encoding="utf-8"?>
-<w:document xmlns:wpc="http://schemas.microsoft.com/office/word/2010/wordprocessingCanvas" xmlns:cx="http://schemas.microsoft.com/office/drawing/2014/chartex" xmlns:cx1="http://schemas.microsoft.com/office/drawing/2015/9/8/chartex" xmlns:cx2="http://schemas.microsoft.com/office/drawing/2015/10/21/chartex" xmlns:cx3="http://schemas.microsoft.com/office/drawing/2016/5/9/chartex" xmlns:cx4="http://schemas.microsoft.com/office/drawing/2016/5/10/chartex" xmlns:cx5="http://schemas.microsoft.com/office/drawing/2016/5/11/chartex" xmlns:cx6="http://schemas.microsoft.com/office/drawing/2016/5/12/chartex" xmlns:cx7="http://schemas.microsoft.com/office/drawing/2016/5/13/chartex" xmlns:cx8="http://schemas.microsoft.com/office/drawing/2016/5/14/chartex" xmlns:mc="http://schemas.openxmlformats.org/markup-compatibility/2006" xmlns:aink="http://schemas.microsoft.com/office/drawing/2016/ink" xmlns:am3d="http://schemas.microsoft.com/office/drawing/2017/model3d" xmlns:o="urn:schemas-microsoft-com:office:office" xmlns:oel="http://schemas.microsoft.com/office/2019/extlst" xmlns:r="http://schemas.openxmlformats.org/officeDocument/2006/relationships" xmlns:m="http://schemas.openxmlformats.org/officeDocument/2006/math" xmlns:v="urn:schemas-microsoft-com:vml" xmlns:wp14="http://schemas.microsoft.com/office/word/2010/wordprocessingDrawing" xmlns:wp="http://schemas.openxmlformats.org/drawingml/2006/wordprocessingDrawing" xmlns:w10="urn:schemas-microsoft-com:office:word" xmlns:w="http://schemas.openxmlformats.org/wordprocessingml/2006/main" xmlns:w14="http://schemas.microsoft.com/office/word/2010/wordml" xmlns:w15="http://schemas.microsoft.com/office/word/2012/wordml" xmlns:w16cex="http://schemas.microsoft.com/office/word/2018/wordml/cex" xmlns:w16cid="http://schemas.microsoft.com/office/word/2016/wordml/cid" xmlns:w16="http://schemas.microsoft.com/office/word/2018/wordml" xmlns:w16du="http://schemas.microsoft.com/office/word/2023/wordml/word16du" xmlns:w16sdtdh="http://schemas.microsoft.com/office/word/2020/wordml/sdtdatahash" xmlns:w16sdtfl="http://schemas.microsoft.com/office/word/2024/wordml/sdtformatlock" xmlns:w16se="http://schemas.microsoft.com/office/word/2015/wordml/symex" xmlns:wpg="http://schemas.microsoft.com/office/word/2010/wordprocessingGroup" xmlns:wpi="http://schemas.microsoft.com/office/word/2010/wordprocessingInk" xmlns:wne="http://schemas.microsoft.com/office/word/2006/wordml" xmlns:wps="http://schemas.microsoft.com/office/word/2010/wordprocessingShape" mc:Ignorable="w14 w15 w16se w16cid w16 w16cex w16sdtdh w16sdtfl w16du wp14">
+<w:document xmlns:wpc="http://schemas.microsoft.com/office/word/2010/wordprocessingCanvas" xmlns:cx="http://schemas.microsoft.com/office/drawing/2014/chartex" xmlns:cx1="http://schemas.microsoft.com/office/drawing/2015/9/8/chartex" xmlns:cx2="http://schemas.microsoft.com/office/drawing/2015/10/21/chartex" xmlns:cx3="http://schemas.microsoft.com/office/drawing/2016/5/9/chartex" xmlns:cx4="http://schemas.microsoft.com/office/drawing/2016/5/10/chartex" xmlns:cx5="http://schemas.microsoft.com/office/drawing/2016/5/11/chartex" xmlns:cx6="http://schemas.microsoft.com/office/drawing/2016/5/12/chartex" xmlns:cx7="http://schemas.microsoft.com/office/drawing/2016/5/13/chartex" xmlns:cx8="http://schemas.microsoft.com/office/drawing/2016/5/14/chartex" xmlns:mc="http://schemas.openxmlformats.org/markup-compatibility/2006" xmlns:aink="http://schemas.microsoft.com/office/drawing/2016/ink" xmlns:am3d="http://schemas.microsoft.com/office/drawing/2017/model3d" xmlns:o="urn:schemas-microsoft-com:office:office" xmlns:oel="http://schemas.microsoft.com/office/2019/extlst" xmlns:r="http://schemas.openxmlformats.org/officeDocument/2006/relationships" xmlns:m="http://schemas.openxmlformats.org/officeDocument/2006/math" xmlns:v="urn:schemas-microsoft-com:vml" xmlns:wp14="http://schemas.microsoft.com/office/word/2010/wordprocessingDrawing" xmlns:wp="http://schemas.openxmlformats.org/drawingml/2006/wordprocessingDrawing" xmlns:w10="urn:schemas-microsoft-com:office:word" xmlns:w="http://schemas.openxmlformats.org/wordprocessingml/2006/main" xmlns:w14="http://schemas.microsoft.com/office/word/2010/wordml" xmlns:w15="http://schemas.microsoft.com/office/word/2012/wordml" xmlns:w16cei="http://schemas.microsoft.com/office/word/2026/wordml/cei" xmlns:w16cex="http://schemas.microsoft.com/office/word/2018/wordml/cex" xmlns:w16cid="http://schemas.microsoft.com/office/word/2016/wordml/cid" xmlns:w16="http://schemas.microsoft.com/office/word/2018/wordml" xmlns:w16du="http://schemas.microsoft.com/office/word/2023/wordml/word16du" xmlns:w16sdtdh="http://schemas.microsoft.com/office/word/2020/wordml/sdtdatahash" xmlns:w16sdtfl="http://schemas.microsoft.com/office/word/2024/wordml/sdtformatlock" xmlns:w16se="http://schemas.microsoft.com/office/word/2015/wordml/symex" xmlns:wpg="http://schemas.microsoft.com/office/word/2010/wordprocessingGroup" xmlns:wpi="http://schemas.microsoft.com/office/word/2010/wordprocessingInk" xmlns:wne="http://schemas.microsoft.com/office/word/2006/wordml" xmlns:wps="http://schemas.microsoft.com/office/word/2010/wordprocessingShape" mc:Ignorable="w14 w15 w16se w16cid w16 w16cex w16sdtdh w16sdtfl w16du wp14">
   <w:body>
     <w:tbl>
       <w:tblPr>
@@ -435,7 +435,7 @@
           <w:b/>
           <w:bCs/>
         </w:rPr>
-        <w:t>4</w:t>
+        <w:t>6</w:t>
       </w:r>
     </w:p>
     <w:p>
@@ -766,7 +766,21 @@
         <w:rPr>
           <w:rFonts w:cstheme="minorHAnsi"/>
         </w:rPr>
-        <w:t>London and South East Region</w:t>
+        <w:t xml:space="preserve">London and </w:t>
+      </w:r>
+      <w:proofErr w:type="gramStart"/>
+      <w:r>
+        <w:rPr>
+          <w:rFonts w:cstheme="minorHAnsi"/>
+        </w:rPr>
+        <w:t>South East</w:t>
+      </w:r>
+      <w:proofErr w:type="gramEnd"/>
+      <w:r>
+        <w:rPr>
+          <w:rFonts w:cstheme="minorHAnsi"/>
+        </w:rPr>
+        <w:t xml:space="preserve"> Region</w:t>
       </w:r>
     </w:p>
     <w:sectPr>
@@ -786,7 +800,7 @@
 </file>
 
 <file path=word/endnotes.xml><?xml version="1.0" encoding="utf-8"?>
-<w:endnotes xmlns:wpc="http://schemas.microsoft.com/office/word/2010/wordprocessingCanvas" xmlns:cx="http://schemas.microsoft.com/office/drawing/2014/chartex" xmlns:cx1="http://schemas.microsoft.com/office/drawing/2015/9/8/chartex" xmlns:cx2="http://schemas.microsoft.com/office/drawing/2015/10/21/chartex" xmlns:cx3="http://schemas.microsoft.com/office/drawing/2016/5/9/chartex" xmlns:cx4="http://schemas.microsoft.com/office/drawing/2016/5/10/chartex" xmlns:cx5="http://schemas.microsoft.com/office/drawing/2016/5/11/chartex" xmlns:cx6="http://schemas.microsoft.com/office/drawing/2016/5/12/chartex" xmlns:cx7="http://schemas.microsoft.com/office/drawing/2016/5/13/chartex" xmlns:cx8="http://schemas.microsoft.com/office/drawing/2016/5/14/chartex" xmlns:mc="http://schemas.openxmlformats.org/markup-compatibility/2006" xmlns:aink="http://schemas.microsoft.com/office/drawing/2016/ink" xmlns:am3d="http://schemas.microsoft.com/office/drawing/2017/model3d" xmlns:o="urn:schemas-microsoft-com:office:office" xmlns:oel="http://schemas.microsoft.com/office/2019/extlst" xmlns:r="http://schemas.openxmlformats.org/officeDocument/2006/relationships" xmlns:m="http://schemas.openxmlformats.org/officeDocument/2006/math" xmlns:v="urn:schemas-microsoft-com:vml" xmlns:wp14="http://schemas.microsoft.com/office/word/2010/wordprocessingDrawing" xmlns:wp="http://schemas.openxmlformats.org/drawingml/2006/wordprocessingDrawing" xmlns:w10="urn:schemas-microsoft-com:office:word" xmlns:w="http://schemas.openxmlformats.org/wordprocessingml/2006/main" xmlns:w14="http://schemas.microsoft.com/office/word/2010/wordml" xmlns:w15="http://schemas.microsoft.com/office/word/2012/wordml" xmlns:w16cex="http://schemas.microsoft.com/office/word/2018/wordml/cex" xmlns:w16cid="http://schemas.microsoft.com/office/word/2016/wordml/cid" xmlns:w16="http://schemas.microsoft.com/office/word/2018/wordml" xmlns:w16du="http://schemas.microsoft.com/office/word/2023/wordml/word16du" xmlns:w16sdtdh="http://schemas.microsoft.com/office/word/2020/wordml/sdtdatahash" xmlns:w16sdtfl="http://schemas.microsoft.com/office/word/2024/wordml/sdtformatlock" xmlns:w16se="http://schemas.microsoft.com/office/word/2015/wordml/symex" xmlns:wpg="http://schemas.microsoft.com/office/word/2010/wordprocessingGroup" xmlns:wpi="http://schemas.microsoft.com/office/word/2010/wordprocessingInk" xmlns:wne="http://schemas.microsoft.com/office/word/2006/wordml" xmlns:wps="http://schemas.microsoft.com/office/word/2010/wordprocessingShape" mc:Ignorable="w14 w15 w16se w16cid w16 w16cex w16sdtdh w16sdtfl w16du wp14">
+<w:endnotes xmlns:wpc="http://schemas.microsoft.com/office/word/2010/wordprocessingCanvas" xmlns:cx="http://schemas.microsoft.com/office/drawing/2014/chartex" xmlns:cx1="http://schemas.microsoft.com/office/drawing/2015/9/8/chartex" xmlns:cx2="http://schemas.microsoft.com/office/drawing/2015/10/21/chartex" xmlns:cx3="http://schemas.microsoft.com/office/drawing/2016/5/9/chartex" xmlns:cx4="http://schemas.microsoft.com/office/drawing/2016/5/10/chartex" xmlns:cx5="http://schemas.microsoft.com/office/drawing/2016/5/11/chartex" xmlns:cx6="http://schemas.microsoft.com/office/drawing/2016/5/12/chartex" xmlns:cx7="http://schemas.microsoft.com/office/drawing/2016/5/13/chartex" xmlns:cx8="http://schemas.microsoft.com/office/drawing/2016/5/14/chartex" xmlns:mc="http://schemas.openxmlformats.org/markup-compatibility/2006" xmlns:aink="http://schemas.microsoft.com/office/drawing/2016/ink" xmlns:am3d="http://schemas.microsoft.com/office/drawing/2017/model3d" xmlns:o="urn:schemas-microsoft-com:office:office" xmlns:oel="http://schemas.microsoft.com/office/2019/extlst" xmlns:r="http://schemas.openxmlformats.org/officeDocument/2006/relationships" xmlns:m="http://schemas.openxmlformats.org/officeDocument/2006/math" xmlns:v="urn:schemas-microsoft-com:vml" xmlns:wp14="http://schemas.microsoft.com/office/word/2010/wordprocessingDrawing" xmlns:wp="http://schemas.openxmlformats.org/drawingml/2006/wordprocessingDrawing" xmlns:w10="urn:schemas-microsoft-com:office:word" xmlns:w="http://schemas.openxmlformats.org/wordprocessingml/2006/main" xmlns:w14="http://schemas.microsoft.com/office/word/2010/wordml" xmlns:w15="http://schemas.microsoft.com/office/word/2012/wordml" xmlns:w16cei="http://schemas.microsoft.com/office/word/2026/wordml/cei" xmlns:w16cex="http://schemas.microsoft.com/office/word/2018/wordml/cex" xmlns:w16cid="http://schemas.microsoft.com/office/word/2016/wordml/cid" xmlns:w16="http://schemas.microsoft.com/office/word/2018/wordml" xmlns:w16du="http://schemas.microsoft.com/office/word/2023/wordml/word16du" xmlns:w16sdtdh="http://schemas.microsoft.com/office/word/2020/wordml/sdtdatahash" xmlns:w16sdtfl="http://schemas.microsoft.com/office/word/2024/wordml/sdtformatlock" xmlns:w16se="http://schemas.microsoft.com/office/word/2015/wordml/symex" xmlns:wpg="http://schemas.microsoft.com/office/word/2010/wordprocessingGroup" xmlns:wpi="http://schemas.microsoft.com/office/word/2010/wordprocessingInk" xmlns:wne="http://schemas.microsoft.com/office/word/2006/wordml" xmlns:wps="http://schemas.microsoft.com/office/word/2010/wordprocessingShape" mc:Ignorable="w14 w15 w16se w16cid w16 w16cex w16sdtdh w16sdtfl w16du wp14">
   <w:endnote w:type="separator" w:id="-1">
     <w:p>
       <w:pPr>
@@ -811,7 +825,7 @@
 </file>
 
 <file path=word/footer1.xml><?xml version="1.0" encoding="utf-8"?>
-<w:ftr xmlns:wpc="http://schemas.microsoft.com/office/word/2010/wordprocessingCanvas" xmlns:cx="http://schemas.microsoft.com/office/drawing/2014/chartex" xmlns:cx1="http://schemas.microsoft.com/office/drawing/2015/9/8/chartex" xmlns:cx2="http://schemas.microsoft.com/office/drawing/2015/10/21/chartex" xmlns:cx3="http://schemas.microsoft.com/office/drawing/2016/5/9/chartex" xmlns:cx4="http://schemas.microsoft.com/office/drawing/2016/5/10/chartex" xmlns:cx5="http://schemas.microsoft.com/office/drawing/2016/5/11/chartex" xmlns:cx6="http://schemas.microsoft.com/office/drawing/2016/5/12/chartex" xmlns:cx7="http://schemas.microsoft.com/office/drawing/2016/5/13/chartex" xmlns:cx8="http://schemas.microsoft.com/office/drawing/2016/5/14/chartex" xmlns:mc="http://schemas.openxmlformats.org/markup-compatibility/2006" xmlns:aink="http://schemas.microsoft.com/office/drawing/2016/ink" xmlns:am3d="http://schemas.microsoft.com/office/drawing/2017/model3d" xmlns:o="urn:schemas-microsoft-com:office:office" xmlns:oel="http://schemas.microsoft.com/office/2019/extlst" xmlns:r="http://schemas.openxmlformats.org/officeDocument/2006/relationships" xmlns:m="http://schemas.openxmlformats.org/officeDocument/2006/math" xmlns:v="urn:schemas-microsoft-com:vml" xmlns:wp14="http://schemas.microsoft.com/office/word/2010/wordprocessingDrawing" xmlns:wp="http://schemas.openxmlformats.org/drawingml/2006/wordprocessingDrawing" xmlns:w10="urn:schemas-microsoft-com:office:word" xmlns:w="http://schemas.openxmlformats.org/wordprocessingml/2006/main" xmlns:w14="http://schemas.microsoft.com/office/word/2010/wordml" xmlns:w15="http://schemas.microsoft.com/office/word/2012/wordml" xmlns:w16cex="http://schemas.microsoft.com/office/word/2018/wordml/cex" xmlns:w16cid="http://schemas.microsoft.com/office/word/2016/wordml/cid" xmlns:w16="http://schemas.microsoft.com/office/word/2018/wordml" xmlns:w16du="http://schemas.microsoft.com/office/word/2023/wordml/word16du" xmlns:w16sdtdh="http://schemas.microsoft.com/office/word/2020/wordml/sdtdatahash" xmlns:w16sdtfl="http://schemas.microsoft.com/office/word/2024/wordml/sdtformatlock" xmlns:w16se="http://schemas.microsoft.com/office/word/2015/wordml/symex" xmlns:wpg="http://schemas.microsoft.com/office/word/2010/wordprocessingGroup" xmlns:wpi="http://schemas.microsoft.com/office/word/2010/wordprocessingInk" xmlns:wne="http://schemas.microsoft.com/office/word/2006/wordml" xmlns:wps="http://schemas.microsoft.com/office/word/2010/wordprocessingShape" mc:Ignorable="w14 w15 w16se w16cid w16 w16cex w16sdtdh w16sdtfl w16du wp14">
+<w:ftr xmlns:wpc="http://schemas.microsoft.com/office/word/2010/wordprocessingCanvas" xmlns:cx="http://schemas.microsoft.com/office/drawing/2014/chartex" xmlns:cx1="http://schemas.microsoft.com/office/drawing/2015/9/8/chartex" xmlns:cx2="http://schemas.microsoft.com/office/drawing/2015/10/21/chartex" xmlns:cx3="http://schemas.microsoft.com/office/drawing/2016/5/9/chartex" xmlns:cx4="http://schemas.microsoft.com/office/drawing/2016/5/10/chartex" xmlns:cx5="http://schemas.microsoft.com/office/drawing/2016/5/11/chartex" xmlns:cx6="http://schemas.microsoft.com/office/drawing/2016/5/12/chartex" xmlns:cx7="http://schemas.microsoft.com/office/drawing/2016/5/13/chartex" xmlns:cx8="http://schemas.microsoft.com/office/drawing/2016/5/14/chartex" xmlns:mc="http://schemas.openxmlformats.org/markup-compatibility/2006" xmlns:aink="http://schemas.microsoft.com/office/drawing/2016/ink" xmlns:am3d="http://schemas.microsoft.com/office/drawing/2017/model3d" xmlns:o="urn:schemas-microsoft-com:office:office" xmlns:oel="http://schemas.microsoft.com/office/2019/extlst" xmlns:r="http://schemas.openxmlformats.org/officeDocument/2006/relationships" xmlns:m="http://schemas.openxmlformats.org/officeDocument/2006/math" xmlns:v="urn:schemas-microsoft-com:vml" xmlns:wp14="http://schemas.microsoft.com/office/word/2010/wordprocessingDrawing" xmlns:wp="http://schemas.openxmlformats.org/drawingml/2006/wordprocessingDrawing" xmlns:w10="urn:schemas-microsoft-com:office:word" xmlns:w="http://schemas.openxmlformats.org/wordprocessingml/2006/main" xmlns:w14="http://schemas.microsoft.com/office/word/2010/wordml" xmlns:w15="http://schemas.microsoft.com/office/word/2012/wordml" xmlns:w16cei="http://schemas.microsoft.com/office/word/2026/wordml/cei" xmlns:w16cex="http://schemas.microsoft.com/office/word/2018/wordml/cex" xmlns:w16cid="http://schemas.microsoft.com/office/word/2016/wordml/cid" xmlns:w16="http://schemas.microsoft.com/office/word/2018/wordml" xmlns:w16du="http://schemas.microsoft.com/office/word/2023/wordml/word16du" xmlns:w16sdtdh="http://schemas.microsoft.com/office/word/2020/wordml/sdtdatahash" xmlns:w16sdtfl="http://schemas.microsoft.com/office/word/2024/wordml/sdtformatlock" xmlns:w16se="http://schemas.microsoft.com/office/word/2015/wordml/symex" xmlns:wpg="http://schemas.microsoft.com/office/word/2010/wordprocessingGroup" xmlns:wpi="http://schemas.microsoft.com/office/word/2010/wordprocessingInk" xmlns:wne="http://schemas.microsoft.com/office/word/2006/wordml" xmlns:wps="http://schemas.microsoft.com/office/word/2010/wordprocessingShape" mc:Ignorable="w14 w15 w16se w16cid w16 w16cex w16sdtdh w16sdtfl w16du wp14">
   <w:p>
     <w:pPr>
       <w:pStyle w:val="Footer"/>
@@ -821,7 +835,7 @@
 </file>
 
 <file path=word/footer2.xml><?xml version="1.0" encoding="utf-8"?>
-<w:ftr xmlns:wpc="http://schemas.microsoft.com/office/word/2010/wordprocessingCanvas" xmlns:cx="http://schemas.microsoft.com/office/drawing/2014/chartex" xmlns:cx1="http://schemas.microsoft.com/office/drawing/2015/9/8/chartex" xmlns:cx2="http://schemas.microsoft.com/office/drawing/2015/10/21/chartex" xmlns:cx3="http://schemas.microsoft.com/office/drawing/2016/5/9/chartex" xmlns:cx4="http://schemas.microsoft.com/office/drawing/2016/5/10/chartex" xmlns:cx5="http://schemas.microsoft.com/office/drawing/2016/5/11/chartex" xmlns:cx6="http://schemas.microsoft.com/office/drawing/2016/5/12/chartex" xmlns:cx7="http://schemas.microsoft.com/office/drawing/2016/5/13/chartex" xmlns:cx8="http://schemas.microsoft.com/office/drawing/2016/5/14/chartex" xmlns:mc="http://schemas.openxmlformats.org/markup-compatibility/2006" xmlns:aink="http://schemas.microsoft.com/office/drawing/2016/ink" xmlns:am3d="http://schemas.microsoft.com/office/drawing/2017/model3d" xmlns:o="urn:schemas-microsoft-com:office:office" xmlns:oel="http://schemas.microsoft.com/office/2019/extlst" xmlns:r="http://schemas.openxmlformats.org/officeDocument/2006/relationships" xmlns:m="http://schemas.openxmlformats.org/officeDocument/2006/math" xmlns:v="urn:schemas-microsoft-com:vml" xmlns:wp14="http://schemas.microsoft.com/office/word/2010/wordprocessingDrawing" xmlns:wp="http://schemas.openxmlformats.org/drawingml/2006/wordprocessingDrawing" xmlns:w10="urn:schemas-microsoft-com:office:word" xmlns:w="http://schemas.openxmlformats.org/wordprocessingml/2006/main" xmlns:w14="http://schemas.microsoft.com/office/word/2010/wordml" xmlns:w15="http://schemas.microsoft.com/office/word/2012/wordml" xmlns:w16cex="http://schemas.microsoft.com/office/word/2018/wordml/cex" xmlns:w16cid="http://schemas.microsoft.com/office/word/2016/wordml/cid" xmlns:w16="http://schemas.microsoft.com/office/word/2018/wordml" xmlns:w16du="http://schemas.microsoft.com/office/word/2023/wordml/word16du" xmlns:w16sdtdh="http://schemas.microsoft.com/office/word/2020/wordml/sdtdatahash" xmlns:w16sdtfl="http://schemas.microsoft.com/office/word/2024/wordml/sdtformatlock" xmlns:w16se="http://schemas.microsoft.com/office/word/2015/wordml/symex" xmlns:wpg="http://schemas.microsoft.com/office/word/2010/wordprocessingGroup" xmlns:wpi="http://schemas.microsoft.com/office/word/2010/wordprocessingInk" xmlns:wne="http://schemas.microsoft.com/office/word/2006/wordml" xmlns:wps="http://schemas.microsoft.com/office/word/2010/wordprocessingShape" mc:Ignorable="w14 w15 w16se w16cid w16 w16cex w16sdtdh w16sdtfl w16du wp14">
+<w:ftr xmlns:wpc="http://schemas.microsoft.com/office/word/2010/wordprocessingCanvas" xmlns:cx="http://schemas.microsoft.com/office/drawing/2014/chartex" xmlns:cx1="http://schemas.microsoft.com/office/drawing/2015/9/8/chartex" xmlns:cx2="http://schemas.microsoft.com/office/drawing/2015/10/21/chartex" xmlns:cx3="http://schemas.microsoft.com/office/drawing/2016/5/9/chartex" xmlns:cx4="http://schemas.microsoft.com/office/drawing/2016/5/10/chartex" xmlns:cx5="http://schemas.microsoft.com/office/drawing/2016/5/11/chartex" xmlns:cx6="http://schemas.microsoft.com/office/drawing/2016/5/12/chartex" xmlns:cx7="http://schemas.microsoft.com/office/drawing/2016/5/13/chartex" xmlns:cx8="http://schemas.microsoft.com/office/drawing/2016/5/14/chartex" xmlns:mc="http://schemas.openxmlformats.org/markup-compatibility/2006" xmlns:aink="http://schemas.microsoft.com/office/drawing/2016/ink" xmlns:am3d="http://schemas.microsoft.com/office/drawing/2017/model3d" xmlns:o="urn:schemas-microsoft-com:office:office" xmlns:oel="http://schemas.microsoft.com/office/2019/extlst" xmlns:r="http://schemas.openxmlformats.org/officeDocument/2006/relationships" xmlns:m="http://schemas.openxmlformats.org/officeDocument/2006/math" xmlns:v="urn:schemas-microsoft-com:vml" xmlns:wp14="http://schemas.microsoft.com/office/word/2010/wordprocessingDrawing" xmlns:wp="http://schemas.openxmlformats.org/drawingml/2006/wordprocessingDrawing" xmlns:w10="urn:schemas-microsoft-com:office:word" xmlns:w="http://schemas.openxmlformats.org/wordprocessingml/2006/main" xmlns:w14="http://schemas.microsoft.com/office/word/2010/wordml" xmlns:w15="http://schemas.microsoft.com/office/word/2012/wordml" xmlns:w16cei="http://schemas.microsoft.com/office/word/2026/wordml/cei" xmlns:w16cex="http://schemas.microsoft.com/office/word/2018/wordml/cex" xmlns:w16cid="http://schemas.microsoft.com/office/word/2016/wordml/cid" xmlns:w16="http://schemas.microsoft.com/office/word/2018/wordml" xmlns:w16du="http://schemas.microsoft.com/office/word/2023/wordml/word16du" xmlns:w16sdtdh="http://schemas.microsoft.com/office/word/2020/wordml/sdtdatahash" xmlns:w16sdtfl="http://schemas.microsoft.com/office/word/2024/wordml/sdtformatlock" xmlns:w16se="http://schemas.microsoft.com/office/word/2015/wordml/symex" xmlns:wpg="http://schemas.microsoft.com/office/word/2010/wordprocessingGroup" xmlns:wpi="http://schemas.microsoft.com/office/word/2010/wordprocessingInk" xmlns:wne="http://schemas.microsoft.com/office/word/2006/wordml" xmlns:wps="http://schemas.microsoft.com/office/word/2010/wordprocessingShape" mc:Ignorable="w14 w15 w16se w16cid w16 w16cex w16sdtdh w16sdtfl w16du wp14">
   <w:p>
     <w:pPr>
       <w:pStyle w:val="Footer"/>
@@ -1058,14 +1072,23 @@
         <w:sz w:val="16"/>
         <w:szCs w:val="16"/>
       </w:rPr>
-      <w:t>020 7973 3700</w:t>
+      <w:t xml:space="preserve">020 7973 </w:t>
     </w:r>
+    <w:proofErr w:type="gramStart"/>
     <w:r>
       <w:rPr>
         <w:rFonts w:ascii="Arial" w:hAnsi="Arial"/>
         <w:sz w:val="16"/>
         <w:szCs w:val="16"/>
       </w:rPr>
+      <w:t>3700</w:t>
+    </w:r>
+    <w:r>
+      <w:rPr>
+        <w:rFonts w:ascii="Arial" w:hAnsi="Arial"/>
+        <w:sz w:val="16"/>
+        <w:szCs w:val="16"/>
+      </w:rPr>
       <w:t xml:space="preserve">  </w:t>
     </w:r>
     <w:r>
@@ -1074,7 +1097,16 @@
         <w:sz w:val="16"/>
         <w:szCs w:val="16"/>
       </w:rPr>
-      <w:t xml:space="preserve">|  </w:t>
+      <w:t>|</w:t>
+    </w:r>
+    <w:proofErr w:type="gramEnd"/>
+    <w:r>
+      <w:rPr>
+        <w:rFonts w:ascii="Arial" w:hAnsi="Arial"/>
+        <w:sz w:val="16"/>
+        <w:szCs w:val="16"/>
+      </w:rPr>
+      <w:t xml:space="preserve">  </w:t>
     </w:r>
     <w:r>
       <w:rPr>
@@ -1149,7 +1181,7 @@
 </file>
 
 <file path=word/footer3.xml><?xml version="1.0" encoding="utf-8"?>
-<w:ftr xmlns:wpc="http://schemas.microsoft.com/office/word/2010/wordprocessingCanvas" xmlns:cx="http://schemas.microsoft.com/office/drawing/2014/chartex" xmlns:cx1="http://schemas.microsoft.com/office/drawing/2015/9/8/chartex" xmlns:cx2="http://schemas.microsoft.com/office/drawing/2015/10/21/chartex" xmlns:cx3="http://schemas.microsoft.com/office/drawing/2016/5/9/chartex" xmlns:cx4="http://schemas.microsoft.com/office/drawing/2016/5/10/chartex" xmlns:cx5="http://schemas.microsoft.com/office/drawing/2016/5/11/chartex" xmlns:cx6="http://schemas.microsoft.com/office/drawing/2016/5/12/chartex" xmlns:cx7="http://schemas.microsoft.com/office/drawing/2016/5/13/chartex" xmlns:cx8="http://schemas.microsoft.com/office/drawing/2016/5/14/chartex" xmlns:mc="http://schemas.openxmlformats.org/markup-compatibility/2006" xmlns:aink="http://schemas.microsoft.com/office/drawing/2016/ink" xmlns:am3d="http://schemas.microsoft.com/office/drawing/2017/model3d" xmlns:o="urn:schemas-microsoft-com:office:office" xmlns:oel="http://schemas.microsoft.com/office/2019/extlst" xmlns:r="http://schemas.openxmlformats.org/officeDocument/2006/relationships" xmlns:m="http://schemas.openxmlformats.org/officeDocument/2006/math" xmlns:v="urn:schemas-microsoft-com:vml" xmlns:wp14="http://schemas.microsoft.com/office/word/2010/wordprocessingDrawing" xmlns:wp="http://schemas.openxmlformats.org/drawingml/2006/wordprocessingDrawing" xmlns:w10="urn:schemas-microsoft-com:office:word" xmlns:w="http://schemas.openxmlformats.org/wordprocessingml/2006/main" xmlns:w14="http://schemas.microsoft.com/office/word/2010/wordml" xmlns:w15="http://schemas.microsoft.com/office/word/2012/wordml" xmlns:w16cex="http://schemas.microsoft.com/office/word/2018/wordml/cex" xmlns:w16cid="http://schemas.microsoft.com/office/word/2016/wordml/cid" xmlns:w16="http://schemas.microsoft.com/office/word/2018/wordml" xmlns:w16du="http://schemas.microsoft.com/office/word/2023/wordml/word16du" xmlns:w16sdtdh="http://schemas.microsoft.com/office/word/2020/wordml/sdtdatahash" xmlns:w16sdtfl="http://schemas.microsoft.com/office/word/2024/wordml/sdtformatlock" xmlns:w16se="http://schemas.microsoft.com/office/word/2015/wordml/symex" xmlns:wpg="http://schemas.microsoft.com/office/word/2010/wordprocessingGroup" xmlns:wpi="http://schemas.microsoft.com/office/word/2010/wordprocessingInk" xmlns:wne="http://schemas.microsoft.com/office/word/2006/wordml" xmlns:wps="http://schemas.microsoft.com/office/word/2010/wordprocessingShape" mc:Ignorable="w14 w15 w16se w16cid w16 w16cex w16sdtdh w16sdtfl w16du wp14">
+<w:ftr xmlns:wpc="http://schemas.microsoft.com/office/word/2010/wordprocessingCanvas" xmlns:cx="http://schemas.microsoft.com/office/drawing/2014/chartex" xmlns:cx1="http://schemas.microsoft.com/office/drawing/2015/9/8/chartex" xmlns:cx2="http://schemas.microsoft.com/office/drawing/2015/10/21/chartex" xmlns:cx3="http://schemas.microsoft.com/office/drawing/2016/5/9/chartex" xmlns:cx4="http://schemas.microsoft.com/office/drawing/2016/5/10/chartex" xmlns:cx5="http://schemas.microsoft.com/office/drawing/2016/5/11/chartex" xmlns:cx6="http://schemas.microsoft.com/office/drawing/2016/5/12/chartex" xmlns:cx7="http://schemas.microsoft.com/office/drawing/2016/5/13/chartex" xmlns:cx8="http://schemas.microsoft.com/office/drawing/2016/5/14/chartex" xmlns:mc="http://schemas.openxmlformats.org/markup-compatibility/2006" xmlns:aink="http://schemas.microsoft.com/office/drawing/2016/ink" xmlns:am3d="http://schemas.microsoft.com/office/drawing/2017/model3d" xmlns:o="urn:schemas-microsoft-com:office:office" xmlns:oel="http://schemas.microsoft.com/office/2019/extlst" xmlns:r="http://schemas.openxmlformats.org/officeDocument/2006/relationships" xmlns:m="http://schemas.openxmlformats.org/officeDocument/2006/math" xmlns:v="urn:schemas-microsoft-com:vml" xmlns:wp14="http://schemas.microsoft.com/office/word/2010/wordprocessingDrawing" xmlns:wp="http://schemas.openxmlformats.org/drawingml/2006/wordprocessingDrawing" xmlns:w10="urn:schemas-microsoft-com:office:word" xmlns:w="http://schemas.openxmlformats.org/wordprocessingml/2006/main" xmlns:w14="http://schemas.microsoft.com/office/word/2010/wordml" xmlns:w15="http://schemas.microsoft.com/office/word/2012/wordml" xmlns:w16cei="http://schemas.microsoft.com/office/word/2026/wordml/cei" xmlns:w16cex="http://schemas.microsoft.com/office/word/2018/wordml/cex" xmlns:w16cid="http://schemas.microsoft.com/office/word/2016/wordml/cid" xmlns:w16="http://schemas.microsoft.com/office/word/2018/wordml" xmlns:w16du="http://schemas.microsoft.com/office/word/2023/wordml/word16du" xmlns:w16sdtdh="http://schemas.microsoft.com/office/word/2020/wordml/sdtdatahash" xmlns:w16sdtfl="http://schemas.microsoft.com/office/word/2024/wordml/sdtformatlock" xmlns:w16se="http://schemas.microsoft.com/office/word/2015/wordml/symex" xmlns:wpg="http://schemas.microsoft.com/office/word/2010/wordprocessingGroup" xmlns:wpi="http://schemas.microsoft.com/office/word/2010/wordprocessingInk" xmlns:wne="http://schemas.microsoft.com/office/word/2006/wordml" xmlns:wps="http://schemas.microsoft.com/office/word/2010/wordprocessingShape" mc:Ignorable="w14 w15 w16se w16cid w16 w16cex w16sdtdh w16sdtfl w16du wp14">
   <w:p>
     <w:pPr>
       <w:pStyle w:val="Footer"/>
@@ -1159,7 +1191,7 @@
 </file>
 
 <file path=word/footnotes.xml><?xml version="1.0" encoding="utf-8"?>
-<w:footnotes xmlns:wpc="http://schemas.microsoft.com/office/word/2010/wordprocessingCanvas" xmlns:cx="http://schemas.microsoft.com/office/drawing/2014/chartex" xmlns:cx1="http://schemas.microsoft.com/office/drawing/2015/9/8/chartex" xmlns:cx2="http://schemas.microsoft.com/office/drawing/2015/10/21/chartex" xmlns:cx3="http://schemas.microsoft.com/office/drawing/2016/5/9/chartex" xmlns:cx4="http://schemas.microsoft.com/office/drawing/2016/5/10/chartex" xmlns:cx5="http://schemas.microsoft.com/office/drawing/2016/5/11/chartex" xmlns:cx6="http://schemas.microsoft.com/office/drawing/2016/5/12/chartex" xmlns:cx7="http://schemas.microsoft.com/office/drawing/2016/5/13/chartex" xmlns:cx8="http://schemas.microsoft.com/office/drawing/2016/5/14/chartex" xmlns:mc="http://schemas.openxmlformats.org/markup-compatibility/2006" xmlns:aink="http://schemas.microsoft.com/office/drawing/2016/ink" xmlns:am3d="http://schemas.microsoft.com/office/drawing/2017/model3d" xmlns:o="urn:schemas-microsoft-com:office:office" xmlns:oel="http://schemas.microsoft.com/office/2019/extlst" xmlns:r="http://schemas.openxmlformats.org/officeDocument/2006/relationships" xmlns:m="http://schemas.openxmlformats.org/officeDocument/2006/math" xmlns:v="urn:schemas-microsoft-com:vml" xmlns:wp14="http://schemas.microsoft.com/office/word/2010/wordprocessingDrawing" xmlns:wp="http://schemas.openxmlformats.org/drawingml/2006/wordprocessingDrawing" xmlns:w10="urn:schemas-microsoft-com:office:word" xmlns:w="http://schemas.openxmlformats.org/wordprocessingml/2006/main" xmlns:w14="http://schemas.microsoft.com/office/word/2010/wordml" xmlns:w15="http://schemas.microsoft.com/office/word/2012/wordml" xmlns:w16cex="http://schemas.microsoft.com/office/word/2018/wordml/cex" xmlns:w16cid="http://schemas.microsoft.com/office/word/2016/wordml/cid" xmlns:w16="http://schemas.microsoft.com/office/word/2018/wordml" xmlns:w16du="http://schemas.microsoft.com/office/word/2023/wordml/word16du" xmlns:w16sdtdh="http://schemas.microsoft.com/office/word/2020/wordml/sdtdatahash" xmlns:w16sdtfl="http://schemas.microsoft.com/office/word/2024/wordml/sdtformatlock" xmlns:w16se="http://schemas.microsoft.com/office/word/2015/wordml/symex" xmlns:wpg="http://schemas.microsoft.com/office/word/2010/wordprocessingGroup" xmlns:wpi="http://schemas.microsoft.com/office/word/2010/wordprocessingInk" xmlns:wne="http://schemas.microsoft.com/office/word/2006/wordml" xmlns:wps="http://schemas.microsoft.com/office/word/2010/wordprocessingShape" mc:Ignorable="w14 w15 w16se w16cid w16 w16cex w16sdtdh w16sdtfl w16du wp14">
+<w:footnotes xmlns:wpc="http://schemas.microsoft.com/office/word/2010/wordprocessingCanvas" xmlns:cx="http://schemas.microsoft.com/office/drawing/2014/chartex" xmlns:cx1="http://schemas.microsoft.com/office/drawing/2015/9/8/chartex" xmlns:cx2="http://schemas.microsoft.com/office/drawing/2015/10/21/chartex" xmlns:cx3="http://schemas.microsoft.com/office/drawing/2016/5/9/chartex" xmlns:cx4="http://schemas.microsoft.com/office/drawing/2016/5/10/chartex" xmlns:cx5="http://schemas.microsoft.com/office/drawing/2016/5/11/chartex" xmlns:cx6="http://schemas.microsoft.com/office/drawing/2016/5/12/chartex" xmlns:cx7="http://schemas.microsoft.com/office/drawing/2016/5/13/chartex" xmlns:cx8="http://schemas.microsoft.com/office/drawing/2016/5/14/chartex" xmlns:mc="http://schemas.openxmlformats.org/markup-compatibility/2006" xmlns:aink="http://schemas.microsoft.com/office/drawing/2016/ink" xmlns:am3d="http://schemas.microsoft.com/office/drawing/2017/model3d" xmlns:o="urn:schemas-microsoft-com:office:office" xmlns:oel="http://schemas.microsoft.com/office/2019/extlst" xmlns:r="http://schemas.openxmlformats.org/officeDocument/2006/relationships" xmlns:m="http://schemas.openxmlformats.org/officeDocument/2006/math" xmlns:v="urn:schemas-microsoft-com:vml" xmlns:wp14="http://schemas.microsoft.com/office/word/2010/wordprocessingDrawing" xmlns:wp="http://schemas.openxmlformats.org/drawingml/2006/wordprocessingDrawing" xmlns:w10="urn:schemas-microsoft-com:office:word" xmlns:w="http://schemas.openxmlformats.org/wordprocessingml/2006/main" xmlns:w14="http://schemas.microsoft.com/office/word/2010/wordml" xmlns:w15="http://schemas.microsoft.com/office/word/2012/wordml" xmlns:w16cei="http://schemas.microsoft.com/office/word/2026/wordml/cei" xmlns:w16cex="http://schemas.microsoft.com/office/word/2018/wordml/cex" xmlns:w16cid="http://schemas.microsoft.com/office/word/2016/wordml/cid" xmlns:w16="http://schemas.microsoft.com/office/word/2018/wordml" xmlns:w16du="http://schemas.microsoft.com/office/word/2023/wordml/word16du" xmlns:w16sdtdh="http://schemas.microsoft.com/office/word/2020/wordml/sdtdatahash" xmlns:w16sdtfl="http://schemas.microsoft.com/office/word/2024/wordml/sdtformatlock" xmlns:w16se="http://schemas.microsoft.com/office/word/2015/wordml/symex" xmlns:wpg="http://schemas.microsoft.com/office/word/2010/wordprocessingGroup" xmlns:wpi="http://schemas.microsoft.com/office/word/2010/wordprocessingInk" xmlns:wne="http://schemas.microsoft.com/office/word/2006/wordml" xmlns:wps="http://schemas.microsoft.com/office/word/2010/wordprocessingShape" mc:Ignorable="w14 w15 w16se w16cid w16 w16cex w16sdtdh w16sdtfl w16du wp14">
   <w:footnote w:type="separator" w:id="-1">
     <w:p>
       <w:pPr>
@@ -1184,7 +1216,7 @@
 </file>
 
 <file path=word/header1.xml><?xml version="1.0" encoding="utf-8"?>
-<w:hdr xmlns:wpc="http://schemas.microsoft.com/office/word/2010/wordprocessingCanvas" xmlns:cx="http://schemas.microsoft.com/office/drawing/2014/chartex" xmlns:cx1="http://schemas.microsoft.com/office/drawing/2015/9/8/chartex" xmlns:cx2="http://schemas.microsoft.com/office/drawing/2015/10/21/chartex" xmlns:cx3="http://schemas.microsoft.com/office/drawing/2016/5/9/chartex" xmlns:cx4="http://schemas.microsoft.com/office/drawing/2016/5/10/chartex" xmlns:cx5="http://schemas.microsoft.com/office/drawing/2016/5/11/chartex" xmlns:cx6="http://schemas.microsoft.com/office/drawing/2016/5/12/chartex" xmlns:cx7="http://schemas.microsoft.com/office/drawing/2016/5/13/chartex" xmlns:cx8="http://schemas.microsoft.com/office/drawing/2016/5/14/chartex" xmlns:mc="http://schemas.openxmlformats.org/markup-compatibility/2006" xmlns:aink="http://schemas.microsoft.com/office/drawing/2016/ink" xmlns:am3d="http://schemas.microsoft.com/office/drawing/2017/model3d" xmlns:o="urn:schemas-microsoft-com:office:office" xmlns:oel="http://schemas.microsoft.com/office/2019/extlst" xmlns:r="http://schemas.openxmlformats.org/officeDocument/2006/relationships" xmlns:m="http://schemas.openxmlformats.org/officeDocument/2006/math" xmlns:v="urn:schemas-microsoft-com:vml" xmlns:wp14="http://schemas.microsoft.com/office/word/2010/wordprocessingDrawing" xmlns:wp="http://schemas.openxmlformats.org/drawingml/2006/wordprocessingDrawing" xmlns:w10="urn:schemas-microsoft-com:office:word" xmlns:w="http://schemas.openxmlformats.org/wordprocessingml/2006/main" xmlns:w14="http://schemas.microsoft.com/office/word/2010/wordml" xmlns:w15="http://schemas.microsoft.com/office/word/2012/wordml" xmlns:w16cex="http://schemas.microsoft.com/office/word/2018/wordml/cex" xmlns:w16cid="http://schemas.microsoft.com/office/word/2016/wordml/cid" xmlns:w16="http://schemas.microsoft.com/office/word/2018/wordml" xmlns:w16du="http://schemas.microsoft.com/office/word/2023/wordml/word16du" xmlns:w16sdtdh="http://schemas.microsoft.com/office/word/2020/wordml/sdtdatahash" xmlns:w16sdtfl="http://schemas.microsoft.com/office/word/2024/wordml/sdtformatlock" xmlns:w16se="http://schemas.microsoft.com/office/word/2015/wordml/symex" xmlns:wpg="http://schemas.microsoft.com/office/word/2010/wordprocessingGroup" xmlns:wpi="http://schemas.microsoft.com/office/word/2010/wordprocessingInk" xmlns:wne="http://schemas.microsoft.com/office/word/2006/wordml" xmlns:wps="http://schemas.microsoft.com/office/word/2010/wordprocessingShape" mc:Ignorable="w14 w15 w16se w16cid w16 w16cex w16sdtdh w16sdtfl w16du wp14">
+<w:hdr xmlns:wpc="http://schemas.microsoft.com/office/word/2010/wordprocessingCanvas" xmlns:cx="http://schemas.microsoft.com/office/drawing/2014/chartex" xmlns:cx1="http://schemas.microsoft.com/office/drawing/2015/9/8/chartex" xmlns:cx2="http://schemas.microsoft.com/office/drawing/2015/10/21/chartex" xmlns:cx3="http://schemas.microsoft.com/office/drawing/2016/5/9/chartex" xmlns:cx4="http://schemas.microsoft.com/office/drawing/2016/5/10/chartex" xmlns:cx5="http://schemas.microsoft.com/office/drawing/2016/5/11/chartex" xmlns:cx6="http://schemas.microsoft.com/office/drawing/2016/5/12/chartex" xmlns:cx7="http://schemas.microsoft.com/office/drawing/2016/5/13/chartex" xmlns:cx8="http://schemas.microsoft.com/office/drawing/2016/5/14/chartex" xmlns:mc="http://schemas.openxmlformats.org/markup-compatibility/2006" xmlns:aink="http://schemas.microsoft.com/office/drawing/2016/ink" xmlns:am3d="http://schemas.microsoft.com/office/drawing/2017/model3d" xmlns:o="urn:schemas-microsoft-com:office:office" xmlns:oel="http://schemas.microsoft.com/office/2019/extlst" xmlns:r="http://schemas.openxmlformats.org/officeDocument/2006/relationships" xmlns:m="http://schemas.openxmlformats.org/officeDocument/2006/math" xmlns:v="urn:schemas-microsoft-com:vml" xmlns:wp14="http://schemas.microsoft.com/office/word/2010/wordprocessingDrawing" xmlns:wp="http://schemas.openxmlformats.org/drawingml/2006/wordprocessingDrawing" xmlns:w10="urn:schemas-microsoft-com:office:word" xmlns:w="http://schemas.openxmlformats.org/wordprocessingml/2006/main" xmlns:w14="http://schemas.microsoft.com/office/word/2010/wordml" xmlns:w15="http://schemas.microsoft.com/office/word/2012/wordml" xmlns:w16cei="http://schemas.microsoft.com/office/word/2026/wordml/cei" xmlns:w16cex="http://schemas.microsoft.com/office/word/2018/wordml/cex" xmlns:w16cid="http://schemas.microsoft.com/office/word/2016/wordml/cid" xmlns:w16="http://schemas.microsoft.com/office/word/2018/wordml" xmlns:w16du="http://schemas.microsoft.com/office/word/2023/wordml/word16du" xmlns:w16sdtdh="http://schemas.microsoft.com/office/word/2020/wordml/sdtdatahash" xmlns:w16sdtfl="http://schemas.microsoft.com/office/word/2024/wordml/sdtformatlock" xmlns:w16se="http://schemas.microsoft.com/office/word/2015/wordml/symex" xmlns:wpg="http://schemas.microsoft.com/office/word/2010/wordprocessingGroup" xmlns:wpi="http://schemas.microsoft.com/office/word/2010/wordprocessingInk" xmlns:wne="http://schemas.microsoft.com/office/word/2006/wordml" xmlns:wps="http://schemas.microsoft.com/office/word/2010/wordprocessingShape" mc:Ignorable="w14 w15 w16se w16cid w16 w16cex w16sdtdh w16sdtfl w16du wp14">
   <w:p>
     <w:pPr>
       <w:pStyle w:val="Header"/>
@@ -1194,7 +1226,7 @@
 </file>
 
 <file path=word/header2.xml><?xml version="1.0" encoding="utf-8"?>
-<w:hdr xmlns:wpc="http://schemas.microsoft.com/office/word/2010/wordprocessingCanvas" xmlns:cx="http://schemas.microsoft.com/office/drawing/2014/chartex" xmlns:cx1="http://schemas.microsoft.com/office/drawing/2015/9/8/chartex" xmlns:cx2="http://schemas.microsoft.com/office/drawing/2015/10/21/chartex" xmlns:cx3="http://schemas.microsoft.com/office/drawing/2016/5/9/chartex" xmlns:cx4="http://schemas.microsoft.com/office/drawing/2016/5/10/chartex" xmlns:cx5="http://schemas.microsoft.com/office/drawing/2016/5/11/chartex" xmlns:cx6="http://schemas.microsoft.com/office/drawing/2016/5/12/chartex" xmlns:cx7="http://schemas.microsoft.com/office/drawing/2016/5/13/chartex" xmlns:cx8="http://schemas.microsoft.com/office/drawing/2016/5/14/chartex" xmlns:mc="http://schemas.openxmlformats.org/markup-compatibility/2006" xmlns:aink="http://schemas.microsoft.com/office/drawing/2016/ink" xmlns:am3d="http://schemas.microsoft.com/office/drawing/2017/model3d" xmlns:o="urn:schemas-microsoft-com:office:office" xmlns:oel="http://schemas.microsoft.com/office/2019/extlst" xmlns:r="http://schemas.openxmlformats.org/officeDocument/2006/relationships" xmlns:m="http://schemas.openxmlformats.org/officeDocument/2006/math" xmlns:v="urn:schemas-microsoft-com:vml" xmlns:wp14="http://schemas.microsoft.com/office/word/2010/wordprocessingDrawing" xmlns:wp="http://schemas.openxmlformats.org/drawingml/2006/wordprocessingDrawing" xmlns:w10="urn:schemas-microsoft-com:office:word" xmlns:w="http://schemas.openxmlformats.org/wordprocessingml/2006/main" xmlns:w14="http://schemas.microsoft.com/office/word/2010/wordml" xmlns:w15="http://schemas.microsoft.com/office/word/2012/wordml" xmlns:w16cex="http://schemas.microsoft.com/office/word/2018/wordml/cex" xmlns:w16cid="http://schemas.microsoft.com/office/word/2016/wordml/cid" xmlns:w16="http://schemas.microsoft.com/office/word/2018/wordml" xmlns:w16du="http://schemas.microsoft.com/office/word/2023/wordml/word16du" xmlns:w16sdtdh="http://schemas.microsoft.com/office/word/2020/wordml/sdtdatahash" xmlns:w16sdtfl="http://schemas.microsoft.com/office/word/2024/wordml/sdtformatlock" xmlns:w16se="http://schemas.microsoft.com/office/word/2015/wordml/symex" xmlns:wpg="http://schemas.microsoft.com/office/word/2010/wordprocessingGroup" xmlns:wpi="http://schemas.microsoft.com/office/word/2010/wordprocessingInk" xmlns:wne="http://schemas.microsoft.com/office/word/2006/wordml" xmlns:wps="http://schemas.microsoft.com/office/word/2010/wordprocessingShape" mc:Ignorable="w14 w15 w16se w16cid w16 w16cex w16sdtdh w16sdtfl w16du wp14">
+<w:hdr xmlns:wpc="http://schemas.microsoft.com/office/word/2010/wordprocessingCanvas" xmlns:cx="http://schemas.microsoft.com/office/drawing/2014/chartex" xmlns:cx1="http://schemas.microsoft.com/office/drawing/2015/9/8/chartex" xmlns:cx2="http://schemas.microsoft.com/office/drawing/2015/10/21/chartex" xmlns:cx3="http://schemas.microsoft.com/office/drawing/2016/5/9/chartex" xmlns:cx4="http://schemas.microsoft.com/office/drawing/2016/5/10/chartex" xmlns:cx5="http://schemas.microsoft.com/office/drawing/2016/5/11/chartex" xmlns:cx6="http://schemas.microsoft.com/office/drawing/2016/5/12/chartex" xmlns:cx7="http://schemas.microsoft.com/office/drawing/2016/5/13/chartex" xmlns:cx8="http://schemas.microsoft.com/office/drawing/2016/5/14/chartex" xmlns:mc="http://schemas.openxmlformats.org/markup-compatibility/2006" xmlns:aink="http://schemas.microsoft.com/office/drawing/2016/ink" xmlns:am3d="http://schemas.microsoft.com/office/drawing/2017/model3d" xmlns:o="urn:schemas-microsoft-com:office:office" xmlns:oel="http://schemas.microsoft.com/office/2019/extlst" xmlns:r="http://schemas.openxmlformats.org/officeDocument/2006/relationships" xmlns:m="http://schemas.openxmlformats.org/officeDocument/2006/math" xmlns:v="urn:schemas-microsoft-com:vml" xmlns:wp14="http://schemas.microsoft.com/office/word/2010/wordprocessingDrawing" xmlns:wp="http://schemas.openxmlformats.org/drawingml/2006/wordprocessingDrawing" xmlns:w10="urn:schemas-microsoft-com:office:word" xmlns:w="http://schemas.openxmlformats.org/wordprocessingml/2006/main" xmlns:w14="http://schemas.microsoft.com/office/word/2010/wordml" xmlns:w15="http://schemas.microsoft.com/office/word/2012/wordml" xmlns:w16cei="http://schemas.microsoft.com/office/word/2026/wordml/cei" xmlns:w16cex="http://schemas.microsoft.com/office/word/2018/wordml/cex" xmlns:w16cid="http://schemas.microsoft.com/office/word/2016/wordml/cid" xmlns:w16="http://schemas.microsoft.com/office/word/2018/wordml" xmlns:w16du="http://schemas.microsoft.com/office/word/2023/wordml/word16du" xmlns:w16sdtdh="http://schemas.microsoft.com/office/word/2020/wordml/sdtdatahash" xmlns:w16sdtfl="http://schemas.microsoft.com/office/word/2024/wordml/sdtformatlock" xmlns:w16se="http://schemas.microsoft.com/office/word/2015/wordml/symex" xmlns:wpg="http://schemas.microsoft.com/office/word/2010/wordprocessingGroup" xmlns:wpi="http://schemas.microsoft.com/office/word/2010/wordprocessingInk" xmlns:wne="http://schemas.microsoft.com/office/word/2006/wordml" xmlns:wps="http://schemas.microsoft.com/office/word/2010/wordprocessingShape" mc:Ignorable="w14 w15 w16se w16cid w16 w16cex w16sdtdh w16sdtfl w16du wp14">
   <w:p>
     <w:pPr>
       <w:pStyle w:val="Header"/>
@@ -1278,7 +1310,7 @@
 </file>
 
 <file path=word/header3.xml><?xml version="1.0" encoding="utf-8"?>
-<w:hdr xmlns:wpc="http://schemas.microsoft.com/office/word/2010/wordprocessingCanvas" xmlns:cx="http://schemas.microsoft.com/office/drawing/2014/chartex" xmlns:cx1="http://schemas.microsoft.com/office/drawing/2015/9/8/chartex" xmlns:cx2="http://schemas.microsoft.com/office/drawing/2015/10/21/chartex" xmlns:cx3="http://schemas.microsoft.com/office/drawing/2016/5/9/chartex" xmlns:cx4="http://schemas.microsoft.com/office/drawing/2016/5/10/chartex" xmlns:cx5="http://schemas.microsoft.com/office/drawing/2016/5/11/chartex" xmlns:cx6="http://schemas.microsoft.com/office/drawing/2016/5/12/chartex" xmlns:cx7="http://schemas.microsoft.com/office/drawing/2016/5/13/chartex" xmlns:cx8="http://schemas.microsoft.com/office/drawing/2016/5/14/chartex" xmlns:mc="http://schemas.openxmlformats.org/markup-compatibility/2006" xmlns:aink="http://schemas.microsoft.com/office/drawing/2016/ink" xmlns:am3d="http://schemas.microsoft.com/office/drawing/2017/model3d" xmlns:o="urn:schemas-microsoft-com:office:office" xmlns:oel="http://schemas.microsoft.com/office/2019/extlst" xmlns:r="http://schemas.openxmlformats.org/officeDocument/2006/relationships" xmlns:m="http://schemas.openxmlformats.org/officeDocument/2006/math" xmlns:v="urn:schemas-microsoft-com:vml" xmlns:wp14="http://schemas.microsoft.com/office/word/2010/wordprocessingDrawing" xmlns:wp="http://schemas.openxmlformats.org/drawingml/2006/wordprocessingDrawing" xmlns:w10="urn:schemas-microsoft-com:office:word" xmlns:w="http://schemas.openxmlformats.org/wordprocessingml/2006/main" xmlns:w14="http://schemas.microsoft.com/office/word/2010/wordml" xmlns:w15="http://schemas.microsoft.com/office/word/2012/wordml" xmlns:w16cex="http://schemas.microsoft.com/office/word/2018/wordml/cex" xmlns:w16cid="http://schemas.microsoft.com/office/word/2016/wordml/cid" xmlns:w16="http://schemas.microsoft.com/office/word/2018/wordml" xmlns:w16du="http://schemas.microsoft.com/office/word/2023/wordml/word16du" xmlns:w16sdtdh="http://schemas.microsoft.com/office/word/2020/wordml/sdtdatahash" xmlns:w16sdtfl="http://schemas.microsoft.com/office/word/2024/wordml/sdtformatlock" xmlns:w16se="http://schemas.microsoft.com/office/word/2015/wordml/symex" xmlns:wpg="http://schemas.microsoft.com/office/word/2010/wordprocessingGroup" xmlns:wpi="http://schemas.microsoft.com/office/word/2010/wordprocessingInk" xmlns:wne="http://schemas.microsoft.com/office/word/2006/wordml" xmlns:wps="http://schemas.microsoft.com/office/word/2010/wordprocessingShape" mc:Ignorable="w14 w15 w16se w16cid w16 w16cex w16sdtdh w16sdtfl w16du wp14">
+<w:hdr xmlns:wpc="http://schemas.microsoft.com/office/word/2010/wordprocessingCanvas" xmlns:cx="http://schemas.microsoft.com/office/drawing/2014/chartex" xmlns:cx1="http://schemas.microsoft.com/office/drawing/2015/9/8/chartex" xmlns:cx2="http://schemas.microsoft.com/office/drawing/2015/10/21/chartex" xmlns:cx3="http://schemas.microsoft.com/office/drawing/2016/5/9/chartex" xmlns:cx4="http://schemas.microsoft.com/office/drawing/2016/5/10/chartex" xmlns:cx5="http://schemas.microsoft.com/office/drawing/2016/5/11/chartex" xmlns:cx6="http://schemas.microsoft.com/office/drawing/2016/5/12/chartex" xmlns:cx7="http://schemas.microsoft.com/office/drawing/2016/5/13/chartex" xmlns:cx8="http://schemas.microsoft.com/office/drawing/2016/5/14/chartex" xmlns:mc="http://schemas.openxmlformats.org/markup-compatibility/2006" xmlns:aink="http://schemas.microsoft.com/office/drawing/2016/ink" xmlns:am3d="http://schemas.microsoft.com/office/drawing/2017/model3d" xmlns:o="urn:schemas-microsoft-com:office:office" xmlns:oel="http://schemas.microsoft.com/office/2019/extlst" xmlns:r="http://schemas.openxmlformats.org/officeDocument/2006/relationships" xmlns:m="http://schemas.openxmlformats.org/officeDocument/2006/math" xmlns:v="urn:schemas-microsoft-com:vml" xmlns:wp14="http://schemas.microsoft.com/office/word/2010/wordprocessingDrawing" xmlns:wp="http://schemas.openxmlformats.org/drawingml/2006/wordprocessingDrawing" xmlns:w10="urn:schemas-microsoft-com:office:word" xmlns:w="http://schemas.openxmlformats.org/wordprocessingml/2006/main" xmlns:w14="http://schemas.microsoft.com/office/word/2010/wordml" xmlns:w15="http://schemas.microsoft.com/office/word/2012/wordml" xmlns:w16cei="http://schemas.microsoft.com/office/word/2026/wordml/cei" xmlns:w16cex="http://schemas.microsoft.com/office/word/2018/wordml/cex" xmlns:w16cid="http://schemas.microsoft.com/office/word/2016/wordml/cid" xmlns:w16="http://schemas.microsoft.com/office/word/2018/wordml" xmlns:w16du="http://schemas.microsoft.com/office/word/2023/wordml/word16du" xmlns:w16sdtdh="http://schemas.microsoft.com/office/word/2020/wordml/sdtdatahash" xmlns:w16sdtfl="http://schemas.microsoft.com/office/word/2024/wordml/sdtformatlock" xmlns:w16se="http://schemas.microsoft.com/office/word/2015/wordml/symex" xmlns:wpg="http://schemas.microsoft.com/office/word/2010/wordprocessingGroup" xmlns:wpi="http://schemas.microsoft.com/office/word/2010/wordprocessingInk" xmlns:wne="http://schemas.microsoft.com/office/word/2006/wordml" xmlns:wps="http://schemas.microsoft.com/office/word/2010/wordprocessingShape" mc:Ignorable="w14 w15 w16se w16cid w16 w16cex w16sdtdh w16sdtfl w16du wp14">
   <w:p>
     <w:pPr>
       <w:pStyle w:val="Header"/>
@@ -1288,7 +1320,7 @@
 </file>
 
 <file path=word/numbering.xml><?xml version="1.0" encoding="utf-8"?>
-<w:numbering xmlns:wpc="http://schemas.microsoft.com/office/word/2010/wordprocessingCanvas" xmlns:cx="http://schemas.microsoft.com/office/drawing/2014/chartex" xmlns:cx1="http://schemas.microsoft.com/office/drawing/2015/9/8/chartex" xmlns:cx2="http://schemas.microsoft.com/office/drawing/2015/10/21/chartex" xmlns:cx3="http://schemas.microsoft.com/office/drawing/2016/5/9/chartex" xmlns:cx4="http://schemas.microsoft.com/office/drawing/2016/5/10/chartex" xmlns:cx5="http://schemas.microsoft.com/office/drawing/2016/5/11/chartex" xmlns:cx6="http://schemas.microsoft.com/office/drawing/2016/5/12/chartex" xmlns:cx7="http://schemas.microsoft.com/office/drawing/2016/5/13/chartex" xmlns:cx8="http://schemas.microsoft.com/office/drawing/2016/5/14/chartex" xmlns:mc="http://schemas.openxmlformats.org/markup-compatibility/2006" xmlns:aink="http://schemas.microsoft.com/office/drawing/2016/ink" xmlns:am3d="http://schemas.microsoft.com/office/drawing/2017/model3d" xmlns:o="urn:schemas-microsoft-com:office:office" xmlns:oel="http://schemas.microsoft.com/office/2019/extlst" xmlns:r="http://schemas.openxmlformats.org/officeDocument/2006/relationships" xmlns:m="http://schemas.openxmlformats.org/officeDocument/2006/math" xmlns:v="urn:schemas-microsoft-com:vml" xmlns:wp14="http://schemas.microsoft.com/office/word/2010/wordprocessingDrawing" xmlns:wp="http://schemas.openxmlformats.org/drawingml/2006/wordprocessingDrawing" xmlns:w10="urn:schemas-microsoft-com:office:word" xmlns:w="http://schemas.openxmlformats.org/wordprocessingml/2006/main" xmlns:w14="http://schemas.microsoft.com/office/word/2010/wordml" xmlns:w15="http://schemas.microsoft.com/office/word/2012/wordml" xmlns:w16cex="http://schemas.microsoft.com/office/word/2018/wordml/cex" xmlns:w16cid="http://schemas.microsoft.com/office/word/2016/wordml/cid" xmlns:w16="http://schemas.microsoft.com/office/word/2018/wordml" xmlns:w16du="http://schemas.microsoft.com/office/word/2023/wordml/word16du" xmlns:w16sdtdh="http://schemas.microsoft.com/office/word/2020/wordml/sdtdatahash" xmlns:w16sdtfl="http://schemas.microsoft.com/office/word/2024/wordml/sdtformatlock" xmlns:w16se="http://schemas.microsoft.com/office/word/2015/wordml/symex" xmlns:wpg="http://schemas.microsoft.com/office/word/2010/wordprocessingGroup" xmlns:wpi="http://schemas.microsoft.com/office/word/2010/wordprocessingInk" xmlns:wne="http://schemas.microsoft.com/office/word/2006/wordml" xmlns:wps="http://schemas.microsoft.com/office/word/2010/wordprocessingShape" mc:Ignorable="w14 w15 w16se w16cid w16 w16cex w16sdtdh w16sdtfl w16du wp14">
+<w:numbering xmlns:wpc="http://schemas.microsoft.com/office/word/2010/wordprocessingCanvas" xmlns:cx="http://schemas.microsoft.com/office/drawing/2014/chartex" xmlns:cx1="http://schemas.microsoft.com/office/drawing/2015/9/8/chartex" xmlns:cx2="http://schemas.microsoft.com/office/drawing/2015/10/21/chartex" xmlns:cx3="http://schemas.microsoft.com/office/drawing/2016/5/9/chartex" xmlns:cx4="http://schemas.microsoft.com/office/drawing/2016/5/10/chartex" xmlns:cx5="http://schemas.microsoft.com/office/drawing/2016/5/11/chartex" xmlns:cx6="http://schemas.microsoft.com/office/drawing/2016/5/12/chartex" xmlns:cx7="http://schemas.microsoft.com/office/drawing/2016/5/13/chartex" xmlns:cx8="http://schemas.microsoft.com/office/drawing/2016/5/14/chartex" xmlns:mc="http://schemas.openxmlformats.org/markup-compatibility/2006" xmlns:aink="http://schemas.microsoft.com/office/drawing/2016/ink" xmlns:am3d="http://schemas.microsoft.com/office/drawing/2017/model3d" xmlns:o="urn:schemas-microsoft-com:office:office" xmlns:oel="http://schemas.microsoft.com/office/2019/extlst" xmlns:r="http://schemas.openxmlformats.org/officeDocument/2006/relationships" xmlns:m="http://schemas.openxmlformats.org/officeDocument/2006/math" xmlns:v="urn:schemas-microsoft-com:vml" xmlns:wp14="http://schemas.microsoft.com/office/word/2010/wordprocessingDrawing" xmlns:wp="http://schemas.openxmlformats.org/drawingml/2006/wordprocessingDrawing" xmlns:w10="urn:schemas-microsoft-com:office:word" xmlns:w="http://schemas.openxmlformats.org/wordprocessingml/2006/main" xmlns:w14="http://schemas.microsoft.com/office/word/2010/wordml" xmlns:w15="http://schemas.microsoft.com/office/word/2012/wordml" xmlns:w16cei="http://schemas.microsoft.com/office/word/2026/wordml/cei" xmlns:w16cex="http://schemas.microsoft.com/office/word/2018/wordml/cex" xmlns:w16cid="http://schemas.microsoft.com/office/word/2016/wordml/cid" xmlns:w16="http://schemas.microsoft.com/office/word/2018/wordml" xmlns:w16du="http://schemas.microsoft.com/office/word/2023/wordml/word16du" xmlns:w16sdtdh="http://schemas.microsoft.com/office/word/2020/wordml/sdtdatahash" xmlns:w16sdtfl="http://schemas.microsoft.com/office/word/2024/wordml/sdtformatlock" xmlns:w16se="http://schemas.microsoft.com/office/word/2015/wordml/symex" xmlns:wpg="http://schemas.microsoft.com/office/word/2010/wordprocessingGroup" xmlns:wpi="http://schemas.microsoft.com/office/word/2010/wordprocessingInk" xmlns:wne="http://schemas.microsoft.com/office/word/2006/wordml" xmlns:wps="http://schemas.microsoft.com/office/word/2010/wordprocessingShape" mc:Ignorable="w14 w15 w16se w16cid w16 w16cex w16sdtdh w16sdtfl w16du wp14">
   <w:abstractNum w:abstractNumId="0" w15:restartNumberingAfterBreak="0">
     <w:nsid w:val="145119B3"/>
     <w:multiLevelType w:val="hybridMultilevel"/>
@@ -2802,6 +2834,21 @@
 </file>
 
 <file path=customXml/item1.xml><?xml version="1.0" encoding="utf-8"?>
+<p:properties xmlns:p="http://schemas.microsoft.com/office/2006/metadata/properties" xmlns:xsi="http://www.w3.org/2001/XMLSchema-instance" xmlns:pc="http://schemas.microsoft.com/office/infopath/2007/PartnerControls">
+  <documentManagement>
+    <lcf76f155ced4ddcb4097134ff3c332f xmlns="e789b7fa-a83c-4c6b-9e01-87c723f67228">
+      <Terms xmlns="http://schemas.microsoft.com/office/infopath/2007/PartnerControls"/>
+    </lcf76f155ced4ddcb4097134ff3c332f>
+    <TaxCatchAll xmlns="bb952b06-3268-4e55-b0fe-9eb49669fc08" xsi:nil="true"/>
+  </documentManagement>
+</p:properties>
+</file>
+
+<file path=customXml/item2.xml><?xml version="1.0" encoding="utf-8"?>
+<b:Sources xmlns:b="http://schemas.openxmlformats.org/officeDocument/2006/bibliography" xmlns="http://schemas.openxmlformats.org/officeDocument/2006/bibliography" SelectedStyle="/APASixthEditionOfficeOnline.xsl" StyleName="APA" Version="6"/>
+</file>
+
+<file path=customXml/item3.xml><?xml version="1.0" encoding="utf-8"?>
 <ct:contentTypeSchema xmlns:ct="http://schemas.microsoft.com/office/2006/metadata/contentType" xmlns:ma="http://schemas.microsoft.com/office/2006/metadata/properties/metaAttributes" ct:_="" ma:_="" ma:contentTypeName="Document" ma:contentTypeID="0x010100B89331DE8EA64F4FBEA00113BF0E4514" ma:contentTypeVersion="11" ma:contentTypeDescription="Create a new document." ma:contentTypeScope="" ma:versionID="0b60b04e60edb8b2e7e2fe1cc7d413e0">
   <xsd:schema xmlns:xsd="http://www.w3.org/2001/XMLSchema" xmlns:xs="http://www.w3.org/2001/XMLSchema" xmlns:p="http://schemas.microsoft.com/office/2006/metadata/properties" xmlns:ns2="e789b7fa-a83c-4c6b-9e01-87c723f67228" xmlns:ns3="bb952b06-3268-4e55-b0fe-9eb49669fc08" targetNamespace="http://schemas.microsoft.com/office/2006/metadata/properties" ma:root="true" ma:fieldsID="52467e30880403e5f73a15b97b0992c8" ns2:_="" ns3:_="">
     <xsd:import namespace="e789b7fa-a83c-4c6b-9e01-87c723f67228"/>
@@ -2996,21 +3043,6 @@
 </ct:contentTypeSchema>
 </file>
 
-<file path=customXml/item2.xml><?xml version="1.0" encoding="utf-8"?>
-<b:Sources xmlns:b="http://schemas.openxmlformats.org/officeDocument/2006/bibliography" xmlns="http://schemas.openxmlformats.org/officeDocument/2006/bibliography" SelectedStyle="/APASixthEditionOfficeOnline.xsl" StyleName="APA" Version="6"/>
-</file>
-
-<file path=customXml/item3.xml><?xml version="1.0" encoding="utf-8"?>
-<p:properties xmlns:p="http://schemas.microsoft.com/office/2006/metadata/properties" xmlns:xsi="http://www.w3.org/2001/XMLSchema-instance" xmlns:pc="http://schemas.microsoft.com/office/infopath/2007/PartnerControls">
-  <documentManagement>
-    <lcf76f155ced4ddcb4097134ff3c332f xmlns="e789b7fa-a83c-4c6b-9e01-87c723f67228">
-      <Terms xmlns="http://schemas.microsoft.com/office/infopath/2007/PartnerControls"/>
-    </lcf76f155ced4ddcb4097134ff3c332f>
-    <TaxCatchAll xmlns="bb952b06-3268-4e55-b0fe-9eb49669fc08" xsi:nil="true"/>
-  </documentManagement>
-</p:properties>
-</file>
-
 <file path=customXml/item4.xml><?xml version="1.0" encoding="utf-8"?>
 <?mso-contentType ?>
 <FormTemplates xmlns="http://schemas.microsoft.com/sharepoint/v3/contenttype/forms">
@@ -3021,6 +3053,25 @@
 </file>
 
 <file path=customXml/itemProps1.xml><?xml version="1.0" encoding="utf-8"?>
+<ds:datastoreItem xmlns:ds="http://schemas.openxmlformats.org/officeDocument/2006/customXml" ds:itemID="{EF43FDED-CD1D-4301-B761-71C1DCC851CC}">
+  <ds:schemaRefs>
+    <ds:schemaRef ds:uri="http://schemas.microsoft.com/office/2006/metadata/properties"/>
+    <ds:schemaRef ds:uri="http://schemas.microsoft.com/office/infopath/2007/PartnerControls"/>
+    <ds:schemaRef ds:uri="e789b7fa-a83c-4c6b-9e01-87c723f67228"/>
+    <ds:schemaRef ds:uri="bb952b06-3268-4e55-b0fe-9eb49669fc08"/>
+  </ds:schemaRefs>
+</ds:datastoreItem>
+</file>
+
+<file path=customXml/itemProps2.xml><?xml version="1.0" encoding="utf-8"?>
+<ds:datastoreItem xmlns:ds="http://schemas.openxmlformats.org/officeDocument/2006/customXml" ds:itemID="{3B4892E8-18D6-D444-BA6E-299F0B60384F}">
+  <ds:schemaRefs>
+    <ds:schemaRef ds:uri="http://schemas.openxmlformats.org/officeDocument/2006/bibliography"/>
+  </ds:schemaRefs>
+</ds:datastoreItem>
+</file>
+
+<file path=customXml/itemProps3.xml><?xml version="1.0" encoding="utf-8"?>
 <ds:datastoreItem xmlns:ds="http://schemas.openxmlformats.org/officeDocument/2006/customXml" ds:itemID="{93F00A47-6514-4C46-91C6-8D2331E8318E}">
   <ds:schemaRefs>
     <ds:schemaRef ds:uri="http://schemas.microsoft.com/office/2006/metadata/contentType"/>
@@ -3039,25 +3090,6 @@
 </ds:datastoreItem>
 </file>
 
-<file path=customXml/itemProps2.xml><?xml version="1.0" encoding="utf-8"?>
-<ds:datastoreItem xmlns:ds="http://schemas.openxmlformats.org/officeDocument/2006/customXml" ds:itemID="{3B4892E8-18D6-D444-BA6E-299F0B60384F}">
-  <ds:schemaRefs>
-    <ds:schemaRef ds:uri="http://schemas.openxmlformats.org/officeDocument/2006/bibliography"/>
-  </ds:schemaRefs>
-</ds:datastoreItem>
-</file>
-
-<file path=customXml/itemProps3.xml><?xml version="1.0" encoding="utf-8"?>
-<ds:datastoreItem xmlns:ds="http://schemas.openxmlformats.org/officeDocument/2006/customXml" ds:itemID="{EF43FDED-CD1D-4301-B761-71C1DCC851CC}">
-  <ds:schemaRefs>
-    <ds:schemaRef ds:uri="http://schemas.microsoft.com/office/2006/metadata/properties"/>
-    <ds:schemaRef ds:uri="http://schemas.microsoft.com/office/infopath/2007/PartnerControls"/>
-    <ds:schemaRef ds:uri="e789b7fa-a83c-4c6b-9e01-87c723f67228"/>
-    <ds:schemaRef ds:uri="bb952b06-3268-4e55-b0fe-9eb49669fc08"/>
-  </ds:schemaRefs>
-</ds:datastoreItem>
-</file>
-
 <file path=customXml/itemProps4.xml><?xml version="1.0" encoding="utf-8"?>
 <ds:datastoreItem xmlns:ds="http://schemas.openxmlformats.org/officeDocument/2006/customXml" ds:itemID="{45FB1F57-968F-4A6E-AEE9-65961EB5FADD}">
   <ds:schemaRefs>
